--- a/docs/Fase 2. Define/Paperdrop_Funcional_v1.0_EN.docx
+++ b/docs/Fase 2. Define/Paperdrop_Funcional_v1.0_EN.docx
@@ -27,7 +27,7 @@
         <w:pStyle w:val="BodyText"/>
       </w:pPr>
       <w:r>
-        <w:t xml:space="preserve">Functional Specification â€” version 1.0</w:t>
+        <w:t xml:space="preserve">Functional Specification — version 1.0</w:t>
       </w:r>
     </w:p>
     <w:p>
@@ -81,7 +81,7 @@
         <w:t xml:space="preserve"> </w:t>
       </w:r>
       <w:r>
-        <w:t xml:space="preserve">FASE 2 â€” functional specification, pre-SDD</w:t>
+        <w:t xml:space="preserve">FASE 2 — functional specification, pre-SDD</w:t>
       </w:r>
     </w:p>
     <w:p>
@@ -150,7 +150,7 @@
         <w:t xml:space="preserve"> </w:t>
       </w:r>
       <w:r>
-        <w:t xml:space="preserve">Paperdrop â€” Product Design Requirements (PDR), version 0.2 Â· Paperdrop â€” Architecture Decision Records (ADR), version 0.2</w:t>
+        <w:t xml:space="preserve">Paperdrop — Product Design Requirements (PDR), version 0.2 · Paperdrop — Architecture Decision Records (ADR), version 0.2</w:t>
       </w:r>
     </w:p>
     <w:p>
@@ -293,7 +293,7 @@
               <w:pStyle w:val="Compact"/>
             </w:pPr>
             <w:r>
-              <w:t xml:space="preserve">Replaces the earlier 17-section draft skeleton of this document with the approved 12-section index. Behaviour is concentrated in Â§4 and Â§5; screen composition and navigation are separated into Â§7.</w:t>
+              <w:t xml:space="preserve">Replaces the earlier 17-section draft skeleton of this document with the approved 12-section index. Behaviour is concentrated in §4 and §5; screen composition and navigation are separated into §7.</w:t>
             </w:r>
           </w:p>
         </w:tc>
@@ -369,7 +369,7 @@
               <w:pStyle w:val="Compact"/>
             </w:pPr>
             <w:r>
-              <w:t xml:space="preserve">ADR Â§3 â€” ADR-010 and ADR-011 remain Proposed.</w:t>
+              <w:t xml:space="preserve">ADR §3 — ADR-010 and ADR-011 remain Proposed.</w:t>
             </w:r>
           </w:p>
         </w:tc>
@@ -393,18 +393,18 @@
               <w:pStyle w:val="Compact"/>
             </w:pPr>
             <w:r>
-              <w:t xml:space="preserve">Product principles re-expressed as testable business rules (BR-01 â€¦ BR-22) backed by the worked examples of Annex D.</w:t>
-            </w:r>
-          </w:p>
-        </w:tc>
-        <w:tc>
-          <w:tcPr/>
-          <w:p>
-            <w:pPr>
-              <w:pStyle w:val="Compact"/>
-            </w:pPr>
-            <w:r>
-              <w:t xml:space="preserve">PDR Â§4; the 16-document end-to-end test.</w:t>
+              <w:t xml:space="preserve">Product principles re-expressed as testable business rules (BR-01 … BR-22) backed by the worked examples of Annex D.</w:t>
+            </w:r>
+          </w:p>
+        </w:tc>
+        <w:tc>
+          <w:tcPr/>
+          <w:p>
+            <w:pPr>
+              <w:pStyle w:val="Compact"/>
+            </w:pPr>
+            <w:r>
+              <w:t xml:space="preserve">PDR §4; the 16-document end-to-end test.</w:t>
             </w:r>
           </w:p>
         </w:tc>
@@ -451,7 +451,7 @@
               <w:pStyle w:val="Compact"/>
             </w:pPr>
             <w:r>
-              <w:t xml:space="preserve">PDR Â§6.2, Â§7.2.</w:t>
+              <w:t xml:space="preserve">PDR §6.2, §7.2.</w:t>
             </w:r>
           </w:p>
         </w:tc>
@@ -604,7 +604,7 @@
         <w:pStyle w:val="FirstParagraph"/>
       </w:pPr>
       <w:r>
-        <w:t xml:space="preserve">Annex A â€” Ninox API external contract</w:t>
+        <w:t xml:space="preserve">Annex A — Ninox API external contract</w:t>
       </w:r>
     </w:p>
     <w:p>
@@ -612,7 +612,7 @@
         <w:pStyle w:val="BodyText"/>
       </w:pPr>
       <w:r>
-        <w:t xml:space="preserve">Annex B â€” Country table</w:t>
+        <w:t xml:space="preserve">Annex B — Country table</w:t>
       </w:r>
     </w:p>
     <w:p>
@@ -620,7 +620,7 @@
         <w:pStyle w:val="BodyText"/>
       </w:pPr>
       <w:r>
-        <w:t xml:space="preserve">Annex C â€” Keyword and negative-context dictionaries</w:t>
+        <w:t xml:space="preserve">Annex C — Keyword and negative-context dictionaries</w:t>
       </w:r>
     </w:p>
     <w:p>
@@ -628,7 +628,7 @@
         <w:pStyle w:val="BodyText"/>
       </w:pPr>
       <w:r>
-        <w:t xml:space="preserve">Annex D â€” Worked examples</w:t>
+        <w:t xml:space="preserve">Annex D — Worked examples</w:t>
       </w:r>
     </w:p>
     <w:p>
@@ -636,7 +636,7 @@
         <w:pStyle w:val="BodyText"/>
       </w:pPr>
       <w:r>
-        <w:t xml:space="preserve">Annex E â€” Numbering and status conventions</w:t>
+        <w:t xml:space="preserve">Annex E — Numbering and status conventions</w:t>
       </w:r>
     </w:p>
     <w:bookmarkEnd w:id="10"/>
@@ -721,7 +721,7 @@
         <w:t xml:space="preserve"> </w:t>
       </w:r>
       <w:r>
-        <w:t xml:space="preserve">â€” end-to-end flows, exact business behaviour, per-screen specification, an error taxonomy with user-visible behaviour, and an acceptance criterion for every requirement.</w:t>
+        <w:t xml:space="preserve">— end-to-end flows, exact business behaviour, per-screen specification, an error taxonomy with user-visible behaviour, and an acceptance criterion for every requirement.</w:t>
       </w:r>
     </w:p>
     <w:p>
@@ -751,7 +751,7 @@
         <w:t xml:space="preserve"> </w:t>
       </w:r>
       <w:r>
-        <w:t xml:space="preserve">Every product principle of PDR Â§4 is converted into at least one numbered business rule with an acceptance test in Â§5, rather than restated as an intention.</w:t>
+        <w:t xml:space="preserve">Every product principle of PDR §4 is converted into at least one numbered business rule with an acceptance test in §5, rather than restated as an intention.</w:t>
       </w:r>
     </w:p>
     <w:p>
@@ -884,7 +884,7 @@
         <w:pStyle w:val="FirstParagraph"/>
       </w:pPr>
       <w:r>
-        <w:t xml:space="preserve">The scope is inherited from PDR Â§3.1 without change. The non-goals of PDR Â§3.2 are re-expressed here as</w:t>
+        <w:t xml:space="preserve">The scope is inherited from PDR §3.1 without change. The non-goals of PDR §3.2 are re-expressed here as</w:t>
       </w:r>
       <w:r>
         <w:t xml:space="preserve"> </w:t>
@@ -900,19 +900,19 @@
         <w:t xml:space="preserve"> </w:t>
       </w:r>
       <w:r>
-        <w:t xml:space="preserve">â€” statements of the form</w:t>
+        <w:t xml:space="preserve">— statements of the form</w:t>
       </w:r>
       <w:r>
         <w:t xml:space="preserve"> </w:t>
       </w:r>
       <w:r>
-        <w:t xml:space="preserve">“the app neverâ€¦”</w:t>
+        <w:t xml:space="preserve">“the app never…”</w:t>
       </w:r>
       <w:r>
         <w:t xml:space="preserve"> </w:t>
       </w:r>
       <w:r>
-        <w:t xml:space="preserve">â€” so that they can be tested rather than merely agreed. They are normative: BR-15, BR-16 and BR-19 in Â§5 carry them, and the acceptance corpus of Â§10 includes a negative check for each.</w:t>
+        <w:t xml:space="preserve">— so that they can be tested rather than merely agreed. They are normative: BR-15, BR-16 and BR-19 in §5 carry them, and the acceptance corpus of §10 includes a negative check for each.</w:t>
       </w:r>
     </w:p>
     <w:p>
@@ -2077,7 +2077,7 @@
               <w:pStyle w:val="Compact"/>
             </w:pPr>
             <w:r>
-              <w:t xml:space="preserve">The local store of supplier identifierâ€“name pairs, indexed only by identifiers that passed their check digit.</w:t>
+              <w:t xml:space="preserve">The local store of supplier identifier–name pairs, indexed only by identifiers that passed their check digit.</w:t>
             </w:r>
           </w:p>
         </w:tc>
@@ -2470,7 +2470,7 @@
               <w:t xml:space="preserve"> </w:t>
             </w:r>
             <w:r>
-              <w:t xml:space="preserve">is the module code of Â§4: CAP, EXT, VAL, REV, DST, WIZ, SND, HIS, MEM, CFG, CTR, DUP.</w:t>
+              <w:t xml:space="preserve">is the module code of §4: CAP, EXT, VAL, REV, DST, WIZ, SND, HIS, MEM, CFG, CTR, DUP.</w:t>
             </w:r>
           </w:p>
         </w:tc>
@@ -2508,7 +2508,7 @@
               <w:pStyle w:val="Compact"/>
             </w:pPr>
             <w:r>
-              <w:t xml:space="preserve">Business rule. Cross-cutting, testable, sourced. Catalogued in Â§5.</w:t>
+              <w:t xml:space="preserve">Business rule. Cross-cutting, testable, sourced. Catalogued in §5.</w:t>
             </w:r>
           </w:p>
         </w:tc>
@@ -2546,7 +2546,7 @@
               <w:pStyle w:val="Compact"/>
             </w:pPr>
             <w:r>
-              <w:t xml:space="preserve">Non-functional requirement. Catalogued in Â§8.</w:t>
+              <w:t xml:space="preserve">Non-functional requirement. Catalogued in §8.</w:t>
             </w:r>
           </w:p>
         </w:tc>
@@ -2584,7 +2584,7 @@
               <w:pStyle w:val="Compact"/>
             </w:pPr>
             <w:r>
-              <w:t xml:space="preserve">Use case: a real end-to-end journey. Catalogued in Â§3.</w:t>
+              <w:t xml:space="preserve">Use case: a real end-to-end journey. Catalogued in §3.</w:t>
             </w:r>
           </w:p>
         </w:tc>
@@ -2742,7 +2742,7 @@
         <w:t xml:space="preserve"> </w:t>
       </w:r>
       <w:r>
-        <w:t xml:space="preserve">(v1) Â·</w:t>
+        <w:t xml:space="preserve">(v1) ·</w:t>
       </w:r>
       <w:r>
         <w:t xml:space="preserve"> </w:t>
@@ -2757,7 +2757,7 @@
         <w:t xml:space="preserve"> </w:t>
       </w:r>
       <w:r>
-        <w:t xml:space="preserve">(desirable, may slip a release) Â·</w:t>
+        <w:t xml:space="preserve">(desirable, may slip a release) ·</w:t>
       </w:r>
       <w:r>
         <w:t xml:space="preserve"> </w:t>
@@ -2956,7 +2956,7 @@
         <w:t xml:space="preserve"> </w:t>
       </w:r>
       <w:r>
-        <w:t xml:space="preserve">Anything that cannot be accepted is an intention, not a requirement, and has no place in Â§4 or Â§5.</w:t>
+        <w:t xml:space="preserve">Anything that cannot be accepted is an intention, not a requirement, and has no place in §4 or §5.</w:t>
       </w:r>
     </w:p>
     <w:bookmarkEnd w:id="15"/>
@@ -3008,7 +3008,7 @@
         <w:pStyle w:val="BodyText"/>
       </w:pPr>
       <w:r>
-        <w:t xml:space="preserve">It is a complement to Ninox, not a substitute for it. It puts documents in and does nothing else: reporting, reconciliation and accounting remain what the user already has Ninox for (PDR Â§1). There is no backend, no Paperdrop account, and no call to a hosted model (ADR-002). Capture works without connectivity; a send is queued until the connection returns.</w:t>
+        <w:t xml:space="preserve">It is a complement to Ninox, not a substitute for it. It puts documents in and does nothing else: reporting, reconciliation and accounting remain what the user already has Ninox for (PDR §1). There is no backend, no Paperdrop account, and no call to a hosted model (ADR-002). Capture works without connectivity; a send is queued until the connection returns.</w:t>
       </w:r>
     </w:p>
     <w:p>
@@ -3029,7 +3029,7 @@
         <w:t xml:space="preserve">deterministic layer above reading</w:t>
       </w:r>
       <w:r>
-        <w:t xml:space="preserve">: check digits, arithmetic on independently read values, legal-rate checks and negative-context suppression confirm or correct a reading instead of trusting it (PDR Â§1.1). The prototype demonstrated it â€” a barcode confirmed against its EAN-13 check digit, a tax identifier repaired to the only check letter it admits, an ambiguous total resolved by arithmetic â€” and the 16-document test sharpened the claim: a check performed on derived operands is a tautology, so provenance now governs which check may confirm anything (PDR Â§6.1, ADR-019).</w:t>
+        <w:t xml:space="preserve">: check digits, arithmetic on independently read values, legal-rate checks and negative-context suppression confirm or correct a reading instead of trusting it (PDR §1.1). The prototype demonstrated it — a barcode confirmed against its EAN-13 check digit, a tax identifier repaired to the only check letter it admits, an ambiguous total resolved by arithmetic — and the 16-document test sharpened the claim: a check performed on derived operands is a tautology, so provenance now governs which check may confirm anything (PDR §6.1, ADR-019).</w:t>
       </w:r>
     </w:p>
     <w:bookmarkEnd w:id="17"/>
@@ -3047,7 +3047,7 @@
         <w:pStyle w:val="FirstParagraph"/>
       </w:pPr>
       <w:r>
-        <w:t xml:space="preserve">The addressed user is an existing Ninox customer who records expenses in a Ninox database, concentrated in German-speaking Europe (PDR Â§2).</w:t>
+        <w:t xml:space="preserve">The addressed user is an existing Ninox customer who records expenses in a Ninox database, concentrated in German-speaking Europe (PDR §2).</w:t>
       </w:r>
     </w:p>
     <w:p>
@@ -3077,7 +3077,7 @@
         <w:t xml:space="preserve"> </w:t>
       </w:r>
       <w:r>
-        <w:t xml:space="preserve">â€” restaurant, taxi, fuel, parking, small purchases. Captured with the device camera through the platform document scanner. Recognition is hard; the validation layer earns its place here.</w:t>
+        <w:t xml:space="preserve">— restaurant, taxi, fuel, parking, small purchases. Captured with the device camera through the platform document scanner. Recognition is hard; the validation layer earns its place here.</w:t>
       </w:r>
     </w:p>
     <w:p>
@@ -3099,7 +3099,7 @@
         <w:t xml:space="preserve"> </w:t>
       </w:r>
       <w:r>
-        <w:t xml:space="preserve">â€” PDFs and structured e-invoices arriving by email, shared into the app from the mail client. Reading is near-perfect for the e-invoice case; the difficulty for plain PDFs is layout variation between issuers.</w:t>
+        <w:t xml:space="preserve">— PDFs and structured e-invoices arriving by email, shared into the app from the mail client. Reading is near-perfect for the e-invoice case; the difficulty for plain PDFs is layout variation between issuers.</w:t>
       </w:r>
     </w:p>
     <w:p>
@@ -3107,7 +3107,7 @@
         <w:pStyle w:val="FirstParagraph"/>
       </w:pPr>
       <w:r>
-        <w:t xml:space="preserve">The 16-document test skewed toward B2B invoices, bank slips and non-EUR documents. It is one user and sixteen documents, not a market conclusion, and the product owner has decided not to reweight the routes on that basis â€” but two consequences are carried into this specification: the acceptance corpus keeps two halves (Â§10.1), and the first-run experience must not assume a receipt (FR-WIZ-008, UC-01).</w:t>
+        <w:t xml:space="preserve">The 16-document test skewed toward B2B invoices, bank slips and non-EUR documents. It is one user and sixteen documents, not a market conclusion, and the product owner has decided not to reweight the routes on that basis — but two consequences are carried into this specification: the acceptance corpus keeps two halves (§10.1), and the first-run experience must not assume a receipt (FR-WIZ-008, UC-01).</w:t>
       </w:r>
     </w:p>
     <w:p>
@@ -3159,7 +3159,7 @@
         </w:numPr>
       </w:pPr>
       <w:r>
-        <w:t xml:space="preserve">Capture uses the platform document scanner â€” ML Kit Document Scanner on Android, VisionKit document camera on iOS â€” never a raw camera view (ADR-006).</w:t>
+        <w:t xml:space="preserve">Capture uses the platform document scanner — ML Kit Document Scanner on Android, VisionKit document camera on iOS — never a raw camera view (ADR-006).</w:t>
       </w:r>
     </w:p>
     <w:p>
@@ -3243,7 +3243,7 @@
         <w:t xml:space="preserve"> </w:t>
       </w:r>
       <w:r>
-        <w:t xml:space="preserve">of this document for interface-reference purposes. Its eight lines are re-expressed here as verifiable constraints; each is traced to a requirement in Â§11.</w:t>
+        <w:t xml:space="preserve">of this document for interface-reference purposes. Its eight lines are re-expressed here as verifiable constraints; each is traced to a requirement in §11.</w:t>
       </w:r>
     </w:p>
     <w:tbl>
@@ -3738,7 +3738,7 @@
         <w:t xml:space="preserve">Blocked by ADR-011</w:t>
       </w:r>
       <w:r>
-        <w:t xml:space="preserve">; Â§12 carries the closure criteria.</w:t>
+        <w:t xml:space="preserve">; §12 carries the closure criteria.</w:t>
       </w:r>
     </w:p>
     <w:bookmarkEnd w:id="21"/>
@@ -3757,7 +3757,7 @@
         <w:pStyle w:val="FirstParagraph"/>
       </w:pPr>
       <w:r>
-        <w:t xml:space="preserve">One use case per real journey. Each carries preconditions, the main flow, the alternative flows that are actually reachable, and the acceptance condition that proves the journey works. Screen composition for each is in Â§7; requirement-level behaviour is in Â§4.</w:t>
+        <w:t xml:space="preserve">One use case per real journey. Each carries preconditions, the main flow, the alternative flows that are actually reachable, and the acceptance condition that proves the journey works. Screen composition for each is in §7; requirement-level behaviour is in §4.</w:t>
       </w:r>
     </w:p>
     <w:bookmarkStart w:id="23" w:name="use-case-inventory"/>
@@ -4443,7 +4443,7 @@
         <w:pStyle w:val="Heading2"/>
       </w:pPr>
       <w:r>
-        <w:t xml:space="preserve">UC-01 â€” First run and setup wizard</w:t>
+        <w:t xml:space="preserve">UC-01 — First run and setup wizard</w:t>
       </w:r>
     </w:p>
     <w:tbl>
@@ -4536,7 +4536,7 @@
               <w:pStyle w:val="Compact"/>
             </w:pPr>
             <w:r>
-              <w:t xml:space="preserve">1. The app opens with no destination and offers the wizard; there is no built-in default destination (FR-DST-002). 2. Token step: instructions for obtaining a token, a paste-from-clipboard button, and an option to open the Ninox settings page in the platform’s own system browser (FR-WIZ-003). 3. The user returns and pastes the token; it is validated immediately, and a successful call returns the team list for the next step. 4. Team â†’ database â†’ table, each chosen from a list; a step with only one option is skipped automatically (FR-WIZ-002). The table listing returns the schema in the same call, so there is no extra round trip. 5. Mapping step: the six core fields are each shown as a pre-filled proposal over a hard type filter and a synonym ranking with a strict threshold; the user corrects only what is wrong (FR-WIZ-005, FR-WIZ-006). 6. The wizard closes with a plain-language summary of what will and will not be saved, and offers to capture the first document (FR-WIZ-008).</w:t>
+              <w:t xml:space="preserve">1. The app opens with no destination and offers the wizard; there is no built-in default destination (FR-DST-002). 2. Token step: instructions for obtaining a token, a paste-from-clipboard button, and an option to open the Ninox settings page in the platform’s own system browser (FR-WIZ-003). 3. The user returns and pastes the token; it is validated immediately, and a successful call returns the team list for the next step. 4. Team → database → table, each chosen from a list; a step with only one option is skipped automatically (FR-WIZ-002). The table listing returns the schema in the same call, so there is no extra round trip. 5. Mapping step: the six core fields are each shown as a pre-filled proposal over a hard type filter and a synonym ranking with a strict threshold; the user corrects only what is wrong (FR-WIZ-005, FR-WIZ-006). 6. The wizard closes with a plain-language summary of what will and will not be saved, and offers to capture the first document (FR-WIZ-008).</w:t>
             </w:r>
           </w:p>
         </w:tc>
@@ -4657,7 +4657,7 @@
               <w:pStyle w:val="Compact"/>
             </w:pPr>
             <w:r>
-              <w:t xml:space="preserve">PDR Â§7.3, Â§8 Â· ADR-003, ADR-017, ADR-018</w:t>
+              <w:t xml:space="preserve">PDR §7.3, §8 · ADR-003, ADR-017, ADR-018</w:t>
             </w:r>
           </w:p>
         </w:tc>
@@ -4670,7 +4670,7 @@
         <w:pStyle w:val="Heading2"/>
       </w:pPr>
       <w:r>
-        <w:t xml:space="preserve">UC-02 â€” Clean document</w:t>
+        <w:t xml:space="preserve">UC-02 — Clean document</w:t>
       </w:r>
     </w:p>
     <w:tbl>
@@ -4763,7 +4763,7 @@
               <w:pStyle w:val="Compact"/>
             </w:pPr>
             <w:r>
-              <w:t xml:space="preserve">1. The user captures or shares the document (FR-CAP-001). 2. Extraction runs to completion and the app opens directly into review. 3. The destination bar shows the last destination used. If this is the first capture of the calendar day, the bar is highlighted and the save button stays disabled until the user acknowledges it once (FR-REV-002). 4. Focus jumps to the first unread field; every core field is green and the amounts block is collapsed to one confirming line (FR-REV-004, FR-REV-005). 5. The user taps Save. The button names the destination. 6. The send pipeline runs: create â†’ attach â†’ read-back (FR-SND-001). 7. The confirmation screen shows what is actually stored and offers to open the record in Ninox by deep link (FR-SND-006).</w:t>
+              <w:t xml:space="preserve">1. The user captures or shares the document (FR-CAP-001). 2. Extraction runs to completion and the app opens directly into review. 3. The destination bar shows the last destination used. If this is the first capture of the calendar day, the bar is highlighted and the save button stays disabled until the user acknowledges it once (FR-REV-002). 4. Focus jumps to the first unread field; every core field is green and the amounts block is collapsed to one confirming line (FR-REV-004, FR-REV-005). 5. The user taps Save. The button names the destination. 6. The send pipeline runs: create → attach → read-back (FR-SND-001). 7. The confirmation screen shows what is actually stored and offers to open the record in Ninox by deep link (FR-SND-006).</w:t>
             </w:r>
           </w:p>
         </w:tc>
@@ -4869,7 +4869,7 @@
               <w:t xml:space="preserve"> </w:t>
             </w:r>
             <w:r>
-              <w:t xml:space="preserve">â€” capture, (destination confirm,) save. No field is edited (PDR Â§7.2, Â§6.2).</w:t>
+              <w:t xml:space="preserve">— capture, (destination confirm,) save. No field is edited (PDR §7.2, §6.2).</w:t>
             </w:r>
           </w:p>
         </w:tc>
@@ -4897,7 +4897,7 @@
               <w:pStyle w:val="Compact"/>
             </w:pPr>
             <w:r>
-              <w:t xml:space="preserve">PDR Â§6.2, Â§7.2, Â§9 Â· ADR-008</w:t>
+              <w:t xml:space="preserve">PDR §6.2, §7.2, §9 · ADR-008</w:t>
             </w:r>
           </w:p>
         </w:tc>
@@ -4910,7 +4910,7 @@
         <w:pStyle w:val="Heading2"/>
       </w:pPr>
       <w:r>
-        <w:t xml:space="preserve">UC-03 â€” Typical document</w:t>
+        <w:t xml:space="preserve">UC-03 — Typical document</w:t>
       </w:r>
     </w:p>
     <w:tbl>
@@ -5003,7 +5003,7 @@
               <w:pStyle w:val="Compact"/>
             </w:pPr>
             <w:r>
-              <w:t xml:space="preserve">1. Capture / share, extraction, review opens as UC-02. 2. The user glances at the amber fields; tapping one draws a box around the region it was read from (FR-REV-003). 3. The user corrects or accepts each amber field without unlocking any green field. 4. Save â†’ send â†’ confirmation as UC-02.</w:t>
+              <w:t xml:space="preserve">1. Capture / share, extraction, review opens as UC-02. 2. The user glances at the amber fields; tapping one draws a box around the region it was read from (FR-REV-003). 3. The user corrects or accepts each amber field without unlocking any green field. 4. Save → send → confirmation as UC-02.</w:t>
             </w:r>
           </w:p>
         </w:tc>
@@ -5059,7 +5059,7 @@
               <w:pStyle w:val="Compact"/>
             </w:pPr>
             <w:r>
-              <w:t xml:space="preserve">As UC-02. The untouched-rate metric counts this document as edited (Â§10.4).</w:t>
+              <w:t xml:space="preserve">As UC-02. The untouched-rate metric counts this document as edited (§10.4).</w:t>
             </w:r>
           </w:p>
         </w:tc>
@@ -5097,7 +5097,7 @@
               <w:t xml:space="preserve"> </w:t>
             </w:r>
             <w:r>
-              <w:t xml:space="preserve">for a typical document (PDR Â§6.2). This figure is a release criterion, not a disappointed reaction to a demonstration.</w:t>
+              <w:t xml:space="preserve">for a typical document (PDR §6.2). This figure is a release criterion, not a disappointed reaction to a demonstration.</w:t>
             </w:r>
           </w:p>
         </w:tc>
@@ -5125,7 +5125,7 @@
               <w:pStyle w:val="Compact"/>
             </w:pPr>
             <w:r>
-              <w:t xml:space="preserve">PDR Â§6.2, Â§7.2</w:t>
+              <w:t xml:space="preserve">PDR §6.2, §7.2</w:t>
             </w:r>
           </w:p>
         </w:tc>
@@ -5138,7 +5138,7 @@
         <w:pStyle w:val="Heading2"/>
       </w:pPr>
       <w:r>
-        <w:t xml:space="preserve">UC-04 â€” Structured e-invoice</w:t>
+        <w:t xml:space="preserve">UC-04 — Structured e-invoice</w:t>
       </w:r>
     </w:p>
     <w:tbl>
@@ -5246,7 +5246,7 @@
               <w:t xml:space="preserve"> </w:t>
             </w:r>
             <w:r>
-              <w:t xml:space="preserve">(FR-EXT-003). 4. The app opens into review. Core fields are shown as confirmed â€” the strongest form of confirmation in the product, stronger than any redundancy check, because the source is a machine-readable record (ADR-014). 5. The document is attached byte-for-byte as received (FR-CAP-005). 6. Save â†’ send â†’ confirmation.</w:t>
+              <w:t xml:space="preserve">(FR-EXT-003). 4. The app opens into review. Core fields are shown as confirmed — the strongest form of confirmation in the product, stronger than any redundancy check, because the source is a machine-readable record (ADR-014). 5. The document is attached byte-for-byte as received (FR-CAP-005). 6. Save → send → confirmation.</w:t>
             </w:r>
           </w:p>
         </w:tc>
@@ -5415,7 +5415,7 @@
               <w:pStyle w:val="Compact"/>
             </w:pPr>
             <w:r>
-              <w:t xml:space="preserve">PDR Â§3.1 Â· ADR-014, ADR-015</w:t>
+              <w:t xml:space="preserve">PDR §3.1 · ADR-014, ADR-015</w:t>
             </w:r>
           </w:p>
         </w:tc>
@@ -5428,7 +5428,7 @@
         <w:pStyle w:val="Heading2"/>
       </w:pPr>
       <w:r>
-        <w:t xml:space="preserve">UC-05 â€” Card-terminal slip</w:t>
+        <w:t xml:space="preserve">UC-05 — Card-terminal slip</w:t>
       </w:r>
     </w:p>
     <w:tbl>
@@ -5521,7 +5521,7 @@
               <w:pStyle w:val="Compact"/>
             </w:pPr>
             <w:r>
-              <w:t xml:space="preserve">1. Capture, extraction, review. 2. The total is read and shown amber â€” an amount with nothing to be redundant against is</w:t>
+              <w:t xml:space="preserve">1. Capture, extraction, review. 2. The total is read and shown amber — an amount with nothing to be redundant against is</w:t>
             </w:r>
             <w:r>
               <w:t xml:space="preserve"> </w:t>
@@ -5546,7 +5546,7 @@
               <w:t xml:space="preserve"> </w:t>
             </w:r>
             <w:r>
-              <w:t xml:space="preserve">means for the VAT column: empty (default) or zero (FR-DST-006). 5. Save â†’ send â†’ confirmation.</w:t>
+              <w:t xml:space="preserve">means for the VAT column: empty (default) or zero (FR-DST-006). 5. Save → send → confirmation.</w:t>
             </w:r>
           </w:p>
         </w:tc>
@@ -5658,7 +5658,7 @@
               <w:pStyle w:val="Compact"/>
             </w:pPr>
             <w:r>
-              <w:t xml:space="preserve">PDR Â§6, Â§7.2, Â§7.3 Â· 16-document test, record 1414 (product owner’s verdict: the record is correct).</w:t>
+              <w:t xml:space="preserve">PDR §6, §7.2, §7.3 · 16-document test, record 1414 (product owner’s verdict: the record is correct).</w:t>
             </w:r>
           </w:p>
         </w:tc>
@@ -5671,7 +5671,7 @@
         <w:pStyle w:val="Heading2"/>
       </w:pPr>
       <w:r>
-        <w:t xml:space="preserve">UC-06 â€” Multi-rate receipt</w:t>
+        <w:t xml:space="preserve">UC-06 — Multi-rate receipt</w:t>
       </w:r>
     </w:p>
     <w:tbl>
@@ -5776,7 +5776,7 @@
               <w:t xml:space="preserve">tax_total</w:t>
             </w:r>
             <w:r>
-              <w:t xml:space="preserve">, where mapped, is the sum of printed amounts, never computed from an assumed rate (PDR Â§5.3). 4. Review shows the amounts block, expanded unless a redundancy check passes across all slots. 5. Save â†’ send â†’ confirmation.</w:t>
+              <w:t xml:space="preserve">, where mapped, is the sum of printed amounts, never computed from an assumed rate (PDR §5.3). 4. Review shows the amounts block, expanded unless a redundancy check passes across all slots. 5. Save → send → confirmation.</w:t>
             </w:r>
           </w:p>
         </w:tc>
@@ -5888,7 +5888,7 @@
               <w:pStyle w:val="Compact"/>
             </w:pPr>
             <w:r>
-              <w:t xml:space="preserve">PDR Â§5.3 Â· 16-document test, record 1425 (two rates and two bases).</w:t>
+              <w:t xml:space="preserve">PDR §5.3 · 16-document test, record 1425 (two rates and two bases).</w:t>
             </w:r>
           </w:p>
         </w:tc>
@@ -5901,7 +5901,7 @@
         <w:pStyle w:val="Heading2"/>
       </w:pPr>
       <w:r>
-        <w:t xml:space="preserve">UC-07 â€” Cash withdrawal abroad (DCC)</w:t>
+        <w:t xml:space="preserve">UC-07 — Cash withdrawal abroad (DCC)</w:t>
       </w:r>
     </w:p>
     <w:tbl>
@@ -5994,7 +5994,7 @@
               <w:pStyle w:val="Compact"/>
             </w:pPr>
             <w:r>
-              <w:t xml:space="preserve">1. Share / capture, extraction. 2. Currency is detected from the document’s own evidence â€” printed ISO code, symbol, issuer country â€” and carries its own confidence state (BR-12). 3. The mark-up is not a tax: it is suppressed as a tax candidate by the negative-context dictionary and the legal-rate check, and is read into</w:t>
+              <w:t xml:space="preserve">1. Share / capture, extraction. 2. Currency is detected from the document’s own evidence — printed ISO code, symbol, issuer country — and carries its own confidence state (BR-12). 3. The mark-up is not a tax: it is suppressed as a tax candidate by the negative-context dictionary and the legal-rate check, and is read into</w:t>
             </w:r>
             <w:r>
               <w:t xml:space="preserve"> </w:t>
@@ -6024,7 +6024,7 @@
               <w:t xml:space="preserve"> </w:t>
             </w:r>
             <w:r>
-              <w:t xml:space="preserve">(FR-EXT-010). 4. The two amounts â€” document currency and card currency â€” plus the exchange rate are captured into the currency group (PDR Â§5.2). 5. Review, save, send.</w:t>
+              <w:t xml:space="preserve">(FR-EXT-010). 4. The two amounts — document currency and card currency — plus the exchange rate are captured into the currency group (PDR §5.2). 5. Review, save, send.</w:t>
             </w:r>
           </w:p>
         </w:tc>
@@ -6136,7 +6136,7 @@
               <w:pStyle w:val="Compact"/>
             </w:pPr>
             <w:r>
-              <w:t xml:space="preserve">PDR Â§5.2 Â· ADR-019 Â· 16-document test, record 1428 (product owner’s verdict: correct as produced).</w:t>
+              <w:t xml:space="preserve">PDR §5.2 · ADR-019 · 16-document test, record 1428 (product owner’s verdict: correct as produced).</w:t>
             </w:r>
           </w:p>
         </w:tc>
@@ -6149,7 +6149,7 @@
         <w:pStyle w:val="Heading2"/>
       </w:pPr>
       <w:r>
-        <w:t xml:space="preserve">UC-08 â€” Mail container with several attachments</w:t>
+        <w:t xml:space="preserve">UC-08 — Mail container with several attachments</w:t>
       </w:r>
     </w:p>
     <w:tbl>
@@ -6244,7 +6244,7 @@
               <w:t xml:space="preserve"> </w:t>
             </w:r>
             <w:r>
-              <w:t xml:space="preserve">carries more than one attachment â€” typically the document plus the sender’s signature image.</w:t>
+              <w:t xml:space="preserve">carries more than one attachment — typically the document plus the sender’s signature image.</w:t>
             </w:r>
           </w:p>
         </w:tc>
@@ -6414,7 +6414,7 @@
               <w:pStyle w:val="Compact"/>
             </w:pPr>
             <w:r>
-              <w:t xml:space="preserve">PDR Â§7.1 Â· 16-document test (containers carried a signature image alongside the document).</w:t>
+              <w:t xml:space="preserve">PDR §7.1 · 16-document test (containers carried a signature image alongside the document).</w:t>
             </w:r>
           </w:p>
         </w:tc>
@@ -6427,7 +6427,7 @@
         <w:pStyle w:val="Heading2"/>
       </w:pPr>
       <w:r>
-        <w:t xml:space="preserve">UC-09 â€” Duplicate detected</w:t>
+        <w:t xml:space="preserve">UC-09 — Duplicate detected</w:t>
       </w:r>
     </w:p>
     <w:tbl>
@@ -6632,7 +6632,7 @@
               <w:pStyle w:val="Compact"/>
             </w:pPr>
             <w:r>
-              <w:t xml:space="preserve">PDR Â§7.2</w:t>
+              <w:t xml:space="preserve">PDR §7.2</w:t>
             </w:r>
           </w:p>
         </w:tc>
@@ -6645,7 +6645,7 @@
         <w:pStyle w:val="Heading2"/>
       </w:pPr>
       <w:r>
-        <w:t xml:space="preserve">UC-10 â€” Offline capture and queued send</w:t>
+        <w:t xml:space="preserve">UC-10 — Offline capture and queued send</w:t>
       </w:r>
     </w:p>
     <w:tbl>
@@ -6738,7 +6738,7 @@
               <w:pStyle w:val="Compact"/>
             </w:pPr>
             <w:r>
-              <w:t xml:space="preserve">1. Capture and extraction work without connectivity â€” reading is entirely on the device (ADR-002). 2. Review works; the user saves. 3. The send enters the pending/queued state; the history entry shows it (FR-HIS-002). 4. Connectivity returns; the queue is sent automatically, in order, with the normal pipeline (FR-SND-004).</w:t>
+              <w:t xml:space="preserve">1. Capture and extraction work without connectivity — reading is entirely on the device (ADR-002). 2. Review works; the user saves. 3. The send enters the pending/queued state; the history entry shows it (FR-HIS-002). 4. Connectivity returns; the queue is sent automatically, in order, with the normal pipeline (FR-SND-004).</w:t>
             </w:r>
           </w:p>
         </w:tc>
@@ -6865,7 +6865,7 @@
               <w:pStyle w:val="Compact"/>
             </w:pPr>
             <w:r>
-              <w:t xml:space="preserve">PDR Â§3.1, Â§9.1 Â· ADR-002</w:t>
+              <w:t xml:space="preserve">PDR §3.1, §9.1 · ADR-002</w:t>
             </w:r>
           </w:p>
         </w:tc>
@@ -6878,7 +6878,7 @@
         <w:pStyle w:val="Heading2"/>
       </w:pPr>
       <w:r>
-        <w:t xml:space="preserve">UC-11 â€” Create with an uncertain outcome</w:t>
+        <w:t xml:space="preserve">UC-11 — Create with an uncertain outcome</w:t>
       </w:r>
     </w:p>
     <w:tbl>
@@ -7060,7 +7060,7 @@
               <w:pStyle w:val="Compact"/>
             </w:pPr>
             <w:r>
-              <w:t xml:space="preserve">a) No match: the record is created, and the flow continues. b) Ambiguous â€” more than one plausible match, or too few mapped fields to compare: the app surfaces the uncertainty and asks the user to choose; it never guesses (FR-SND-005).</w:t>
+              <w:t xml:space="preserve">a) No match: the record is created, and the flow continues. b) Ambiguous — more than one plausible match, or too few mapped fields to compare: the app surfaces the uncertainty and asks the user to choose; it never guesses (FR-SND-005).</w:t>
             </w:r>
           </w:p>
         </w:tc>
@@ -7156,7 +7156,7 @@
               <w:pStyle w:val="Compact"/>
             </w:pPr>
             <w:r>
-              <w:t xml:space="preserve">PDR Â§9.1 Â· ADR-013 Â· Finding 1</w:t>
+              <w:t xml:space="preserve">PDR §9.1 · ADR-013 · Finding 1</w:t>
             </w:r>
           </w:p>
         </w:tc>
@@ -7169,7 +7169,7 @@
         <w:pStyle w:val="Heading2"/>
       </w:pPr>
       <w:r>
-        <w:t xml:space="preserve">UC-12 â€” Correct and re-send from history</w:t>
+        <w:t xml:space="preserve">UC-12 — Correct and re-send from history</w:t>
       </w:r>
     </w:p>
     <w:tbl>
@@ -7428,7 +7428,7 @@
               <w:pStyle w:val="Compact"/>
             </w:pPr>
             <w:r>
-              <w:t xml:space="preserve">PDR Â§7.5, Â§9.1 Â· ADR-004</w:t>
+              <w:t xml:space="preserve">PDR §7.5, §9.1 · ADR-004</w:t>
             </w:r>
           </w:p>
         </w:tc>
@@ -7441,7 +7441,7 @@
         <w:pStyle w:val="Heading2"/>
       </w:pPr>
       <w:r>
-        <w:t xml:space="preserve">UC-13 â€” Device migration</w:t>
+        <w:t xml:space="preserve">UC-13 — Device migration</w:t>
       </w:r>
     </w:p>
     <w:tbl>
@@ -7618,7 +7618,7 @@
               <w:pStyle w:val="Compact"/>
             </w:pPr>
             <w:r>
-              <w:t xml:space="preserve">After export â†’ import â†’ token, a document can be sent to the same destination with no further configuration; the supplier memory recognises a previously seen supplier.</w:t>
+              <w:t xml:space="preserve">After export → import → token, a document can be sent to the same destination with no further configuration; the supplier memory recognises a previously seen supplier.</w:t>
             </w:r>
           </w:p>
         </w:tc>
@@ -7646,7 +7646,7 @@
               <w:pStyle w:val="Compact"/>
             </w:pPr>
             <w:r>
-              <w:t xml:space="preserve">PDR Â§3.2 Â· ADR-009</w:t>
+              <w:t xml:space="preserve">PDR §3.2 · ADR-009</w:t>
             </w:r>
           </w:p>
         </w:tc>
@@ -7659,7 +7659,7 @@
         <w:pStyle w:val="Heading2"/>
       </w:pPr>
       <w:r>
-        <w:t xml:space="preserve">UC-14 â€” Scanned PDF without a text layer</w:t>
+        <w:t xml:space="preserve">UC-14 — Scanned PDF without a text layer</w:t>
       </w:r>
     </w:p>
     <w:tbl>
@@ -7752,7 +7752,7 @@
               <w:pStyle w:val="Compact"/>
             </w:pPr>
             <w:r>
-              <w:t xml:space="preserve">1. The invoice route tries XML (absent), then the text layer (absent), and falls back to rendering the page and sending it through the OCR pipeline, exactly like the photo route (FR-EXT-005, ADR-014). 2. Consensus, read-before-derive and validation run as on the photo route. 3. The attachment is preserved byte-for-byte â€” rendering for OCR is a read-only operation and never re-saves the source (FR-CAP-005, ADR-015).</w:t>
+              <w:t xml:space="preserve">1. The invoice route tries XML (absent), then the text layer (absent), and falls back to rendering the page and sending it through the OCR pipeline, exactly like the photo route (FR-EXT-005, ADR-014). 2. Consensus, read-before-derive and validation run as on the photo route. 3. The attachment is preserved byte-for-byte — rendering for OCR is a read-only operation and never re-saves the source (FR-CAP-005, ADR-015).</w:t>
             </w:r>
           </w:p>
         </w:tc>
@@ -7905,7 +7905,7 @@
               <w:pStyle w:val="Compact"/>
             </w:pPr>
             <w:r>
-              <w:t xml:space="preserve">PDR Â§13 Â· ADR-010, ADR-011, ADR-014</w:t>
+              <w:t xml:space="preserve">PDR §13 · ADR-010, ADR-011, ADR-014</w:t>
             </w:r>
           </w:p>
         </w:tc>
@@ -7918,7 +7918,7 @@
         <w:pStyle w:val="Heading2"/>
       </w:pPr>
       <w:r>
-        <w:t xml:space="preserve">UC-15 â€” Supplier recognised from memory</w:t>
+        <w:t xml:space="preserve">UC-15 — Supplier recognised from memory</w:t>
       </w:r>
     </w:p>
     <w:tbl>
@@ -8011,7 +8011,7 @@
               <w:pStyle w:val="Compact"/>
             </w:pPr>
             <w:r>
-              <w:t xml:space="preserve">1. Capture, extraction; the tax identifier is read and passes its check digit (FR-VAL-005). 2. The memory lookup finds the stored name and offers it (FR-MEM-003). 3. The supplier name is presented as confirmable â€” memory is the only mechanism that can confirm a name (BR-11).</w:t>
+              <w:t xml:space="preserve">1. Capture, extraction; the tax identifier is read and passes its check digit (FR-VAL-005). 2. The memory lookup finds the stored name and offers it (FR-MEM-003). 3. The supplier name is presented as confirmable — memory is the only mechanism that can confirm a name (BR-11).</w:t>
             </w:r>
           </w:p>
         </w:tc>
@@ -8067,7 +8067,7 @@
               <w:pStyle w:val="Compact"/>
             </w:pPr>
             <w:r>
-              <w:t xml:space="preserve">The record carries the confirmed name; the memory holds the identifierâ€“name pair.</w:t>
+              <w:t xml:space="preserve">The record carries the confirmed name; the memory holds the identifier–name pair.</w:t>
             </w:r>
           </w:p>
         </w:tc>
@@ -8123,7 +8123,7 @@
               <w:pStyle w:val="Compact"/>
             </w:pPr>
             <w:r>
-              <w:t xml:space="preserve">PDR Â§6.2, Â§11 Â· ADR-009</w:t>
+              <w:t xml:space="preserve">PDR §6.2, §11 · ADR-009</w:t>
             </w:r>
           </w:p>
         </w:tc>
@@ -8172,7 +8172,7 @@
         <w:t xml:space="preserve">Blocked by ADR-011</w:t>
       </w:r>
       <w:r>
-        <w:t xml:space="preserve">; the behaviour is fixed and may be built, the decision is not reopened (Â§1.5). Screen composition for these behaviours is in Â§7.</w:t>
+        <w:t xml:space="preserve">; the behaviour is fixed and may be built, the decision is not reopened (§1.5). Screen composition for these behaviours is in §7.</w:t>
       </w:r>
     </w:p>
     <w:bookmarkStart w:id="49" w:name="fr-cap-â-capture"/>
@@ -8181,7 +8181,7 @@
         <w:pStyle w:val="Heading2"/>
       </w:pPr>
       <w:r>
-        <w:t xml:space="preserve">4.1 FR-CAP â€” Capture</w:t>
+        <w:t xml:space="preserve">4.1 FR-CAP — Capture</w:t>
       </w:r>
     </w:p>
     <w:bookmarkStart w:id="40" w:name="Xbf454140442607469d181ee004aa5a584102cce"/>
@@ -8190,7 +8190,7 @@
         <w:pStyle w:val="Heading3"/>
       </w:pPr>
       <w:r>
-        <w:t xml:space="preserve">FR-CAP-001 â€” One entry point, four input paths</w:t>
+        <w:t xml:space="preserve">FR-CAP-001 — One entry point, four input paths</w:t>
       </w:r>
     </w:p>
     <w:tbl>
@@ -8310,7 +8310,7 @@
               <w:pStyle w:val="Compact"/>
             </w:pPr>
             <w:r>
-              <w:t xml:space="preserve">PDR Â§3.1, Â§7.1</w:t>
+              <w:t xml:space="preserve">PDR §3.1, §7.1</w:t>
             </w:r>
           </w:p>
         </w:tc>
@@ -8338,7 +8338,7 @@
               <w:pStyle w:val="Compact"/>
             </w:pPr>
             <w:r>
-              <w:t xml:space="preserve">Defined Â· Must</w:t>
+              <w:t xml:space="preserve">Defined · Must</w:t>
             </w:r>
           </w:p>
         </w:tc>
@@ -8351,7 +8351,7 @@
         <w:pStyle w:val="Heading3"/>
       </w:pPr>
       <w:r>
-        <w:t xml:space="preserve">FR-CAP-002 â€” Platform document scanner for camera capture</w:t>
+        <w:t xml:space="preserve">FR-CAP-002 — Platform document scanner for camera capture</w:t>
       </w:r>
     </w:p>
     <w:tbl>
@@ -8388,7 +8388,7 @@
               <w:pStyle w:val="Compact"/>
             </w:pPr>
             <w:r>
-              <w:t xml:space="preserve">Camera capture shall use the platform’s document scanner â€” ML Kit Document Scanner on Android, VisionKit document camera on iOS â€” never a raw camera view. Edge detection, perspective correction, contrast enhancement and multi-page chaining come from the platform; the prototype’s pre-processing stage is not ported.</w:t>
+              <w:t xml:space="preserve">Camera capture shall use the platform’s document scanner — ML Kit Document Scanner on Android, VisionKit document camera on iOS — never a raw camera view. Edge detection, perspective correction, contrast enhancement and multi-page chaining come from the platform; the prototype’s pre-processing stage is not ported.</w:t>
             </w:r>
           </w:p>
         </w:tc>
@@ -8444,7 +8444,7 @@
               <w:pStyle w:val="Compact"/>
             </w:pPr>
             <w:r>
-              <w:t xml:space="preserve">PDR Â§7.1 Â· ADR-006</w:t>
+              <w:t xml:space="preserve">PDR §7.1 · ADR-006</w:t>
             </w:r>
           </w:p>
         </w:tc>
@@ -8472,7 +8472,7 @@
               <w:pStyle w:val="Compact"/>
             </w:pPr>
             <w:r>
-              <w:t xml:space="preserve">Defined Â· Must</w:t>
+              <w:t xml:space="preserve">Defined · Must</w:t>
             </w:r>
           </w:p>
         </w:tc>
@@ -8485,7 +8485,7 @@
         <w:pStyle w:val="Heading3"/>
       </w:pPr>
       <w:r>
-        <w:t xml:space="preserve">FR-CAP-003 â€” Multi-page documents are one expense</w:t>
+        <w:t xml:space="preserve">FR-CAP-003 — Multi-page documents are one expense</w:t>
       </w:r>
     </w:p>
     <w:tbl>
@@ -8578,7 +8578,7 @@
               <w:pStyle w:val="Compact"/>
             </w:pPr>
             <w:r>
-              <w:t xml:space="preserve">PDR Â§7.1, Â§5.3</w:t>
+              <w:t xml:space="preserve">PDR §7.1, §5.3</w:t>
             </w:r>
           </w:p>
         </w:tc>
@@ -8606,7 +8606,7 @@
               <w:pStyle w:val="Compact"/>
             </w:pPr>
             <w:r>
-              <w:t xml:space="preserve">Defined Â· Must</w:t>
+              <w:t xml:space="preserve">Defined · Must</w:t>
             </w:r>
           </w:p>
         </w:tc>
@@ -8619,7 +8619,7 @@
         <w:pStyle w:val="Heading3"/>
       </w:pPr>
       <w:r>
-        <w:t xml:space="preserve">FR-CAP-004 â€” Camera captures are assembled into one PDF</w:t>
+        <w:t xml:space="preserve">FR-CAP-004 — Camera captures are assembled into one PDF</w:t>
       </w:r>
     </w:p>
     <w:tbl>
@@ -8656,7 +8656,7 @@
               <w:pStyle w:val="Compact"/>
             </w:pPr>
             <w:r>
-              <w:t xml:space="preserve">A document produced by the device’s own camera capture shall be assembled into a single PDF â€” cropped, deskewed and enhanced by the platform scanner â€” and that assembled PDF is what is attached.</w:t>
+              <w:t xml:space="preserve">A document produced by the device’s own camera capture shall be assembled into a single PDF — cropped, deskewed and enhanced by the platform scanner — and that assembled PDF is what is attached.</w:t>
             </w:r>
           </w:p>
         </w:tc>
@@ -8712,7 +8712,7 @@
               <w:pStyle w:val="Compact"/>
             </w:pPr>
             <w:r>
-              <w:t xml:space="preserve">PDR Â§7.1 Â· ADR-007 Â· Contract 8</w:t>
+              <w:t xml:space="preserve">PDR §7.1 · ADR-007 · Contract 8</w:t>
             </w:r>
           </w:p>
         </w:tc>
@@ -8740,7 +8740,7 @@
               <w:pStyle w:val="Compact"/>
             </w:pPr>
             <w:r>
-              <w:t xml:space="preserve">Defined Â· Must</w:t>
+              <w:t xml:space="preserve">Defined · Must</w:t>
             </w:r>
           </w:p>
         </w:tc>
@@ -8753,7 +8753,7 @@
         <w:pStyle w:val="Heading3"/>
       </w:pPr>
       <w:r>
-        <w:t xml:space="preserve">FR-CAP-005 â€” Received files are attached byte-for-byte</w:t>
+        <w:t xml:space="preserve">FR-CAP-005 — Received files are attached byte-for-byte</w:t>
       </w:r>
     </w:p>
     <w:tbl>
@@ -8790,7 +8790,7 @@
               <w:pStyle w:val="Compact"/>
             </w:pPr>
             <w:r>
-              <w:t xml:space="preserve">A document that arrives already as a file â€” a PDF shared from another app, an e-invoice, an attachment pulled from a</w:t>
+              <w:t xml:space="preserve">A document that arrives already as a file — a PDF shared from another app, an e-invoice, an attachment pulled from a</w:t>
             </w:r>
             <w:r>
               <w:t xml:space="preserve"> </w:t>
@@ -8820,7 +8820,7 @@
               <w:t xml:space="preserve"> </w:t>
             </w:r>
             <w:r>
-              <w:t xml:space="preserve">â€” shall be attached exactly as received, byte for byte. The app shall never re-save, re-render, flatten or re-compress it. Opening a file for extraction â€” reading a text layer, extracting an embedded XML, rendering a page for OCR â€” shall be read-only by construction.</w:t>
+              <w:t xml:space="preserve">— shall be attached exactly as received, byte for byte. The app shall never re-save, re-render, flatten or re-compress it. Opening a file for extraction — reading a text layer, extracting an embedded XML, rendering a page for OCR — shall be read-only by construction.</w:t>
             </w:r>
           </w:p>
         </w:tc>
@@ -8876,7 +8876,7 @@
               <w:pStyle w:val="Compact"/>
             </w:pPr>
             <w:r>
-              <w:t xml:space="preserve">ADR-007, ADR-015 Â· Contract 8 Â· Finding 6</w:t>
+              <w:t xml:space="preserve">ADR-007, ADR-015 · Contract 8 · Finding 6</w:t>
             </w:r>
           </w:p>
         </w:tc>
@@ -8904,7 +8904,7 @@
               <w:pStyle w:val="Compact"/>
             </w:pPr>
             <w:r>
-              <w:t xml:space="preserve">Defined Â· Must</w:t>
+              <w:t xml:space="preserve">Defined · Must</w:t>
             </w:r>
           </w:p>
         </w:tc>
@@ -8917,7 +8917,7 @@
         <w:pStyle w:val="Heading3"/>
       </w:pPr>
       <w:r>
-        <w:t xml:space="preserve">FR-CAP-006 â€” Mail containers deliver attachments, never message bodies</w:t>
+        <w:t xml:space="preserve">FR-CAP-006 — Mail containers deliver attachments, never message bodies</w:t>
       </w:r>
     </w:p>
     <w:tbl>
@@ -9040,7 +9040,7 @@
               <w:pStyle w:val="Compact"/>
             </w:pPr>
             <w:r>
-              <w:t xml:space="preserve">PDR Â§3.2, Â§7.1</w:t>
+              <w:t xml:space="preserve">PDR §3.2, §7.1</w:t>
             </w:r>
           </w:p>
         </w:tc>
@@ -9068,7 +9068,7 @@
               <w:pStyle w:val="Compact"/>
             </w:pPr>
             <w:r>
-              <w:t xml:space="preserve">Defined Â· Must</w:t>
+              <w:t xml:space="preserve">Defined · Must</w:t>
             </w:r>
           </w:p>
         </w:tc>
@@ -9081,7 +9081,7 @@
         <w:pStyle w:val="Heading3"/>
       </w:pPr>
       <w:r>
-        <w:t xml:space="preserve">FR-CAP-007 â€” Attachment selection rule for multi-attachment containers</w:t>
+        <w:t xml:space="preserve">FR-CAP-007 — Attachment selection rule for multi-attachment containers</w:t>
       </w:r>
     </w:p>
     <w:tbl>
@@ -9118,7 +9118,7 @@
               <w:pStyle w:val="Compact"/>
             </w:pPr>
             <w:r>
-              <w:t xml:space="preserve">Where a mail container carries more than one attachment â€” typically the document plus the sender’s signature image â€” the app shall apply a selection rule: prefer the largest PDF or image by content, excluding common signature-image dimensions and filenames. Where more than one plausible candidate remains, the app shall offer the list and let the user choose.</w:t>
+              <w:t xml:space="preserve">Where a mail container carries more than one attachment — typically the document plus the sender’s signature image — the app shall apply a selection rule: prefer the largest PDF or image by content, excluding common signature-image dimensions and filenames. Where more than one plausible candidate remains, the app shall offer the list and let the user choose.</w:t>
             </w:r>
           </w:p>
         </w:tc>
@@ -9174,7 +9174,7 @@
               <w:pStyle w:val="Compact"/>
             </w:pPr>
             <w:r>
-              <w:t xml:space="preserve">PDR Â§7.1 Â· 16-document test</w:t>
+              <w:t xml:space="preserve">PDR §7.1 · 16-document test</w:t>
             </w:r>
           </w:p>
         </w:tc>
@@ -9202,7 +9202,7 @@
               <w:pStyle w:val="Compact"/>
             </w:pPr>
             <w:r>
-              <w:t xml:space="preserve">Defined Â· Must</w:t>
+              <w:t xml:space="preserve">Defined · Must</w:t>
             </w:r>
           </w:p>
         </w:tc>
@@ -9215,7 +9215,7 @@
         <w:pStyle w:val="Heading3"/>
       </w:pPr>
       <w:r>
-        <w:t xml:space="preserve">FR-CAP-008 â€” iOS share-in hands the document to the app</w:t>
+        <w:t xml:space="preserve">FR-CAP-008 — iOS share-in hands the document to the app</w:t>
       </w:r>
     </w:p>
     <w:tbl>
@@ -9336,7 +9336,7 @@
               <w:pStyle w:val="Compact"/>
             </w:pPr>
             <w:r>
-              <w:t xml:space="preserve">Defined Â· Must</w:t>
+              <w:t xml:space="preserve">Defined · Must</w:t>
             </w:r>
           </w:p>
         </w:tc>
@@ -9349,7 +9349,7 @@
         <w:pStyle w:val="Heading3"/>
       </w:pPr>
       <w:r>
-        <w:t xml:space="preserve">FR-CAP-009 â€” Capture without connectivity</w:t>
+        <w:t xml:space="preserve">FR-CAP-009 — Capture without connectivity</w:t>
       </w:r>
     </w:p>
     <w:tbl>
@@ -9442,7 +9442,7 @@
               <w:pStyle w:val="Compact"/>
             </w:pPr>
             <w:r>
-              <w:t xml:space="preserve">PDR Â§3.1 Â· ADR-002</w:t>
+              <w:t xml:space="preserve">PDR §3.1 · ADR-002</w:t>
             </w:r>
           </w:p>
         </w:tc>
@@ -9470,7 +9470,7 @@
               <w:pStyle w:val="Compact"/>
             </w:pPr>
             <w:r>
-              <w:t xml:space="preserve">Defined Â· Must</w:t>
+              <w:t xml:space="preserve">Defined · Must</w:t>
             </w:r>
           </w:p>
         </w:tc>
@@ -9484,7 +9484,7 @@
         <w:pStyle w:val="Heading2"/>
       </w:pPr>
       <w:r>
-        <w:t xml:space="preserve">4.2 FR-EXT â€” Extraction pipeline</w:t>
+        <w:t xml:space="preserve">4.2 FR-EXT — Extraction pipeline</w:t>
       </w:r>
     </w:p>
     <w:bookmarkStart w:id="50" w:name="fr-ext-001-â-the-pipeline-order-is-fixed"/>
@@ -9493,7 +9493,7 @@
         <w:pStyle w:val="Heading3"/>
       </w:pPr>
       <w:r>
-        <w:t xml:space="preserve">FR-EXT-001 â€” The pipeline order is fixed</w:t>
+        <w:t xml:space="preserve">FR-EXT-001 — The pipeline order is fixed</w:t>
       </w:r>
     </w:p>
     <w:tbl>
@@ -9586,7 +9586,7 @@
               <w:pStyle w:val="Compact"/>
             </w:pPr>
             <w:r>
-              <w:t xml:space="preserve">PDR Â§6.1, Â§7.4 Â· ADR-019</w:t>
+              <w:t xml:space="preserve">PDR §6.1, §7.4 · ADR-019</w:t>
             </w:r>
           </w:p>
         </w:tc>
@@ -9614,7 +9614,7 @@
               <w:pStyle w:val="Compact"/>
             </w:pPr>
             <w:r>
-              <w:t xml:space="preserve">Defined Â· Must</w:t>
+              <w:t xml:space="preserve">Defined · Must</w:t>
             </w:r>
           </w:p>
         </w:tc>
@@ -9627,7 +9627,7 @@
         <w:pStyle w:val="Heading3"/>
       </w:pPr>
       <w:r>
-        <w:t xml:space="preserve">FR-EXT-002 â€” Invoice route priority: XML, then positional text, then OCR</w:t>
+        <w:t xml:space="preserve">FR-EXT-002 — Invoice route priority: XML, then positional text, then OCR</w:t>
       </w:r>
     </w:p>
     <w:tbl>
@@ -9664,7 +9664,7 @@
               <w:pStyle w:val="Compact"/>
             </w:pPr>
             <w:r>
-              <w:t xml:space="preserve">The invoice route shall try extraction methods in a fixed order and stop at the first that succeeds: (1) embedded or attached XML â€” ZUGFeRD / Factur-X inside the PDF, or standalone XRechnung â€” read deterministically with provenance</w:t>
+              <w:t xml:space="preserve">The invoice route shall try extraction methods in a fixed order and stop at the first that succeeds: (1) embedded or attached XML — ZUGFeRD / Factur-X inside the PDF, or standalone XRechnung — read deterministically with provenance</w:t>
             </w:r>
             <w:r>
               <w:t xml:space="preserve"> </w:t>
@@ -9732,7 +9732,7 @@
               <w:pStyle w:val="Compact"/>
             </w:pPr>
             <w:r>
-              <w:t xml:space="preserve">ADR-014 Â· Finding 12</w:t>
+              <w:t xml:space="preserve">ADR-014 · Finding 12</w:t>
             </w:r>
           </w:p>
         </w:tc>
@@ -9760,7 +9760,7 @@
               <w:pStyle w:val="Compact"/>
             </w:pPr>
             <w:r>
-              <w:t xml:space="preserve">Defined Â· Must</w:t>
+              <w:t xml:space="preserve">Defined · Must</w:t>
             </w:r>
           </w:p>
         </w:tc>
@@ -9773,7 +9773,7 @@
         <w:pStyle w:val="Heading3"/>
       </w:pPr>
       <w:r>
-        <w:t xml:space="preserve">FR-EXT-003 â€” Structured XML extraction</w:t>
+        <w:t xml:space="preserve">FR-EXT-003 — Structured XML extraction</w:t>
       </w:r>
     </w:p>
     <w:tbl>
@@ -9951,7 +9951,7 @@
               <w:pStyle w:val="Compact"/>
             </w:pPr>
             <w:r>
-              <w:t xml:space="preserve">Defined Â· Must</w:t>
+              <w:t xml:space="preserve">Defined · Must</w:t>
             </w:r>
           </w:p>
         </w:tc>
@@ -9964,7 +9964,7 @@
         <w:pStyle w:val="Heading3"/>
       </w:pPr>
       <w:r>
-        <w:t xml:space="preserve">FR-EXT-004 â€” Positional PDF text extraction</w:t>
+        <w:t xml:space="preserve">FR-EXT-004 — Positional PDF text extraction</w:t>
       </w:r>
     </w:p>
     <w:tbl>
@@ -10014,7 +10014,7 @@
               <w:t xml:space="preserve">visual layout</w:t>
             </w:r>
             <w:r>
-              <w:t xml:space="preserve">, using word-level coordinates. Plain-text extraction â€” associating by extraction order alone â€” shall not be accepted as an implementation.</w:t>
+              <w:t xml:space="preserve">, using word-level coordinates. Plain-text extraction — associating by extraction order alone — shall not be accepted as an implementation.</w:t>
             </w:r>
           </w:p>
         </w:tc>
@@ -10076,7 +10076,7 @@
               <w:pStyle w:val="Compact"/>
             </w:pPr>
             <w:r>
-              <w:t xml:space="preserve">ADR-011 Â· 16-document test, PRO1013-26</w:t>
+              <w:t xml:space="preserve">ADR-011 · 16-document test, PRO1013-26</w:t>
             </w:r>
           </w:p>
         </w:tc>
@@ -10114,7 +10114,7 @@
               <w:t xml:space="preserve"> </w:t>
             </w:r>
             <w:r>
-              <w:t xml:space="preserve">(library selection) Â· Must</w:t>
+              <w:t xml:space="preserve">(library selection) · Must</w:t>
             </w:r>
           </w:p>
         </w:tc>
@@ -10127,7 +10127,7 @@
         <w:pStyle w:val="Heading3"/>
       </w:pPr>
       <w:r>
-        <w:t xml:space="preserve">FR-EXT-005 â€” Render + OCR fallback for PDFs without a text layer</w:t>
+        <w:t xml:space="preserve">FR-EXT-005 — Render + OCR fallback for PDFs without a text layer</w:t>
       </w:r>
     </w:p>
     <w:tbl>
@@ -10258,7 +10258,7 @@
               <w:t xml:space="preserve"> </w:t>
             </w:r>
             <w:r>
-              <w:t xml:space="preserve">(engine selection) Â· Must</w:t>
+              <w:t xml:space="preserve">(engine selection) · Must</w:t>
             </w:r>
           </w:p>
         </w:tc>
@@ -10271,7 +10271,7 @@
         <w:pStyle w:val="Heading3"/>
       </w:pPr>
       <w:r>
-        <w:t xml:space="preserve">FR-EXT-006 â€” Consensus by majority, never by maximum</w:t>
+        <w:t xml:space="preserve">FR-EXT-006 — Consensus by majority, never by maximum</w:t>
       </w:r>
     </w:p>
     <w:tbl>
@@ -10308,7 +10308,7 @@
               <w:pStyle w:val="Compact"/>
             </w:pPr>
             <w:r>
-              <w:t xml:space="preserve">Where a value has several candidate readings â€” multiple recognition passes or recognised variants â€” the value a</w:t>
+              <w:t xml:space="preserve">Where a value has several candidate readings — multiple recognition passes or recognised variants — the value a</w:t>
             </w:r>
             <w:r>
               <w:t xml:space="preserve"> </w:t>
@@ -10352,7 +10352,7 @@
               <w:pStyle w:val="Compact"/>
             </w:pPr>
             <w:r>
-              <w:t xml:space="preserve">Given three passes reading 19.99 and one reading 19.98, the value used is 19.99 and the arithmetic consumes 19.99. A pipeline that takes the maximum across passes fails this case â€” the failure the 16-document test produced when one noisy pass overruled three that agreed.</w:t>
+              <w:t xml:space="preserve">Given three passes reading 19.99 and one reading 19.98, the value used is 19.99 and the arithmetic consumes 19.99. A pipeline that takes the maximum across passes fails this case — the failure the 16-document test produced when one noisy pass overruled three that agreed.</w:t>
             </w:r>
           </w:p>
         </w:tc>
@@ -10380,7 +10380,7 @@
               <w:pStyle w:val="Compact"/>
             </w:pPr>
             <w:r>
-              <w:t xml:space="preserve">ADR-019 Â· 16-document test</w:t>
+              <w:t xml:space="preserve">ADR-019 · 16-document test</w:t>
             </w:r>
           </w:p>
         </w:tc>
@@ -10408,7 +10408,7 @@
               <w:pStyle w:val="Compact"/>
             </w:pPr>
             <w:r>
-              <w:t xml:space="preserve">Defined Â· Must</w:t>
+              <w:t xml:space="preserve">Defined · Must</w:t>
             </w:r>
           </w:p>
         </w:tc>
@@ -10421,7 +10421,7 @@
         <w:pStyle w:val="Heading3"/>
       </w:pPr>
       <w:r>
-        <w:t xml:space="preserve">FR-EXT-007 â€” Read all printed quantities before deriving any</w:t>
+        <w:t xml:space="preserve">FR-EXT-007 — Read all printed quantities before deriving any</w:t>
       </w:r>
     </w:p>
     <w:tbl>
@@ -10474,7 +10474,7 @@
               <w:t xml:space="preserve"> </w:t>
             </w:r>
             <w:r>
-              <w:t xml:space="preserve">operands of an amount breakdown as they are printed â€” matching independently read candidates against each other, in the approach of the prototype’s</w:t>
+              <w:t xml:space="preserve">operands of an amount breakdown as they are printed — matching independently read candidates against each other, in the approach of the prototype’s</w:t>
             </w:r>
             <w:r>
               <w:t xml:space="preserve"> </w:t>
@@ -10489,7 +10489,7 @@
               <w:t xml:space="preserve"> </w:t>
             </w:r>
             <w:r>
-              <w:t xml:space="preserve">â€” before computing any of them from the others. Where a quantity cannot be read, the pipeline shall leave it empty rather than reconstruct it.</w:t>
+              <w:t xml:space="preserve">— before computing any of them from the others. Where a quantity cannot be read, the pipeline shall leave it empty rather than reconstruct it.</w:t>
             </w:r>
           </w:p>
         </w:tc>
@@ -10557,7 +10557,7 @@
               <w:pStyle w:val="Compact"/>
             </w:pPr>
             <w:r>
-              <w:t xml:space="preserve">PDR Â§6.1 Â· ADR-019 Â· 16-document test</w:t>
+              <w:t xml:space="preserve">PDR §6.1 · ADR-019 · 16-document test</w:t>
             </w:r>
           </w:p>
         </w:tc>
@@ -10585,7 +10585,7 @@
               <w:pStyle w:val="Compact"/>
             </w:pPr>
             <w:r>
-              <w:t xml:space="preserve">Defined Â· Must</w:t>
+              <w:t xml:space="preserve">Defined · Must</w:t>
             </w:r>
           </w:p>
         </w:tc>
@@ -10598,7 +10598,7 @@
         <w:pStyle w:val="Heading3"/>
       </w:pPr>
       <w:r>
-        <w:t xml:space="preserve">FR-EXT-008 â€” Derive by identity only; never invent a rate</w:t>
+        <w:t xml:space="preserve">FR-EXT-008 — Derive by identity only; never invent a rate</w:t>
       </w:r>
     </w:p>
     <w:tbl>
@@ -10651,7 +10651,7 @@
               <w:t xml:space="preserve"> </w:t>
             </w:r>
             <w:r>
-              <w:t xml:space="preserve">â€”</w:t>
+              <w:t xml:space="preserve">—</w:t>
             </w:r>
             <w:r>
               <w:t xml:space="preserve"> </w:t>
@@ -10660,13 +10660,13 @@
               <w:rPr>
                 <w:rStyle w:val="VerbatimChar"/>
               </w:rPr>
-              <w:t xml:space="preserve">base = total âˆ’ tax</w:t>
-            </w:r>
-            <w:r>
-              <w:t xml:space="preserve"> </w:t>
-            </w:r>
-            <w:r>
-              <w:t xml:space="preserve">when both total and tax were read â€” shall be permitted, tagged</w:t>
+              <w:t xml:space="preserve">base = total − tax</w:t>
+            </w:r>
+            <w:r>
+              <w:t xml:space="preserve"> </w:t>
+            </w:r>
+            <w:r>
+              <w:t xml:space="preserve">when both total and tax were read — shall be permitted, tagged</w:t>
             </w:r>
             <w:r>
               <w:t xml:space="preserve"> </w:t>
@@ -10710,7 +10710,7 @@
               <w:t xml:space="preserve"> </w:t>
             </w:r>
             <w:r>
-              <w:t xml:space="preserve">â€”</w:t>
+              <w:t xml:space="preserve">—</w:t>
             </w:r>
             <w:r>
               <w:t xml:space="preserve"> </w:t>
@@ -10719,13 +10719,13 @@
               <w:rPr>
                 <w:rStyle w:val="VerbatimChar"/>
               </w:rPr>
-              <w:t xml:space="preserve">base = total Ã· (1 + assumed_rate)</w:t>
-            </w:r>
-            <w:r>
-              <w:t xml:space="preserve"> </w:t>
-            </w:r>
-            <w:r>
-              <w:t xml:space="preserve">â€” shall never be permitted; if the rate is not printed, the breakdown stays empty.</w:t>
+              <w:t xml:space="preserve">base = total ÷ (1 + assumed_rate)</w:t>
+            </w:r>
+            <w:r>
+              <w:t xml:space="preserve"> </w:t>
+            </w:r>
+            <w:r>
+              <w:t xml:space="preserve">— shall never be permitted; if the rate is not printed, the breakdown stays empty.</w:t>
             </w:r>
           </w:p>
         </w:tc>
@@ -10811,7 +10811,7 @@
               <w:pStyle w:val="Compact"/>
             </w:pPr>
             <w:r>
-              <w:t xml:space="preserve">ADR-019 Â· 16-document test (three invented rates: 9%, 30%, 4.5%)</w:t>
+              <w:t xml:space="preserve">ADR-019 · 16-document test (three invented rates: 9%, 30%, 4.5%)</w:t>
             </w:r>
           </w:p>
         </w:tc>
@@ -10839,7 +10839,7 @@
               <w:pStyle w:val="Compact"/>
             </w:pPr>
             <w:r>
-              <w:t xml:space="preserve">Defined Â· Must</w:t>
+              <w:t xml:space="preserve">Defined · Must</w:t>
             </w:r>
           </w:p>
         </w:tc>
@@ -10852,7 +10852,7 @@
         <w:pStyle w:val="Heading3"/>
       </w:pPr>
       <w:r>
-        <w:t xml:space="preserve">FR-EXT-009 â€” Derived rates checked against the legal set</w:t>
+        <w:t xml:space="preserve">FR-EXT-009 — Derived rates checked against the legal set</w:t>
       </w:r>
     </w:p>
     <w:tbl>
@@ -10917,7 +10917,7 @@
               <w:pStyle w:val="Compact"/>
             </w:pPr>
             <w:r>
-              <w:t xml:space="preserve">A printed or derived rate of 30% on a Spanish document is rejected and not used to derive a breakdown. The three rates the 16-document test invented â€” 9%, 30% and a 4.5% conversion mark-up â€” would all be rejected by this rule.</w:t>
+              <w:t xml:space="preserve">A printed or derived rate of 30% on a Spanish document is rejected and not used to derive a breakdown. The three rates the 16-document test invented — 9%, 30% and a 4.5% conversion mark-up — would all be rejected by this rule.</w:t>
             </w:r>
           </w:p>
         </w:tc>
@@ -10945,7 +10945,7 @@
               <w:pStyle w:val="Compact"/>
             </w:pPr>
             <w:r>
-              <w:t xml:space="preserve">ADR-005, ADR-019 Â· 16-document test</w:t>
+              <w:t xml:space="preserve">ADR-005, ADR-019 · 16-document test</w:t>
             </w:r>
           </w:p>
         </w:tc>
@@ -10973,7 +10973,7 @@
               <w:pStyle w:val="Compact"/>
             </w:pPr>
             <w:r>
-              <w:t xml:space="preserve">Defined Â· Must</w:t>
+              <w:t xml:space="preserve">Defined · Must</w:t>
             </w:r>
           </w:p>
         </w:tc>
@@ -10986,7 +10986,7 @@
         <w:pStyle w:val="Heading3"/>
       </w:pPr>
       <w:r>
-        <w:t xml:space="preserve">FR-EXT-010 â€” Negative-context dictionary suppresses non-tax figures</w:t>
+        <w:t xml:space="preserve">FR-EXT-010 — Negative-context dictionary suppresses non-tax figures</w:t>
       </w:r>
     </w:p>
     <w:tbl>
@@ -11169,7 +11169,7 @@
               <w:pStyle w:val="Compact"/>
             </w:pPr>
             <w:r>
-              <w:t xml:space="preserve">ADR-019 Â· 16-document test, PRO1013-26 and record 1428 Â· Annex C</w:t>
+              <w:t xml:space="preserve">ADR-019 · 16-document test, PRO1013-26 and record 1428 · Annex C</w:t>
             </w:r>
           </w:p>
         </w:tc>
@@ -11197,7 +11197,7 @@
               <w:pStyle w:val="Compact"/>
             </w:pPr>
             <w:r>
-              <w:t xml:space="preserve">Defined Â· Must</w:t>
+              <w:t xml:space="preserve">Defined · Must</w:t>
             </w:r>
           </w:p>
         </w:tc>
@@ -11210,7 +11210,7 @@
         <w:pStyle w:val="Heading3"/>
       </w:pPr>
       <w:r>
-        <w:t xml:space="preserve">FR-EXT-011 â€” Provenance on every value</w:t>
+        <w:t xml:space="preserve">FR-EXT-011 — Provenance on every value</w:t>
       </w:r>
     </w:p>
     <w:tbl>
@@ -11247,7 +11247,7 @@
               <w:pStyle w:val="Compact"/>
             </w:pPr>
             <w:r>
-              <w:t xml:space="preserve">Every extracted value shall carry a provenance tag â€”</w:t>
+              <w:t xml:space="preserve">Every extracted value shall carry a provenance tag —</w:t>
             </w:r>
             <w:r>
               <w:t xml:space="preserve"> </w:t>
@@ -11301,7 +11301,7 @@
               <w:t xml:space="preserve"> </w:t>
             </w:r>
             <w:r>
-              <w:t xml:space="preserve">â€” held internally alongside the confidence state. Provenance shall never be written to Ninox; it shall determine whether a consuming check may raise the confidence state (FR-VAL-002).</w:t>
+              <w:t xml:space="preserve">— held internally alongside the confidence state. Provenance shall never be written to Ninox; it shall determine whether a consuming check may raise the confidence state (FR-VAL-002).</w:t>
             </w:r>
           </w:p>
         </w:tc>
@@ -11372,7 +11372,7 @@
               <w:pStyle w:val="Compact"/>
             </w:pPr>
             <w:r>
-              <w:t xml:space="preserve">PDR Â§6.1 Â· ADR-019</w:t>
+              <w:t xml:space="preserve">PDR §6.1 · ADR-019</w:t>
             </w:r>
           </w:p>
         </w:tc>
@@ -11400,7 +11400,7 @@
               <w:pStyle w:val="Compact"/>
             </w:pPr>
             <w:r>
-              <w:t xml:space="preserve">Defined Â· Must</w:t>
+              <w:t xml:space="preserve">Defined · Must</w:t>
             </w:r>
           </w:p>
         </w:tc>
@@ -11413,7 +11413,7 @@
         <w:pStyle w:val="Heading3"/>
       </w:pPr>
       <w:r>
-        <w:t xml:space="preserve">FR-EXT-012 â€” Multi-page consolidation</w:t>
+        <w:t xml:space="preserve">FR-EXT-012 — Multi-page consolidation</w:t>
       </w:r>
     </w:p>
     <w:tbl>
@@ -11506,7 +11506,7 @@
               <w:pStyle w:val="Compact"/>
             </w:pPr>
             <w:r>
-              <w:t xml:space="preserve">PDR Â§7.1</w:t>
+              <w:t xml:space="preserve">PDR §7.1</w:t>
             </w:r>
           </w:p>
         </w:tc>
@@ -11534,7 +11534,7 @@
               <w:pStyle w:val="Compact"/>
             </w:pPr>
             <w:r>
-              <w:t xml:space="preserve">Defined Â· Must</w:t>
+              <w:t xml:space="preserve">Defined · Must</w:t>
             </w:r>
           </w:p>
         </w:tc>
@@ -11547,7 +11547,7 @@
         <w:pStyle w:val="Heading3"/>
       </w:pPr>
       <w:r>
-        <w:t xml:space="preserve">FR-EXT-013 â€” Currency is read, with its own evidence</w:t>
+        <w:t xml:space="preserve">FR-EXT-013 — Currency is read, with its own evidence</w:t>
       </w:r>
     </w:p>
     <w:tbl>
@@ -11584,7 +11584,7 @@
               <w:pStyle w:val="Compact"/>
             </w:pPr>
             <w:r>
-              <w:t xml:space="preserve">Currency shall be extracted from the document’s own evidence â€” printed ISO code, symbol, issuer country â€” and shall carry its own confidence state independent of any amount. It shall never be defaulted to the table’s currency and is not mathematically confirmable.</w:t>
+              <w:t xml:space="preserve">Currency shall be extracted from the document’s own evidence — printed ISO code, symbol, issuer country — and shall carry its own confidence state independent of any amount. It shall never be defaulted to the table’s currency and is not mathematically confirmable.</w:t>
             </w:r>
           </w:p>
         </w:tc>
@@ -11612,7 +11612,7 @@
               <w:pStyle w:val="Compact"/>
             </w:pPr>
             <w:r>
-              <w:t xml:space="preserve">A euro receipt is tagged EUR and a dollar invoice USD; a document whose currency cannot be sustained is shown as such rather than defaulted. The two mis-detections of the 16-document test â€” a euro receipt tagged USD, a dollar invoice tagged MAD â€” fail this criterion.</w:t>
+              <w:t xml:space="preserve">A euro receipt is tagged EUR and a dollar invoice USD; a document whose currency cannot be sustained is shown as such rather than defaulted. The two mis-detections of the 16-document test — a euro receipt tagged USD, a dollar invoice tagged MAD — fail this criterion.</w:t>
             </w:r>
           </w:p>
         </w:tc>
@@ -11640,7 +11640,7 @@
               <w:pStyle w:val="Compact"/>
             </w:pPr>
             <w:r>
-              <w:t xml:space="preserve">PDR Â§6 (v0.2) Â· Finding 3</w:t>
+              <w:t xml:space="preserve">PDR §6 (v0.2) · Finding 3</w:t>
             </w:r>
           </w:p>
         </w:tc>
@@ -11668,7 +11668,7 @@
               <w:pStyle w:val="Compact"/>
             </w:pPr>
             <w:r>
-              <w:t xml:space="preserve">Defined Â· Must</w:t>
+              <w:t xml:space="preserve">Defined · Must</w:t>
             </w:r>
           </w:p>
         </w:tc>
@@ -11681,7 +11681,7 @@
         <w:pStyle w:val="Heading3"/>
       </w:pPr>
       <w:r>
-        <w:t xml:space="preserve">FR-EXT-014 â€” Multilingual label dictionaries, independent of interface language</w:t>
+        <w:t xml:space="preserve">FR-EXT-014 — Multilingual label dictionaries, independent of interface language</w:t>
       </w:r>
     </w:p>
     <w:tbl>
@@ -11756,7 +11756,7 @@
                 <w:i/>
                 <w:iCs/>
               </w:rPr>
-              <w:t xml:space="preserve">Total Ã  payer</w:t>
+              <w:t xml:space="preserve">Total à payer</w:t>
             </w:r>
             <w:r>
               <w:t xml:space="preserve"> </w:t>
@@ -11806,7 +11806,7 @@
               <w:pStyle w:val="Compact"/>
             </w:pPr>
             <w:r>
-              <w:t xml:space="preserve">PDR Â§10 Â· ADR-005 Â· Annex C</w:t>
+              <w:t xml:space="preserve">PDR §10 · ADR-005 · Annex C</w:t>
             </w:r>
           </w:p>
         </w:tc>
@@ -11834,7 +11834,7 @@
               <w:pStyle w:val="Compact"/>
             </w:pPr>
             <w:r>
-              <w:t xml:space="preserve">Defined Â· Must</w:t>
+              <w:t xml:space="preserve">Defined · Must</w:t>
             </w:r>
           </w:p>
         </w:tc>
@@ -11847,7 +11847,7 @@
         <w:pStyle w:val="Heading3"/>
       </w:pPr>
       <w:r>
-        <w:t xml:space="preserve">FR-EXT-015 â€” Recognition quality of the photo route</w:t>
+        <w:t xml:space="preserve">FR-EXT-015 — Recognition quality of the photo route</w:t>
       </w:r>
     </w:p>
     <w:tbl>
@@ -11884,7 +11884,7 @@
               <w:pStyle w:val="Compact"/>
             </w:pPr>
             <w:r>
-              <w:t xml:space="preserve">The photo route shall produce candidate readings of sufficient quality that, after consensus and validation, per-field accuracy over the screening corpus meets the threshold fixed in Â§10.5.</w:t>
+              <w:t xml:space="preserve">The photo route shall produce candidate readings of sufficient quality that, after consensus and validation, per-field accuracy over the screening corpus meets the threshold fixed in §10.5.</w:t>
             </w:r>
           </w:p>
         </w:tc>
@@ -11970,7 +11970,7 @@
               <w:pStyle w:val="Compact"/>
             </w:pPr>
             <w:r>
-              <w:t xml:space="preserve">ADR-010 Â· PDR Â§12, Â§13</w:t>
+              <w:t xml:space="preserve">ADR-010 · PDR §12, §13</w:t>
             </w:r>
           </w:p>
         </w:tc>
@@ -12008,7 +12008,7 @@
               <w:t xml:space="preserve"> </w:t>
             </w:r>
             <w:r>
-              <w:t xml:space="preserve">(engine selection and corpus extension) Â· Must</w:t>
+              <w:t xml:space="preserve">(engine selection and corpus extension) · Must</w:t>
             </w:r>
           </w:p>
         </w:tc>
@@ -12022,7 +12022,7 @@
         <w:pStyle w:val="Heading2"/>
       </w:pPr>
       <w:r>
-        <w:t xml:space="preserve">4.3 FR-VAL â€” Validation and confidence</w:t>
+        <w:t xml:space="preserve">4.3 FR-VAL — Validation and confidence</w:t>
       </w:r>
     </w:p>
     <w:bookmarkStart w:id="66" w:name="X57a982321d36e54fafbf356412e936d4868b19b"/>
@@ -12031,7 +12031,7 @@
         <w:pStyle w:val="Heading3"/>
       </w:pPr>
       <w:r>
-        <w:t xml:space="preserve">FR-VAL-001 â€” Three confidence strengths; only redundancy is green</w:t>
+        <w:t xml:space="preserve">FR-VAL-001 — Three confidence strengths; only redundancy is green</w:t>
       </w:r>
     </w:p>
     <w:tbl>
@@ -12084,7 +12084,7 @@
               <w:t xml:space="preserve"> </w:t>
             </w:r>
             <w:r>
-              <w:t xml:space="preserve">(two values that were each read independently agree through an identity â€” strong);</w:t>
+              <w:t xml:space="preserve">(two values that were each read independently agree through an identity — strong);</w:t>
             </w:r>
             <w:r>
               <w:t xml:space="preserve"> </w:t>
@@ -12172,7 +12172,7 @@
               <w:pStyle w:val="Compact"/>
             </w:pPr>
             <w:r>
-              <w:t xml:space="preserve">PDR Â§6 Â· Finding 5</w:t>
+              <w:t xml:space="preserve">PDR §6 · Finding 5</w:t>
             </w:r>
           </w:p>
         </w:tc>
@@ -12200,7 +12200,7 @@
               <w:pStyle w:val="Compact"/>
             </w:pPr>
             <w:r>
-              <w:t xml:space="preserve">Defined Â· Must</w:t>
+              <w:t xml:space="preserve">Defined · Must</w:t>
             </w:r>
           </w:p>
         </w:tc>
@@ -12213,7 +12213,7 @@
         <w:pStyle w:val="Heading3"/>
       </w:pPr>
       <w:r>
-        <w:t xml:space="preserve">FR-VAL-002 â€” A check is confirmatory only if every operand was read</w:t>
+        <w:t xml:space="preserve">FR-VAL-002 — A check is confirmatory only if every operand was read</w:t>
       </w:r>
     </w:p>
     <w:tbl>
@@ -12364,7 +12364,7 @@
               <w:pStyle w:val="Compact"/>
             </w:pPr>
             <w:r>
-              <w:t xml:space="preserve">PDR Â§6.1 Â· ADR-019 Â· 16-document test</w:t>
+              <w:t xml:space="preserve">PDR §6.1 · ADR-019 · 16-document test</w:t>
             </w:r>
           </w:p>
         </w:tc>
@@ -12392,7 +12392,7 @@
               <w:pStyle w:val="Compact"/>
             </w:pPr>
             <w:r>
-              <w:t xml:space="preserve">Defined Â· Must</w:t>
+              <w:t xml:space="preserve">Defined · Must</w:t>
             </w:r>
           </w:p>
         </w:tc>
@@ -12405,7 +12405,7 @@
         <w:pStyle w:val="Heading3"/>
       </w:pPr>
       <w:r>
-        <w:t xml:space="preserve">FR-VAL-003 â€” Green is editable only after unlocking</w:t>
+        <w:t xml:space="preserve">FR-VAL-003 — Green is editable only after unlocking</w:t>
       </w:r>
     </w:p>
     <w:tbl>
@@ -12498,7 +12498,7 @@
               <w:pStyle w:val="Compact"/>
             </w:pPr>
             <w:r>
-              <w:t xml:space="preserve">PDR Â§6</w:t>
+              <w:t xml:space="preserve">PDR §6</w:t>
             </w:r>
           </w:p>
         </w:tc>
@@ -12526,7 +12526,7 @@
               <w:pStyle w:val="Compact"/>
             </w:pPr>
             <w:r>
-              <w:t xml:space="preserve">Defined Â· Must</w:t>
+              <w:t xml:space="preserve">Defined · Must</w:t>
             </w:r>
           </w:p>
         </w:tc>
@@ -12539,7 +12539,7 @@
         <w:pStyle w:val="Heading3"/>
       </w:pPr>
       <w:r>
-        <w:t xml:space="preserve">FR-VAL-004 â€” The numeric confidence score is never shown</w:t>
+        <w:t xml:space="preserve">FR-VAL-004 — The numeric confidence score is never shown</w:t>
       </w:r>
     </w:p>
     <w:tbl>
@@ -12632,7 +12632,7 @@
               <w:pStyle w:val="Compact"/>
             </w:pPr>
             <w:r>
-              <w:t xml:space="preserve">PDR Â§6</w:t>
+              <w:t xml:space="preserve">PDR §6</w:t>
             </w:r>
           </w:p>
         </w:tc>
@@ -12660,7 +12660,7 @@
               <w:pStyle w:val="Compact"/>
             </w:pPr>
             <w:r>
-              <w:t xml:space="preserve">Defined Â· Must</w:t>
+              <w:t xml:space="preserve">Defined · Must</w:t>
             </w:r>
           </w:p>
         </w:tc>
@@ -12673,7 +12673,7 @@
         <w:pStyle w:val="Heading3"/>
       </w:pPr>
       <w:r>
-        <w:t xml:space="preserve">FR-VAL-005 â€” Check-digit validators</w:t>
+        <w:t xml:space="preserve">FR-VAL-005 — Check-digit validators</w:t>
       </w:r>
     </w:p>
     <w:tbl>
@@ -12835,7 +12835,7 @@
               <w:t xml:space="preserve"> </w:t>
             </w:r>
             <w:r>
-              <w:t xml:space="preserve">â€” it has no reliable check digit.</w:t>
+              <w:t xml:space="preserve">— it has no reliable check digit.</w:t>
             </w:r>
           </w:p>
         </w:tc>
@@ -12900,7 +12900,7 @@
               <w:pStyle w:val="Compact"/>
             </w:pPr>
             <w:r>
-              <w:t xml:space="preserve">PDR Â§10 Â· ADR-005 Â· Annex B</w:t>
+              <w:t xml:space="preserve">PDR §10 · ADR-005 · Annex B</w:t>
             </w:r>
           </w:p>
         </w:tc>
@@ -12928,7 +12928,7 @@
               <w:pStyle w:val="Compact"/>
             </w:pPr>
             <w:r>
-              <w:t xml:space="preserve">Defined Â· Must</w:t>
+              <w:t xml:space="preserve">Defined · Must</w:t>
             </w:r>
           </w:p>
         </w:tc>
@@ -12941,7 +12941,7 @@
         <w:pStyle w:val="Heading3"/>
       </w:pPr>
       <w:r>
-        <w:t xml:space="preserve">FR-VAL-006 â€” Redundancy checks on amounts</w:t>
+        <w:t xml:space="preserve">FR-VAL-006 — Redundancy checks on amounts</w:t>
       </w:r>
     </w:p>
     <w:tbl>
@@ -12978,7 +12978,7 @@
               <w:pStyle w:val="Compact"/>
             </w:pPr>
             <w:r>
-              <w:t xml:space="preserve">The layer shall evaluate, in integer minor units: the sum of printed bases equals the net total; the sum of printed tax amounts equals the tax total; net + tax (+ printed rounding) equals the gross total â€”</w:t>
+              <w:t xml:space="preserve">The layer shall evaluate, in integer minor units: the sum of printed bases equals the net total; the sum of printed tax amounts equals the tax total; net + tax (+ printed rounding) equals the gross total —</w:t>
             </w:r>
             <w:r>
               <w:t xml:space="preserve"> </w:t>
@@ -13000,7 +13000,7 @@
               <w:rPr>
                 <w:rStyle w:val="VerbatimChar"/>
               </w:rPr>
-              <w:t xml:space="preserve">base Ã— rate â‰ˆ tax</w:t>
+              <w:t xml:space="preserve">base × rate ≈ tax</w:t>
             </w:r>
             <w:r>
               <w:t xml:space="preserve"> </w:t>
@@ -13034,7 +13034,7 @@
               <w:pStyle w:val="Compact"/>
             </w:pPr>
             <w:r>
-              <w:t xml:space="preserve">A document printing 16.52 + 3.47 against 19.99 confirms the total; the same figures against 19.98 do not, and no tolerance absorbs the difference. The prototype’s Â±0.02 tolerance, which let 16.51 + 3.47 pass against 19.98, fails this criterion.</w:t>
+              <w:t xml:space="preserve">A document printing 16.52 + 3.47 against 19.99 confirms the total; the same figures against 19.98 do not, and no tolerance absorbs the difference. The prototype’s ±0.02 tolerance, which let 16.51 + 3.47 pass against 19.98, fails this criterion.</w:t>
             </w:r>
           </w:p>
         </w:tc>
@@ -13062,7 +13062,7 @@
               <w:pStyle w:val="Compact"/>
             </w:pPr>
             <w:r>
-              <w:t xml:space="preserve">ADR-016 Â· PDR Â§6 Â· Annex D</w:t>
+              <w:t xml:space="preserve">ADR-016 · PDR §6 · Annex D</w:t>
             </w:r>
           </w:p>
         </w:tc>
@@ -13090,7 +13090,7 @@
               <w:pStyle w:val="Compact"/>
             </w:pPr>
             <w:r>
-              <w:t xml:space="preserve">Defined Â· Must</w:t>
+              <w:t xml:space="preserve">Defined · Must</w:t>
             </w:r>
           </w:p>
         </w:tc>
@@ -13103,7 +13103,7 @@
         <w:pStyle w:val="Heading3"/>
       </w:pPr>
       <w:r>
-        <w:t xml:space="preserve">FR-VAL-007 â€” Legal tax rate check</w:t>
+        <w:t xml:space="preserve">FR-VAL-007 — Legal tax rate check</w:t>
       </w:r>
     </w:p>
     <w:tbl>
@@ -13196,7 +13196,7 @@
               <w:pStyle w:val="Compact"/>
             </w:pPr>
             <w:r>
-              <w:t xml:space="preserve">ADR-005, ADR-019 Â· Annex B</w:t>
+              <w:t xml:space="preserve">ADR-005, ADR-019 · Annex B</w:t>
             </w:r>
           </w:p>
         </w:tc>
@@ -13224,7 +13224,7 @@
               <w:pStyle w:val="Compact"/>
             </w:pPr>
             <w:r>
-              <w:t xml:space="preserve">Defined Â· Must</w:t>
+              <w:t xml:space="preserve">Defined · Must</w:t>
             </w:r>
           </w:p>
         </w:tc>
@@ -13237,7 +13237,7 @@
         <w:pStyle w:val="Heading3"/>
       </w:pPr>
       <w:r>
-        <w:t xml:space="preserve">FR-VAL-008 â€” Repair to the only consistent value</w:t>
+        <w:t xml:space="preserve">FR-VAL-008 — Repair to the only consistent value</w:t>
       </w:r>
     </w:p>
     <w:tbl>
@@ -13286,7 +13286,7 @@
               <w:t xml:space="preserve">repaired</w:t>
             </w:r>
             <w:r>
-              <w:t xml:space="preserve">, and shall present it as amber â€” weak strength: correct only if every other character was read correctly.</w:t>
+              <w:t xml:space="preserve">, and shall present it as amber — weak strength: correct only if every other character was read correctly.</w:t>
             </w:r>
           </w:p>
         </w:tc>
@@ -13366,7 +13366,7 @@
               <w:pStyle w:val="Compact"/>
             </w:pPr>
             <w:r>
-              <w:t xml:space="preserve">PDR Â§6, Â§1.1 Â· Annex D</w:t>
+              <w:t xml:space="preserve">PDR §6, §1.1 · Annex D</w:t>
             </w:r>
           </w:p>
         </w:tc>
@@ -13394,7 +13394,7 @@
               <w:pStyle w:val="Compact"/>
             </w:pPr>
             <w:r>
-              <w:t xml:space="preserve">Defined Â· Must</w:t>
+              <w:t xml:space="preserve">Defined · Must</w:t>
             </w:r>
           </w:p>
         </w:tc>
@@ -13407,7 +13407,7 @@
         <w:pStyle w:val="Heading3"/>
       </w:pPr>
       <w:r>
-        <w:t xml:space="preserve">FR-VAL-009 â€” Currency carries its own confidence state</w:t>
+        <w:t xml:space="preserve">FR-VAL-009 — Currency carries its own confidence state</w:t>
       </w:r>
     </w:p>
     <w:tbl>
@@ -13500,7 +13500,7 @@
               <w:pStyle w:val="Compact"/>
             </w:pPr>
             <w:r>
-              <w:t xml:space="preserve">PDR Â§6 (v0.2) Â· Finding 3 Â· 16-document test</w:t>
+              <w:t xml:space="preserve">PDR §6 (v0.2) · Finding 3 · 16-document test</w:t>
             </w:r>
           </w:p>
         </w:tc>
@@ -13528,7 +13528,7 @@
               <w:pStyle w:val="Compact"/>
             </w:pPr>
             <w:r>
-              <w:t xml:space="preserve">Defined Â· Must</w:t>
+              <w:t xml:space="preserve">Defined · Must</w:t>
             </w:r>
           </w:p>
         </w:tc>
@@ -13541,7 +13541,7 @@
         <w:pStyle w:val="Heading3"/>
       </w:pPr>
       <w:r>
-        <w:t xml:space="preserve">FR-VAL-010 â€” What never reaches green</w:t>
+        <w:t xml:space="preserve">FR-VAL-010 — What never reaches green</w:t>
       </w:r>
     </w:p>
     <w:tbl>
@@ -13658,7 +13658,7 @@
               <w:pStyle w:val="Compact"/>
             </w:pPr>
             <w:r>
-              <w:t xml:space="preserve">PDR Â§6.2</w:t>
+              <w:t xml:space="preserve">PDR §6.2</w:t>
             </w:r>
           </w:p>
         </w:tc>
@@ -13686,7 +13686,7 @@
               <w:pStyle w:val="Compact"/>
             </w:pPr>
             <w:r>
-              <w:t xml:space="preserve">Defined Â· Must</w:t>
+              <w:t xml:space="preserve">Defined · Must</w:t>
             </w:r>
           </w:p>
         </w:tc>
@@ -13699,7 +13699,7 @@
         <w:pStyle w:val="Heading3"/>
       </w:pPr>
       <w:r>
-        <w:t xml:space="preserve">FR-VAL-011 â€” Tax slots</w:t>
+        <w:t xml:space="preserve">FR-VAL-011 — Tax slots</w:t>
       </w:r>
     </w:p>
     <w:tbl>
@@ -13736,7 +13736,7 @@
               <w:pStyle w:val="Compact"/>
             </w:pPr>
             <w:r>
-              <w:t xml:space="preserve">The model shall carry one slot per printed tax rate â€” a</w:t>
+              <w:t xml:space="preserve">The model shall carry one slot per printed tax rate — a</w:t>
             </w:r>
             <w:r>
               <w:t xml:space="preserve"> </w:t>
@@ -13781,7 +13781,7 @@
               <w:t xml:space="preserve"> </w:t>
             </w:r>
             <w:r>
-              <w:t xml:space="preserve">triplet â€” with the number of slots declared by the country table. Slots that do not apply stay empty. Each slot maps independently and all are optional.</w:t>
+              <w:t xml:space="preserve">triplet — with the number of slots declared by the country table. Slots that do not apply stay empty. Each slot maps independently and all are optional.</w:t>
             </w:r>
             <w:r>
               <w:t xml:space="preserve"> </w:t>
@@ -13849,7 +13849,7 @@
               <w:pStyle w:val="Compact"/>
             </w:pPr>
             <w:r>
-              <w:t xml:space="preserve">PDR Â§5.3 Â· ADR-005 Â· Annex B</w:t>
+              <w:t xml:space="preserve">PDR §5.3 · ADR-005 · Annex B</w:t>
             </w:r>
           </w:p>
         </w:tc>
@@ -13877,7 +13877,7 @@
               <w:pStyle w:val="Compact"/>
             </w:pPr>
             <w:r>
-              <w:t xml:space="preserve">Defined Â· Must</w:t>
+              <w:t xml:space="preserve">Defined · Must</w:t>
             </w:r>
           </w:p>
         </w:tc>
@@ -13890,7 +13890,7 @@
         <w:pStyle w:val="Heading3"/>
       </w:pPr>
       <w:r>
-        <w:t xml:space="preserve">FR-VAL-012 â€” Absent is not zero; the destination decides</w:t>
+        <w:t xml:space="preserve">FR-VAL-012 — Absent is not zero; the destination decides</w:t>
       </w:r>
     </w:p>
     <w:tbl>
@@ -13995,7 +13995,7 @@
               <w:pStyle w:val="Compact"/>
             </w:pPr>
             <w:r>
-              <w:t xml:space="preserve">PDR Â§7.3, Â§6 Â· 16-document test, record 1414</w:t>
+              <w:t xml:space="preserve">PDR §7.3, §6 · 16-document test, record 1414</w:t>
             </w:r>
           </w:p>
         </w:tc>
@@ -14023,7 +14023,7 @@
               <w:pStyle w:val="Compact"/>
             </w:pPr>
             <w:r>
-              <w:t xml:space="preserve">Defined Â· Must</w:t>
+              <w:t xml:space="preserve">Defined · Must</w:t>
             </w:r>
           </w:p>
         </w:tc>
@@ -14036,7 +14036,7 @@
         <w:pStyle w:val="Heading3"/>
       </w:pPr>
       <w:r>
-        <w:t xml:space="preserve">FR-VAL-013 â€” Date coherence and format inference</w:t>
+        <w:t xml:space="preserve">FR-VAL-013 — Date coherence and format inference</w:t>
       </w:r>
     </w:p>
     <w:tbl>
@@ -14073,7 +14073,7 @@
               <w:pStyle w:val="Compact"/>
             </w:pPr>
             <w:r>
-              <w:t xml:space="preserve">The universal layer shall infer date and decimal formats from the document’s own evidence â€” a day greater than twelve disambiguates date order; the thousands grouping pattern separates</w:t>
+              <w:t xml:space="preserve">The universal layer shall infer date and decimal formats from the document’s own evidence — a day greater than twelve disambiguates date order; the thousands grouping pattern separates</w:t>
             </w:r>
             <w:r>
               <w:t xml:space="preserve"> </w:t>
@@ -14103,7 +14103,7 @@
               <w:t xml:space="preserve"> </w:t>
             </w:r>
             <w:r>
-              <w:t xml:space="preserve">â€” and shall check dates for coherence.</w:t>
+              <w:t xml:space="preserve">— and shall check dates for coherence.</w:t>
             </w:r>
             <w:r>
               <w:t xml:space="preserve"> </w:t>
@@ -14204,7 +14204,7 @@
               <w:pStyle w:val="Compact"/>
             </w:pPr>
             <w:r>
-              <w:t xml:space="preserve">PDR Â§10, Â§5.1 Â· ADR-005</w:t>
+              <w:t xml:space="preserve">PDR §10, §5.1 · ADR-005</w:t>
             </w:r>
           </w:p>
         </w:tc>
@@ -14232,7 +14232,7 @@
               <w:pStyle w:val="Compact"/>
             </w:pPr>
             <w:r>
-              <w:t xml:space="preserve">Defined Â· Must</w:t>
+              <w:t xml:space="preserve">Defined · Must</w:t>
             </w:r>
           </w:p>
         </w:tc>
@@ -14245,7 +14245,7 @@
         <w:pStyle w:val="Heading3"/>
       </w:pPr>
       <w:r>
-        <w:t xml:space="preserve">FR-VAL-014 â€” Determinism over coverage</w:t>
+        <w:t xml:space="preserve">FR-VAL-014 — Determinism over coverage</w:t>
       </w:r>
     </w:p>
     <w:tbl>
@@ -14338,7 +14338,7 @@
               <w:pStyle w:val="Compact"/>
             </w:pPr>
             <w:r>
-              <w:t xml:space="preserve">PDR Â§4 Â· Contract 4</w:t>
+              <w:t xml:space="preserve">PDR §4 · Contract 4</w:t>
             </w:r>
           </w:p>
         </w:tc>
@@ -14366,7 +14366,7 @@
               <w:pStyle w:val="Compact"/>
             </w:pPr>
             <w:r>
-              <w:t xml:space="preserve">Defined Â· Must</w:t>
+              <w:t xml:space="preserve">Defined · Must</w:t>
             </w:r>
           </w:p>
         </w:tc>
@@ -14380,7 +14380,7 @@
         <w:pStyle w:val="Heading2"/>
       </w:pPr>
       <w:r>
-        <w:t xml:space="preserve">4.4 FR-REV â€” Review</w:t>
+        <w:t xml:space="preserve">4.4 FR-REV — Review</w:t>
       </w:r>
     </w:p>
     <w:bookmarkStart w:id="81" w:name="fr-rev-001-â-destination-bar"/>
@@ -14389,7 +14389,7 @@
         <w:pStyle w:val="Heading3"/>
       </w:pPr>
       <w:r>
-        <w:t xml:space="preserve">FR-REV-001 â€” Destination bar</w:t>
+        <w:t xml:space="preserve">FR-REV-001 — Destination bar</w:t>
       </w:r>
     </w:p>
     <w:tbl>
@@ -14482,7 +14482,7 @@
               <w:pStyle w:val="Compact"/>
             </w:pPr>
             <w:r>
-              <w:t xml:space="preserve">PDR Â§7.2</w:t>
+              <w:t xml:space="preserve">PDR §7.2</w:t>
             </w:r>
           </w:p>
         </w:tc>
@@ -14510,7 +14510,7 @@
               <w:pStyle w:val="Compact"/>
             </w:pPr>
             <w:r>
-              <w:t xml:space="preserve">Defined Â· Must</w:t>
+              <w:t xml:space="preserve">Defined · Must</w:t>
             </w:r>
           </w:p>
         </w:tc>
@@ -14523,7 +14523,7 @@
         <w:pStyle w:val="Heading3"/>
       </w:pPr>
       <w:r>
-        <w:t xml:space="preserve">FR-REV-002 â€” Daily destination confirmation</w:t>
+        <w:t xml:space="preserve">FR-REV-002 — Daily destination confirmation</w:t>
       </w:r>
     </w:p>
     <w:tbl>
@@ -14616,7 +14616,7 @@
               <w:pStyle w:val="Compact"/>
             </w:pPr>
             <w:r>
-              <w:t xml:space="preserve">PDR Â§7.2, Â§7.3 Â· Finding 4</w:t>
+              <w:t xml:space="preserve">PDR §7.2, §7.3 · Finding 4</w:t>
             </w:r>
           </w:p>
         </w:tc>
@@ -14644,7 +14644,7 @@
               <w:pStyle w:val="Compact"/>
             </w:pPr>
             <w:r>
-              <w:t xml:space="preserve">Defined Â· Must</w:t>
+              <w:t xml:space="preserve">Defined · Must</w:t>
             </w:r>
           </w:p>
         </w:tc>
@@ -14657,7 +14657,7 @@
         <w:pStyle w:val="Heading3"/>
       </w:pPr>
       <w:r>
-        <w:t xml:space="preserve">FR-REV-003 â€” Thumbnail with the read region</w:t>
+        <w:t xml:space="preserve">FR-REV-003 — Thumbnail with the read region</w:t>
       </w:r>
     </w:p>
     <w:tbl>
@@ -14738,7 +14738,7 @@
               <w:pStyle w:val="Compact"/>
             </w:pPr>
             <w:r>
-              <w:t xml:space="preserve">Tapping a green total highlights base, tax and total regions together â€” showing the user</w:t>
+              <w:t xml:space="preserve">Tapping a green total highlights base, tax and total regions together — showing the user</w:t>
             </w:r>
             <w:r>
               <w:t xml:space="preserve"> </w:t>
@@ -14782,7 +14782,7 @@
               <w:pStyle w:val="Compact"/>
             </w:pPr>
             <w:r>
-              <w:t xml:space="preserve">PDR Â§7.2</w:t>
+              <w:t xml:space="preserve">PDR §7.2</w:t>
             </w:r>
           </w:p>
         </w:tc>
@@ -14810,7 +14810,7 @@
               <w:pStyle w:val="Compact"/>
             </w:pPr>
             <w:r>
-              <w:t xml:space="preserve">Defined Â· Must</w:t>
+              <w:t xml:space="preserve">Defined · Must</w:t>
             </w:r>
           </w:p>
         </w:tc>
@@ -14823,7 +14823,7 @@
         <w:pStyle w:val="Heading3"/>
       </w:pPr>
       <w:r>
-        <w:t xml:space="preserve">FR-REV-004 â€” The six core fields in fixed order</w:t>
+        <w:t xml:space="preserve">FR-REV-004 — The six core fields in fixed order</w:t>
       </w:r>
     </w:p>
     <w:tbl>
@@ -14860,7 +14860,7 @@
               <w:pStyle w:val="Compact"/>
             </w:pPr>
             <w:r>
-              <w:t xml:space="preserve">The six core fields â€”</w:t>
+              <w:t xml:space="preserve">The six core fields —</w:t>
             </w:r>
             <w:r>
               <w:t xml:space="preserve"> </w:t>
@@ -14935,7 +14935,7 @@
               <w:t xml:space="preserve"> </w:t>
             </w:r>
             <w:r>
-              <w:t xml:space="preserve">â€” shall be shown in a fixed order with inline editing, large type and a colour per confidence state. On opening review, focus shall jump automatically to the first field that was not read.</w:t>
+              <w:t xml:space="preserve">— shall be shown in a fixed order with inline editing, large type and a colour per confidence state. On opening review, focus shall jump automatically to the first field that was not read.</w:t>
             </w:r>
           </w:p>
         </w:tc>
@@ -15003,7 +15003,7 @@
               <w:pStyle w:val="Compact"/>
             </w:pPr>
             <w:r>
-              <w:t xml:space="preserve">PDR Â§7.2, Â§5.1</w:t>
+              <w:t xml:space="preserve">PDR §7.2, §5.1</w:t>
             </w:r>
           </w:p>
         </w:tc>
@@ -15031,7 +15031,7 @@
               <w:pStyle w:val="Compact"/>
             </w:pPr>
             <w:r>
-              <w:t xml:space="preserve">Defined Â· Must</w:t>
+              <w:t xml:space="preserve">Defined · Must</w:t>
             </w:r>
           </w:p>
         </w:tc>
@@ -15044,7 +15044,7 @@
         <w:pStyle w:val="Heading3"/>
       </w:pPr>
       <w:r>
-        <w:t xml:space="preserve">FR-REV-005 â€” Amounts block collapse rule</w:t>
+        <w:t xml:space="preserve">FR-REV-005 — Amounts block collapse rule</w:t>
       </w:r>
     </w:p>
     <w:tbl>
@@ -15081,7 +15081,7 @@
               <w:pStyle w:val="Compact"/>
             </w:pPr>
             <w:r>
-              <w:t xml:space="preserve">The amounts block shall collapse to a single confirming line when a redundancy check passes, and shall be expanded whenever it does not â€” including whenever an amount has no breakdown to check against at all. With several tax slots the block may hold seven figures; it shall not be shown expanded by default when the check passes.</w:t>
+              <w:t xml:space="preserve">The amounts block shall collapse to a single confirming line when a redundancy check passes, and shall be expanded whenever it does not — including whenever an amount has no breakdown to check against at all. With several tax slots the block may hold seven figures; it shall not be shown expanded by default when the check passes.</w:t>
             </w:r>
           </w:p>
         </w:tc>
@@ -15137,7 +15137,7 @@
               <w:pStyle w:val="Compact"/>
             </w:pPr>
             <w:r>
-              <w:t xml:space="preserve">PDR Â§7.2, Â§5.3</w:t>
+              <w:t xml:space="preserve">PDR §7.2, §5.3</w:t>
             </w:r>
           </w:p>
         </w:tc>
@@ -15165,7 +15165,7 @@
               <w:pStyle w:val="Compact"/>
             </w:pPr>
             <w:r>
-              <w:t xml:space="preserve">Defined Â· Must</w:t>
+              <w:t xml:space="preserve">Defined · Must</w:t>
             </w:r>
           </w:p>
         </w:tc>
@@ -15178,7 +15178,7 @@
         <w:pStyle w:val="Heading3"/>
       </w:pPr>
       <w:r>
-        <w:t xml:space="preserve">FR-REV-006 â€” Advanced section collapsed</w:t>
+        <w:t xml:space="preserve">FR-REV-006 — Advanced section collapsed</w:t>
       </w:r>
     </w:p>
     <w:tbl>
@@ -15215,7 +15215,7 @@
               <w:pStyle w:val="Compact"/>
             </w:pPr>
             <w:r>
-              <w:t xml:space="preserve">The advanced section â€” remaining mapped fields,</w:t>
+              <w:t xml:space="preserve">The advanced section — remaining mapped fields,</w:t>
             </w:r>
             <w:r>
               <w:t xml:space="preserve"> </w:t>
@@ -15242,7 +15242,7 @@
               <w:t xml:space="preserve"> </w:t>
             </w:r>
             <w:r>
-              <w:t xml:space="preserve">and the other extended groups â€” shall be collapsed by default on the review screen.</w:t>
+              <w:t xml:space="preserve">and the other extended groups — shall be collapsed by default on the review screen.</w:t>
             </w:r>
           </w:p>
         </w:tc>
@@ -15298,7 +15298,7 @@
               <w:pStyle w:val="Compact"/>
             </w:pPr>
             <w:r>
-              <w:t xml:space="preserve">PDR Â§7.2, Â§5.2</w:t>
+              <w:t xml:space="preserve">PDR §7.2, §5.2</w:t>
             </w:r>
           </w:p>
         </w:tc>
@@ -15326,7 +15326,7 @@
               <w:pStyle w:val="Compact"/>
             </w:pPr>
             <w:r>
-              <w:t xml:space="preserve">Defined Â· Must</w:t>
+              <w:t xml:space="preserve">Defined · Must</w:t>
             </w:r>
           </w:p>
         </w:tc>
@@ -15339,7 +15339,7 @@
         <w:pStyle w:val="Heading3"/>
       </w:pPr>
       <w:r>
-        <w:t xml:space="preserve">FR-REV-007 â€” Duplicate notice</w:t>
+        <w:t xml:space="preserve">FR-REV-007 — Duplicate notice</w:t>
       </w:r>
     </w:p>
     <w:tbl>
@@ -15432,7 +15432,7 @@
               <w:pStyle w:val="Compact"/>
             </w:pPr>
             <w:r>
-              <w:t xml:space="preserve">PDR Â§7.2</w:t>
+              <w:t xml:space="preserve">PDR §7.2</w:t>
             </w:r>
           </w:p>
         </w:tc>
@@ -15460,7 +15460,7 @@
               <w:pStyle w:val="Compact"/>
             </w:pPr>
             <w:r>
-              <w:t xml:space="preserve">Defined Â· Must</w:t>
+              <w:t xml:space="preserve">Defined · Must</w:t>
             </w:r>
           </w:p>
         </w:tc>
@@ -15473,7 +15473,7 @@
         <w:pStyle w:val="Heading3"/>
       </w:pPr>
       <w:r>
-        <w:t xml:space="preserve">FR-REV-008 â€” Save button names the destination</w:t>
+        <w:t xml:space="preserve">FR-REV-008 — Save button names the destination</w:t>
       </w:r>
     </w:p>
     <w:tbl>
@@ -15510,7 +15510,7 @@
               <w:pStyle w:val="Compact"/>
             </w:pPr>
             <w:r>
-              <w:t xml:space="preserve">The save button shall be fixed at the bottom of the review screen and shall name the outcome â€” for example</w:t>
+              <w:t xml:space="preserve">The save button shall be fixed at the bottom of the review screen and shall name the outcome — for example</w:t>
             </w:r>
             <w:r>
               <w:t xml:space="preserve"> </w:t>
@@ -15522,7 +15522,7 @@
               <w:t xml:space="preserve"> </w:t>
             </w:r>
             <w:r>
-              <w:t xml:space="preserve">â€” rather than reading</w:t>
+              <w:t xml:space="preserve">— rather than reading</w:t>
             </w:r>
             <w:r>
               <w:t xml:space="preserve"> </w:t>
@@ -15587,7 +15587,7 @@
               <w:pStyle w:val="Compact"/>
             </w:pPr>
             <w:r>
-              <w:t xml:space="preserve">PDR Â§7.2</w:t>
+              <w:t xml:space="preserve">PDR §7.2</w:t>
             </w:r>
           </w:p>
         </w:tc>
@@ -15615,7 +15615,7 @@
               <w:pStyle w:val="Compact"/>
             </w:pPr>
             <w:r>
-              <w:t xml:space="preserve">Defined Â· Must</w:t>
+              <w:t xml:space="preserve">Defined · Must</w:t>
             </w:r>
           </w:p>
         </w:tc>
@@ -15628,7 +15628,7 @@
         <w:pStyle w:val="Heading3"/>
       </w:pPr>
       <w:r>
-        <w:t xml:space="preserve">FR-REV-009 â€” Never block a save</w:t>
+        <w:t xml:space="preserve">FR-REV-009 — Never block a save</w:t>
       </w:r>
     </w:p>
     <w:tbl>
@@ -15721,7 +15721,7 @@
               <w:pStyle w:val="Compact"/>
             </w:pPr>
             <w:r>
-              <w:t xml:space="preserve">PDR Â§4, Â§3.2 Â· BR-14</w:t>
+              <w:t xml:space="preserve">PDR §4, §3.2 · BR-14</w:t>
             </w:r>
           </w:p>
         </w:tc>
@@ -15749,7 +15749,7 @@
               <w:pStyle w:val="Compact"/>
             </w:pPr>
             <w:r>
-              <w:t xml:space="preserve">Defined Â· Must</w:t>
+              <w:t xml:space="preserve">Defined · Must</w:t>
             </w:r>
           </w:p>
         </w:tc>
@@ -15762,7 +15762,7 @@
         <w:pStyle w:val="Heading3"/>
       </w:pPr>
       <w:r>
-        <w:t xml:space="preserve">FR-REV-010 â€” User edits are authoritative</w:t>
+        <w:t xml:space="preserve">FR-REV-010 — User edits are authoritative</w:t>
       </w:r>
     </w:p>
     <w:tbl>
@@ -15855,7 +15855,7 @@
               <w:pStyle w:val="Compact"/>
             </w:pPr>
             <w:r>
-              <w:t xml:space="preserve">PDR Â§4, Â§7.2</w:t>
+              <w:t xml:space="preserve">PDR §4, §7.2</w:t>
             </w:r>
           </w:p>
         </w:tc>
@@ -15883,7 +15883,7 @@
               <w:pStyle w:val="Compact"/>
             </w:pPr>
             <w:r>
-              <w:t xml:space="preserve">Defined Â· Must</w:t>
+              <w:t xml:space="preserve">Defined · Must</w:t>
             </w:r>
           </w:p>
         </w:tc>
@@ -15896,7 +15896,7 @@
         <w:pStyle w:val="Heading3"/>
       </w:pPr>
       <w:r>
-        <w:t xml:space="preserve">FR-REV-011 â€” Discard a document</w:t>
+        <w:t xml:space="preserve">FR-REV-011 — Discard a document</w:t>
       </w:r>
     </w:p>
     <w:tbl>
@@ -15989,7 +15989,7 @@
               <w:pStyle w:val="Compact"/>
             </w:pPr>
             <w:r>
-              <w:t xml:space="preserve">PDR Â§7.2 Â· state machine Â§6.2</w:t>
+              <w:t xml:space="preserve">PDR §7.2 · state machine §6.2</w:t>
             </w:r>
           </w:p>
         </w:tc>
@@ -16017,7 +16017,7 @@
               <w:pStyle w:val="Compact"/>
             </w:pPr>
             <w:r>
-              <w:t xml:space="preserve">Defined Â· Must</w:t>
+              <w:t xml:space="preserve">Defined · Must</w:t>
             </w:r>
           </w:p>
         </w:tc>
@@ -16031,7 +16031,7 @@
         <w:pStyle w:val="Heading2"/>
       </w:pPr>
       <w:r>
-        <w:t xml:space="preserve">4.5 FR-DST â€” Destinations and mapping</w:t>
+        <w:t xml:space="preserve">4.5 FR-DST — Destinations and mapping</w:t>
       </w:r>
     </w:p>
     <w:bookmarkStart w:id="93" w:name="fr-dst-001-â-what-a-destination-is"/>
@@ -16040,7 +16040,7 @@
         <w:pStyle w:val="Heading3"/>
       </w:pPr>
       <w:r>
-        <w:t xml:space="preserve">FR-DST-001 â€” What a destination is</w:t>
+        <w:t xml:space="preserve">FR-DST-001 — What a destination is</w:t>
       </w:r>
     </w:p>
     <w:tbl>
@@ -16133,7 +16133,7 @@
               <w:pStyle w:val="Compact"/>
             </w:pPr>
             <w:r>
-              <w:t xml:space="preserve">PDR Â§7.3 Â· ADR-017</w:t>
+              <w:t xml:space="preserve">PDR §7.3 · ADR-017</w:t>
             </w:r>
           </w:p>
         </w:tc>
@@ -16161,7 +16161,7 @@
               <w:pStyle w:val="Compact"/>
             </w:pPr>
             <w:r>
-              <w:t xml:space="preserve">Defined Â· Must</w:t>
+              <w:t xml:space="preserve">Defined · Must</w:t>
             </w:r>
           </w:p>
         </w:tc>
@@ -16174,7 +16174,7 @@
         <w:pStyle w:val="Heading3"/>
       </w:pPr>
       <w:r>
-        <w:t xml:space="preserve">FR-DST-002 â€” No default destination until a first send</w:t>
+        <w:t xml:space="preserve">FR-DST-002 — No default destination until a first send</w:t>
       </w:r>
     </w:p>
     <w:tbl>
@@ -16267,7 +16267,7 @@
               <w:pStyle w:val="Compact"/>
             </w:pPr>
             <w:r>
-              <w:t xml:space="preserve">PDR Â§7.2, Â§7.3 Â· Finding 4</w:t>
+              <w:t xml:space="preserve">PDR §7.2, §7.3 · Finding 4</w:t>
             </w:r>
           </w:p>
         </w:tc>
@@ -16295,7 +16295,7 @@
               <w:pStyle w:val="Compact"/>
             </w:pPr>
             <w:r>
-              <w:t xml:space="preserve">Defined Â· Must</w:t>
+              <w:t xml:space="preserve">Defined · Must</w:t>
             </w:r>
           </w:p>
         </w:tc>
@@ -16308,7 +16308,7 @@
         <w:pStyle w:val="Heading3"/>
       </w:pPr>
       <w:r>
-        <w:t xml:space="preserve">FR-DST-003 â€” Destinations store identifiers, not names</w:t>
+        <w:t xml:space="preserve">FR-DST-003 — Destinations store identifiers, not names</w:t>
       </w:r>
     </w:p>
     <w:tbl>
@@ -16386,7 +16386,7 @@
               <w:pStyle w:val="Compact"/>
             </w:pPr>
             <w:r>
-              <w:t xml:space="preserve">Rename a mapped column in Ninox; the next send resolves the new name and writes to the same column. A destination stored by name â€” which would break silently on rename â€” fails this criterion.</w:t>
+              <w:t xml:space="preserve">Rename a mapped column in Ninox; the next send resolves the new name and writes to the same column. A destination stored by name — which would break silently on rename — fails this criterion.</w:t>
             </w:r>
           </w:p>
         </w:tc>
@@ -16414,7 +16414,7 @@
               <w:pStyle w:val="Compact"/>
             </w:pPr>
             <w:r>
-              <w:t xml:space="preserve">PDR Â§7.3 Â· ADR-004</w:t>
+              <w:t xml:space="preserve">PDR §7.3 · ADR-004</w:t>
             </w:r>
           </w:p>
         </w:tc>
@@ -16442,7 +16442,7 @@
               <w:pStyle w:val="Compact"/>
             </w:pPr>
             <w:r>
-              <w:t xml:space="preserve">Defined Â· Must</w:t>
+              <w:t xml:space="preserve">Defined · Must</w:t>
             </w:r>
           </w:p>
         </w:tc>
@@ -16455,7 +16455,7 @@
         <w:pStyle w:val="Heading3"/>
       </w:pPr>
       <w:r>
-        <w:t xml:space="preserve">FR-DST-004 â€” Formula and read-only fields are not mapping candidates</w:t>
+        <w:t xml:space="preserve">FR-DST-004 — Formula and read-only fields are not mapping candidates</w:t>
       </w:r>
     </w:p>
     <w:tbl>
@@ -16548,7 +16548,7 @@
               <w:pStyle w:val="Compact"/>
             </w:pPr>
             <w:r>
-              <w:t xml:space="preserve">PDR Â§7.4, Â§8.1 Â· ADR-004</w:t>
+              <w:t xml:space="preserve">PDR §7.4, §8.1 · ADR-004</w:t>
             </w:r>
           </w:p>
         </w:tc>
@@ -16576,7 +16576,7 @@
               <w:pStyle w:val="Compact"/>
             </w:pPr>
             <w:r>
-              <w:t xml:space="preserve">Defined Â· Must</w:t>
+              <w:t xml:space="preserve">Defined · Must</w:t>
             </w:r>
           </w:p>
         </w:tc>
@@ -16589,7 +16589,7 @@
         <w:pStyle w:val="Heading3"/>
       </w:pPr>
       <w:r>
-        <w:t xml:space="preserve">FR-DST-005 â€” Formula totals used as post-write contrast</w:t>
+        <w:t xml:space="preserve">FR-DST-005 — Formula totals used as post-write contrast</w:t>
       </w:r>
     </w:p>
     <w:tbl>
@@ -16685,7 +16685,7 @@
               <w:t xml:space="preserve"> </w:t>
             </w:r>
             <w:r>
-              <w:t xml:space="preserve">the check does not catch a total misread and then used to derive its own components â€” the formula reproduces the error. Only FR-EXT-007 / BR-05 catch that.</w:t>
+              <w:t xml:space="preserve">the check does not catch a total misread and then used to derive its own components — the formula reproduces the error. Only FR-EXT-007 / BR-05 catch that.</w:t>
             </w:r>
           </w:p>
         </w:tc>
@@ -16713,7 +16713,7 @@
               <w:pStyle w:val="Compact"/>
             </w:pPr>
             <w:r>
-              <w:t xml:space="preserve">PDR Â§7.4 Â· 16-document test (the</w:t>
+              <w:t xml:space="preserve">PDR §7.4 · 16-document test (the</w:t>
             </w:r>
             <w:r>
               <w:t xml:space="preserve"> </w:t>
@@ -16756,7 +16756,7 @@
               <w:pStyle w:val="Compact"/>
             </w:pPr>
             <w:r>
-              <w:t xml:space="preserve">Defined Â· Must</w:t>
+              <w:t xml:space="preserve">Defined · Must</w:t>
             </w:r>
           </w:p>
         </w:tc>
@@ -16769,7 +16769,7 @@
         <w:pStyle w:val="Heading3"/>
       </w:pPr>
       <w:r>
-        <w:t xml:space="preserve">FR-DST-006 â€” Per-field</w:t>
+        <w:t xml:space="preserve">FR-DST-006 — Per-field</w:t>
       </w:r>
       <w:r>
         <w:t xml:space="preserve"> </w:t>
@@ -16818,7 +16818,7 @@
               <w:pStyle w:val="Compact"/>
             </w:pPr>
             <w:r>
-              <w:t xml:space="preserve">Each mapped field shall carry one additional setting: what to write when the source value is absent from the document â€” leave the Ninox field empty (the default) or write zero. This is a property of the destination field, not of the canonical model.</w:t>
+              <w:t xml:space="preserve">Each mapped field shall carry one additional setting: what to write when the source value is absent from the document — leave the Ninox field empty (the default) or write zero. This is a property of the destination field, not of the canonical model.</w:t>
             </w:r>
           </w:p>
         </w:tc>
@@ -16874,7 +16874,7 @@
               <w:pStyle w:val="Compact"/>
             </w:pPr>
             <w:r>
-              <w:t xml:space="preserve">PDR Â§7.3 Â· 16-document test, record 1414</w:t>
+              <w:t xml:space="preserve">PDR §7.3 · 16-document test, record 1414</w:t>
             </w:r>
           </w:p>
         </w:tc>
@@ -16902,7 +16902,7 @@
               <w:pStyle w:val="Compact"/>
             </w:pPr>
             <w:r>
-              <w:t xml:space="preserve">Defined Â· Must</w:t>
+              <w:t xml:space="preserve">Defined · Must</w:t>
             </w:r>
           </w:p>
         </w:tc>
@@ -16915,7 +16915,7 @@
         <w:pStyle w:val="Heading3"/>
       </w:pPr>
       <w:r>
-        <w:t xml:space="preserve">FR-DST-007 â€” Choice fields offer the existing options</w:t>
+        <w:t xml:space="preserve">FR-DST-007 — Choice fields offer the existing options</w:t>
       </w:r>
     </w:p>
     <w:tbl>
@@ -17051,7 +17051,7 @@
               <w:pStyle w:val="Compact"/>
             </w:pPr>
             <w:r>
-              <w:t xml:space="preserve">Defined Â· Must</w:t>
+              <w:t xml:space="preserve">Defined · Must</w:t>
             </w:r>
           </w:p>
         </w:tc>
@@ -17064,7 +17064,7 @@
         <w:pStyle w:val="Heading3"/>
       </w:pPr>
       <w:r>
-        <w:t xml:space="preserve">FR-DST-008 â€” Configurable Ninox host</w:t>
+        <w:t xml:space="preserve">FR-DST-008 — Configurable Ninox host</w:t>
       </w:r>
     </w:p>
     <w:tbl>
@@ -17172,7 +17172,7 @@
               <w:pStyle w:val="Compact"/>
             </w:pPr>
             <w:r>
-              <w:t xml:space="preserve">ADR-017 Â· Finding 14</w:t>
+              <w:t xml:space="preserve">ADR-017 · Finding 14</w:t>
             </w:r>
           </w:p>
         </w:tc>
@@ -17200,7 +17200,7 @@
               <w:pStyle w:val="Compact"/>
             </w:pPr>
             <w:r>
-              <w:t xml:space="preserve">Defined Â· Must</w:t>
+              <w:t xml:space="preserve">Defined · Must</w:t>
             </w:r>
           </w:p>
         </w:tc>
@@ -17213,7 +17213,7 @@
         <w:pStyle w:val="Heading3"/>
       </w:pPr>
       <w:r>
-        <w:t xml:space="preserve">FR-DST-009 â€” Never write an unmapped field</w:t>
+        <w:t xml:space="preserve">FR-DST-009 — Never write an unmapped field</w:t>
       </w:r>
     </w:p>
     <w:tbl>
@@ -17306,7 +17306,7 @@
               <w:pStyle w:val="Compact"/>
             </w:pPr>
             <w:r>
-              <w:t xml:space="preserve">Contract 6 Â· ADR-013 Â· PDR Â§8.2</w:t>
+              <w:t xml:space="preserve">Contract 6 · ADR-013 · PDR §8.2</w:t>
             </w:r>
           </w:p>
         </w:tc>
@@ -17334,7 +17334,7 @@
               <w:pStyle w:val="Compact"/>
             </w:pPr>
             <w:r>
-              <w:t xml:space="preserve">Defined Â· Must</w:t>
+              <w:t xml:space="preserve">Defined · Must</w:t>
             </w:r>
           </w:p>
         </w:tc>
@@ -17348,7 +17348,7 @@
         <w:pStyle w:val="Heading2"/>
       </w:pPr>
       <w:r>
-        <w:t xml:space="preserve">4.6 FR-WIZ â€” Setup wizard</w:t>
+        <w:t xml:space="preserve">4.6 FR-WIZ — Setup wizard</w:t>
       </w:r>
     </w:p>
     <w:bookmarkStart w:id="103" w:name="fr-wiz-001-â-five-screens-at-most"/>
@@ -17357,7 +17357,7 @@
         <w:pStyle w:val="Heading3"/>
       </w:pPr>
       <w:r>
-        <w:t xml:space="preserve">FR-WIZ-001 â€” Five screens at most</w:t>
+        <w:t xml:space="preserve">FR-WIZ-001 — Five screens at most</w:t>
       </w:r>
     </w:p>
     <w:tbl>
@@ -17450,7 +17450,7 @@
               <w:pStyle w:val="Compact"/>
             </w:pPr>
             <w:r>
-              <w:t xml:space="preserve">PDR Â§8</w:t>
+              <w:t xml:space="preserve">PDR §8</w:t>
             </w:r>
           </w:p>
         </w:tc>
@@ -17478,7 +17478,7 @@
               <w:pStyle w:val="Compact"/>
             </w:pPr>
             <w:r>
-              <w:t xml:space="preserve">Defined Â· Must</w:t>
+              <w:t xml:space="preserve">Defined · Must</w:t>
             </w:r>
           </w:p>
         </w:tc>
@@ -17491,7 +17491,7 @@
         <w:pStyle w:val="Heading3"/>
       </w:pPr>
       <w:r>
-        <w:t xml:space="preserve">FR-WIZ-002 â€” Steps auto-omit when there is nothing to choose</w:t>
+        <w:t xml:space="preserve">FR-WIZ-002 — Steps auto-omit when there is nothing to choose</w:t>
       </w:r>
     </w:p>
     <w:tbl>
@@ -17584,7 +17584,7 @@
               <w:pStyle w:val="Compact"/>
             </w:pPr>
             <w:r>
-              <w:t xml:space="preserve">PDR Â§8</w:t>
+              <w:t xml:space="preserve">PDR §8</w:t>
             </w:r>
           </w:p>
         </w:tc>
@@ -17612,7 +17612,7 @@
               <w:pStyle w:val="Compact"/>
             </w:pPr>
             <w:r>
-              <w:t xml:space="preserve">Defined Â· Must</w:t>
+              <w:t xml:space="preserve">Defined · Must</w:t>
             </w:r>
           </w:p>
         </w:tc>
@@ -17625,7 +17625,7 @@
         <w:pStyle w:val="Heading3"/>
       </w:pPr>
       <w:r>
-        <w:t xml:space="preserve">FR-WIZ-003 â€” Token step via the system browser</w:t>
+        <w:t xml:space="preserve">FR-WIZ-003 — Token step via the system browser</w:t>
       </w:r>
     </w:p>
     <w:tbl>
@@ -17662,7 +17662,7 @@
               <w:pStyle w:val="Compact"/>
             </w:pPr>
             <w:r>
-              <w:t xml:space="preserve">The token step shall offer instructions for obtaining a Ninox API token, a paste-from-clipboard button, and an option to open the Ninox settings page in the platform’s own system browser â€” Custom Tabs on Android, SFSafariViewController on iOS. The app shall never render Ninox’s login inside a WebView it controls. The token shall be validated immediately, and a successful call shall also return the list needed for the next step.</w:t>
+              <w:t xml:space="preserve">The token step shall offer instructions for obtaining a Ninox API token, a paste-from-clipboard button, and an option to open the Ninox settings page in the platform’s own system browser — Custom Tabs on Android, SFSafariViewController on iOS. The app shall never render Ninox’s login inside a WebView it controls. The token shall be validated immediately, and a successful call shall also return the list needed for the next step.</w:t>
             </w:r>
           </w:p>
         </w:tc>
@@ -17718,7 +17718,7 @@
               <w:pStyle w:val="Compact"/>
             </w:pPr>
             <w:r>
-              <w:t xml:space="preserve">PDR Â§8 Â· ADR-018 Â· Finding 7 Â· Contract 3</w:t>
+              <w:t xml:space="preserve">PDR §8 · ADR-018 · Finding 7 · Contract 3</w:t>
             </w:r>
           </w:p>
         </w:tc>
@@ -17746,7 +17746,7 @@
               <w:pStyle w:val="Compact"/>
             </w:pPr>
             <w:r>
-              <w:t xml:space="preserve">Defined Â· Must</w:t>
+              <w:t xml:space="preserve">Defined · Must</w:t>
             </w:r>
           </w:p>
         </w:tc>
@@ -17759,7 +17759,7 @@
         <w:pStyle w:val="Heading3"/>
       </w:pPr>
       <w:r>
-        <w:t xml:space="preserve">FR-WIZ-004 â€” Table listing returns the schema</w:t>
+        <w:t xml:space="preserve">FR-WIZ-004 — Table listing returns the schema</w:t>
       </w:r>
     </w:p>
     <w:tbl>
@@ -17852,7 +17852,7 @@
               <w:pStyle w:val="Compact"/>
             </w:pPr>
             <w:r>
-              <w:t xml:space="preserve">PDR Â§8 Â· ADR-004</w:t>
+              <w:t xml:space="preserve">PDR §8 · ADR-004</w:t>
             </w:r>
           </w:p>
         </w:tc>
@@ -17880,7 +17880,7 @@
               <w:pStyle w:val="Compact"/>
             </w:pPr>
             <w:r>
-              <w:t xml:space="preserve">Defined Â· Must</w:t>
+              <w:t xml:space="preserve">Defined · Must</w:t>
             </w:r>
           </w:p>
         </w:tc>
@@ -17893,7 +17893,7 @@
         <w:pStyle w:val="Heading3"/>
       </w:pPr>
       <w:r>
-        <w:t xml:space="preserve">FR-WIZ-005 â€” Pre-filled proposals, not empty selectors</w:t>
+        <w:t xml:space="preserve">FR-WIZ-005 — Pre-filled proposals, not empty selectors</w:t>
       </w:r>
     </w:p>
     <w:tbl>
@@ -17986,7 +17986,7 @@
               <w:pStyle w:val="Compact"/>
             </w:pPr>
             <w:r>
-              <w:t xml:space="preserve">PDR Â§8</w:t>
+              <w:t xml:space="preserve">PDR §8</w:t>
             </w:r>
           </w:p>
         </w:tc>
@@ -18014,7 +18014,7 @@
               <w:pStyle w:val="Compact"/>
             </w:pPr>
             <w:r>
-              <w:t xml:space="preserve">Defined Â· Must</w:t>
+              <w:t xml:space="preserve">Defined · Must</w:t>
             </w:r>
           </w:p>
         </w:tc>
@@ -18027,7 +18027,7 @@
         <w:pStyle w:val="Heading3"/>
       </w:pPr>
       <w:r>
-        <w:t xml:space="preserve">FR-WIZ-006 â€” Two-stage matching with a strict threshold</w:t>
+        <w:t xml:space="preserve">FR-WIZ-006 — Two-stage matching with a strict threshold</w:t>
       </w:r>
     </w:p>
     <w:tbl>
@@ -18064,7 +18064,7 @@
               <w:pStyle w:val="Compact"/>
             </w:pPr>
             <w:r>
-              <w:t xml:space="preserve">Field matching shall run in two stages: a hard type filter first â€” a date is only ever proposed against a date field, an amount only against a number field, and any formula or read-only field removed before matching starts â€” then string similarity against a multilingual synonym dictionary. The threshold shall be deliberately strict: below it, the field is left unmapped rather than proposed.</w:t>
+              <w:t xml:space="preserve">Field matching shall run in two stages: a hard type filter first — a date is only ever proposed against a date field, an amount only against a number field, and any formula or read-only field removed before matching starts — then string similarity against a multilingual synonym dictionary. The threshold shall be deliberately strict: below it, the field is left unmapped rather than proposed.</w:t>
             </w:r>
           </w:p>
         </w:tc>
@@ -18177,7 +18177,7 @@
               <w:pStyle w:val="Compact"/>
             </w:pPr>
             <w:r>
-              <w:t xml:space="preserve">PDR Â§8.1 Â· Annex C</w:t>
+              <w:t xml:space="preserve">PDR §8.1 · Annex C</w:t>
             </w:r>
           </w:p>
         </w:tc>
@@ -18205,7 +18205,7 @@
               <w:pStyle w:val="Compact"/>
             </w:pPr>
             <w:r>
-              <w:t xml:space="preserve">Defined Â· Must</w:t>
+              <w:t xml:space="preserve">Defined · Must</w:t>
             </w:r>
           </w:p>
         </w:tc>
@@ -18218,7 +18218,7 @@
         <w:pStyle w:val="Heading3"/>
       </w:pPr>
       <w:r>
-        <w:t xml:space="preserve">FR-WIZ-007 â€” No mapping is mandatory</w:t>
+        <w:t xml:space="preserve">FR-WIZ-007 — No mapping is mandatory</w:t>
       </w:r>
     </w:p>
     <w:tbl>
@@ -18255,7 +18255,7 @@
               <w:pStyle w:val="Compact"/>
             </w:pPr>
             <w:r>
-              <w:t xml:space="preserve">No mapping shall be mandatory. A user may map everything, one field, or nothing â€” in which case Paperdrop attaches the document to an otherwise empty record.</w:t>
+              <w:t xml:space="preserve">No mapping shall be mandatory. A user may map everything, one field, or nothing — in which case Paperdrop attaches the document to an otherwise empty record.</w:t>
             </w:r>
           </w:p>
         </w:tc>
@@ -18311,7 +18311,7 @@
               <w:pStyle w:val="Compact"/>
             </w:pPr>
             <w:r>
-              <w:t xml:space="preserve">PDR Â§8.2</w:t>
+              <w:t xml:space="preserve">PDR §8.2</w:t>
             </w:r>
           </w:p>
         </w:tc>
@@ -18339,7 +18339,7 @@
               <w:pStyle w:val="Compact"/>
             </w:pPr>
             <w:r>
-              <w:t xml:space="preserve">Defined Â· Must</w:t>
+              <w:t xml:space="preserve">Defined · Must</w:t>
             </w:r>
           </w:p>
         </w:tc>
@@ -18352,7 +18352,7 @@
         <w:pStyle w:val="Heading3"/>
       </w:pPr>
       <w:r>
-        <w:t xml:space="preserve">FR-WIZ-008 â€” Plain-language summary and first-document offer</w:t>
+        <w:t xml:space="preserve">FR-WIZ-008 — Plain-language summary and first-document offer</w:t>
       </w:r>
     </w:p>
     <w:tbl>
@@ -18389,7 +18389,7 @@
               <w:pStyle w:val="Compact"/>
             </w:pPr>
             <w:r>
-              <w:t xml:space="preserve">The wizard shall close with a plain-language summary of the consequence â€”</w:t>
+              <w:t xml:space="preserve">The wizard shall close with a plain-language summary of the consequence —</w:t>
             </w:r>
             <w:r>
               <w:t xml:space="preserve"> </w:t>
@@ -18410,7 +18410,7 @@
               <w:t xml:space="preserve"> </w:t>
             </w:r>
             <w:r>
-              <w:t xml:space="preserve">â€” and the final screen shall offer to capture the first document rather than returning the user to an empty application.</w:t>
+              <w:t xml:space="preserve">— and the final screen shall offer to capture the first document rather than returning the user to an empty application.</w:t>
             </w:r>
           </w:p>
         </w:tc>
@@ -18466,7 +18466,7 @@
               <w:pStyle w:val="Compact"/>
             </w:pPr>
             <w:r>
-              <w:t xml:space="preserve">PDR Â§8.2, Â§2</w:t>
+              <w:t xml:space="preserve">PDR §8.2, §2</w:t>
             </w:r>
           </w:p>
         </w:tc>
@@ -18494,7 +18494,7 @@
               <w:pStyle w:val="Compact"/>
             </w:pPr>
             <w:r>
-              <w:t xml:space="preserve">Defined Â· Must</w:t>
+              <w:t xml:space="preserve">Defined · Must</w:t>
             </w:r>
           </w:p>
         </w:tc>
@@ -18508,7 +18508,7 @@
         <w:pStyle w:val="Heading2"/>
       </w:pPr>
       <w:r>
-        <w:t xml:space="preserve">4.7 FR-SND â€” Send pipeline</w:t>
+        <w:t xml:space="preserve">4.7 FR-SND — Send pipeline</w:t>
       </w:r>
     </w:p>
     <w:bookmarkStart w:id="112" w:name="fr-snd-001-â-create-attach-read-back"/>
@@ -18517,7 +18517,7 @@
         <w:pStyle w:val="Heading3"/>
       </w:pPr>
       <w:r>
-        <w:t xml:space="preserve">FR-SND-001 â€” Create, attach, read back</w:t>
+        <w:t xml:space="preserve">FR-SND-001 — Create, attach, read back</w:t>
       </w:r>
     </w:p>
     <w:tbl>
@@ -18610,7 +18610,7 @@
               <w:pStyle w:val="Compact"/>
             </w:pPr>
             <w:r>
-              <w:t xml:space="preserve">PDR Â§9 Â· ADR-004</w:t>
+              <w:t xml:space="preserve">PDR §9 · ADR-004</w:t>
             </w:r>
           </w:p>
         </w:tc>
@@ -18638,7 +18638,7 @@
               <w:pStyle w:val="Compact"/>
             </w:pPr>
             <w:r>
-              <w:t xml:space="preserve">Defined Â· Must</w:t>
+              <w:t xml:space="preserve">Defined · Must</w:t>
             </w:r>
           </w:p>
         </w:tc>
@@ -18651,7 +18651,7 @@
         <w:pStyle w:val="Heading3"/>
       </w:pPr>
       <w:r>
-        <w:t xml:space="preserve">FR-SND-002 â€” Payload shape</w:t>
+        <w:t xml:space="preserve">FR-SND-002 — Payload shape</w:t>
       </w:r>
     </w:p>
     <w:tbl>
@@ -18815,7 +18815,7 @@
               <w:pStyle w:val="Compact"/>
             </w:pPr>
             <w:r>
-              <w:t xml:space="preserve">Defined Â· Must</w:t>
+              <w:t xml:space="preserve">Defined · Must</w:t>
             </w:r>
           </w:p>
         </w:tc>
@@ -18828,7 +18828,7 @@
         <w:pStyle w:val="Heading3"/>
       </w:pPr>
       <w:r>
-        <w:t xml:space="preserve">FR-SND-003 â€” Attachment upload</w:t>
+        <w:t xml:space="preserve">FR-SND-003 — Attachment upload</w:t>
       </w:r>
     </w:p>
     <w:tbl>
@@ -18865,7 +18865,7 @@
               <w:pStyle w:val="Compact"/>
             </w:pPr>
             <w:r>
-              <w:t xml:space="preserve">The document shall be attached with a single multipart call to the record’s files endpoint, which returns HTTP 200. The app shall be able to read the attachment back â€” name, size, content type.</w:t>
+              <w:t xml:space="preserve">The document shall be attached with a single multipart call to the record’s files endpoint, which returns HTTP 200. The app shall be able to read the attachment back — name, size, content type.</w:t>
             </w:r>
           </w:p>
         </w:tc>
@@ -18936,7 +18936,7 @@
               <w:pStyle w:val="Compact"/>
             </w:pPr>
             <w:r>
-              <w:t xml:space="preserve">ADR-004 Â· Annex A</w:t>
+              <w:t xml:space="preserve">ADR-004 · Annex A</w:t>
             </w:r>
           </w:p>
         </w:tc>
@@ -18964,7 +18964,7 @@
               <w:pStyle w:val="Compact"/>
             </w:pPr>
             <w:r>
-              <w:t xml:space="preserve">Defined Â· Must</w:t>
+              <w:t xml:space="preserve">Defined · Must</w:t>
             </w:r>
           </w:p>
         </w:tc>
@@ -18977,7 +18977,7 @@
         <w:pStyle w:val="Heading3"/>
       </w:pPr>
       <w:r>
-        <w:t xml:space="preserve">FR-SND-004 â€” The retry matrix</w:t>
+        <w:t xml:space="preserve">FR-SND-004 — The retry matrix</w:t>
       </w:r>
     </w:p>
     <w:tbl>
@@ -19030,7 +19030,7 @@
               <w:t xml:space="preserve"> </w:t>
             </w:r>
             <w:r>
-              <w:t xml:space="preserve">â†’ queued and sent automatically on return;</w:t>
+              <w:t xml:space="preserve">→ queued and sent automatically on return;</w:t>
             </w:r>
             <w:r>
               <w:t xml:space="preserve"> </w:t>
@@ -19046,7 +19046,7 @@
               <w:t xml:space="preserve"> </w:t>
             </w:r>
             <w:r>
-              <w:t xml:space="preserve">â†’ uncertain outcome, reconciliation per FR-SND-005, never a blind retry;</w:t>
+              <w:t xml:space="preserve">→ uncertain outcome, reconciliation per FR-SND-005, never a blind retry;</w:t>
             </w:r>
             <w:r>
               <w:t xml:space="preserve"> </w:t>
@@ -19062,7 +19062,7 @@
               <w:t xml:space="preserve"> </w:t>
             </w:r>
             <w:r>
-              <w:t xml:space="preserve">â†’ bounded exponential backoff, since these cannot duplicate a record;</w:t>
+              <w:t xml:space="preserve">→ bounded exponential backoff, since these cannot duplicate a record;</w:t>
             </w:r>
             <w:r>
               <w:t xml:space="preserve"> </w:t>
@@ -19078,7 +19078,7 @@
               <w:t xml:space="preserve"> </w:t>
             </w:r>
             <w:r>
-              <w:t xml:space="preserve">â†’ authentication problem, the user re-enters the token, no retry;</w:t>
+              <w:t xml:space="preserve">→ authentication problem, the user re-enters the token, no retry;</w:t>
             </w:r>
             <w:r>
               <w:t xml:space="preserve"> </w:t>
@@ -19094,7 +19094,7 @@
               <w:t xml:space="preserve"> </w:t>
             </w:r>
             <w:r>
-              <w:t xml:space="preserve">â†’ the database or table no longer exists, the user is sent to the destination, no retry;</w:t>
+              <w:t xml:space="preserve">→ the database or table no longer exists, the user is sent to the destination, no retry;</w:t>
             </w:r>
             <w:r>
               <w:t xml:space="preserve"> </w:t>
@@ -19110,7 +19110,7 @@
               <w:t xml:space="preserve"> </w:t>
             </w:r>
             <w:r>
-              <w:t xml:space="preserve">â†’ refresh the schema and retry exactly once, then report a mapping error rather than a server outage;</w:t>
+              <w:t xml:space="preserve">→ refresh the schema and retry exactly once, then report a mapping error rather than a server outage;</w:t>
             </w:r>
             <w:r>
               <w:t xml:space="preserve"> </w:t>
@@ -19126,7 +19126,7 @@
               <w:t xml:space="preserve"> </w:t>
             </w:r>
             <w:r>
-              <w:t xml:space="preserve">â†’ retry the attachment only.</w:t>
+              <w:t xml:space="preserve">→ retry the attachment only.</w:t>
             </w:r>
           </w:p>
         </w:tc>
@@ -19182,7 +19182,7 @@
               <w:pStyle w:val="Compact"/>
             </w:pPr>
             <w:r>
-              <w:t xml:space="preserve">PDR Â§9.1 Â· ADR-013, ADR-004 Â· Â§9 of this document</w:t>
+              <w:t xml:space="preserve">PDR §9.1 · ADR-013, ADR-004 · §9 of this document</w:t>
             </w:r>
           </w:p>
         </w:tc>
@@ -19210,7 +19210,7 @@
               <w:pStyle w:val="Compact"/>
             </w:pPr>
             <w:r>
-              <w:t xml:space="preserve">Defined Â· Must</w:t>
+              <w:t xml:space="preserve">Defined · Must</w:t>
             </w:r>
           </w:p>
         </w:tc>
@@ -19223,7 +19223,7 @@
         <w:pStyle w:val="Heading3"/>
       </w:pPr>
       <w:r>
-        <w:t xml:space="preserve">FR-SND-005 â€” Reconciliation of an uncertain create</w:t>
+        <w:t xml:space="preserve">FR-SND-005 — Reconciliation of an uncertain create</w:t>
       </w:r>
     </w:p>
     <w:tbl>
@@ -19275,7 +19275,7 @@
               <w:t xml:space="preserve"> </w:t>
             </w:r>
             <w:r>
-              <w:t xml:space="preserve">state and trigger a read-side reconciliation: the app reads the destination table’s most recently created records â€”</w:t>
+              <w:t xml:space="preserve">state and trigger a read-side reconciliation: the app reads the destination table’s most recently created records —</w:t>
             </w:r>
             <w:r>
               <w:t xml:space="preserve"> </w:t>
@@ -19305,7 +19305,7 @@
               <w:t xml:space="preserve"> </w:t>
             </w:r>
             <w:r>
-              <w:t xml:space="preserve">are available regardless of mapping â€” and looks for a match against the mapped fields within a short time window. On exactly one match, that record is adopted and the flow continues to the attachment step. On no match, the record is created. On ambiguity â€” more than one plausible match, or too few mapped fields to compare â€” the app shall surface the uncertainty to the user and let them choose; it never guesses.</w:t>
+              <w:t xml:space="preserve">are available regardless of mapping — and looks for a match against the mapped fields within a short time window. On exactly one match, that record is adopted and the flow continues to the attachment step. On no match, the record is created. On ambiguity — more than one plausible match, or too few mapped fields to compare — the app shall surface the uncertainty to the user and let them choose; it never guesses.</w:t>
             </w:r>
           </w:p>
         </w:tc>
@@ -19361,7 +19361,7 @@
               <w:pStyle w:val="Compact"/>
             </w:pPr>
             <w:r>
-              <w:t xml:space="preserve">ADR-013 Â· PDR Â§9.1 Â· Finding 1</w:t>
+              <w:t xml:space="preserve">ADR-013 · PDR §9.1 · Finding 1</w:t>
             </w:r>
           </w:p>
         </w:tc>
@@ -19389,7 +19389,7 @@
               <w:pStyle w:val="Compact"/>
             </w:pPr>
             <w:r>
-              <w:t xml:space="preserve">Defined Â· Must</w:t>
+              <w:t xml:space="preserve">Defined · Must</w:t>
             </w:r>
           </w:p>
         </w:tc>
@@ -19402,7 +19402,7 @@
         <w:pStyle w:val="Heading3"/>
       </w:pPr>
       <w:r>
-        <w:t xml:space="preserve">FR-SND-006 â€” Deep link back to the record</w:t>
+        <w:t xml:space="preserve">FR-SND-006 — Deep link back to the record</w:t>
       </w:r>
     </w:p>
     <w:tbl>
@@ -19439,7 +19439,7 @@
               <w:pStyle w:val="Compact"/>
             </w:pPr>
             <w:r>
-              <w:t xml:space="preserve">After a successful send the confirmation screen shall offer a link to open the record in Ninox, built entirely from data the app already holds â€” team and database from the destination, table identifier from the destination, record identifier from the create response â€” with no additional API call and no credentials. If the URL structure no longer resolves, the button shall degrade to opening the database rather than fail.</w:t>
+              <w:t xml:space="preserve">After a successful send the confirmation screen shall offer a link to open the record in Ninox, built entirely from data the app already holds — team and database from the destination, table identifier from the destination, record identifier from the create response — with no additional API call and no credentials. If the URL structure no longer resolves, the button shall degrade to opening the database rather than fail.</w:t>
             </w:r>
           </w:p>
         </w:tc>
@@ -19495,7 +19495,7 @@
               <w:pStyle w:val="Compact"/>
             </w:pPr>
             <w:r>
-              <w:t xml:space="preserve">PDR Â§9.2 Â· ADR-008 Â· Contract 3</w:t>
+              <w:t xml:space="preserve">PDR §9.2 · ADR-008 · Contract 3</w:t>
             </w:r>
           </w:p>
         </w:tc>
@@ -19523,7 +19523,7 @@
               <w:pStyle w:val="Compact"/>
             </w:pPr>
             <w:r>
-              <w:t xml:space="preserve">Defined Â· Must</w:t>
+              <w:t xml:space="preserve">Defined · Must</w:t>
             </w:r>
           </w:p>
         </w:tc>
@@ -19536,7 +19536,7 @@
         <w:pStyle w:val="Heading3"/>
       </w:pPr>
       <w:r>
-        <w:t xml:space="preserve">FR-SND-007 â€” Automations may run; the read-back is the visibility</w:t>
+        <w:t xml:space="preserve">FR-SND-007 — Automations may run; the read-back is the visibility</w:t>
       </w:r>
     </w:p>
     <w:tbl>
@@ -19657,7 +19657,7 @@
               <w:pStyle w:val="Compact"/>
             </w:pPr>
             <w:r>
-              <w:t xml:space="preserve">Defined Â· Must</w:t>
+              <w:t xml:space="preserve">Defined · Must</w:t>
             </w:r>
           </w:p>
         </w:tc>
@@ -19670,7 +19670,7 @@
         <w:pStyle w:val="Heading3"/>
       </w:pPr>
       <w:r>
-        <w:t xml:space="preserve">FR-SND-008 â€” Updates are merges</w:t>
+        <w:t xml:space="preserve">FR-SND-008 — Updates are merges</w:t>
       </w:r>
     </w:p>
     <w:tbl>
@@ -19763,7 +19763,7 @@
               <w:pStyle w:val="Compact"/>
             </w:pPr>
             <w:r>
-              <w:t xml:space="preserve">ADR-004 Â· PDR Â§9.1</w:t>
+              <w:t xml:space="preserve">ADR-004 · PDR §9.1</w:t>
             </w:r>
           </w:p>
         </w:tc>
@@ -19791,7 +19791,7 @@
               <w:pStyle w:val="Compact"/>
             </w:pPr>
             <w:r>
-              <w:t xml:space="preserve">Defined Â· Must</w:t>
+              <w:t xml:space="preserve">Defined · Must</w:t>
             </w:r>
           </w:p>
         </w:tc>
@@ -19805,7 +19805,7 @@
         <w:pStyle w:val="Heading2"/>
       </w:pPr>
       <w:r>
-        <w:t xml:space="preserve">4.8 FR-HIS â€” History</w:t>
+        <w:t xml:space="preserve">4.8 FR-HIS — History</w:t>
       </w:r>
     </w:p>
     <w:bookmarkStart w:id="121" w:name="fr-his-001-â-content-of-a-history-entry"/>
@@ -19814,7 +19814,7 @@
         <w:pStyle w:val="Heading3"/>
       </w:pPr>
       <w:r>
-        <w:t xml:space="preserve">FR-HIS-001 â€” Content of a history entry</w:t>
+        <w:t xml:space="preserve">FR-HIS-001 — Content of a history entry</w:t>
       </w:r>
     </w:p>
     <w:tbl>
@@ -19920,7 +19920,7 @@
               <w:pStyle w:val="Compact"/>
             </w:pPr>
             <w:r>
-              <w:t xml:space="preserve">PDR Â§7.5</w:t>
+              <w:t xml:space="preserve">PDR §7.5</w:t>
             </w:r>
           </w:p>
         </w:tc>
@@ -19948,7 +19948,7 @@
               <w:pStyle w:val="Compact"/>
             </w:pPr>
             <w:r>
-              <w:t xml:space="preserve">Defined Â· Must</w:t>
+              <w:t xml:space="preserve">Defined · Must</w:t>
             </w:r>
           </w:p>
         </w:tc>
@@ -19961,7 +19961,7 @@
         <w:pStyle w:val="Heading3"/>
       </w:pPr>
       <w:r>
-        <w:t xml:space="preserve">FR-HIS-002 â€” Document states</w:t>
+        <w:t xml:space="preserve">FR-HIS-002 — Document states</w:t>
       </w:r>
     </w:p>
     <w:tbl>
@@ -20106,7 +20106,7 @@
               <w:t xml:space="preserve">duplicate-flagged</w:t>
             </w:r>
             <w:r>
-              <w:t xml:space="preserve">. Transitions shall be those of the state machine in Â§6.2.</w:t>
+              <w:t xml:space="preserve">. Transitions shall be those of the state machine in §6.2.</w:t>
             </w:r>
           </w:p>
         </w:tc>
@@ -20213,7 +20213,7 @@
               <w:pStyle w:val="Compact"/>
             </w:pPr>
             <w:r>
-              <w:t xml:space="preserve">PDR Â§7.5 Â· Â§6.2 of this document</w:t>
+              <w:t xml:space="preserve">PDR §7.5 · §6.2 of this document</w:t>
             </w:r>
           </w:p>
         </w:tc>
@@ -20241,7 +20241,7 @@
               <w:pStyle w:val="Compact"/>
             </w:pPr>
             <w:r>
-              <w:t xml:space="preserve">Defined Â· Must</w:t>
+              <w:t xml:space="preserve">Defined · Must</w:t>
             </w:r>
           </w:p>
         </w:tc>
@@ -20254,7 +20254,7 @@
         <w:pStyle w:val="Heading3"/>
       </w:pPr>
       <w:r>
-        <w:t xml:space="preserve">FR-HIS-003 â€” Correction and re-send</w:t>
+        <w:t xml:space="preserve">FR-HIS-003 — Correction and re-send</w:t>
       </w:r>
     </w:p>
     <w:tbl>
@@ -20347,7 +20347,7 @@
               <w:pStyle w:val="Compact"/>
             </w:pPr>
             <w:r>
-              <w:t xml:space="preserve">PDR Â§7.5, Â§9.1</w:t>
+              <w:t xml:space="preserve">PDR §7.5, §9.1</w:t>
             </w:r>
           </w:p>
         </w:tc>
@@ -20375,7 +20375,7 @@
               <w:pStyle w:val="Compact"/>
             </w:pPr>
             <w:r>
-              <w:t xml:space="preserve">Defined Â· Must</w:t>
+              <w:t xml:space="preserve">Defined · Must</w:t>
             </w:r>
           </w:p>
         </w:tc>
@@ -20388,7 +20388,7 @@
         <w:pStyle w:val="Heading3"/>
       </w:pPr>
       <w:r>
-        <w:t xml:space="preserve">FR-HIS-004 â€” File retention</w:t>
+        <w:t xml:space="preserve">FR-HIS-004 — File retention</w:t>
       </w:r>
     </w:p>
     <w:tbl>
@@ -20425,7 +20425,7 @@
               <w:pStyle w:val="Compact"/>
             </w:pPr>
             <w:r>
-              <w:t xml:space="preserve">Local document images shall be deleted once a send is confirmed â€” the document is in Ninox by then. Only pending and failed items shall keep their files.</w:t>
+              <w:t xml:space="preserve">Local document images shall be deleted once a send is confirmed — the document is in Ninox by then. Only pending and failed items shall keep their files.</w:t>
             </w:r>
           </w:p>
         </w:tc>
@@ -20511,7 +20511,7 @@
               <w:pStyle w:val="Compact"/>
             </w:pPr>
             <w:r>
-              <w:t xml:space="preserve">PDR Â§7.5</w:t>
+              <w:t xml:space="preserve">PDR §7.5</w:t>
             </w:r>
           </w:p>
         </w:tc>
@@ -20539,7 +20539,7 @@
               <w:pStyle w:val="Compact"/>
             </w:pPr>
             <w:r>
-              <w:t xml:space="preserve">Defined Â· Must</w:t>
+              <w:t xml:space="preserve">Defined · Must</w:t>
             </w:r>
           </w:p>
         </w:tc>
@@ -20552,7 +20552,7 @@
         <w:pStyle w:val="Heading3"/>
       </w:pPr>
       <w:r>
-        <w:t xml:space="preserve">FR-HIS-005 â€” History is the uncertainty trace</w:t>
+        <w:t xml:space="preserve">FR-HIS-005 — History is the uncertainty trace</w:t>
       </w:r>
     </w:p>
     <w:tbl>
@@ -20645,7 +20645,7 @@
               <w:pStyle w:val="Compact"/>
             </w:pPr>
             <w:r>
-              <w:t xml:space="preserve">PDR Â§7.5</w:t>
+              <w:t xml:space="preserve">PDR §7.5</w:t>
             </w:r>
           </w:p>
         </w:tc>
@@ -20673,7 +20673,7 @@
               <w:pStyle w:val="Compact"/>
             </w:pPr>
             <w:r>
-              <w:t xml:space="preserve">Defined Â· Must</w:t>
+              <w:t xml:space="preserve">Defined · Must</w:t>
             </w:r>
           </w:p>
         </w:tc>
@@ -20687,7 +20687,7 @@
         <w:pStyle w:val="Heading2"/>
       </w:pPr>
       <w:r>
-        <w:t xml:space="preserve">4.9 FR-MEM â€” Supplier memory</w:t>
+        <w:t xml:space="preserve">4.9 FR-MEM — Supplier memory</w:t>
       </w:r>
     </w:p>
     <w:bookmarkStart w:id="127" w:name="Xebe67fd28e5468bdde0a786a23145e9f2a93cf6"/>
@@ -20696,7 +20696,7 @@
         <w:pStyle w:val="Heading3"/>
       </w:pPr>
       <w:r>
-        <w:t xml:space="preserve">FR-MEM-001 â€” The memory learns supplier pairs</w:t>
+        <w:t xml:space="preserve">FR-MEM-001 — The memory learns supplier pairs</w:t>
       </w:r>
     </w:p>
     <w:tbl>
@@ -20733,7 +20733,7 @@
               <w:pStyle w:val="Compact"/>
             </w:pPr>
             <w:r>
-              <w:t xml:space="preserve">The app shall maintain a local store of supplier identifierâ€“name pairs, learned from documents the user has confirmed.</w:t>
+              <w:t xml:space="preserve">The app shall maintain a local store of supplier identifier–name pairs, learned from documents the user has confirmed.</w:t>
             </w:r>
           </w:p>
         </w:tc>
@@ -20789,7 +20789,7 @@
               <w:pStyle w:val="Compact"/>
             </w:pPr>
             <w:r>
-              <w:t xml:space="preserve">PDR Â§11 Â· ADR-009</w:t>
+              <w:t xml:space="preserve">PDR §11 · ADR-009</w:t>
             </w:r>
           </w:p>
         </w:tc>
@@ -20817,7 +20817,7 @@
               <w:pStyle w:val="Compact"/>
             </w:pPr>
             <w:r>
-              <w:t xml:space="preserve">Defined Â· Must</w:t>
+              <w:t xml:space="preserve">Defined · Must</w:t>
             </w:r>
           </w:p>
         </w:tc>
@@ -20830,7 +20830,7 @@
         <w:pStyle w:val="Heading3"/>
       </w:pPr>
       <w:r>
-        <w:t xml:space="preserve">FR-MEM-002 â€” Indexed only by identifiers that passed their check digit</w:t>
+        <w:t xml:space="preserve">FR-MEM-002 — Indexed only by identifiers that passed their check digit</w:t>
       </w:r>
     </w:p>
     <w:tbl>
@@ -20923,7 +20923,7 @@
               <w:pStyle w:val="Compact"/>
             </w:pPr>
             <w:r>
-              <w:t xml:space="preserve">ADR-009 Â· PDR Â§11</w:t>
+              <w:t xml:space="preserve">ADR-009 · PDR §11</w:t>
             </w:r>
           </w:p>
         </w:tc>
@@ -20951,7 +20951,7 @@
               <w:pStyle w:val="Compact"/>
             </w:pPr>
             <w:r>
-              <w:t xml:space="preserve">Defined Â· Must</w:t>
+              <w:t xml:space="preserve">Defined · Must</w:t>
             </w:r>
           </w:p>
         </w:tc>
@@ -20964,7 +20964,7 @@
         <w:pStyle w:val="Heading3"/>
       </w:pPr>
       <w:r>
-        <w:t xml:space="preserve">FR-MEM-003 â€” Presentation in review</w:t>
+        <w:t xml:space="preserve">FR-MEM-003 — Presentation in review</w:t>
       </w:r>
     </w:p>
     <w:tbl>
@@ -21057,7 +21057,7 @@
               <w:pStyle w:val="Compact"/>
             </w:pPr>
             <w:r>
-              <w:t xml:space="preserve">PDR Â§6.2, Â§11</w:t>
+              <w:t xml:space="preserve">PDR §6.2, §11</w:t>
             </w:r>
           </w:p>
         </w:tc>
@@ -21085,7 +21085,7 @@
               <w:pStyle w:val="Compact"/>
             </w:pPr>
             <w:r>
-              <w:t xml:space="preserve">Defined Â· Must</w:t>
+              <w:t xml:space="preserve">Defined · Must</w:t>
             </w:r>
           </w:p>
         </w:tc>
@@ -21098,7 +21098,7 @@
         <w:pStyle w:val="Heading3"/>
       </w:pPr>
       <w:r>
-        <w:t xml:space="preserve">FR-MEM-004 â€” Real deletion</w:t>
+        <w:t xml:space="preserve">FR-MEM-004 — Real deletion</w:t>
       </w:r>
     </w:p>
     <w:tbl>
@@ -21163,7 +21163,7 @@
               <w:pStyle w:val="Compact"/>
             </w:pPr>
             <w:r>
-              <w:t xml:space="preserve">After the action, no identifierâ€“name pair can be matched; a previously recognised supplier is offered no longer.</w:t>
+              <w:t xml:space="preserve">After the action, no identifier–name pair can be matched; a previously recognised supplier is offered no longer.</w:t>
             </w:r>
           </w:p>
         </w:tc>
@@ -21219,7 +21219,7 @@
               <w:pStyle w:val="Compact"/>
             </w:pPr>
             <w:r>
-              <w:t xml:space="preserve">Defined Â· Must</w:t>
+              <w:t xml:space="preserve">Defined · Must</w:t>
             </w:r>
           </w:p>
         </w:tc>
@@ -21233,7 +21233,7 @@
         <w:pStyle w:val="Heading2"/>
       </w:pPr>
       <w:r>
-        <w:t xml:space="preserve">4.10 FR-CFG â€” Configuration and data management</w:t>
+        <w:t xml:space="preserve">4.10 FR-CFG — Configuration and data management</w:t>
       </w:r>
     </w:p>
     <w:bookmarkStart w:id="132" w:name="X92242e514545fe0b5c9f444a310057b93bca7f1"/>
@@ -21242,7 +21242,7 @@
         <w:pStyle w:val="Heading3"/>
       </w:pPr>
       <w:r>
-        <w:t xml:space="preserve">FR-CFG-001 â€” Export and import of configuration</w:t>
+        <w:t xml:space="preserve">FR-CFG-001 — Export and import of configuration</w:t>
       </w:r>
     </w:p>
     <w:tbl>
@@ -21279,7 +21279,7 @@
               <w:pStyle w:val="Compact"/>
             </w:pPr>
             <w:r>
-              <w:t xml:space="preserve">Configuration â€” destinations, mappings and supplier memory â€” shall be exportable to and importable from a file the user keeps wherever they like. The API token shall never be included in the export.</w:t>
+              <w:t xml:space="preserve">Configuration — destinations, mappings and supplier memory — shall be exportable to and importable from a file the user keeps wherever they like. The API token shall never be included in the export.</w:t>
             </w:r>
           </w:p>
         </w:tc>
@@ -21335,7 +21335,7 @@
               <w:pStyle w:val="Compact"/>
             </w:pPr>
             <w:r>
-              <w:t xml:space="preserve">ADR-009 Â· PDR Â§3.2, Â§11</w:t>
+              <w:t xml:space="preserve">ADR-009 · PDR §3.2, §11</w:t>
             </w:r>
           </w:p>
         </w:tc>
@@ -21363,7 +21363,7 @@
               <w:pStyle w:val="Compact"/>
             </w:pPr>
             <w:r>
-              <w:t xml:space="preserve">Defined Â· Must</w:t>
+              <w:t xml:space="preserve">Defined · Must</w:t>
             </w:r>
           </w:p>
         </w:tc>
@@ -21376,7 +21376,7 @@
         <w:pStyle w:val="Heading3"/>
       </w:pPr>
       <w:r>
-        <w:t xml:space="preserve">FR-CFG-002 â€” Device migration</w:t>
+        <w:t xml:space="preserve">FR-CFG-002 — Device migration</w:t>
       </w:r>
     </w:p>
     <w:tbl>
@@ -21497,7 +21497,7 @@
               <w:pStyle w:val="Compact"/>
             </w:pPr>
             <w:r>
-              <w:t xml:space="preserve">Defined Â· Must</w:t>
+              <w:t xml:space="preserve">Defined · Must</w:t>
             </w:r>
           </w:p>
         </w:tc>
@@ -21510,7 +21510,7 @@
         <w:pStyle w:val="Heading3"/>
       </w:pPr>
       <w:r>
-        <w:t xml:space="preserve">FR-CFG-003 â€” Local data clearing</w:t>
+        <w:t xml:space="preserve">FR-CFG-003 — Local data clearing</w:t>
       </w:r>
     </w:p>
     <w:tbl>
@@ -21547,7 +21547,7 @@
               <w:pStyle w:val="Compact"/>
             </w:pPr>
             <w:r>
-              <w:t xml:space="preserve">The app shall provide an action that clears local data â€” history, supplier memory, destinations and retained document files â€” genuinely and irreversibly.</w:t>
+              <w:t xml:space="preserve">The app shall provide an action that clears local data — history, supplier memory, destinations and retained document files — genuinely and irreversibly.</w:t>
             </w:r>
           </w:p>
         </w:tc>
@@ -21603,7 +21603,7 @@
               <w:pStyle w:val="Compact"/>
             </w:pPr>
             <w:r>
-              <w:t xml:space="preserve">ADR-009 Â· PDR Â§11</w:t>
+              <w:t xml:space="preserve">ADR-009 · PDR §11</w:t>
             </w:r>
           </w:p>
         </w:tc>
@@ -21631,7 +21631,7 @@
               <w:pStyle w:val="Compact"/>
             </w:pPr>
             <w:r>
-              <w:t xml:space="preserve">Defined Â· Must</w:t>
+              <w:t xml:space="preserve">Defined · Must</w:t>
             </w:r>
           </w:p>
         </w:tc>
@@ -21644,7 +21644,7 @@
         <w:pStyle w:val="Heading3"/>
       </w:pPr>
       <w:r>
-        <w:t xml:space="preserve">FR-CFG-004 â€” Token storage</w:t>
+        <w:t xml:space="preserve">FR-CFG-004 — Token storage</w:t>
       </w:r>
     </w:p>
     <w:tbl>
@@ -21737,7 +21737,7 @@
               <w:pStyle w:val="Compact"/>
             </w:pPr>
             <w:r>
-              <w:t xml:space="preserve">PDR Â§11 Â· Contract 3</w:t>
+              <w:t xml:space="preserve">PDR §11 · Contract 3</w:t>
             </w:r>
           </w:p>
         </w:tc>
@@ -21765,7 +21765,7 @@
               <w:pStyle w:val="Compact"/>
             </w:pPr>
             <w:r>
-              <w:t xml:space="preserve">Defined (biometrics Deferred) Â· Must</w:t>
+              <w:t xml:space="preserve">Defined (biometrics Deferred) · Must</w:t>
             </w:r>
           </w:p>
         </w:tc>
@@ -21779,7 +21779,7 @@
         <w:pStyle w:val="Heading2"/>
       </w:pPr>
       <w:r>
-        <w:t xml:space="preserve">4.11 FR-CTR â€” Countries and languages</w:t>
+        <w:t xml:space="preserve">4.11 FR-CTR — Countries and languages</w:t>
       </w:r>
     </w:p>
     <w:bookmarkStart w:id="137" w:name="X7ceb35be661c8742c50b8b00d03cfe942122d9d"/>
@@ -21788,7 +21788,7 @@
         <w:pStyle w:val="Heading3"/>
       </w:pPr>
       <w:r>
-        <w:t xml:space="preserve">FR-CTR-001 â€” Deterministic country detection, no user setting</w:t>
+        <w:t xml:space="preserve">FR-CTR-001 — Deterministic country detection, no user setting</w:t>
       </w:r>
     </w:p>
     <w:tbl>
@@ -21825,7 +21825,7 @@
               <w:pStyle w:val="Compact"/>
             </w:pPr>
             <w:r>
-              <w:t xml:space="preserve">The app shall detect the document’s country from its own evidence â€” VAT identifier format, currency, address, language â€” and apply that row of the country table. There shall be no user-facing country setting and nothing to activate.</w:t>
+              <w:t xml:space="preserve">The app shall detect the document’s country from its own evidence — VAT identifier format, currency, address, language — and apply that row of the country table. There shall be no user-facing country setting and nothing to activate.</w:t>
             </w:r>
           </w:p>
         </w:tc>
@@ -21911,7 +21911,7 @@
               <w:pStyle w:val="Compact"/>
             </w:pPr>
             <w:r>
-              <w:t xml:space="preserve">PDR Â§10 Â· ADR-005 Â· Finding 13</w:t>
+              <w:t xml:space="preserve">PDR §10 · ADR-005 · Finding 13</w:t>
             </w:r>
           </w:p>
         </w:tc>
@@ -21939,7 +21939,7 @@
               <w:pStyle w:val="Compact"/>
             </w:pPr>
             <w:r>
-              <w:t xml:space="preserve">Defined Â· Must</w:t>
+              <w:t xml:space="preserve">Defined · Must</w:t>
             </w:r>
           </w:p>
         </w:tc>
@@ -21952,7 +21952,7 @@
         <w:pStyle w:val="Heading3"/>
       </w:pPr>
       <w:r>
-        <w:t xml:space="preserve">FR-CTR-002 â€” Universal core</w:t>
+        <w:t xml:space="preserve">FR-CTR-002 — Universal core</w:t>
       </w:r>
     </w:p>
     <w:tbl>
@@ -22045,7 +22045,7 @@
               <w:pStyle w:val="Compact"/>
             </w:pPr>
             <w:r>
-              <w:t xml:space="preserve">ADR-005 Â· PDR Â§10</w:t>
+              <w:t xml:space="preserve">ADR-005 · PDR §10</w:t>
             </w:r>
           </w:p>
         </w:tc>
@@ -22073,7 +22073,7 @@
               <w:pStyle w:val="Compact"/>
             </w:pPr>
             <w:r>
-              <w:t xml:space="preserve">Defined Â· Must</w:t>
+              <w:t xml:space="preserve">Defined · Must</w:t>
             </w:r>
           </w:p>
         </w:tc>
@@ -22086,7 +22086,7 @@
         <w:pStyle w:val="Heading3"/>
       </w:pPr>
       <w:r>
-        <w:t xml:space="preserve">FR-CTR-003 â€” Country table contents</w:t>
+        <w:t xml:space="preserve">FR-CTR-003 — Country table contents</w:t>
       </w:r>
     </w:p>
     <w:tbl>
@@ -22179,7 +22179,7 @@
               <w:pStyle w:val="Compact"/>
             </w:pPr>
             <w:r>
-              <w:t xml:space="preserve">ADR-005 Â· PDR Â§10 Â· Annex B</w:t>
+              <w:t xml:space="preserve">ADR-005 · PDR §10 · Annex B</w:t>
             </w:r>
           </w:p>
         </w:tc>
@@ -22207,7 +22207,7 @@
               <w:pStyle w:val="Compact"/>
             </w:pPr>
             <w:r>
-              <w:t xml:space="preserve">Defined Â· Must</w:t>
+              <w:t xml:space="preserve">Defined · Must</w:t>
             </w:r>
           </w:p>
         </w:tc>
@@ -22220,7 +22220,7 @@
         <w:pStyle w:val="Heading3"/>
       </w:pPr>
       <w:r>
-        <w:t xml:space="preserve">FR-CTR-004 â€” Four launch rows; the three Spanish formats never share code</w:t>
+        <w:t xml:space="preserve">FR-CTR-004 — Four launch rows; the three Spanish formats never share code</w:t>
       </w:r>
     </w:p>
     <w:tbl>
@@ -22257,7 +22257,7 @@
               <w:pStyle w:val="Compact"/>
             </w:pPr>
             <w:r>
-              <w:t xml:space="preserve">Germany, Austria, Switzerland and Spain shall be the four launch rows; none is the reference case. The three Spanish identifier formats â€”</w:t>
+              <w:t xml:space="preserve">Germany, Austria, Switzerland and Spain shall be the four launch rows; none is the reference case. The three Spanish identifier formats —</w:t>
             </w:r>
             <w:r>
               <w:t xml:space="preserve"> </w:t>
@@ -22302,7 +22302,7 @@
               <w:t xml:space="preserve"> </w:t>
             </w:r>
             <w:r>
-              <w:t xml:space="preserve">(legal person) â€” shall be implemented as three distinct algorithms that never share code. Switzerland is included from the start because DACH is the primary market, not as an extension of it.</w:t>
+              <w:t xml:space="preserve">(legal person) — shall be implemented as three distinct algorithms that never share code. Switzerland is included from the start because DACH is the primary market, not as an extension of it.</w:t>
             </w:r>
           </w:p>
         </w:tc>
@@ -22345,7 +22345,7 @@
               <w:t xml:space="preserve"> </w:t>
             </w:r>
             <w:r>
-              <w:t xml:space="preserve">passes its own algorithm and is not checked against the NIF algorithm â€” the prototype’s false doubt on</w:t>
+              <w:t xml:space="preserve">passes its own algorithm and is not checked against the NIF algorithm — the prototype’s false doubt on</w:t>
             </w:r>
             <w:r>
               <w:t xml:space="preserve"> </w:t>
@@ -22388,7 +22388,7 @@
               <w:pStyle w:val="Compact"/>
             </w:pPr>
             <w:r>
-              <w:t xml:space="preserve">PDR Â§10 Â· Finding 13 Â· 16-document test</w:t>
+              <w:t xml:space="preserve">PDR §10 · Finding 13 · 16-document test</w:t>
             </w:r>
           </w:p>
         </w:tc>
@@ -22416,7 +22416,7 @@
               <w:pStyle w:val="Compact"/>
             </w:pPr>
             <w:r>
-              <w:t xml:space="preserve">Defined Â· Must</w:t>
+              <w:t xml:space="preserve">Defined · Must</w:t>
             </w:r>
           </w:p>
         </w:tc>
@@ -22429,7 +22429,7 @@
         <w:pStyle w:val="Heading3"/>
       </w:pPr>
       <w:r>
-        <w:t xml:space="preserve">FR-CTR-005 â€” Format inference is a real algorithm</w:t>
+        <w:t xml:space="preserve">FR-CTR-005 — Format inference is a real algorithm</w:t>
       </w:r>
     </w:p>
     <w:tbl>
@@ -22579,7 +22579,7 @@
               <w:pStyle w:val="Compact"/>
             </w:pPr>
             <w:r>
-              <w:t xml:space="preserve">PDR Â§10 Â· ADR-005</w:t>
+              <w:t xml:space="preserve">PDR §10 · ADR-005</w:t>
             </w:r>
           </w:p>
         </w:tc>
@@ -22607,7 +22607,7 @@
               <w:pStyle w:val="Compact"/>
             </w:pPr>
             <w:r>
-              <w:t xml:space="preserve">Defined Â· Must</w:t>
+              <w:t xml:space="preserve">Defined · Must</w:t>
             </w:r>
           </w:p>
         </w:tc>
@@ -22620,7 +22620,7 @@
         <w:pStyle w:val="Heading3"/>
       </w:pPr>
       <w:r>
-        <w:t xml:space="preserve">FR-CTR-006 â€” Interface languages; document dictionaries are separate</w:t>
+        <w:t xml:space="preserve">FR-CTR-006 — Interface languages; document dictionaries are separate</w:t>
       </w:r>
     </w:p>
     <w:tbl>
@@ -22657,7 +22657,7 @@
               <w:pStyle w:val="Compact"/>
             </w:pPr>
             <w:r>
-              <w:t xml:space="preserve">The interface shall ship in English and German. Document keyword dictionaries â€” including the negative-context terms â€” shall be a separate matter from interface language and shall cover several languages from the start.</w:t>
+              <w:t xml:space="preserve">The interface shall ship in English and German. Document keyword dictionaries — including the negative-context terms — shall be a separate matter from interface language and shall cover several languages from the start.</w:t>
             </w:r>
           </w:p>
         </w:tc>
@@ -22713,7 +22713,7 @@
               <w:pStyle w:val="Compact"/>
             </w:pPr>
             <w:r>
-              <w:t xml:space="preserve">PDR Â§10 Â· ADR-005 Â· Annex C</w:t>
+              <w:t xml:space="preserve">PDR §10 · ADR-005 · Annex C</w:t>
             </w:r>
           </w:p>
         </w:tc>
@@ -22741,7 +22741,7 @@
               <w:pStyle w:val="Compact"/>
             </w:pPr>
             <w:r>
-              <w:t xml:space="preserve">Defined Â· Must</w:t>
+              <w:t xml:space="preserve">Defined · Must</w:t>
             </w:r>
           </w:p>
         </w:tc>
@@ -22754,7 +22754,7 @@
         <w:pStyle w:val="Heading3"/>
       </w:pPr>
       <w:r>
-        <w:t xml:space="preserve">FR-CTR-007 â€” Swiss rounding is captured, never recalculated</w:t>
+        <w:t xml:space="preserve">FR-CTR-007 — Swiss rounding is captured, never recalculated</w:t>
       </w:r>
     </w:p>
     <w:tbl>
@@ -22877,7 +22877,7 @@
               <w:pStyle w:val="Compact"/>
             </w:pPr>
             <w:r>
-              <w:t xml:space="preserve">PDR Â§10 Â· ADR-016 Â· Annex B</w:t>
+              <w:t xml:space="preserve">PDR §10 · ADR-016 · Annex B</w:t>
             </w:r>
           </w:p>
         </w:tc>
@@ -22905,7 +22905,7 @@
               <w:pStyle w:val="Compact"/>
             </w:pPr>
             <w:r>
-              <w:t xml:space="preserve">Defined Â· Must</w:t>
+              <w:t xml:space="preserve">Defined · Must</w:t>
             </w:r>
           </w:p>
         </w:tc>
@@ -22919,7 +22919,7 @@
         <w:pStyle w:val="Heading2"/>
       </w:pPr>
       <w:r>
-        <w:t xml:space="preserve">4.12 FR-DUP â€” Duplicate detection</w:t>
+        <w:t xml:space="preserve">4.12 FR-DUP — Duplicate detection</w:t>
       </w:r>
     </w:p>
     <w:bookmarkStart w:id="145" w:name="fr-dup-001-â-duplicate-criteria"/>
@@ -22928,7 +22928,7 @@
         <w:pStyle w:val="Heading3"/>
       </w:pPr>
       <w:r>
-        <w:t xml:space="preserve">FR-DUP-001 â€” Duplicate criteria</w:t>
+        <w:t xml:space="preserve">FR-DUP-001 — Duplicate criteria</w:t>
       </w:r>
     </w:p>
     <w:tbl>
@@ -23021,7 +23021,7 @@
               <w:pStyle w:val="Compact"/>
             </w:pPr>
             <w:r>
-              <w:t xml:space="preserve">PDR Â§7.2</w:t>
+              <w:t xml:space="preserve">PDR §7.2</w:t>
             </w:r>
           </w:p>
         </w:tc>
@@ -23049,7 +23049,7 @@
               <w:pStyle w:val="Compact"/>
             </w:pPr>
             <w:r>
-              <w:t xml:space="preserve">Defined Â· Must</w:t>
+              <w:t xml:space="preserve">Defined · Must</w:t>
             </w:r>
           </w:p>
         </w:tc>
@@ -23062,7 +23062,7 @@
         <w:pStyle w:val="Heading3"/>
       </w:pPr>
       <w:r>
-        <w:t xml:space="preserve">FR-DUP-002 â€” Notice, link, proceed</w:t>
+        <w:t xml:space="preserve">FR-DUP-002 — Notice, link, proceed</w:t>
       </w:r>
     </w:p>
     <w:tbl>
@@ -23155,7 +23155,7 @@
               <w:pStyle w:val="Compact"/>
             </w:pPr>
             <w:r>
-              <w:t xml:space="preserve">PDR Â§7.2</w:t>
+              <w:t xml:space="preserve">PDR §7.2</w:t>
             </w:r>
           </w:p>
         </w:tc>
@@ -23183,7 +23183,7 @@
               <w:pStyle w:val="Compact"/>
             </w:pPr>
             <w:r>
-              <w:t xml:space="preserve">Defined Â· Must</w:t>
+              <w:t xml:space="preserve">Defined · Must</w:t>
             </w:r>
           </w:p>
         </w:tc>
@@ -23215,7 +23215,7 @@
         <w:pStyle w:val="Heading2"/>
       </w:pPr>
       <w:r>
-        <w:t xml:space="preserve">BR-01 â€” Determinism over coverage</w:t>
+        <w:t xml:space="preserve">BR-01 — Determinism over coverage</w:t>
       </w:r>
     </w:p>
     <w:tbl>
@@ -23280,7 +23280,7 @@
               <w:pStyle w:val="Compact"/>
             </w:pPr>
             <w:r>
-              <w:t xml:space="preserve">PDR Â§4 Â· Contract 4</w:t>
+              <w:t xml:space="preserve">PDR §4 · Contract 4</w:t>
             </w:r>
           </w:p>
         </w:tc>
@@ -23321,7 +23321,7 @@
         <w:pStyle w:val="Heading2"/>
       </w:pPr>
       <w:r>
-        <w:t xml:space="preserve">BR-02 â€” A check confirms only if every operand was read</w:t>
+        <w:t xml:space="preserve">BR-02 — A check confirms only if every operand was read</w:t>
       </w:r>
     </w:p>
     <w:tbl>
@@ -23413,7 +23413,7 @@
               <w:pStyle w:val="Compact"/>
             </w:pPr>
             <w:r>
-              <w:t xml:space="preserve">PDR Â§6.1 Â· ADR-019 Â· 16-document test (nine of ten</w:t>
+              <w:t xml:space="preserve">PDR §6.1 · ADR-019 · 16-document test (nine of ten</w:t>
             </w:r>
             <w:r>
               <w:t xml:space="preserve"> </w:t>
@@ -23453,7 +23453,7 @@
               <w:pStyle w:val="Compact"/>
             </w:pPr>
             <w:r>
-              <w:t xml:space="preserve">Annex D, example 5 â€” a document whose base and tax were both derived from the total does not turn the total green.</w:t>
+              <w:t xml:space="preserve">Annex D, example 5 — a document whose base and tax were both derived from the total does not turn the total green.</w:t>
             </w:r>
           </w:p>
         </w:tc>
@@ -23466,7 +23466,7 @@
         <w:pStyle w:val="Heading2"/>
       </w:pPr>
       <w:r>
-        <w:t xml:space="preserve">BR-03 â€” Empty over false</w:t>
+        <w:t xml:space="preserve">BR-03 — Empty over false</w:t>
       </w:r>
     </w:p>
     <w:tbl>
@@ -23531,7 +23531,7 @@
               <w:pStyle w:val="Compact"/>
             </w:pPr>
             <w:r>
-              <w:t xml:space="preserve">PDR Â§4 Â· 16-document test (every one of its six failure patterns produced a plausible-looking wrong number, not a visible gap)</w:t>
+              <w:t xml:space="preserve">PDR §4 · 16-document test (every one of its six failure patterns produced a plausible-looking wrong number, not a visible gap)</w:t>
             </w:r>
           </w:p>
         </w:tc>
@@ -23572,7 +23572,7 @@
         <w:pStyle w:val="Heading2"/>
       </w:pPr>
       <w:r>
-        <w:t xml:space="preserve">BR-04 â€” Never green without redundancy</w:t>
+        <w:t xml:space="preserve">BR-04 — Never green without redundancy</w:t>
       </w:r>
     </w:p>
     <w:tbl>
@@ -23637,7 +23637,7 @@
               <w:pStyle w:val="Compact"/>
             </w:pPr>
             <w:r>
-              <w:t xml:space="preserve">PDR Â§6 Â· Finding 5</w:t>
+              <w:t xml:space="preserve">PDR §6 · Finding 5</w:t>
             </w:r>
           </w:p>
         </w:tc>
@@ -23678,7 +23678,7 @@
         <w:pStyle w:val="Heading2"/>
       </w:pPr>
       <w:r>
-        <w:t xml:space="preserve">BR-05 â€” Derived values never raise confidence</w:t>
+        <w:t xml:space="preserve">BR-05 — Derived values never raise confidence</w:t>
       </w:r>
     </w:p>
     <w:tbl>
@@ -23715,7 +23715,7 @@
               <w:pStyle w:val="Compact"/>
             </w:pPr>
             <w:r>
-              <w:t xml:space="preserve">A value computed from other values â€”</w:t>
+              <w:t xml:space="preserve">A value computed from other values —</w:t>
             </w:r>
             <w:r>
               <w:t xml:space="preserve"> </w:t>
@@ -23724,13 +23724,13 @@
               <w:rPr>
                 <w:rStyle w:val="VerbatimChar"/>
               </w:rPr>
-              <w:t xml:space="preserve">base = total âˆ’ tax</w:t>
-            </w:r>
-            <w:r>
-              <w:t xml:space="preserve"> </w:t>
-            </w:r>
-            <w:r>
-              <w:t xml:space="preserve">â€” is tagged</w:t>
+              <w:t xml:space="preserve">base = total − tax</w:t>
+            </w:r>
+            <w:r>
+              <w:t xml:space="preserve"> </w:t>
+            </w:r>
+            <w:r>
+              <w:t xml:space="preserve">— is tagged</w:t>
             </w:r>
             <w:r>
               <w:t xml:space="preserve"> </w:t>
@@ -23773,7 +23773,7 @@
               <w:pStyle w:val="Compact"/>
             </w:pPr>
             <w:r>
-              <w:t xml:space="preserve">ADR-019 Â· PDR Â§6.1</w:t>
+              <w:t xml:space="preserve">ADR-019 · PDR §6.1</w:t>
             </w:r>
           </w:p>
         </w:tc>
@@ -23814,7 +23814,7 @@
         <w:pStyle w:val="Heading2"/>
       </w:pPr>
       <w:r>
-        <w:t xml:space="preserve">BR-06 â€” Consensus by majority, never by maximum</w:t>
+        <w:t xml:space="preserve">BR-06 — Consensus by majority, never by maximum</w:t>
       </w:r>
     </w:p>
     <w:tbl>
@@ -23879,7 +23879,7 @@
               <w:pStyle w:val="Compact"/>
             </w:pPr>
             <w:r>
-              <w:t xml:space="preserve">ADR-019 Â· 16-document test</w:t>
+              <w:t xml:space="preserve">ADR-019 · 16-document test</w:t>
             </w:r>
           </w:p>
         </w:tc>
@@ -23920,7 +23920,7 @@
         <w:pStyle w:val="Heading2"/>
       </w:pPr>
       <w:r>
-        <w:t xml:space="preserve">BR-07 â€” Derive by identity; never invent a rate</w:t>
+        <w:t xml:space="preserve">BR-07 — Derive by identity; never invent a rate</w:t>
       </w:r>
     </w:p>
     <w:tbl>
@@ -23985,7 +23985,7 @@
               <w:pStyle w:val="Compact"/>
             </w:pPr>
             <w:r>
-              <w:t xml:space="preserve">ADR-019 Â· 16-document test (invented rates of 9%, 30% and a 4.5% conversion mark-up)</w:t>
+              <w:t xml:space="preserve">ADR-019 · 16-document test (invented rates of 9%, 30% and a 4.5% conversion mark-up)</w:t>
             </w:r>
           </w:p>
         </w:tc>
@@ -24026,7 +24026,7 @@
         <w:pStyle w:val="Heading2"/>
       </w:pPr>
       <w:r>
-        <w:t xml:space="preserve">BR-08 â€” Legal rates and negative context gate tax candidates</w:t>
+        <w:t xml:space="preserve">BR-08 — Legal rates and negative context gate tax candidates</w:t>
       </w:r>
     </w:p>
     <w:tbl>
@@ -24091,7 +24091,7 @@
               <w:pStyle w:val="Compact"/>
             </w:pPr>
             <w:r>
-              <w:t xml:space="preserve">ADR-019, ADR-005 Â· Annex C</w:t>
+              <w:t xml:space="preserve">ADR-019, ADR-005 · Annex C</w:t>
             </w:r>
           </w:p>
         </w:tc>
@@ -24144,7 +24144,7 @@
         <w:pStyle w:val="Heading2"/>
       </w:pPr>
       <w:r>
-        <w:t xml:space="preserve">BR-09 â€” Integer minor units; one tolerance only</w:t>
+        <w:t xml:space="preserve">BR-09 — Integer minor units; one tolerance only</w:t>
       </w:r>
     </w:p>
     <w:tbl>
@@ -24206,7 +24206,7 @@
               <w:rPr>
                 <w:rStyle w:val="VerbatimChar"/>
               </w:rPr>
-              <w:t xml:space="preserve">base Ã— rate â‰ˆ tax</w:t>
+              <w:t xml:space="preserve">base × rate ≈ tax</w:t>
             </w:r>
             <w:r>
               <w:t xml:space="preserve">, with at most one minor unit per tax line.</w:t>
@@ -24237,7 +24237,7 @@
               <w:pStyle w:val="Compact"/>
             </w:pPr>
             <w:r>
-              <w:t xml:space="preserve">ADR-016 Â· 16-document test (the prototype’s Â±0.02 let 16.51 + 3.47 pass against 19.98)</w:t>
+              <w:t xml:space="preserve">ADR-016 · 16-document test (the prototype’s ±0.02 let 16.51 + 3.47 pass against 19.98)</w:t>
             </w:r>
           </w:p>
         </w:tc>
@@ -24278,7 +24278,7 @@
         <w:pStyle w:val="Heading2"/>
       </w:pPr>
       <w:r>
-        <w:t xml:space="preserve">BR-10 â€” The document number never reaches green</w:t>
+        <w:t xml:space="preserve">BR-10 — The document number never reaches green</w:t>
       </w:r>
     </w:p>
     <w:tbl>
@@ -24352,7 +24352,7 @@
               <w:pStyle w:val="Compact"/>
             </w:pPr>
             <w:r>
-              <w:t xml:space="preserve">PDR Â§6.2</w:t>
+              <w:t xml:space="preserve">PDR §6.2</w:t>
             </w:r>
           </w:p>
         </w:tc>
@@ -24393,7 +24393,7 @@
         <w:pStyle w:val="Heading2"/>
       </w:pPr>
       <w:r>
-        <w:t xml:space="preserve">BR-11 â€” A supplier name is confirmable only via memory</w:t>
+        <w:t xml:space="preserve">BR-11 — A supplier name is confirmable only via memory</w:t>
       </w:r>
     </w:p>
     <w:tbl>
@@ -24467,7 +24467,7 @@
               <w:pStyle w:val="Compact"/>
             </w:pPr>
             <w:r>
-              <w:t xml:space="preserve">PDR Â§6.2, Â§11 Â· ADR-009</w:t>
+              <w:t xml:space="preserve">PDR §6.2, §11 · ADR-009</w:t>
             </w:r>
           </w:p>
         </w:tc>
@@ -24508,7 +24508,7 @@
         <w:pStyle w:val="Heading2"/>
       </w:pPr>
       <w:r>
-        <w:t xml:space="preserve">BR-12 â€” Currency carries its own evidence</w:t>
+        <w:t xml:space="preserve">BR-12 — Currency carries its own evidence</w:t>
       </w:r>
     </w:p>
     <w:tbl>
@@ -24545,7 +24545,7 @@
               <w:pStyle w:val="Compact"/>
             </w:pPr>
             <w:r>
-              <w:t xml:space="preserve">Currency is read from the document’s own evidence â€” printed ISO code, symbol, issuer country â€” with its own confidence state, and is never defaulted to the table’s currency. Where the currency cannot be sustained, amounts are not written.</w:t>
+              <w:t xml:space="preserve">Currency is read from the document’s own evidence — printed ISO code, symbol, issuer country — with its own confidence state, and is never defaulted to the table’s currency. Where the currency cannot be sustained, amounts are not written.</w:t>
             </w:r>
           </w:p>
         </w:tc>
@@ -24573,7 +24573,7 @@
               <w:pStyle w:val="Compact"/>
             </w:pPr>
             <w:r>
-              <w:t xml:space="preserve">PDR Â§6 (v0.2) Â· Finding 3 Â· 16-document test (a euro receipt tagged USD; a dollar invoice tagged MAD)</w:t>
+              <w:t xml:space="preserve">PDR §6 (v0.2) · Finding 3 · 16-document test (a euro receipt tagged USD; a dollar invoice tagged MAD)</w:t>
             </w:r>
           </w:p>
         </w:tc>
@@ -24614,7 +24614,7 @@
         <w:pStyle w:val="Heading2"/>
       </w:pPr>
       <w:r>
-        <w:t xml:space="preserve">BR-13 â€” Absent is not zero; the destination decides</w:t>
+        <w:t xml:space="preserve">BR-13 — Absent is not zero; the destination decides</w:t>
       </w:r>
     </w:p>
     <w:tbl>
@@ -24703,7 +24703,7 @@
               <w:pStyle w:val="Compact"/>
             </w:pPr>
             <w:r>
-              <w:t xml:space="preserve">PDR Â§7.3, Â§6 Â· ADR-014 Â· 16-document test, record 1414</w:t>
+              <w:t xml:space="preserve">PDR §7.3, §6 · ADR-014 · 16-document test, record 1414</w:t>
             </w:r>
           </w:p>
         </w:tc>
@@ -24771,7 +24771,7 @@
         <w:pStyle w:val="Heading2"/>
       </w:pPr>
       <w:r>
-        <w:t xml:space="preserve">BR-14 â€” Never block a save</w:t>
+        <w:t xml:space="preserve">BR-14 — Never block a save</w:t>
       </w:r>
     </w:p>
     <w:tbl>
@@ -24836,7 +24836,7 @@
               <w:pStyle w:val="Compact"/>
             </w:pPr>
             <w:r>
-              <w:t xml:space="preserve">PDR Â§4</w:t>
+              <w:t xml:space="preserve">PDR §4</w:t>
             </w:r>
           </w:p>
         </w:tc>
@@ -24877,7 +24877,7 @@
         <w:pStyle w:val="Heading2"/>
       </w:pPr>
       <w:r>
-        <w:t xml:space="preserve">BR-15 â€” Never write an unmapped field</w:t>
+        <w:t xml:space="preserve">BR-15 — Never write an unmapped field</w:t>
       </w:r>
     </w:p>
     <w:tbl>
@@ -24942,7 +24942,7 @@
               <w:pStyle w:val="Compact"/>
             </w:pPr>
             <w:r>
-              <w:t xml:space="preserve">Contract 6 Â· ADR-013 Â· PDR Â§8.2</w:t>
+              <w:t xml:space="preserve">Contract 6 · ADR-013 · PDR §8.2</w:t>
             </w:r>
           </w:p>
         </w:tc>
@@ -24983,7 +24983,7 @@
         <w:pStyle w:val="Heading2"/>
       </w:pPr>
       <w:r>
-        <w:t xml:space="preserve">BR-16 â€” Never touch schema or records the app did not create</w:t>
+        <w:t xml:space="preserve">BR-16 — Never touch schema or records the app did not create</w:t>
       </w:r>
     </w:p>
     <w:tbl>
@@ -25048,7 +25048,7 @@
               <w:pStyle w:val="Compact"/>
             </w:pPr>
             <w:r>
-              <w:t xml:space="preserve">PDR Â§3.2 Â· Contract 6</w:t>
+              <w:t xml:space="preserve">PDR §3.2 · Contract 6</w:t>
             </w:r>
           </w:p>
         </w:tc>
@@ -25089,7 +25089,7 @@
         <w:pStyle w:val="Heading2"/>
       </w:pPr>
       <w:r>
-        <w:t xml:space="preserve">BR-17 â€” Byte-integrity of received files</w:t>
+        <w:t xml:space="preserve">BR-17 — Byte-integrity of received files</w:t>
       </w:r>
     </w:p>
     <w:tbl>
@@ -25154,7 +25154,7 @@
               <w:pStyle w:val="Compact"/>
             </w:pPr>
             <w:r>
-              <w:t xml:space="preserve">ADR-007, ADR-015 Â· Finding 6 Â· Contract 8</w:t>
+              <w:t xml:space="preserve">ADR-007, ADR-015 · Finding 6 · Contract 8</w:t>
             </w:r>
           </w:p>
         </w:tc>
@@ -25195,7 +25195,7 @@
         <w:pStyle w:val="Heading2"/>
       </w:pPr>
       <w:r>
-        <w:t xml:space="preserve">BR-18 â€” The record is always read back</w:t>
+        <w:t xml:space="preserve">BR-18 — The record is always read back</w:t>
       </w:r>
     </w:p>
     <w:tbl>
@@ -25260,7 +25260,7 @@
               <w:pStyle w:val="Compact"/>
             </w:pPr>
             <w:r>
-              <w:t xml:space="preserve">PDR Â§9 Â· ADR-004</w:t>
+              <w:t xml:space="preserve">PDR §9 · ADR-004</w:t>
             </w:r>
           </w:p>
         </w:tc>
@@ -25301,7 +25301,7 @@
         <w:pStyle w:val="Heading2"/>
       </w:pPr>
       <w:r>
-        <w:t xml:space="preserve">BR-19 â€” The token is the only credential</w:t>
+        <w:t xml:space="preserve">BR-19 — The token is the only credential</w:t>
       </w:r>
     </w:p>
     <w:tbl>
@@ -25366,7 +25366,7 @@
               <w:pStyle w:val="Compact"/>
             </w:pPr>
             <w:r>
-              <w:t xml:space="preserve">PDR Â§3.2, Â§11 Â· ADR-018 Â· Contract 3</w:t>
+              <w:t xml:space="preserve">PDR §3.2, §11 · ADR-018 · Contract 3</w:t>
             </w:r>
           </w:p>
         </w:tc>
@@ -25407,7 +25407,7 @@
         <w:pStyle w:val="Heading2"/>
       </w:pPr>
       <w:r>
-        <w:t xml:space="preserve">BR-20 â€” Dates come only from the document</w:t>
+        <w:t xml:space="preserve">BR-20 — Dates come only from the document</w:t>
       </w:r>
     </w:p>
     <w:tbl>
@@ -25481,7 +25481,7 @@
               <w:pStyle w:val="Compact"/>
             </w:pPr>
             <w:r>
-              <w:t xml:space="preserve">PDR Â§5.1, Â§10</w:t>
+              <w:t xml:space="preserve">PDR §5.1, §10</w:t>
             </w:r>
           </w:p>
         </w:tc>
@@ -25537,7 +25537,7 @@
         <w:pStyle w:val="Heading2"/>
       </w:pPr>
       <w:r>
-        <w:t xml:space="preserve">BR-21 â€” Never blindly retry a create</w:t>
+        <w:t xml:space="preserve">BR-21 — Never blindly retry a create</w:t>
       </w:r>
     </w:p>
     <w:tbl>
@@ -25602,7 +25602,7 @@
               <w:pStyle w:val="Compact"/>
             </w:pPr>
             <w:r>
-              <w:t xml:space="preserve">ADR-013 Â· Finding 1 Â· PDR Â§9.1</w:t>
+              <w:t xml:space="preserve">ADR-013 · Finding 1 · PDR §9.1</w:t>
             </w:r>
           </w:p>
         </w:tc>
@@ -25643,7 +25643,7 @@
         <w:pStyle w:val="Heading2"/>
       </w:pPr>
       <w:r>
-        <w:t xml:space="preserve">BR-22 â€” The attachment is never a mapping target</w:t>
+        <w:t xml:space="preserve">BR-22 — The attachment is never a mapping target</w:t>
       </w:r>
     </w:p>
     <w:tbl>
@@ -25708,7 +25708,7 @@
               <w:pStyle w:val="Compact"/>
             </w:pPr>
             <w:r>
-              <w:t xml:space="preserve">PDR Â§5.2 Â· ADR-007</w:t>
+              <w:t xml:space="preserve">PDR §5.2 · ADR-007</w:t>
             </w:r>
           </w:p>
         </w:tc>
@@ -25780,7 +25780,7 @@
         <w:t xml:space="preserve">from</w:t>
       </w:r>
       <w:r>
-        <w:t xml:space="preserve">; it does not constrain the user’s schema in any way (PDR Â§5). Every value carries provenance (Â§6.2).</w:t>
+        <w:t xml:space="preserve">; it does not constrain the user’s schema in any way (PDR §5). Every value carries provenance (§6.2).</w:t>
       </w:r>
       <w:r>
         <w:t xml:space="preserve"> </w:t>
@@ -25976,7 +25976,7 @@
               <w:pStyle w:val="Compact"/>
             </w:pPr>
             <w:r>
-              <w:t xml:space="preserve">Yes Â· date fields only</w:t>
+              <w:t xml:space="preserve">Yes · date fields only</w:t>
             </w:r>
           </w:p>
         </w:tc>
@@ -26014,7 +26014,7 @@
               <w:pStyle w:val="Compact"/>
             </w:pPr>
             <w:r>
-              <w:t xml:space="preserve">â€”</w:t>
+              <w:t xml:space="preserve">—</w:t>
             </w:r>
           </w:p>
         </w:tc>
@@ -26054,7 +26054,7 @@
               <w:pStyle w:val="Compact"/>
             </w:pPr>
             <w:r>
-              <w:t xml:space="preserve">Yes Â· text fields</w:t>
+              <w:t xml:space="preserve">Yes · text fields</w:t>
             </w:r>
           </w:p>
         </w:tc>
@@ -26141,7 +26141,7 @@
               <w:pStyle w:val="Compact"/>
             </w:pPr>
             <w:r>
-              <w:t xml:space="preserve">Yes Â· text fields</w:t>
+              <w:t xml:space="preserve">Yes · text fields</w:t>
             </w:r>
           </w:p>
         </w:tc>
@@ -26179,7 +26179,7 @@
               <w:pStyle w:val="Compact"/>
             </w:pPr>
             <w:r>
-              <w:t xml:space="preserve">â€”</w:t>
+              <w:t xml:space="preserve">—</w:t>
             </w:r>
           </w:p>
         </w:tc>
@@ -26216,7 +26216,7 @@
               <w:pStyle w:val="Compact"/>
             </w:pPr>
             <w:r>
-              <w:t xml:space="preserve">Yes Â· text fields</w:t>
+              <w:t xml:space="preserve">Yes · text fields</w:t>
             </w:r>
           </w:p>
         </w:tc>
@@ -26303,7 +26303,7 @@
               <w:pStyle w:val="Compact"/>
             </w:pPr>
             <w:r>
-              <w:t xml:space="preserve">Yes Â· number fields</w:t>
+              <w:t xml:space="preserve">Yes · number fields</w:t>
             </w:r>
           </w:p>
         </w:tc>
@@ -26378,7 +26378,7 @@
               <w:pStyle w:val="Compact"/>
             </w:pPr>
             <w:r>
-              <w:t xml:space="preserve">Yes Â· text fields</w:t>
+              <w:t xml:space="preserve">Yes · text fields</w:t>
             </w:r>
           </w:p>
         </w:tc>
@@ -26622,7 +26622,7 @@
               <w:pStyle w:val="Compact"/>
             </w:pPr>
             <w:r>
-              <w:t xml:space="preserve">â€”</w:t>
+              <w:t xml:space="preserve">—</w:t>
             </w:r>
           </w:p>
         </w:tc>
@@ -26769,7 +26769,7 @@
               <w:pStyle w:val="Compact"/>
             </w:pPr>
             <w:r>
-              <w:t xml:space="preserve">â€”</w:t>
+              <w:t xml:space="preserve">—</w:t>
             </w:r>
           </w:p>
         </w:tc>
@@ -26818,7 +26818,7 @@
               <w:pStyle w:val="Compact"/>
             </w:pPr>
             <w:r>
-              <w:t xml:space="preserve">â€”</w:t>
+              <w:t xml:space="preserve">—</w:t>
             </w:r>
           </w:p>
         </w:tc>
@@ -27014,7 +27014,7 @@
               <w:pStyle w:val="Compact"/>
             </w:pPr>
             <w:r>
-              <w:t xml:space="preserve">â€”</w:t>
+              <w:t xml:space="preserve">—</w:t>
             </w:r>
           </w:p>
         </w:tc>
@@ -27259,7 +27259,7 @@
               <w:pStyle w:val="Compact"/>
             </w:pPr>
             <w:r>
-              <w:t xml:space="preserve">â€”</w:t>
+              <w:t xml:space="preserve">—</w:t>
             </w:r>
           </w:p>
         </w:tc>
@@ -27308,7 +27308,7 @@
               <w:pStyle w:val="Compact"/>
             </w:pPr>
             <w:r>
-              <w:t xml:space="preserve">â€”</w:t>
+              <w:t xml:space="preserve">—</w:t>
             </w:r>
           </w:p>
         </w:tc>
@@ -27357,7 +27357,7 @@
               <w:pStyle w:val="Compact"/>
             </w:pPr>
             <w:r>
-              <w:t xml:space="preserve">â€”</w:t>
+              <w:t xml:space="preserve">—</w:t>
             </w:r>
           </w:p>
         </w:tc>
@@ -27406,7 +27406,7 @@
               <w:pStyle w:val="Compact"/>
             </w:pPr>
             <w:r>
-              <w:t xml:space="preserve">â€”</w:t>
+              <w:t xml:space="preserve">—</w:t>
             </w:r>
           </w:p>
         </w:tc>
@@ -27504,7 +27504,7 @@
               <w:pStyle w:val="Compact"/>
             </w:pPr>
             <w:r>
-              <w:t xml:space="preserve">â€”</w:t>
+              <w:t xml:space="preserve">—</w:t>
             </w:r>
           </w:p>
         </w:tc>
@@ -27620,7 +27620,7 @@
               <w:t xml:space="preserve"> </w:t>
             </w:r>
             <w:r>
-              <w:t xml:space="preserve">âˆˆ dcc_markup, service_charge, tip, rounding_adjustment, other. A conversion mark-up or a tip is never a tax line.</w:t>
+              <w:t xml:space="preserve">∈ dcc_markup, service_charge, tip, rounding_adjustment, other. A conversion mark-up or a tip is never a tax line.</w:t>
             </w:r>
           </w:p>
         </w:tc>
@@ -27669,7 +27669,7 @@
               <w:pStyle w:val="Compact"/>
             </w:pPr>
             <w:r>
-              <w:t xml:space="preserve">â€”</w:t>
+              <w:t xml:space="preserve">—</w:t>
             </w:r>
           </w:p>
         </w:tc>
@@ -27718,7 +27718,7 @@
               <w:pStyle w:val="Compact"/>
             </w:pPr>
             <w:r>
-              <w:t xml:space="preserve">â€”</w:t>
+              <w:t xml:space="preserve">—</w:t>
             </w:r>
           </w:p>
         </w:tc>
@@ -27779,7 +27779,7 @@
               <w:pStyle w:val="Compact"/>
             </w:pPr>
             <w:r>
-              <w:t xml:space="preserve">â€”</w:t>
+              <w:t xml:space="preserve">—</w:t>
             </w:r>
           </w:p>
         </w:tc>
@@ -27828,7 +27828,7 @@
               <w:pStyle w:val="Compact"/>
             </w:pPr>
             <w:r>
-              <w:t xml:space="preserve">â€”</w:t>
+              <w:t xml:space="preserve">—</w:t>
             </w:r>
           </w:p>
         </w:tc>
@@ -27877,7 +27877,7 @@
               <w:pStyle w:val="Compact"/>
             </w:pPr>
             <w:r>
-              <w:t xml:space="preserve">â€”</w:t>
+              <w:t xml:space="preserve">—</w:t>
             </w:r>
           </w:p>
         </w:tc>
@@ -27975,7 +27975,7 @@
               <w:pStyle w:val="Compact"/>
             </w:pPr>
             <w:r>
-              <w:t xml:space="preserve">â€”</w:t>
+              <w:t xml:space="preserve">—</w:t>
             </w:r>
           </w:p>
         </w:tc>
@@ -28226,7 +28226,7 @@
               <w:pStyle w:val="Compact"/>
             </w:pPr>
             <w:r>
-              <w:t xml:space="preserve">Taken from a structured e-invoice’s embedded or attached XML â€” deterministic by construction.</w:t>
+              <w:t xml:space="preserve">Taken from a structured e-invoice’s embedded or attached XML — deterministic by construction.</w:t>
             </w:r>
           </w:p>
         </w:tc>
@@ -28552,7 +28552,7 @@
         <w:rPr>
           <w:rStyle w:val="VerbatimChar"/>
         </w:rPr>
-        <w:t xml:space="preserve">capturing â†’ ingested â†’ extracting â†’ reviewing â†’ queued â†’ sending â†’ attaching â†’ reading-back â†’ sent</w:t>
+        <w:t xml:space="preserve">capturing → ingested → extracting → reviewing → queued → sending → attaching → reading-back → sent</w:t>
       </w:r>
       <w:r>
         <w:br/>
@@ -28570,7 +28570,7 @@
         <w:rPr>
           <w:rStyle w:val="VerbatimChar"/>
         </w:rPr>
-        <w:t xml:space="preserve">                |           â†“              |             â†“          â†“</w:t>
+        <w:t xml:space="preserve">                |           ↓              |             ↓          ↓</w:t>
       </w:r>
       <w:r>
         <w:br/>
@@ -28606,7 +28606,7 @@
         <w:rPr>
           <w:rStyle w:val="VerbatimChar"/>
         </w:rPr>
-        <w:t xml:space="preserve">                                     â†“</w:t>
+        <w:t xml:space="preserve">                                     ↓</w:t>
       </w:r>
       <w:r>
         <w:br/>
@@ -28615,7 +28615,7 @@
         <w:rPr>
           <w:rStyle w:val="VerbatimChar"/>
         </w:rPr>
-        <w:t xml:space="preserve">                                reconciling â†’ (adopt | create | ask the user)</w:t>
+        <w:t xml:space="preserve">                                reconciling → (adopt | create | ask the user)</w:t>
       </w:r>
     </w:p>
     <w:tbl>
@@ -29203,7 +29203,7 @@
               <w:pStyle w:val="Compact"/>
             </w:pPr>
             <w:r>
-              <w:t xml:space="preserve">Identifierâ€“name pairs, indexed only by check-digit-passing identifiers.</w:t>
+              <w:t xml:space="preserve">Identifier–name pairs, indexed only by check-digit-passing identifiers.</w:t>
             </w:r>
           </w:p>
         </w:tc>
@@ -29645,7 +29645,7 @@
               <w:pStyle w:val="Compact"/>
             </w:pPr>
             <w:r>
-              <w:t xml:space="preserve">Merges â€” a correction sends only what changed (FR-SND-008).</w:t>
+              <w:t xml:space="preserve">Merges — a correction sends only what changed (FR-SND-008).</w:t>
             </w:r>
           </w:p>
         </w:tc>
@@ -29667,7 +29667,7 @@
         <w:pStyle w:val="FirstParagraph"/>
       </w:pPr>
       <w:r>
-        <w:t xml:space="preserve">Composition and navigation only. The behaviour of every element below is specified in Â§4; this section fixes what is on each screen, where it sits, and what the user can reach from it.</w:t>
+        <w:t xml:space="preserve">Composition and navigation only. The behaviour of every element below is specified in §4; this section fixes what is on each screen, where it sits, and what the user can reach from it.</w:t>
       </w:r>
     </w:p>
     <w:bookmarkStart w:id="183" w:name="screen-inventory-and-navigation-map"/>
@@ -29837,7 +29837,7 @@
               <w:pStyle w:val="Compact"/>
             </w:pPr>
             <w:r>
-              <w:t xml:space="preserve">First run; settings â†’ add destination</w:t>
+              <w:t xml:space="preserve">First run; settings → add destination</w:t>
             </w:r>
           </w:p>
         </w:tc>
@@ -29998,7 +29998,7 @@
         <w:rPr>
           <w:rStyle w:val="VerbatimChar"/>
         </w:rPr>
-        <w:t xml:space="preserve">                                          â”‚</w:t>
+        <w:t xml:space="preserve">                                          │</w:t>
       </w:r>
       <w:r>
         <w:br/>
@@ -30007,7 +30007,7 @@
         <w:rPr>
           <w:rStyle w:val="VerbatimChar"/>
         </w:rPr>
-        <w:t xml:space="preserve">   first run â”€â”€â–º Wizard â”€â”€â”€â”€â”€â”€â”€â”€â”€â”€â”€â”€â”€â”€â”€â”€â”€â”€â”â”‚</w:t>
+        <w:t xml:space="preserve">   first run ──► Wizard ──────────────────┐│</w:t>
       </w:r>
       <w:r>
         <w:br/>
@@ -30016,7 +30016,7 @@
         <w:rPr>
           <w:rStyle w:val="VerbatimChar"/>
         </w:rPr>
-        <w:t xml:space="preserve">                   â”‚                     â”‚â–¼</w:t>
+        <w:t xml:space="preserve">                   │                     │▼</w:t>
       </w:r>
       <w:r>
         <w:br/>
@@ -30025,7 +30025,7 @@
         <w:rPr>
           <w:rStyle w:val="VerbatimChar"/>
         </w:rPr>
-        <w:t xml:space="preserve">                   â–¼                  â”Œâ”€â”€â”€â”€â”€â”€â”€â”€â”€â”        â”Œâ”€â”€â”€â”€â”€â”€â”€â”€â”€â”€â”€â”€â”€â”€â”€â”</w:t>
+        <w:t xml:space="preserve">                   ▼                  ┌─────────┐        ┌───────────────┐</w:t>
       </w:r>
       <w:r>
         <w:br/>
@@ -30034,7 +30034,7 @@
         <w:rPr>
           <w:rStyle w:val="VerbatimChar"/>
         </w:rPr>
-        <w:t xml:space="preserve">              Destination list â—„â”€â”€â”€â”€â”€â”€â”¤ Review  â”‚â”€â”€â”€â”€â”€â”€â–º â”‚ Confirmation  â”‚</w:t>
+        <w:t xml:space="preserve">              Destination list ◄──────┤ Review  │──────► │ Confirmation  │</w:t>
       </w:r>
       <w:r>
         <w:br/>
@@ -30043,7 +30043,7 @@
         <w:rPr>
           <w:rStyle w:val="VerbatimChar"/>
         </w:rPr>
-        <w:t xml:space="preserve">                   â”‚                  â””â”€â”€â”€â”€â”€â”€â”€â”€â”€â”˜        â””â”€â”€â”€â”€â”€â”€â”€â”¬â”€â”€â”€â”€â”€â”€â”€â”˜</w:t>
+        <w:t xml:space="preserve">                   │                  └─────────┘        └───────┬───────┘</w:t>
       </w:r>
       <w:r>
         <w:br/>
@@ -30052,7 +30052,7 @@
         <w:rPr>
           <w:rStyle w:val="VerbatimChar"/>
         </w:rPr>
-        <w:t xml:space="preserve">                   â–¼                       â”‚ â–²                    â”‚</w:t>
+        <w:t xml:space="preserve">                   ▼                       │ ▲                    │</w:t>
       </w:r>
       <w:r>
         <w:br/>
@@ -30061,7 +30061,7 @@
         <w:rPr>
           <w:rStyle w:val="VerbatimChar"/>
         </w:rPr>
-        <w:t xml:space="preserve">              Mapping editor              â”‚ â”‚                    â”‚ deep link</w:t>
+        <w:t xml:space="preserve">              Mapping editor              │ │                    │ deep link</w:t>
       </w:r>
       <w:r>
         <w:br/>
@@ -30070,7 +30070,7 @@
         <w:rPr>
           <w:rStyle w:val="VerbatimChar"/>
         </w:rPr>
-        <w:t xml:space="preserve">                   â”‚                      â”‚ â”‚                    â–¼</w:t>
+        <w:t xml:space="preserve">                   │                      │ │                    ▼</w:t>
       </w:r>
       <w:r>
         <w:br/>
@@ -30079,7 +30079,7 @@
         <w:rPr>
           <w:rStyle w:val="VerbatimChar"/>
         </w:rPr>
-        <w:t xml:space="preserve">                   â””â”€â”€â”€ destination bar â”€â”€â”˜ â”‚              [Ninox record]</w:t>
+        <w:t xml:space="preserve">                   └─── destination bar ──┘ │              [Ninox record]</w:t>
       </w:r>
       <w:r>
         <w:br/>
@@ -30088,7 +30088,7 @@
         <w:rPr>
           <w:rStyle w:val="VerbatimChar"/>
         </w:rPr>
-        <w:t xml:space="preserve">                                          â”‚</w:t>
+        <w:t xml:space="preserve">                                          │</w:t>
       </w:r>
       <w:r>
         <w:br/>
@@ -30097,7 +30097,7 @@
         <w:rPr>
           <w:rStyle w:val="VerbatimChar"/>
         </w:rPr>
-        <w:t xml:space="preserve">                                          â”‚ discard</w:t>
+        <w:t xml:space="preserve">                                          │ discard</w:t>
       </w:r>
       <w:r>
         <w:br/>
@@ -30106,7 +30106,7 @@
         <w:rPr>
           <w:rStyle w:val="VerbatimChar"/>
         </w:rPr>
-        <w:t xml:space="preserve">                                          â–¼</w:t>
+        <w:t xml:space="preserve">                                          ▼</w:t>
       </w:r>
       <w:r>
         <w:br/>
@@ -30124,7 +30124,7 @@
         <w:rPr>
           <w:rStyle w:val="VerbatimChar"/>
         </w:rPr>
-        <w:t xml:space="preserve">   History list â”€â”€â–º History detail â”€â”€â–º (correct) â”€â”€â–º Review â”€â”€â–º â€¦</w:t>
+        <w:t xml:space="preserve">   History list ──► History detail ──► (correct) ──► Review ──► …</w:t>
       </w:r>
       <w:r>
         <w:br/>
@@ -30133,7 +30133,7 @@
         <w:rPr>
           <w:rStyle w:val="VerbatimChar"/>
         </w:rPr>
-        <w:t xml:space="preserve">        â”‚                â”‚</w:t>
+        <w:t xml:space="preserve">        │                │</w:t>
       </w:r>
       <w:r>
         <w:br/>
@@ -30142,7 +30142,7 @@
         <w:rPr>
           <w:rStyle w:val="VerbatimChar"/>
         </w:rPr>
-        <w:t xml:space="preserve">        â””â”€â”€ settings â”€â”€â”€â”€â”´â”€â”€â–º Settings â”€â”€â–º Wizard (add destination)</w:t>
+        <w:t xml:space="preserve">        └── settings ────┴──► Settings ──► Wizard (add destination)</w:t>
       </w:r>
       <w:r>
         <w:br/>
@@ -30151,7 +30151,7 @@
         <w:rPr>
           <w:rStyle w:val="VerbatimChar"/>
         </w:rPr>
-        <w:t xml:space="preserve">                                  â”‚</w:t>
+        <w:t xml:space="preserve">                                  │</w:t>
       </w:r>
       <w:r>
         <w:br/>
@@ -30160,7 +30160,7 @@
         <w:rPr>
           <w:rStyle w:val="VerbatimChar"/>
         </w:rPr>
-        <w:t xml:space="preserve">                                  â””â”€â”€â–º export / import / clear data</w:t>
+        <w:t xml:space="preserve">                                  └──► export / import / clear data</w:t>
       </w:r>
     </w:p>
     <w:bookmarkEnd w:id="183"/>
@@ -30178,7 +30178,7 @@
         <w:pStyle w:val="FirstParagraph"/>
       </w:pPr>
       <w:r>
-        <w:t xml:space="preserve">A single entry point with four paths in (FR-CAP-001). The camera path uses the platform document scanner’s own interface â€” edge detection, perspective correction, contrast enhancement and page chaining â€” which the user already knows from their notes application (FR-CAP-002). Multi-page chaining stays one expense (FR-CAP-003). From share-in and from the iOS extension the app opens</w:t>
+        <w:t xml:space="preserve">A single entry point with four paths in (FR-CAP-001). The camera path uses the platform document scanner’s own interface — edge detection, perspective correction, contrast enhancement and page chaining — which the user already knows from their notes application (FR-CAP-002). Multi-page chaining stays one expense (FR-CAP-003). From share-in and from the iOS extension the app opens</w:t>
       </w:r>
       <w:r>
         <w:t xml:space="preserve"> </w:t>
@@ -30212,7 +30212,7 @@
         <w:t xml:space="preserve"> </w:t>
       </w:r>
       <w:r>
-        <w:t xml:space="preserve">normal capture Â· page added (multi-page) Â· capture cancelled Â· no camera permission (with a path to system settings) Â· storage full.</w:t>
+        <w:t xml:space="preserve">normal capture · page added (multi-page) · capture cancelled · no camera permission (with a path to system settings) · storage full.</w:t>
       </w:r>
     </w:p>
     <w:bookmarkEnd w:id="184"/>
@@ -30252,7 +30252,7 @@
         <w:t xml:space="preserve"> </w:t>
       </w:r>
       <w:r>
-        <w:t xml:space="preserve">â€” full width, persistent, showing team, database and table; tappable. Pre-loaded with the last destination used; highlighted once per day with the save button disabled until acknowledged (FR-REV-001, FR-REV-002).</w:t>
+        <w:t xml:space="preserve">— full width, persistent, showing team, database and table; tappable. Pre-loaded with the last destination used; highlighted once per day with the save button disabled until acknowledged (FR-REV-001, FR-REV-002).</w:t>
       </w:r>
     </w:p>
     <w:p>
@@ -30274,7 +30274,7 @@
         <w:t xml:space="preserve"> </w:t>
       </w:r>
       <w:r>
-        <w:t xml:space="preserve">â€” tapping a field draws a box around the read region and zooms; a redundancy-checked value highlights every operand’s region (FR-REV-003).</w:t>
+        <w:t xml:space="preserve">— tapping a field draws a box around the read region and zooms; a redundancy-checked value highlights every operand’s region (FR-REV-003).</w:t>
       </w:r>
     </w:p>
     <w:p>
@@ -30296,7 +30296,7 @@
         <w:t xml:space="preserve"> </w:t>
       </w:r>
       <w:r>
-        <w:t xml:space="preserve">â€” fixed order, inline editing, large type, colour per confidence; focus jumps to the first unread field (FR-REV-004).</w:t>
+        <w:t xml:space="preserve">— fixed order, inline editing, large type, colour per confidence; focus jumps to the first unread field (FR-REV-004).</w:t>
       </w:r>
     </w:p>
     <w:p>
@@ -30318,7 +30318,7 @@
         <w:t xml:space="preserve"> </w:t>
       </w:r>
       <w:r>
-        <w:t xml:space="preserve">â€” one confirming line when redundancy passes; expanded when it does not, including when there is no breakdown to check against (FR-REV-005).</w:t>
+        <w:t xml:space="preserve">— one confirming line when redundancy passes; expanded when it does not, including when there is no breakdown to check against (FR-REV-005).</w:t>
       </w:r>
     </w:p>
     <w:p>
@@ -30340,7 +30340,7 @@
         <w:t xml:space="preserve"> </w:t>
       </w:r>
       <w:r>
-        <w:t xml:space="preserve">â€” collapsed by default; the remaining mapped fields,</w:t>
+        <w:t xml:space="preserve">— collapsed by default; the remaining mapped fields,</w:t>
       </w:r>
       <w:r>
         <w:t xml:space="preserve"> </w:t>
@@ -30389,7 +30389,7 @@
         <w:t xml:space="preserve"> </w:t>
       </w:r>
       <w:r>
-        <w:t xml:space="preserve">â€” when the check matches, with a link to the existing record and a</w:t>
+        <w:t xml:space="preserve">— when the check matches, with a link to the existing record and a</w:t>
       </w:r>
       <w:r>
         <w:t xml:space="preserve"> </w:t>
@@ -30423,7 +30423,7 @@
         <w:t xml:space="preserve"> </w:t>
       </w:r>
       <w:r>
-        <w:t xml:space="preserve">â€” fixed at the bottom, naming the destination (FR-REV-008).</w:t>
+        <w:t xml:space="preserve">— fixed at the bottom, naming the destination (FR-REV-008).</w:t>
       </w:r>
     </w:p>
     <w:p>
@@ -30441,7 +30441,7 @@
         <w:t xml:space="preserve"> </w:t>
       </w:r>
       <w:r>
-        <w:t xml:space="preserve">all six core fields green, amounts collapsed (clean document) Â· amber fields present, amounts expanded (typical document) Â· red fields present (partial document â€” still saveable) Â· duplicate notice shown Â· destination confirmation pending Â· offline save (queued) Â· extraction in progress Â· extraction failed.</w:t>
+        <w:t xml:space="preserve">all six core fields green, amounts collapsed (clean document) · amber fields present, amounts expanded (typical document) · red fields present (partial document — still saveable) · duplicate notice shown · destination confirmation pending · offline save (queued) · extraction in progress · extraction failed.</w:t>
       </w:r>
     </w:p>
     <w:bookmarkEnd w:id="185"/>
@@ -30504,7 +30504,7 @@
         <w:t xml:space="preserve"> </w:t>
       </w:r>
       <w:r>
-        <w:t xml:space="preserve">no destination yet Â· one destination Â· several destinations Â· schema unreadable (offline at configuration time) Â· mapping with unmapped fields (shown visibly, not hidden).</w:t>
+        <w:t xml:space="preserve">no destination yet · one destination · several destinations · schema unreadable (offline at configuration time) · mapping with unmapped fields (shown visibly, not hidden).</w:t>
       </w:r>
     </w:p>
     <w:bookmarkEnd w:id="186"/>
@@ -30592,7 +30592,7 @@
               <w:pStyle w:val="Compact"/>
             </w:pPr>
             <w:r>
-              <w:t xml:space="preserve">1 Â· Token</w:t>
+              <w:t xml:space="preserve">1 · Token</w:t>
             </w:r>
           </w:p>
         </w:tc>
@@ -30639,7 +30639,7 @@
               <w:pStyle w:val="Compact"/>
             </w:pPr>
             <w:r>
-              <w:t xml:space="preserve">2 Â· Team</w:t>
+              <w:t xml:space="preserve">2 · Team</w:t>
             </w:r>
           </w:p>
         </w:tc>
@@ -30674,7 +30674,7 @@
               <w:pStyle w:val="Compact"/>
             </w:pPr>
             <w:r>
-              <w:t xml:space="preserve">3 Â· Database</w:t>
+              <w:t xml:space="preserve">3 · Database</w:t>
             </w:r>
           </w:p>
         </w:tc>
@@ -30709,7 +30709,7 @@
               <w:pStyle w:val="Compact"/>
             </w:pPr>
             <w:r>
-              <w:t xml:space="preserve">4 Â· Table</w:t>
+              <w:t xml:space="preserve">4 · Table</w:t>
             </w:r>
           </w:p>
         </w:tc>
@@ -30744,7 +30744,7 @@
               <w:pStyle w:val="Compact"/>
             </w:pPr>
             <w:r>
-              <w:t xml:space="preserve">5 Â· Mapping</w:t>
+              <w:t xml:space="preserve">5 · Mapping</w:t>
             </w:r>
           </w:p>
         </w:tc>
@@ -30805,7 +30805,7 @@
         <w:pStyle w:val="FirstParagraph"/>
       </w:pPr>
       <w:r>
-        <w:t xml:space="preserve">The history list shows every capture with its state (FR-HIS-002), grouped so that pending, failed and uncertain items surface first â€” those are the ones that need the user. The detail view shows the thumbnail, the values with their provenance, the destination, the state, the confidence, the document hash and the Ninox record identifier once sent (FR-HIS-001), with a path to correct and re-send (FR-HIS-003).</w:t>
+        <w:t xml:space="preserve">The history list shows every capture with its state (FR-HIS-002), grouped so that pending, failed and uncertain items surface first — those are the ones that need the user. The detail view shows the thumbnail, the values with their provenance, the destination, the state, the confidence, the document hash and the Ninox record identifier once sent (FR-HIS-001), with a path to correct and re-send (FR-HIS-003).</w:t>
       </w:r>
     </w:p>
     <w:p>
@@ -30823,7 +30823,7 @@
         <w:t xml:space="preserve"> </w:t>
       </w:r>
       <w:r>
-        <w:t xml:space="preserve">empty history Â· pending / queued Â· sent Â· failed (file retained) Â· uncertain Â· duplicate-flagged.</w:t>
+        <w:t xml:space="preserve">empty history · pending / queued · sent · failed (file retained) · uncertain · duplicate-flagged.</w:t>
       </w:r>
     </w:p>
     <w:bookmarkEnd w:id="188"/>
@@ -30857,7 +30857,7 @@
         <w:t xml:space="preserve"> </w:t>
       </w:r>
       <w:r>
-        <w:t xml:space="preserve">â€” the read-back â€” and offers the deep link to the record in Ninox (FR-SND-006, BR-18). Where a formula field’s total disagrees with the extracted total, the mismatch is surfaced here as a question about the mapping, not as an extraction verdict (FR-DST-005). If the URL structure no longer resolves, the button degrades to opening the database.</w:t>
+        <w:t xml:space="preserve">— the read-back — and offers the deep link to the record in Ninox (FR-SND-006, BR-18). Where a formula field’s total disagrees with the extracted total, the mismatch is surfaced here as a question about the mapping, not as an extraction verdict (FR-DST-005). If the URL structure no longer resolves, the button degrades to opening the database.</w:t>
       </w:r>
     </w:p>
     <w:p>
@@ -30875,7 +30875,7 @@
         <w:t xml:space="preserve"> </w:t>
       </w:r>
       <w:r>
-        <w:t xml:space="preserve">sent, read-back matches Â· sent, read-back differs (mapping question) Â· sent, attachment still uploading or retried Â· deep link unavailable (degraded).</w:t>
+        <w:t xml:space="preserve">sent, read-back matches · sent, read-back differs (mapping question) · sent, attachment still uploading or retried · deep link unavailable (degraded).</w:t>
       </w:r>
     </w:p>
     <w:bookmarkEnd w:id="189"/>
@@ -31070,7 +31070,7 @@
               <w:pStyle w:val="Compact"/>
             </w:pPr>
             <w:r>
-              <w:t xml:space="preserve">Per the matrix in Â§9; every error names the operation that failed and the next action, never a bare status code.</w:t>
+              <w:t xml:space="preserve">Per the matrix in §9; every error names the operation that failed and the next action, never a bare status code.</w:t>
             </w:r>
           </w:p>
         </w:tc>
@@ -31093,7 +31093,7 @@
         <w:pStyle w:val="Heading3"/>
       </w:pPr>
       <w:r>
-        <w:t xml:space="preserve">NFR-PRV-001 â€” No backend, ever</w:t>
+        <w:t xml:space="preserve">NFR-PRV-001 — No backend, ever</w:t>
       </w:r>
     </w:p>
     <w:tbl>
@@ -31186,7 +31186,7 @@
               <w:pStyle w:val="Compact"/>
             </w:pPr>
             <w:r>
-              <w:t xml:space="preserve">ADR-002 Â· Contract 1</w:t>
+              <w:t xml:space="preserve">ADR-002 · Contract 1</w:t>
             </w:r>
           </w:p>
         </w:tc>
@@ -31199,7 +31199,7 @@
         <w:pStyle w:val="Heading3"/>
       </w:pPr>
       <w:r>
-        <w:t xml:space="preserve">NFR-PRV-002 â€” The precise privacy claim</w:t>
+        <w:t xml:space="preserve">NFR-PRV-002 — The precise privacy claim</w:t>
       </w:r>
     </w:p>
     <w:tbl>
@@ -31313,7 +31313,7 @@
               <w:pStyle w:val="Compact"/>
             </w:pPr>
             <w:r>
-              <w:t xml:space="preserve">PDR Â§11 Â· Finding 9</w:t>
+              <w:t xml:space="preserve">PDR §11 · Finding 9</w:t>
             </w:r>
           </w:p>
         </w:tc>
@@ -31326,7 +31326,7 @@
         <w:pStyle w:val="Heading3"/>
       </w:pPr>
       <w:r>
-        <w:t xml:space="preserve">NFR-PRV-003 â€” Platform diagnostics are distinguished from document content</w:t>
+        <w:t xml:space="preserve">NFR-PRV-003 — Platform diagnostics are distinguished from document content</w:t>
       </w:r>
     </w:p>
     <w:tbl>
@@ -31363,7 +31363,7 @@
               <w:pStyle w:val="Compact"/>
             </w:pPr>
             <w:r>
-              <w:t xml:space="preserve">Google’s and Apple’s own disclosures for the scanner and recognition components state that operational diagnostics â€” device model, OS version, API latency, error codes â€” are sent to the vendor, encrypted, but that the image and the recognised text are not. The privacy notice shall state exactly this distinction, and document content shall never be part of any diagnostic.</w:t>
+              <w:t xml:space="preserve">Google’s and Apple’s own disclosures for the scanner and recognition components state that operational diagnostics — device model, OS version, API latency, error codes — are sent to the vendor, encrypted, but that the image and the recognised text are not. The privacy notice shall state exactly this distinction, and document content shall never be part of any diagnostic.</w:t>
             </w:r>
           </w:p>
         </w:tc>
@@ -31419,7 +31419,7 @@
               <w:pStyle w:val="Compact"/>
             </w:pPr>
             <w:r>
-              <w:t xml:space="preserve">PDR Â§11 Â· Finding 9 Â· verified against Google’s ML Kit data disclosure</w:t>
+              <w:t xml:space="preserve">PDR §11 · Finding 9 · verified against Google’s ML Kit data disclosure</w:t>
             </w:r>
           </w:p>
         </w:tc>
@@ -31432,7 +31432,7 @@
         <w:pStyle w:val="Heading3"/>
       </w:pPr>
       <w:r>
-        <w:t xml:space="preserve">NFR-PRV-004 â€” Both local stores are declared</w:t>
+        <w:t xml:space="preserve">NFR-PRV-004 — Both local stores are declared</w:t>
       </w:r>
     </w:p>
     <w:tbl>
@@ -31525,7 +31525,7 @@
               <w:pStyle w:val="Compact"/>
             </w:pPr>
             <w:r>
-              <w:t xml:space="preserve">PDR Â§11 Â· ADR-009</w:t>
+              <w:t xml:space="preserve">PDR §11 · ADR-009</w:t>
             </w:r>
           </w:p>
         </w:tc>
@@ -31538,7 +31538,7 @@
         <w:pStyle w:val="Heading3"/>
       </w:pPr>
       <w:r>
-        <w:t xml:space="preserve">NFR-PRV-005 â€” Data clearing is real</w:t>
+        <w:t xml:space="preserve">NFR-PRV-005 — Data clearing is real</w:t>
       </w:r>
     </w:p>
     <w:tbl>
@@ -31631,7 +31631,7 @@
               <w:pStyle w:val="Compact"/>
             </w:pPr>
             <w:r>
-              <w:t xml:space="preserve">ADR-009 Â· PDR Â§11</w:t>
+              <w:t xml:space="preserve">ADR-009 · PDR §11</w:t>
             </w:r>
           </w:p>
         </w:tc>
@@ -31644,7 +31644,7 @@
         <w:pStyle w:val="Heading3"/>
       </w:pPr>
       <w:r>
-        <w:t xml:space="preserve">NFR-PRV-006 â€” No telemetry in public builds</w:t>
+        <w:t xml:space="preserve">NFR-PRV-006 — No telemetry in public builds</w:t>
       </w:r>
     </w:p>
     <w:tbl>
@@ -31681,7 +31681,7 @@
               <w:pStyle w:val="Compact"/>
             </w:pPr>
             <w:r>
-              <w:t xml:space="preserve">No telemetry shall be collected in public builds. Product metrics shall be gathered by supervised measurement before each release instead (Â§10.4).</w:t>
+              <w:t xml:space="preserve">No telemetry shall be collected in public builds. Product metrics shall be gathered by supervised measurement before each release instead (§10.4).</w:t>
             </w:r>
           </w:p>
         </w:tc>
@@ -31737,7 +31737,7 @@
               <w:pStyle w:val="Compact"/>
             </w:pPr>
             <w:r>
-              <w:t xml:space="preserve">ADR-012 Â· Contract 7</w:t>
+              <w:t xml:space="preserve">ADR-012 · Contract 7</w:t>
             </w:r>
           </w:p>
         </w:tc>
@@ -31750,7 +31750,7 @@
         <w:pStyle w:val="Heading3"/>
       </w:pPr>
       <w:r>
-        <w:t xml:space="preserve">NFR-SEC-001 â€” Token in the platform keystore</w:t>
+        <w:t xml:space="preserve">NFR-SEC-001 — Token in the platform keystore</w:t>
       </w:r>
     </w:p>
     <w:tbl>
@@ -31843,7 +31843,7 @@
               <w:pStyle w:val="Compact"/>
             </w:pPr>
             <w:r>
-              <w:t xml:space="preserve">PDR Â§11 Â· ADR-009, ADR-018</w:t>
+              <w:t xml:space="preserve">PDR §11 · ADR-009, ADR-018</w:t>
             </w:r>
           </w:p>
         </w:tc>
@@ -31856,7 +31856,7 @@
         <w:pStyle w:val="Heading3"/>
       </w:pPr>
       <w:r>
-        <w:t xml:space="preserve">NFR-SEC-002 â€” No app-controlled WebView for Ninox authentication</w:t>
+        <w:t xml:space="preserve">NFR-SEC-002 — No app-controlled WebView for Ninox authentication</w:t>
       </w:r>
     </w:p>
     <w:tbl>
@@ -31949,7 +31949,7 @@
               <w:pStyle w:val="Compact"/>
             </w:pPr>
             <w:r>
-              <w:t xml:space="preserve">ADR-018 Â· Contract 3</w:t>
+              <w:t xml:space="preserve">ADR-018 · Contract 3</w:t>
             </w:r>
           </w:p>
         </w:tc>
@@ -31962,7 +31962,7 @@
         <w:pStyle w:val="Heading3"/>
       </w:pPr>
       <w:r>
-        <w:t xml:space="preserve">NFR-SEC-003 â€” No credentials beyond the token</w:t>
+        <w:t xml:space="preserve">NFR-SEC-003 — No credentials beyond the token</w:t>
       </w:r>
     </w:p>
     <w:tbl>
@@ -32055,7 +32055,7 @@
               <w:pStyle w:val="Compact"/>
             </w:pPr>
             <w:r>
-              <w:t xml:space="preserve">PDR Â§3.2 Â· Contract 3</w:t>
+              <w:t xml:space="preserve">PDR §3.2 · Contract 3</w:t>
             </w:r>
           </w:p>
         </w:tc>
@@ -32068,7 +32068,7 @@
         <w:pStyle w:val="Heading3"/>
       </w:pPr>
       <w:r>
-        <w:t xml:space="preserve">NFR-PRF-001 â€” Time per document</w:t>
+        <w:t xml:space="preserve">NFR-PRF-001 — Time per document</w:t>
       </w:r>
     </w:p>
     <w:tbl>
@@ -32121,7 +32121,7 @@
               <w:t xml:space="preserve"> </w:t>
             </w:r>
             <w:r>
-              <w:t xml:space="preserve">until the first corpus screening shows what is achievable (PDR Â§12). A threshold written today would be invented.</w:t>
+              <w:t xml:space="preserve">until the first corpus screening shows what is achievable (PDR §12). A threshold written today would be invented.</w:t>
             </w:r>
           </w:p>
         </w:tc>
@@ -32149,7 +32149,7 @@
               <w:pStyle w:val="Compact"/>
             </w:pPr>
             <w:r>
-              <w:t xml:space="preserve">Measured by the supervised protocol of Â§10.4 against the threshold fixed after the first screening.</w:t>
+              <w:t xml:space="preserve">Measured by the supervised protocol of §10.4 against the threshold fixed after the first screening.</w:t>
             </w:r>
           </w:p>
         </w:tc>
@@ -32177,7 +32177,7 @@
               <w:pStyle w:val="Compact"/>
             </w:pPr>
             <w:r>
-              <w:t xml:space="preserve">PDR Â§12 Â· ADR-012</w:t>
+              <w:t xml:space="preserve">PDR §12 · ADR-012</w:t>
             </w:r>
           </w:p>
         </w:tc>
@@ -32218,7 +32218,7 @@
         <w:pStyle w:val="Heading3"/>
       </w:pPr>
       <w:r>
-        <w:t xml:space="preserve">NFR-PRF-002 â€” Reading requires no network</w:t>
+        <w:t xml:space="preserve">NFR-PRF-002 — Reading requires no network</w:t>
       </w:r>
     </w:p>
     <w:tbl>
@@ -32311,7 +32311,7 @@
               <w:pStyle w:val="Compact"/>
             </w:pPr>
             <w:r>
-              <w:t xml:space="preserve">ADR-002 Â· PDR Â§3.1</w:t>
+              <w:t xml:space="preserve">ADR-002 · PDR §3.1</w:t>
             </w:r>
           </w:p>
         </w:tc>
@@ -32324,7 +32324,7 @@
         <w:pStyle w:val="Heading3"/>
       </w:pPr>
       <w:r>
-        <w:t xml:space="preserve">NFR-OFL-001 â€” Offline behaviour</w:t>
+        <w:t xml:space="preserve">NFR-OFL-001 — Offline behaviour</w:t>
       </w:r>
     </w:p>
     <w:tbl>
@@ -32417,7 +32417,7 @@
               <w:pStyle w:val="Compact"/>
             </w:pPr>
             <w:r>
-              <w:t xml:space="preserve">PDR Â§3.1, Â§9.1</w:t>
+              <w:t xml:space="preserve">PDR §3.1, §9.1</w:t>
             </w:r>
           </w:p>
         </w:tc>
@@ -32430,7 +32430,7 @@
         <w:pStyle w:val="Heading3"/>
       </w:pPr>
       <w:r>
-        <w:t xml:space="preserve">NFR-PRF-003 â€” Tap count</w:t>
+        <w:t xml:space="preserve">NFR-PRF-003 — Tap count</w:t>
       </w:r>
     </w:p>
     <w:tbl>
@@ -32495,7 +32495,7 @@
               <w:pStyle w:val="Compact"/>
             </w:pPr>
             <w:r>
-              <w:t xml:space="preserve">UC-02, UC-03; Â§10.4.</w:t>
+              <w:t xml:space="preserve">UC-02, UC-03; §10.4.</w:t>
             </w:r>
           </w:p>
         </w:tc>
@@ -32523,7 +32523,7 @@
               <w:pStyle w:val="Compact"/>
             </w:pPr>
             <w:r>
-              <w:t xml:space="preserve">PDR Â§6.2, Â§7.2</w:t>
+              <w:t xml:space="preserve">PDR §6.2, §7.2</w:t>
             </w:r>
           </w:p>
         </w:tc>
@@ -32536,7 +32536,7 @@
         <w:pStyle w:val="Heading3"/>
       </w:pPr>
       <w:r>
-        <w:t xml:space="preserve">NFR-ACC-001 â€” Accessibility</w:t>
+        <w:t xml:space="preserve">NFR-ACC-001 — Accessibility</w:t>
       </w:r>
     </w:p>
     <w:tbl>
@@ -32629,7 +32629,7 @@
               <w:pStyle w:val="Compact"/>
             </w:pPr>
             <w:r>
-              <w:t xml:space="preserve">PDR Â§4 (light and simple)</w:t>
+              <w:t xml:space="preserve">PDR §4 (light and simple)</w:t>
             </w:r>
           </w:p>
         </w:tc>
@@ -32642,7 +32642,7 @@
         <w:pStyle w:val="Heading3"/>
       </w:pPr>
       <w:r>
-        <w:t xml:space="preserve">NFR-I18N-001 â€” Interface languages</w:t>
+        <w:t xml:space="preserve">NFR-I18N-001 — Interface languages</w:t>
       </w:r>
     </w:p>
     <w:tbl>
@@ -32735,7 +32735,7 @@
               <w:pStyle w:val="Compact"/>
             </w:pPr>
             <w:r>
-              <w:t xml:space="preserve">PDR Â§3.1, Â§10</w:t>
+              <w:t xml:space="preserve">PDR §3.1, §10</w:t>
             </w:r>
           </w:p>
         </w:tc>
@@ -32748,7 +32748,7 @@
         <w:pStyle w:val="Heading3"/>
       </w:pPr>
       <w:r>
-        <w:t xml:space="preserve">NFR-LIC-001 â€” Declared dependencies</w:t>
+        <w:t xml:space="preserve">NFR-LIC-001 — Declared dependencies</w:t>
       </w:r>
     </w:p>
     <w:tbl>
@@ -32841,7 +32841,7 @@
               <w:pStyle w:val="Compact"/>
             </w:pPr>
             <w:r>
-              <w:t xml:space="preserve">Contract 5 Â· ADR-011</w:t>
+              <w:t xml:space="preserve">Contract 5 · ADR-011</w:t>
             </w:r>
           </w:p>
         </w:tc>
@@ -32854,7 +32854,7 @@
         <w:pStyle w:val="Heading3"/>
       </w:pPr>
       <w:r>
-        <w:t xml:space="preserve">NFR-PLT-001 â€” Platforms</w:t>
+        <w:t xml:space="preserve">NFR-PLT-001 — Platforms</w:t>
       </w:r>
     </w:p>
     <w:tbl>
@@ -32947,7 +32947,7 @@
               <w:pStyle w:val="Compact"/>
             </w:pPr>
             <w:r>
-              <w:t xml:space="preserve">PDR Â§3.1</w:t>
+              <w:t xml:space="preserve">PDR §3.1</w:t>
             </w:r>
           </w:p>
         </w:tc>
@@ -32960,7 +32960,7 @@
         <w:pStyle w:val="Heading3"/>
       </w:pPr>
       <w:r>
-        <w:t xml:space="preserve">NFR-SIZ-001 â€” Application size</w:t>
+        <w:t xml:space="preserve">NFR-SIZ-001 — Application size</w:t>
       </w:r>
     </w:p>
     <w:tbl>
@@ -33243,7 +33243,7 @@
               <w:t xml:space="preserve"> </w:t>
             </w:r>
             <w:r>
-              <w:t xml:space="preserve">“Das API-Token wurde nicht akzeptiert. PrÃ¼fen Sie es in den Ninox-Einstellungen und fÃ¼gen Sie es erneut ein.”</w:t>
+              <w:t xml:space="preserve">“Das API-Token wurde nicht akzeptiert. Prüfen Sie es in den Ninox-Einstellungen und fügen Sie es erneut ein.”</w:t>
             </w:r>
           </w:p>
         </w:tc>
@@ -33301,7 +33301,7 @@
               <w:t xml:space="preserve"> </w:t>
             </w:r>
             <w:r>
-              <w:t xml:space="preserve">“Ihr Token ist nicht mehr gÃ¼ltig. Geben Sie es erneut ein, um weiter zu senden.”</w:t>
+              <w:t xml:space="preserve">“Ihr Token ist nicht mehr gültig. Geben Sie es erneut ein, um weiter zu senden.”</w:t>
             </w:r>
           </w:p>
         </w:tc>
@@ -33359,7 +33359,7 @@
               <w:t xml:space="preserve"> </w:t>
             </w:r>
             <w:r>
-              <w:t xml:space="preserve">“Die Zielliste konnte nicht gelesen werden. PrÃ¼fen Sie Ihre Verbindung.”</w:t>
+              <w:t xml:space="preserve">“Die Zielliste konnte nicht gelesen werden. Prüfen Sie Ihre Verbindung.”</w:t>
             </w:r>
           </w:p>
         </w:tc>
@@ -33417,7 +33417,7 @@
               <w:t xml:space="preserve"> </w:t>
             </w:r>
             <w:r>
-              <w:t xml:space="preserve">“Datenbank oder Tabelle existiert nicht mehr. WÃ¤hlen Sie ein anderes Ziel.”</w:t>
+              <w:t xml:space="preserve">“Datenbank oder Tabelle existiert nicht mehr. Wählen Sie ein anderes Ziel.”</w:t>
             </w:r>
           </w:p>
         </w:tc>
@@ -33452,18 +33452,18 @@
               <w:pStyle w:val="Compact"/>
             </w:pPr>
             <w:r>
-              <w:t xml:space="preserve">Uncertain state â†’ reconciliation â†’ ask if ambiguous (FR-SND-005)</w:t>
-            </w:r>
-          </w:p>
-        </w:tc>
-        <w:tc>
-          <w:tcPr/>
-          <w:p>
-            <w:pPr>
-              <w:pStyle w:val="Compact"/>
-            </w:pPr>
-            <w:r>
-              <w:t xml:space="preserve">“The send could not be confirmed. Checking whether the record was createdâ€¦”</w:t>
+              <w:t xml:space="preserve">Uncertain state → reconciliation → ask if ambiguous (FR-SND-005)</w:t>
+            </w:r>
+          </w:p>
+        </w:tc>
+        <w:tc>
+          <w:tcPr/>
+          <w:p>
+            <w:pPr>
+              <w:pStyle w:val="Compact"/>
+            </w:pPr>
+            <w:r>
+              <w:t xml:space="preserve">“The send could not be confirmed. Checking whether the record was created…”</w:t>
             </w:r>
             <w:r>
               <w:t xml:space="preserve"> </w:t>
@@ -33475,7 +33475,7 @@
               <w:t xml:space="preserve"> </w:t>
             </w:r>
             <w:r>
-              <w:t xml:space="preserve">“Der Versand konnte nicht bestÃ¤tigt werden. PrÃ¼fung, ob der Datensatz erstellt wurdeâ€¦”</w:t>
+              <w:t xml:space="preserve">“Der Versand konnte nicht bestätigt werden. Prüfung, ob der Datensatz erstellt wurde…”</w:t>
             </w:r>
             <w:r>
               <w:t xml:space="preserve"> </w:t>
@@ -33487,7 +33487,7 @@
               <w:t xml:space="preserve"> </w:t>
             </w:r>
             <w:r>
-              <w:t xml:space="preserve">“One similar record was found â€” use it?”</w:t>
+              <w:t xml:space="preserve">“One similar record was found — use it?”</w:t>
             </w:r>
             <w:r>
               <w:t xml:space="preserve"> </w:t>
@@ -33499,7 +33499,7 @@
               <w:t xml:space="preserve"> </w:t>
             </w:r>
             <w:r>
-              <w:t xml:space="preserve">“Ein Ã¤hnlicher Datensatz wurde gefunden â€” verwenden?”</w:t>
+              <w:t xml:space="preserve">“Ein ähnlicher Datensatz wurde gefunden — verwenden?”</w:t>
             </w:r>
           </w:p>
         </w:tc>
@@ -33550,7 +33550,7 @@
               <w:t xml:space="preserve"> </w:t>
             </w:r>
             <w:r>
-              <w:t xml:space="preserve">error (Â§9.3)</w:t>
+              <w:t xml:space="preserve">error (§9.3)</w:t>
             </w:r>
           </w:p>
         </w:tc>
@@ -33573,7 +33573,7 @@
               <w:t xml:space="preserve"> </w:t>
             </w:r>
             <w:r>
-              <w:t xml:space="preserve">“Ein Feld konnte nicht gespeichert werden. MÃ¶glicherweise muss das Mapping korrigiert werden.”</w:t>
+              <w:t xml:space="preserve">“Ein Feld konnte nicht gespeichert werden. Möglicherweise muss das Mapping korrigiert werden.”</w:t>
             </w:r>
           </w:p>
         </w:tc>
@@ -33677,7 +33677,7 @@
               <w:pStyle w:val="Compact"/>
             </w:pPr>
             <w:r>
-              <w:t xml:space="preserve">“Reading the stored recordâ€¦”</w:t>
+              <w:t xml:space="preserve">“Reading the stored record…”</w:t>
             </w:r>
             <w:r>
               <w:t xml:space="preserve"> </w:t>
@@ -33689,7 +33689,7 @@
               <w:t xml:space="preserve"> </w:t>
             </w:r>
             <w:r>
-              <w:t xml:space="preserve">“Gespeicherten Datensatz wird gelesenâ€¦”</w:t>
+              <w:t xml:space="preserve">“Gespeicherten Datensatz wird gelesen…”</w:t>
             </w:r>
           </w:p>
         </w:tc>
@@ -33985,7 +33985,7 @@
               <w:pStyle w:val="Compact"/>
             </w:pPr>
             <w:r>
-              <w:t xml:space="preserve">No blind retry â€” reconciliation first</w:t>
+              <w:t xml:space="preserve">No blind retry — reconciliation first</w:t>
             </w:r>
           </w:p>
         </w:tc>
@@ -34152,7 +34152,7 @@
               <w:pStyle w:val="Compact"/>
             </w:pPr>
             <w:r>
-              <w:t xml:space="preserve">Schema refresh; a second failure is a mapping error, and the message says so â€” never</w:t>
+              <w:t xml:space="preserve">Schema refresh; a second failure is a mapping error, and the message says so — never</w:t>
             </w:r>
             <w:r>
               <w:t xml:space="preserve"> </w:t>
@@ -34209,7 +34209,7 @@
         <w:pStyle w:val="Heading2"/>
       </w:pPr>
       <w:r>
-        <w:t xml:space="preserve">9.3 Mapping error versus server error â€” the semantics of 500</w:t>
+        <w:t xml:space="preserve">9.3 Mapping error versus server error — the semantics of 500</w:t>
       </w:r>
     </w:p>
     <w:p>
@@ -34396,7 +34396,7 @@
         <w:pStyle w:val="FirstParagraph"/>
       </w:pPr>
       <w:r>
-        <w:t xml:space="preserve">Two routes carry equal weight, so the corpus has two halves and they are gathered differently (PDR Â§13).</w:t>
+        <w:t xml:space="preserve">Two routes carry equal weight, so the corpus has two halves and they are gathered differently (PDR §13).</w:t>
       </w:r>
     </w:p>
     <w:tbl>
@@ -34461,7 +34461,7 @@
               <w:pStyle w:val="Compact"/>
             </w:pPr>
             <w:r>
-              <w:t xml:space="preserve">Real receipts, photographed: thermal paper, faded ink, shadows, skew. Different merchants, deliberately including difficult cases. Language is irrelevant here â€” this route measures paper degradation, not vocabulary.</w:t>
+              <w:t xml:space="preserve">Real receipts, photographed: thermal paper, faded ink, shadows, skew. Different merchants, deliberately including difficult cases. Language is irrelevant here — this route measures paper degradation, not vocabulary.</w:t>
             </w:r>
           </w:p>
         </w:tc>
@@ -34485,7 +34485,7 @@
               <w:pStyle w:val="Compact"/>
             </w:pPr>
             <w:r>
-              <w:t xml:space="preserve">Supplier invoices â€” plain PDF and structured e-invoices (ZUGFeRD / Factur-X, XRechnung) across as many issuers, profiles and countries as possible.</w:t>
+              <w:t xml:space="preserve">Supplier invoices — plain PDF and structured e-invoices (ZUGFeRD / Factur-X, XRechnung) across as many issuers, profiles and countries as possible.</w:t>
             </w:r>
           </w:p>
         </w:tc>
@@ -34496,7 +34496,7 @@
         <w:pStyle w:val="BodyText"/>
       </w:pPr>
       <w:r>
-        <w:t xml:space="preserve">The 16-document test skewed toward B2B invoices and non-EUR documents; the corpus keeps both halves equal and is not reweighted on sixteen documents (PDR Â§2).</w:t>
+        <w:t xml:space="preserve">The 16-document test skewed toward B2B invoices and non-EUR documents; the corpus keeps both halves equal and is not reweighted on sixteen documents (PDR §2).</w:t>
       </w:r>
     </w:p>
     <w:bookmarkEnd w:id="216"/>
@@ -34527,7 +34527,7 @@
         <w:t xml:space="preserve">filter</w:t>
       </w:r>
       <w:r>
-        <w:t xml:space="preserve">. If one engine clearly loses, the decision is made; if the candidates tie, the corpus is extended before deciding (PDR Â§13).</w:t>
+        <w:t xml:space="preserve">. If one engine clearly loses, the decision is made; if the candidates tie, the corpus is extended before deciding (PDR §13).</w:t>
       </w:r>
     </w:p>
     <w:p>
@@ -34551,7 +34551,7 @@
         <w:t xml:space="preserve"> </w:t>
       </w:r>
       <w:r>
-        <w:t xml:space="preserve">â€” a scanned-PDF sample, and photographed paper from hospitality and fuel receipts, where thermal degradation is worst â€” never toward a round number of documents (ADR Â§3.1).</w:t>
+        <w:t xml:space="preserve">— a scanned-PDF sample, and photographed paper from hospitality and fuel receipts, where thermal degradation is worst — never toward a round number of documents (ADR §3.1).</w:t>
       </w:r>
     </w:p>
     <w:bookmarkEnd w:id="217"/>
@@ -34654,7 +34654,7 @@
         </w:numPr>
       </w:pPr>
       <w:r>
-        <w:t xml:space="preserve">An engine that reads worse may well tie on validated fields, because the check digits recover what the recognition lost â€” which is the point of the product (PDR Â§1.1).</w:t>
+        <w:t xml:space="preserve">An engine that reads worse may well tie on validated fields, because the check digits recover what the recognition lost — which is the point of the product (PDR §1.1).</w:t>
       </w:r>
     </w:p>
     <w:p>
@@ -35007,7 +35007,7 @@
               <w:pStyle w:val="Compact"/>
             </w:pPr>
             <w:r>
-              <w:t xml:space="preserve">3 + 1 daily confirmation for a clean document; 5â€“6 typical.</w:t>
+              <w:t xml:space="preserve">3 + 1 daily confirmation for a clean document; 5–6 typical.</w:t>
             </w:r>
           </w:p>
         </w:tc>
@@ -35066,7 +35066,7 @@
               <w:pStyle w:val="Compact"/>
             </w:pPr>
             <w:r>
-              <w:t xml:space="preserve">Share of core fields confirmed by redundancy â€” not merely check-digit-consistent.</w:t>
+              <w:t xml:space="preserve">Share of core fields confirmed by redundancy — not merely check-digit-consistent.</w:t>
             </w:r>
           </w:p>
         </w:tc>
@@ -35190,7 +35190,7 @@
         <w:t xml:space="preserve"> </w:t>
       </w:r>
       <w:r>
-        <w:t xml:space="preserve">Any number written today would be invented; they are set once the first corpus screening shows what is achievable (PDR Â§12).</w:t>
+        <w:t xml:space="preserve">Any number written today would be invented; they are set once the first corpus screening shows what is achievable (PDR §12).</w:t>
       </w:r>
     </w:p>
     <w:bookmarkEnd w:id="220"/>
@@ -35212,7 +35212,7 @@
         </w:numPr>
       </w:pPr>
       <w:r>
-        <w:t xml:space="preserve">Every FR, BR and NFR in this document carries its own acceptance condition; a requirement without one is an intention and was not admitted (Â§1.5).</w:t>
+        <w:t xml:space="preserve">Every FR, BR and NFR in this document carries its own acceptance condition; a requirement without one is an intention and was not admitted (§1.5).</w:t>
       </w:r>
     </w:p>
     <w:p>
@@ -35224,7 +35224,7 @@
         </w:numPr>
       </w:pPr>
       <w:r>
-        <w:t xml:space="preserve">Every non-goal of Â§1.2 has a negative test in the release checklist: no backend call, no schema mutation, no credential beyond the token, no unmapped write, no telemetry artefact, no mail-body byte.</w:t>
+        <w:t xml:space="preserve">Every non-goal of §1.2 has a negative test in the release checklist: no backend call, no schema mutation, no credential beyond the token, no unmapped write, no telemetry artefact, no mail-body byte.</w:t>
       </w:r>
     </w:p>
     <w:p>
@@ -35248,7 +35248,7 @@
         </w:numPr>
       </w:pPr>
       <w:r>
-        <w:t xml:space="preserve">Blocked requirements (Â§11.5) are excluded from the release checklist until their ADR closes; their acceptance tests are written now and run then.</w:t>
+        <w:t xml:space="preserve">Blocked requirements (§11.5) are excluded from the release checklist until their ADR closes; their acceptance tests are written now and run then.</w:t>
       </w:r>
     </w:p>
     <w:bookmarkEnd w:id="221"/>
@@ -35267,7 +35267,7 @@
         <w:pStyle w:val="FirstParagraph"/>
       </w:pPr>
       <w:r>
-        <w:t xml:space="preserve">The matrix in both directions, so that no decision stays without a requirement and no requirement appears without a source. Blocked requirements are listed in Â§11.5.</w:t>
+        <w:t xml:space="preserve">The matrix in both directions, so that no decision stays without a requirement and no requirement appears without a source. Blocked requirements are listed in §11.5.</w:t>
       </w:r>
     </w:p>
     <w:bookmarkStart w:id="223" w:name="adr-â-requirements"/>
@@ -35276,7 +35276,7 @@
         <w:pStyle w:val="Heading2"/>
       </w:pPr>
       <w:r>
-        <w:t xml:space="preserve">11.1 ADR â†’ requirements</w:t>
+        <w:t xml:space="preserve">11.1 ADR → requirements</w:t>
       </w:r>
     </w:p>
     <w:tbl>
@@ -35389,7 +35389,7 @@
               <w:pStyle w:val="Compact"/>
             </w:pPr>
             <w:r>
-              <w:t xml:space="preserve">FR-WIZ-003, FR-DST-001, Â§2.5 dependency</w:t>
+              <w:t xml:space="preserve">FR-WIZ-003, FR-DST-001, §2.5 dependency</w:t>
             </w:r>
           </w:p>
         </w:tc>
@@ -35437,7 +35437,7 @@
               <w:pStyle w:val="Compact"/>
             </w:pPr>
             <w:r>
-              <w:t xml:space="preserve">FR-CTR-001 â€¦ FR-CTR-007, FR-VAL-005, FR-VAL-007, FR-VAL-011, Annex B</w:t>
+              <w:t xml:space="preserve">FR-CTR-001 … FR-CTR-007, FR-VAL-005, FR-VAL-007, FR-VAL-011, Annex B</w:t>
             </w:r>
           </w:p>
         </w:tc>
@@ -35461,7 +35461,7 @@
               <w:pStyle w:val="Compact"/>
             </w:pPr>
             <w:r>
-              <w:t xml:space="preserve">FR-CAP-002, Â§2.3 dependency</w:t>
+              <w:t xml:space="preserve">FR-CAP-002, §2.3 dependency</w:t>
             </w:r>
           </w:p>
         </w:tc>
@@ -35533,7 +35533,7 @@
               <w:pStyle w:val="Compact"/>
             </w:pPr>
             <w:r>
-              <w:t xml:space="preserve">FR-CFG-001 â€¦ FR-CFG-004, FR-MEM-001 â€¦ FR-MEM-004, FR-HIS-004, UC-13, NFR-PRV-004</w:t>
+              <w:t xml:space="preserve">FR-CFG-001 … FR-CFG-004, FR-MEM-001 … FR-MEM-004, FR-HIS-004, UC-13, NFR-PRV-004</w:t>
             </w:r>
           </w:p>
         </w:tc>
@@ -35557,7 +35557,7 @@
               <w:pStyle w:val="Compact"/>
             </w:pPr>
             <w:r>
-              <w:t xml:space="preserve">FR-EXT-015, FR-EXT-005, UC-14 â€” blocked</w:t>
+              <w:t xml:space="preserve">FR-EXT-015, FR-EXT-005, UC-14 — blocked</w:t>
             </w:r>
           </w:p>
         </w:tc>
@@ -35581,7 +35581,7 @@
               <w:pStyle w:val="Compact"/>
             </w:pPr>
             <w:r>
-              <w:t xml:space="preserve">FR-EXT-004, NFR-SIZ-001 â€” blocked</w:t>
+              <w:t xml:space="preserve">FR-EXT-004, NFR-SIZ-001 — blocked</w:t>
             </w:r>
           </w:p>
         </w:tc>
@@ -35605,7 +35605,7 @@
               <w:pStyle w:val="Compact"/>
             </w:pPr>
             <w:r>
-              <w:t xml:space="preserve">NFR-PRV-006, Â§10.4</w:t>
+              <w:t xml:space="preserve">NFR-PRV-006, §10.4</w:t>
             </w:r>
           </w:p>
         </w:tc>
@@ -35701,7 +35701,7 @@
               <w:pStyle w:val="Compact"/>
             </w:pPr>
             <w:r>
-              <w:t xml:space="preserve">FR-SND-002, FR-VAL-006, BR-09, FR-CTR-007, Â§6.1</w:t>
+              <w:t xml:space="preserve">FR-SND-002, FR-VAL-006, BR-09, FR-CTR-007, §6.1</w:t>
             </w:r>
           </w:p>
         </w:tc>
@@ -35773,7 +35773,7 @@
               <w:pStyle w:val="Compact"/>
             </w:pPr>
             <w:r>
-              <w:t xml:space="preserve">FR-EXT-001, FR-EXT-006 â€¦ FR-EXT-011, FR-VAL-002, BR-02, BR-05, BR-06, BR-07, BR-08, Annex D</w:t>
+              <w:t xml:space="preserve">FR-EXT-001, FR-EXT-006 … FR-EXT-011, FR-VAL-002, BR-02, BR-05, BR-06, BR-07, BR-08, Annex D</w:t>
             </w:r>
           </w:p>
         </w:tc>
@@ -35786,7 +35786,7 @@
         <w:pStyle w:val="Heading2"/>
       </w:pPr>
       <w:r>
-        <w:t xml:space="preserve">11.2 PDR section â†’ requirements</w:t>
+        <w:t xml:space="preserve">11.2 PDR section → requirements</w:t>
       </w:r>
     </w:p>
     <w:tbl>
@@ -35840,55 +35840,55 @@
               <w:pStyle w:val="Compact"/>
             </w:pPr>
             <w:r>
-              <w:t xml:space="preserve">Â§1 Purpose, Â§1.1 differentiation</w:t>
-            </w:r>
-          </w:p>
-        </w:tc>
-        <w:tc>
-          <w:tcPr/>
-          <w:p>
-            <w:pPr>
-              <w:pStyle w:val="Compact"/>
-            </w:pPr>
-            <w:r>
-              <w:t xml:space="preserve">Â§2.1, FR-VAL-001, FR-VAL-006, FR-VAL-008</w:t>
-            </w:r>
-          </w:p>
-        </w:tc>
-      </w:tr>
-      <w:tr>
-        <w:tc>
-          <w:tcPr/>
-          <w:p>
-            <w:pPr>
-              <w:pStyle w:val="Compact"/>
-            </w:pPr>
-            <w:r>
-              <w:t xml:space="preserve">Â§2 Users and market</w:t>
-            </w:r>
-          </w:p>
-        </w:tc>
-        <w:tc>
-          <w:tcPr/>
-          <w:p>
-            <w:pPr>
-              <w:pStyle w:val="Compact"/>
-            </w:pPr>
-            <w:r>
-              <w:t xml:space="preserve">UC-01 â€¦ UC-15, Â§2.2, Â§10.1</w:t>
-            </w:r>
-          </w:p>
-        </w:tc>
-      </w:tr>
-      <w:tr>
-        <w:tc>
-          <w:tcPr/>
-          <w:p>
-            <w:pPr>
-              <w:pStyle w:val="Compact"/>
-            </w:pPr>
-            <w:r>
-              <w:t xml:space="preserve">Â§3.1 Scope</w:t>
+              <w:t xml:space="preserve">§1 Purpose, §1.1 differentiation</w:t>
+            </w:r>
+          </w:p>
+        </w:tc>
+        <w:tc>
+          <w:tcPr/>
+          <w:p>
+            <w:pPr>
+              <w:pStyle w:val="Compact"/>
+            </w:pPr>
+            <w:r>
+              <w:t xml:space="preserve">§2.1, FR-VAL-001, FR-VAL-006, FR-VAL-008</w:t>
+            </w:r>
+          </w:p>
+        </w:tc>
+      </w:tr>
+      <w:tr>
+        <w:tc>
+          <w:tcPr/>
+          <w:p>
+            <w:pPr>
+              <w:pStyle w:val="Compact"/>
+            </w:pPr>
+            <w:r>
+              <w:t xml:space="preserve">§2 Users and market</w:t>
+            </w:r>
+          </w:p>
+        </w:tc>
+        <w:tc>
+          <w:tcPr/>
+          <w:p>
+            <w:pPr>
+              <w:pStyle w:val="Compact"/>
+            </w:pPr>
+            <w:r>
+              <w:t xml:space="preserve">UC-01 … UC-15, §2.2, §10.1</w:t>
+            </w:r>
+          </w:p>
+        </w:tc>
+      </w:tr>
+      <w:tr>
+        <w:tc>
+          <w:tcPr/>
+          <w:p>
+            <w:pPr>
+              <w:pStyle w:val="Compact"/>
+            </w:pPr>
+            <w:r>
+              <w:t xml:space="preserve">§3.1 Scope</w:t>
             </w:r>
           </w:p>
         </w:tc>
@@ -35912,31 +35912,31 @@
               <w:pStyle w:val="Compact"/>
             </w:pPr>
             <w:r>
-              <w:t xml:space="preserve">Â§3.2 Non-goals</w:t>
-            </w:r>
-          </w:p>
-        </w:tc>
-        <w:tc>
-          <w:tcPr/>
-          <w:p>
-            <w:pPr>
-              <w:pStyle w:val="Compact"/>
-            </w:pPr>
-            <w:r>
-              <w:t xml:space="preserve">Â§1.2 negative requirements, BR-14 â€¦ BR-19, Â§10.6</w:t>
-            </w:r>
-          </w:p>
-        </w:tc>
-      </w:tr>
-      <w:tr>
-        <w:tc>
-          <w:tcPr/>
-          <w:p>
-            <w:pPr>
-              <w:pStyle w:val="Compact"/>
-            </w:pPr>
-            <w:r>
-              <w:t xml:space="preserve">Â§4 Principles</w:t>
+              <w:t xml:space="preserve">§3.2 Non-goals</w:t>
+            </w:r>
+          </w:p>
+        </w:tc>
+        <w:tc>
+          <w:tcPr/>
+          <w:p>
+            <w:pPr>
+              <w:pStyle w:val="Compact"/>
+            </w:pPr>
+            <w:r>
+              <w:t xml:space="preserve">§1.2 negative requirements, BR-14 … BR-19, §10.6</w:t>
+            </w:r>
+          </w:p>
+        </w:tc>
+      </w:tr>
+      <w:tr>
+        <w:tc>
+          <w:tcPr/>
+          <w:p>
+            <w:pPr>
+              <w:pStyle w:val="Compact"/>
+            </w:pPr>
+            <w:r>
+              <w:t xml:space="preserve">§4 Principles</w:t>
             </w:r>
           </w:p>
         </w:tc>
@@ -35960,55 +35960,55 @@
               <w:pStyle w:val="Compact"/>
             </w:pPr>
             <w:r>
-              <w:t xml:space="preserve">Â§5.1 Core fields</w:t>
-            </w:r>
-          </w:p>
-        </w:tc>
-        <w:tc>
-          <w:tcPr/>
-          <w:p>
-            <w:pPr>
-              <w:pStyle w:val="Compact"/>
-            </w:pPr>
-            <w:r>
-              <w:t xml:space="preserve">Â§6.1.1, FR-REV-004, FR-WIZ-005</w:t>
-            </w:r>
-          </w:p>
-        </w:tc>
-      </w:tr>
-      <w:tr>
-        <w:tc>
-          <w:tcPr/>
-          <w:p>
-            <w:pPr>
-              <w:pStyle w:val="Compact"/>
-            </w:pPr>
-            <w:r>
-              <w:t xml:space="preserve">Â§5.2 Extended fields</w:t>
-            </w:r>
-          </w:p>
-        </w:tc>
-        <w:tc>
-          <w:tcPr/>
-          <w:p>
-            <w:pPr>
-              <w:pStyle w:val="Compact"/>
-            </w:pPr>
-            <w:r>
-              <w:t xml:space="preserve">Â§6.1.2, FR-REV-006, FR-SND-002</w:t>
-            </w:r>
-          </w:p>
-        </w:tc>
-      </w:tr>
-      <w:tr>
-        <w:tc>
-          <w:tcPr/>
-          <w:p>
-            <w:pPr>
-              <w:pStyle w:val="Compact"/>
-            </w:pPr>
-            <w:r>
-              <w:t xml:space="preserve">Â§5.3 Multiple tax rates</w:t>
+              <w:t xml:space="preserve">§5.1 Core fields</w:t>
+            </w:r>
+          </w:p>
+        </w:tc>
+        <w:tc>
+          <w:tcPr/>
+          <w:p>
+            <w:pPr>
+              <w:pStyle w:val="Compact"/>
+            </w:pPr>
+            <w:r>
+              <w:t xml:space="preserve">§6.1.1, FR-REV-004, FR-WIZ-005</w:t>
+            </w:r>
+          </w:p>
+        </w:tc>
+      </w:tr>
+      <w:tr>
+        <w:tc>
+          <w:tcPr/>
+          <w:p>
+            <w:pPr>
+              <w:pStyle w:val="Compact"/>
+            </w:pPr>
+            <w:r>
+              <w:t xml:space="preserve">§5.2 Extended fields</w:t>
+            </w:r>
+          </w:p>
+        </w:tc>
+        <w:tc>
+          <w:tcPr/>
+          <w:p>
+            <w:pPr>
+              <w:pStyle w:val="Compact"/>
+            </w:pPr>
+            <w:r>
+              <w:t xml:space="preserve">§6.1.2, FR-REV-006, FR-SND-002</w:t>
+            </w:r>
+          </w:p>
+        </w:tc>
+      </w:tr>
+      <w:tr>
+        <w:tc>
+          <w:tcPr/>
+          <w:p>
+            <w:pPr>
+              <w:pStyle w:val="Compact"/>
+            </w:pPr>
+            <w:r>
+              <w:t xml:space="preserve">§5.3 Multiple tax rates</w:t>
             </w:r>
           </w:p>
         </w:tc>
@@ -36032,31 +36032,31 @@
               <w:pStyle w:val="Compact"/>
             </w:pPr>
             <w:r>
-              <w:t xml:space="preserve">Â§6 Confidence model</w:t>
-            </w:r>
-          </w:p>
-        </w:tc>
-        <w:tc>
-          <w:tcPr/>
-          <w:p>
-            <w:pPr>
-              <w:pStyle w:val="Compact"/>
-            </w:pPr>
-            <w:r>
-              <w:t xml:space="preserve">FR-VAL-001 â€¦ FR-VAL-004, FR-VAL-009, FR-VAL-010, Â§6.2</w:t>
-            </w:r>
-          </w:p>
-        </w:tc>
-      </w:tr>
-      <w:tr>
-        <w:tc>
-          <w:tcPr/>
-          <w:p>
-            <w:pPr>
-              <w:pStyle w:val="Compact"/>
-            </w:pPr>
-            <w:r>
-              <w:t xml:space="preserve">Â§6.1 Provenance and derived values</w:t>
+              <w:t xml:space="preserve">§6 Confidence model</w:t>
+            </w:r>
+          </w:p>
+        </w:tc>
+        <w:tc>
+          <w:tcPr/>
+          <w:p>
+            <w:pPr>
+              <w:pStyle w:val="Compact"/>
+            </w:pPr>
+            <w:r>
+              <w:t xml:space="preserve">FR-VAL-001 … FR-VAL-004, FR-VAL-009, FR-VAL-010, §6.2</w:t>
+            </w:r>
+          </w:p>
+        </w:tc>
+      </w:tr>
+      <w:tr>
+        <w:tc>
+          <w:tcPr/>
+          <w:p>
+            <w:pPr>
+              <w:pStyle w:val="Compact"/>
+            </w:pPr>
+            <w:r>
+              <w:t xml:space="preserve">§6.1 Provenance and derived values</w:t>
             </w:r>
           </w:p>
         </w:tc>
@@ -36080,103 +36080,103 @@
               <w:pStyle w:val="Compact"/>
             </w:pPr>
             <w:r>
-              <w:t xml:space="preserve">Â§6.2 An honest expectation</w:t>
-            </w:r>
-          </w:p>
-        </w:tc>
-        <w:tc>
-          <w:tcPr/>
-          <w:p>
-            <w:pPr>
-              <w:pStyle w:val="Compact"/>
-            </w:pPr>
-            <w:r>
-              <w:t xml:space="preserve">FR-VAL-010, NFR-PRF-003, Â§10.4, UC-03</w:t>
-            </w:r>
-          </w:p>
-        </w:tc>
-      </w:tr>
-      <w:tr>
-        <w:tc>
-          <w:tcPr/>
-          <w:p>
-            <w:pPr>
-              <w:pStyle w:val="Compact"/>
-            </w:pPr>
-            <w:r>
-              <w:t xml:space="preserve">Â§7.1 Capture</w:t>
-            </w:r>
-          </w:p>
-        </w:tc>
-        <w:tc>
-          <w:tcPr/>
-          <w:p>
-            <w:pPr>
-              <w:pStyle w:val="Compact"/>
-            </w:pPr>
-            <w:r>
-              <w:t xml:space="preserve">FR-CAP-001 â€¦ FR-CAP-008, Â§7.2</w:t>
-            </w:r>
-          </w:p>
-        </w:tc>
-      </w:tr>
-      <w:tr>
-        <w:tc>
-          <w:tcPr/>
-          <w:p>
-            <w:pPr>
-              <w:pStyle w:val="Compact"/>
-            </w:pPr>
-            <w:r>
-              <w:t xml:space="preserve">Â§7.2 Review</w:t>
-            </w:r>
-          </w:p>
-        </w:tc>
-        <w:tc>
-          <w:tcPr/>
-          <w:p>
-            <w:pPr>
-              <w:pStyle w:val="Compact"/>
-            </w:pPr>
-            <w:r>
-              <w:t xml:space="preserve">FR-REV-001 â€¦ FR-REV-011, Â§7.3</w:t>
-            </w:r>
-          </w:p>
-        </w:tc>
-      </w:tr>
-      <w:tr>
-        <w:tc>
-          <w:tcPr/>
-          <w:p>
-            <w:pPr>
-              <w:pStyle w:val="Compact"/>
-            </w:pPr>
-            <w:r>
-              <w:t xml:space="preserve">Â§7.3 Destinations</w:t>
-            </w:r>
-          </w:p>
-        </w:tc>
-        <w:tc>
-          <w:tcPr/>
-          <w:p>
-            <w:pPr>
-              <w:pStyle w:val="Compact"/>
-            </w:pPr>
-            <w:r>
-              <w:t xml:space="preserve">FR-DST-001 â€¦ FR-DST-003, FR-DST-006, FR-REV-002</w:t>
-            </w:r>
-          </w:p>
-        </w:tc>
-      </w:tr>
-      <w:tr>
-        <w:tc>
-          <w:tcPr/>
-          <w:p>
-            <w:pPr>
-              <w:pStyle w:val="Compact"/>
-            </w:pPr>
-            <w:r>
-              <w:t xml:space="preserve">Â§7.4 Formula fields</w:t>
+              <w:t xml:space="preserve">§6.2 An honest expectation</w:t>
+            </w:r>
+          </w:p>
+        </w:tc>
+        <w:tc>
+          <w:tcPr/>
+          <w:p>
+            <w:pPr>
+              <w:pStyle w:val="Compact"/>
+            </w:pPr>
+            <w:r>
+              <w:t xml:space="preserve">FR-VAL-010, NFR-PRF-003, §10.4, UC-03</w:t>
+            </w:r>
+          </w:p>
+        </w:tc>
+      </w:tr>
+      <w:tr>
+        <w:tc>
+          <w:tcPr/>
+          <w:p>
+            <w:pPr>
+              <w:pStyle w:val="Compact"/>
+            </w:pPr>
+            <w:r>
+              <w:t xml:space="preserve">§7.1 Capture</w:t>
+            </w:r>
+          </w:p>
+        </w:tc>
+        <w:tc>
+          <w:tcPr/>
+          <w:p>
+            <w:pPr>
+              <w:pStyle w:val="Compact"/>
+            </w:pPr>
+            <w:r>
+              <w:t xml:space="preserve">FR-CAP-001 … FR-CAP-008, §7.2</w:t>
+            </w:r>
+          </w:p>
+        </w:tc>
+      </w:tr>
+      <w:tr>
+        <w:tc>
+          <w:tcPr/>
+          <w:p>
+            <w:pPr>
+              <w:pStyle w:val="Compact"/>
+            </w:pPr>
+            <w:r>
+              <w:t xml:space="preserve">§7.2 Review</w:t>
+            </w:r>
+          </w:p>
+        </w:tc>
+        <w:tc>
+          <w:tcPr/>
+          <w:p>
+            <w:pPr>
+              <w:pStyle w:val="Compact"/>
+            </w:pPr>
+            <w:r>
+              <w:t xml:space="preserve">FR-REV-001 … FR-REV-011, §7.3</w:t>
+            </w:r>
+          </w:p>
+        </w:tc>
+      </w:tr>
+      <w:tr>
+        <w:tc>
+          <w:tcPr/>
+          <w:p>
+            <w:pPr>
+              <w:pStyle w:val="Compact"/>
+            </w:pPr>
+            <w:r>
+              <w:t xml:space="preserve">§7.3 Destinations</w:t>
+            </w:r>
+          </w:p>
+        </w:tc>
+        <w:tc>
+          <w:tcPr/>
+          <w:p>
+            <w:pPr>
+              <w:pStyle w:val="Compact"/>
+            </w:pPr>
+            <w:r>
+              <w:t xml:space="preserve">FR-DST-001 … FR-DST-003, FR-DST-006, FR-REV-002</w:t>
+            </w:r>
+          </w:p>
+        </w:tc>
+      </w:tr>
+      <w:tr>
+        <w:tc>
+          <w:tcPr/>
+          <w:p>
+            <w:pPr>
+              <w:pStyle w:val="Compact"/>
+            </w:pPr>
+            <w:r>
+              <w:t xml:space="preserve">§7.4 Formula fields</w:t>
             </w:r>
           </w:p>
         </w:tc>
@@ -36200,55 +36200,55 @@
               <w:pStyle w:val="Compact"/>
             </w:pPr>
             <w:r>
-              <w:t xml:space="preserve">Â§7.5 History</w:t>
-            </w:r>
-          </w:p>
-        </w:tc>
-        <w:tc>
-          <w:tcPr/>
-          <w:p>
-            <w:pPr>
-              <w:pStyle w:val="Compact"/>
-            </w:pPr>
-            <w:r>
-              <w:t xml:space="preserve">FR-HIS-001 â€¦ FR-HIS-005, Â§7.6</w:t>
-            </w:r>
-          </w:p>
-        </w:tc>
-      </w:tr>
-      <w:tr>
-        <w:tc>
-          <w:tcPr/>
-          <w:p>
-            <w:pPr>
-              <w:pStyle w:val="Compact"/>
-            </w:pPr>
-            <w:r>
-              <w:t xml:space="preserve">Â§8 Wizard</w:t>
-            </w:r>
-          </w:p>
-        </w:tc>
-        <w:tc>
-          <w:tcPr/>
-          <w:p>
-            <w:pPr>
-              <w:pStyle w:val="Compact"/>
-            </w:pPr>
-            <w:r>
-              <w:t xml:space="preserve">FR-WIZ-001 â€¦ FR-WIZ-008, Â§7.5</w:t>
-            </w:r>
-          </w:p>
-        </w:tc>
-      </w:tr>
-      <w:tr>
-        <w:tc>
-          <w:tcPr/>
-          <w:p>
-            <w:pPr>
-              <w:pStyle w:val="Compact"/>
-            </w:pPr>
-            <w:r>
-              <w:t xml:space="preserve">Â§8.1 Field matching</w:t>
+              <w:t xml:space="preserve">§7.5 History</w:t>
+            </w:r>
+          </w:p>
+        </w:tc>
+        <w:tc>
+          <w:tcPr/>
+          <w:p>
+            <w:pPr>
+              <w:pStyle w:val="Compact"/>
+            </w:pPr>
+            <w:r>
+              <w:t xml:space="preserve">FR-HIS-001 … FR-HIS-005, §7.6</w:t>
+            </w:r>
+          </w:p>
+        </w:tc>
+      </w:tr>
+      <w:tr>
+        <w:tc>
+          <w:tcPr/>
+          <w:p>
+            <w:pPr>
+              <w:pStyle w:val="Compact"/>
+            </w:pPr>
+            <w:r>
+              <w:t xml:space="preserve">§8 Wizard</w:t>
+            </w:r>
+          </w:p>
+        </w:tc>
+        <w:tc>
+          <w:tcPr/>
+          <w:p>
+            <w:pPr>
+              <w:pStyle w:val="Compact"/>
+            </w:pPr>
+            <w:r>
+              <w:t xml:space="preserve">FR-WIZ-001 … FR-WIZ-008, §7.5</w:t>
+            </w:r>
+          </w:p>
+        </w:tc>
+      </w:tr>
+      <w:tr>
+        <w:tc>
+          <w:tcPr/>
+          <w:p>
+            <w:pPr>
+              <w:pStyle w:val="Compact"/>
+            </w:pPr>
+            <w:r>
+              <w:t xml:space="preserve">§8.1 Field matching</w:t>
             </w:r>
           </w:p>
         </w:tc>
@@ -36272,7 +36272,7 @@
               <w:pStyle w:val="Compact"/>
             </w:pPr>
             <w:r>
-              <w:t xml:space="preserve">Â§8.2 Completing the wizard</w:t>
+              <w:t xml:space="preserve">§8.2 Completing the wizard</w:t>
             </w:r>
           </w:p>
         </w:tc>
@@ -36296,7 +36296,7 @@
               <w:pStyle w:val="Compact"/>
             </w:pPr>
             <w:r>
-              <w:t xml:space="preserve">Â§9 Sending</w:t>
+              <w:t xml:space="preserve">§9 Sending</w:t>
             </w:r>
           </w:p>
         </w:tc>
@@ -36320,162 +36320,162 @@
               <w:pStyle w:val="Compact"/>
             </w:pPr>
             <w:r>
-              <w:t xml:space="preserve">Â§9.1 Retry policy</w:t>
-            </w:r>
-          </w:p>
-        </w:tc>
-        <w:tc>
-          <w:tcPr/>
-          <w:p>
-            <w:pPr>
-              <w:pStyle w:val="Compact"/>
-            </w:pPr>
-            <w:r>
-              <w:t xml:space="preserve">FR-SND-004, FR-SND-005, Â§9.2</w:t>
-            </w:r>
-          </w:p>
-        </w:tc>
-      </w:tr>
-      <w:tr>
-        <w:tc>
-          <w:tcPr/>
-          <w:p>
-            <w:pPr>
-              <w:pStyle w:val="Compact"/>
-            </w:pPr>
-            <w:r>
-              <w:t xml:space="preserve">Â§9.2 Returning to Ninox</w:t>
-            </w:r>
-          </w:p>
-        </w:tc>
-        <w:tc>
-          <w:tcPr/>
-          <w:p>
-            <w:pPr>
-              <w:pStyle w:val="Compact"/>
-            </w:pPr>
-            <w:r>
-              <w:t xml:space="preserve">FR-SND-006, Â§7.7</w:t>
-            </w:r>
-          </w:p>
-        </w:tc>
-      </w:tr>
-      <w:tr>
-        <w:tc>
-          <w:tcPr/>
-          <w:p>
-            <w:pPr>
-              <w:pStyle w:val="Compact"/>
-            </w:pPr>
-            <w:r>
-              <w:t xml:space="preserve">Â§10 Countries and languages</w:t>
-            </w:r>
-          </w:p>
-        </w:tc>
-        <w:tc>
-          <w:tcPr/>
-          <w:p>
-            <w:pPr>
-              <w:pStyle w:val="Compact"/>
-            </w:pPr>
-            <w:r>
-              <w:t xml:space="preserve">FR-CTR-001 â€¦ FR-CTR-007, Annex B, Annex C</w:t>
-            </w:r>
-          </w:p>
-        </w:tc>
-      </w:tr>
-      <w:tr>
-        <w:tc>
-          <w:tcPr/>
-          <w:p>
-            <w:pPr>
-              <w:pStyle w:val="Compact"/>
-            </w:pPr>
-            <w:r>
-              <w:t xml:space="preserve">Â§11 Privacy and data</w:t>
-            </w:r>
-          </w:p>
-        </w:tc>
-        <w:tc>
-          <w:tcPr/>
-          <w:p>
-            <w:pPr>
-              <w:pStyle w:val="Compact"/>
-            </w:pPr>
-            <w:r>
-              <w:t xml:space="preserve">NFR-PRV-001 â€¦ NFR-PRV-005, FR-MEM-002, FR-CFG-001, FR-CFG-004</w:t>
-            </w:r>
-          </w:p>
-        </w:tc>
-      </w:tr>
-      <w:tr>
-        <w:tc>
-          <w:tcPr/>
-          <w:p>
-            <w:pPr>
-              <w:pStyle w:val="Compact"/>
-            </w:pPr>
-            <w:r>
-              <w:t xml:space="preserve">Â§12 Success metrics</w:t>
-            </w:r>
-          </w:p>
-        </w:tc>
-        <w:tc>
-          <w:tcPr/>
-          <w:p>
-            <w:pPr>
-              <w:pStyle w:val="Compact"/>
-            </w:pPr>
-            <w:r>
-              <w:t xml:space="preserve">Â§10.4, Â§10.5, NFR-PRF-001, NFR-PRF-003</w:t>
-            </w:r>
-          </w:p>
-        </w:tc>
-      </w:tr>
-      <w:tr>
-        <w:tc>
-          <w:tcPr/>
-          <w:p>
-            <w:pPr>
-              <w:pStyle w:val="Compact"/>
-            </w:pPr>
-            <w:r>
-              <w:t xml:space="preserve">Â§13 Test corpus</w:t>
-            </w:r>
-          </w:p>
-        </w:tc>
-        <w:tc>
-          <w:tcPr/>
-          <w:p>
-            <w:pPr>
-              <w:pStyle w:val="Compact"/>
-            </w:pPr>
-            <w:r>
-              <w:t xml:space="preserve">Â§10.1, Â§10.2, Â§10.3, FR-EXT-015</w:t>
-            </w:r>
-          </w:p>
-        </w:tc>
-      </w:tr>
-      <w:tr>
-        <w:tc>
-          <w:tcPr/>
-          <w:p>
-            <w:pPr>
-              <w:pStyle w:val="Compact"/>
-            </w:pPr>
-            <w:r>
-              <w:t xml:space="preserve">Â§14 Open items</w:t>
-            </w:r>
-          </w:p>
-        </w:tc>
-        <w:tc>
-          <w:tcPr/>
-          <w:p>
-            <w:pPr>
-              <w:pStyle w:val="Compact"/>
-            </w:pPr>
-            <w:r>
-              <w:t xml:space="preserve">Â§12</w:t>
+              <w:t xml:space="preserve">§9.1 Retry policy</w:t>
+            </w:r>
+          </w:p>
+        </w:tc>
+        <w:tc>
+          <w:tcPr/>
+          <w:p>
+            <w:pPr>
+              <w:pStyle w:val="Compact"/>
+            </w:pPr>
+            <w:r>
+              <w:t xml:space="preserve">FR-SND-004, FR-SND-005, §9.2</w:t>
+            </w:r>
+          </w:p>
+        </w:tc>
+      </w:tr>
+      <w:tr>
+        <w:tc>
+          <w:tcPr/>
+          <w:p>
+            <w:pPr>
+              <w:pStyle w:val="Compact"/>
+            </w:pPr>
+            <w:r>
+              <w:t xml:space="preserve">§9.2 Returning to Ninox</w:t>
+            </w:r>
+          </w:p>
+        </w:tc>
+        <w:tc>
+          <w:tcPr/>
+          <w:p>
+            <w:pPr>
+              <w:pStyle w:val="Compact"/>
+            </w:pPr>
+            <w:r>
+              <w:t xml:space="preserve">FR-SND-006, §7.7</w:t>
+            </w:r>
+          </w:p>
+        </w:tc>
+      </w:tr>
+      <w:tr>
+        <w:tc>
+          <w:tcPr/>
+          <w:p>
+            <w:pPr>
+              <w:pStyle w:val="Compact"/>
+            </w:pPr>
+            <w:r>
+              <w:t xml:space="preserve">§10 Countries and languages</w:t>
+            </w:r>
+          </w:p>
+        </w:tc>
+        <w:tc>
+          <w:tcPr/>
+          <w:p>
+            <w:pPr>
+              <w:pStyle w:val="Compact"/>
+            </w:pPr>
+            <w:r>
+              <w:t xml:space="preserve">FR-CTR-001 … FR-CTR-007, Annex B, Annex C</w:t>
+            </w:r>
+          </w:p>
+        </w:tc>
+      </w:tr>
+      <w:tr>
+        <w:tc>
+          <w:tcPr/>
+          <w:p>
+            <w:pPr>
+              <w:pStyle w:val="Compact"/>
+            </w:pPr>
+            <w:r>
+              <w:t xml:space="preserve">§11 Privacy and data</w:t>
+            </w:r>
+          </w:p>
+        </w:tc>
+        <w:tc>
+          <w:tcPr/>
+          <w:p>
+            <w:pPr>
+              <w:pStyle w:val="Compact"/>
+            </w:pPr>
+            <w:r>
+              <w:t xml:space="preserve">NFR-PRV-001 … NFR-PRV-005, FR-MEM-002, FR-CFG-001, FR-CFG-004</w:t>
+            </w:r>
+          </w:p>
+        </w:tc>
+      </w:tr>
+      <w:tr>
+        <w:tc>
+          <w:tcPr/>
+          <w:p>
+            <w:pPr>
+              <w:pStyle w:val="Compact"/>
+            </w:pPr>
+            <w:r>
+              <w:t xml:space="preserve">§12 Success metrics</w:t>
+            </w:r>
+          </w:p>
+        </w:tc>
+        <w:tc>
+          <w:tcPr/>
+          <w:p>
+            <w:pPr>
+              <w:pStyle w:val="Compact"/>
+            </w:pPr>
+            <w:r>
+              <w:t xml:space="preserve">§10.4, §10.5, NFR-PRF-001, NFR-PRF-003</w:t>
+            </w:r>
+          </w:p>
+        </w:tc>
+      </w:tr>
+      <w:tr>
+        <w:tc>
+          <w:tcPr/>
+          <w:p>
+            <w:pPr>
+              <w:pStyle w:val="Compact"/>
+            </w:pPr>
+            <w:r>
+              <w:t xml:space="preserve">§13 Test corpus</w:t>
+            </w:r>
+          </w:p>
+        </w:tc>
+        <w:tc>
+          <w:tcPr/>
+          <w:p>
+            <w:pPr>
+              <w:pStyle w:val="Compact"/>
+            </w:pPr>
+            <w:r>
+              <w:t xml:space="preserve">§10.1, §10.2, §10.3, FR-EXT-015</w:t>
+            </w:r>
+          </w:p>
+        </w:tc>
+      </w:tr>
+      <w:tr>
+        <w:tc>
+          <w:tcPr/>
+          <w:p>
+            <w:pPr>
+              <w:pStyle w:val="Compact"/>
+            </w:pPr>
+            <w:r>
+              <w:t xml:space="preserve">§14 Open items</w:t>
+            </w:r>
+          </w:p>
+        </w:tc>
+        <w:tc>
+          <w:tcPr/>
+          <w:p>
+            <w:pPr>
+              <w:pStyle w:val="Compact"/>
+            </w:pPr>
+            <w:r>
+              <w:t xml:space="preserve">§12</w:t>
             </w:r>
           </w:p>
         </w:tc>
@@ -36499,7 +36499,7 @@
               <w:pStyle w:val="Compact"/>
             </w:pPr>
             <w:r>
-              <w:t xml:space="preserve">Â§2.4, Annex A</w:t>
+              <w:t xml:space="preserve">§2.4, Annex A</w:t>
             </w:r>
           </w:p>
         </w:tc>
@@ -36512,7 +36512,7 @@
         <w:pStyle w:val="Heading2"/>
       </w:pPr>
       <w:r>
-        <w:t xml:space="preserve">11.3 Findings â†’ requirements</w:t>
+        <w:t xml:space="preserve">11.3 Findings → requirements</w:t>
       </w:r>
     </w:p>
     <w:p>
@@ -36574,7 +36574,7 @@
               <w:pStyle w:val="Compact"/>
             </w:pPr>
             <w:r>
-              <w:t xml:space="preserve">1 â€” blind retry duplicates records</w:t>
+              <w:t xml:space="preserve">1 — blind retry duplicates records</w:t>
             </w:r>
           </w:p>
         </w:tc>
@@ -36598,7 +36598,7 @@
               <w:pStyle w:val="Compact"/>
             </w:pPr>
             <w:r>
-              <w:t xml:space="preserve">3 â€” currency treated as confirmable</w:t>
+              <w:t xml:space="preserve">3 — currency treated as confirmable</w:t>
             </w:r>
           </w:p>
         </w:tc>
@@ -36622,7 +36622,7 @@
               <w:pStyle w:val="Compact"/>
             </w:pPr>
             <w:r>
-              <w:t xml:space="preserve">4 â€” destination default contradicted pre-load</w:t>
+              <w:t xml:space="preserve">4 — destination default contradicted pre-load</w:t>
             </w:r>
           </w:p>
         </w:tc>
@@ -36646,7 +36646,7 @@
               <w:pStyle w:val="Compact"/>
             </w:pPr>
             <w:r>
-              <w:t xml:space="preserve">5 â€”</w:t>
+              <w:t xml:space="preserve">5 —</w:t>
             </w:r>
             <w:r>
               <w:t xml:space="preserve"> </w:t>
@@ -36682,7 +36682,7 @@
               <w:pStyle w:val="Compact"/>
             </w:pPr>
             <w:r>
-              <w:t xml:space="preserve">6 â€” VisionKit returns images; re-saving destroys XML</w:t>
+              <w:t xml:space="preserve">6 — VisionKit returns images; re-saving destroys XML</w:t>
             </w:r>
           </w:p>
         </w:tc>
@@ -36706,7 +36706,7 @@
               <w:pStyle w:val="Compact"/>
             </w:pPr>
             <w:r>
-              <w:t xml:space="preserve">7 â€” in-app browser for the token</w:t>
+              <w:t xml:space="preserve">7 — in-app browser for the token</w:t>
             </w:r>
           </w:p>
         </w:tc>
@@ -36730,7 +36730,7 @@
               <w:pStyle w:val="Compact"/>
             </w:pPr>
             <w:r>
-              <w:t xml:space="preserve">8 â€”</w:t>
+              <w:t xml:space="preserve">8 —</w:t>
             </w:r>
             <w:r>
               <w:t xml:space="preserve"> </w:t>
@@ -36756,20 +36756,20 @@
               <w:pStyle w:val="Compact"/>
             </w:pPr>
             <w:r>
-              <w:t xml:space="preserve">Â§1.4 (team), throughout</w:t>
-            </w:r>
-          </w:p>
-        </w:tc>
-      </w:tr>
-      <w:tr>
-        <w:tc>
-          <w:tcPr/>
-          <w:p>
-            <w:pPr>
-              <w:pStyle w:val="Compact"/>
-            </w:pPr>
-            <w:r>
-              <w:t xml:space="preserve">9 â€” privacy claim imprecise</w:t>
+              <w:t xml:space="preserve">§1.4 (team), throughout</w:t>
+            </w:r>
+          </w:p>
+        </w:tc>
+      </w:tr>
+      <w:tr>
+        <w:tc>
+          <w:tcPr/>
+          <w:p>
+            <w:pPr>
+              <w:pStyle w:val="Compact"/>
+            </w:pPr>
+            <w:r>
+              <w:t xml:space="preserve">9 — privacy claim imprecise</w:t>
             </w:r>
           </w:p>
         </w:tc>
@@ -36793,18 +36793,18 @@
               <w:pStyle w:val="Compact"/>
             </w:pPr>
             <w:r>
-              <w:t xml:space="preserve">10 â€” no field for tax_total</w:t>
-            </w:r>
-          </w:p>
-        </w:tc>
-        <w:tc>
-          <w:tcPr/>
-          <w:p>
-            <w:pPr>
-              <w:pStyle w:val="Compact"/>
-            </w:pPr>
-            <w:r>
-              <w:t xml:space="preserve">Â§6.1.2 (</w:t>
+              <w:t xml:space="preserve">10 — no field for tax_total</w:t>
+            </w:r>
+          </w:p>
+        </w:tc>
+        <w:tc>
+          <w:tcPr/>
+          <w:p>
+            <w:pPr>
+              <w:pStyle w:val="Compact"/>
+            </w:pPr>
+            <w:r>
+              <w:t xml:space="preserve">§6.1.2 (</w:t>
             </w:r>
             <w:r>
               <w:rPr>
@@ -36829,7 +36829,7 @@
               <w:pStyle w:val="Compact"/>
             </w:pPr>
             <w:r>
-              <w:t xml:space="preserve">12 â€” extraction priority on the invoice route</w:t>
+              <w:t xml:space="preserve">12 — extraction priority on the invoice route</w:t>
             </w:r>
           </w:p>
         </w:tc>
@@ -36853,7 +36853,7 @@
               <w:pStyle w:val="Compact"/>
             </w:pPr>
             <w:r>
-              <w:t xml:space="preserve">13 â€” Switzerland not a first-class row</w:t>
+              <w:t xml:space="preserve">13 — Switzerland not a first-class row</w:t>
             </w:r>
           </w:p>
         </w:tc>
@@ -36877,7 +36877,7 @@
               <w:pStyle w:val="Compact"/>
             </w:pPr>
             <w:r>
-              <w:t xml:space="preserve">14 â€” hard-coded host</w:t>
+              <w:t xml:space="preserve">14 — hard-coded host</w:t>
             </w:r>
           </w:p>
         </w:tc>
@@ -36909,7 +36909,7 @@
         <w:pStyle w:val="Heading2"/>
       </w:pPr>
       <w:r>
-        <w:t xml:space="preserve">11.4 16-document test â†’ requirements</w:t>
+        <w:t xml:space="preserve">11.4 16-document test → requirements</w:t>
       </w:r>
     </w:p>
     <w:tbl>
@@ -36975,7 +36975,7 @@
               <w:t xml:space="preserve"> </w:t>
             </w:r>
             <w:r>
-              <w:t xml:space="preserve">records derived the base from the total â€” the check was a tautology</w:t>
+              <w:t xml:space="preserve">records derived the base from the total — the check was a tautology</w:t>
             </w:r>
           </w:p>
         </w:tc>
@@ -37241,7 +37241,7 @@
               <w:pStyle w:val="Compact"/>
             </w:pPr>
             <w:r>
-              <w:t xml:space="preserve">Â§6.1.2 (doc_subtype, surcharges, card-currency amounts), UC-07</w:t>
+              <w:t xml:space="preserve">§6.1.2 (doc_subtype, surcharges, card-currency amounts), UC-07</w:t>
             </w:r>
           </w:p>
         </w:tc>
@@ -37316,7 +37316,7 @@
               <w:pStyle w:val="Compact"/>
             </w:pPr>
             <w:r>
-              <w:t xml:space="preserve">FR-EXT-004 â€” positional PDF text extraction</w:t>
+              <w:t xml:space="preserve">FR-EXT-004 — positional PDF text extraction</w:t>
             </w:r>
           </w:p>
         </w:tc>
@@ -37340,7 +37340,7 @@
               <w:pStyle w:val="Compact"/>
             </w:pPr>
             <w:r>
-              <w:t xml:space="preserve">FR-EXT-005 â€” render + OCR fallback</w:t>
+              <w:t xml:space="preserve">FR-EXT-005 — render + OCR fallback</w:t>
             </w:r>
           </w:p>
         </w:tc>
@@ -37364,7 +37364,7 @@
               <w:pStyle w:val="Compact"/>
             </w:pPr>
             <w:r>
-              <w:t xml:space="preserve">FR-EXT-015 â€” photo-route recognition quality</w:t>
+              <w:t xml:space="preserve">FR-EXT-015 — photo-route recognition quality</w:t>
             </w:r>
           </w:p>
         </w:tc>
@@ -37388,7 +37388,7 @@
               <w:pStyle w:val="Compact"/>
             </w:pPr>
             <w:r>
-              <w:t xml:space="preserve">NFR-SIZ-001 â€” application size contribution of the PDF library</w:t>
+              <w:t xml:space="preserve">NFR-SIZ-001 — application size contribution of the PDF library</w:t>
             </w:r>
           </w:p>
         </w:tc>
@@ -37412,7 +37412,7 @@
               <w:pStyle w:val="Compact"/>
             </w:pPr>
             <w:r>
-              <w:t xml:space="preserve">UC-14 â€” scanned-PDF route (quality)</w:t>
+              <w:t xml:space="preserve">UC-14 — scanned-PDF route (quality)</w:t>
             </w:r>
           </w:p>
         </w:tc>
@@ -37445,7 +37445,7 @@
         <w:pStyle w:val="FirstParagraph"/>
       </w:pPr>
       <w:r>
-        <w:t xml:space="preserve">Inherited from PDR Â§14 and ADR Â§3.1, plus what surfaced while specifying.</w:t>
+        <w:t xml:space="preserve">Inherited from PDR §14 and ADR §3.1, plus what surfaced while specifying.</w:t>
       </w:r>
     </w:p>
     <w:tbl>
@@ -37567,7 +37567,7 @@
               <w:pStyle w:val="Compact"/>
             </w:pPr>
             <w:r>
-              <w:t xml:space="preserve">ADR Â§3</w:t>
+              <w:t xml:space="preserve">ADR §3</w:t>
             </w:r>
           </w:p>
         </w:tc>
@@ -37602,7 +37602,7 @@
               <w:pStyle w:val="Compact"/>
             </w:pPr>
             <w:r>
-              <w:t xml:space="preserve">ADR Â§3</w:t>
+              <w:t xml:space="preserve">ADR §3</w:t>
             </w:r>
           </w:p>
         </w:tc>
@@ -37626,18 +37626,18 @@
               <w:pStyle w:val="Compact"/>
             </w:pPr>
             <w:r>
-              <w:t xml:space="preserve">Deferred until the first corpus screening (Â§10.5).</w:t>
-            </w:r>
-          </w:p>
-        </w:tc>
-        <w:tc>
-          <w:tcPr/>
-          <w:p>
-            <w:pPr>
-              <w:pStyle w:val="Compact"/>
-            </w:pPr>
-            <w:r>
-              <w:t xml:space="preserve">PDR Â§12</w:t>
+              <w:t xml:space="preserve">Deferred until the first corpus screening (§10.5).</w:t>
+            </w:r>
+          </w:p>
+        </w:tc>
+        <w:tc>
+          <w:tcPr/>
+          <w:p>
+            <w:pPr>
+              <w:pStyle w:val="Compact"/>
+            </w:pPr>
+            <w:r>
+              <w:t xml:space="preserve">PDR §12</w:t>
             </w:r>
           </w:p>
         </w:tc>
@@ -37672,7 +37672,7 @@
               <w:pStyle w:val="Compact"/>
             </w:pPr>
             <w:r>
-              <w:t xml:space="preserve">PDR Â§14, ADR-004</w:t>
+              <w:t xml:space="preserve">PDR §14, ADR-004</w:t>
             </w:r>
           </w:p>
         </w:tc>
@@ -37707,7 +37707,7 @@
               <w:pStyle w:val="Compact"/>
             </w:pPr>
             <w:r>
-              <w:t xml:space="preserve">ADR Â§3.1</w:t>
+              <w:t xml:space="preserve">ADR §3.1</w:t>
             </w:r>
           </w:p>
         </w:tc>
@@ -37783,7 +37783,7 @@
               <w:pStyle w:val="Compact"/>
             </w:pPr>
             <w:r>
-              <w:t xml:space="preserve">PDR Â§14</w:t>
+              <w:t xml:space="preserve">PDR §14</w:t>
             </w:r>
           </w:p>
         </w:tc>
@@ -37888,7 +37888,7 @@
               <w:pStyle w:val="Compact"/>
             </w:pPr>
             <w:r>
-              <w:t xml:space="preserve">PDR Â§7.4</w:t>
+              <w:t xml:space="preserve">PDR §7.4</w:t>
             </w:r>
           </w:p>
         </w:tc>
@@ -37923,7 +37923,7 @@
               <w:pStyle w:val="Compact"/>
             </w:pPr>
             <w:r>
-              <w:t xml:space="preserve">PDR Â§2</w:t>
+              <w:t xml:space="preserve">PDR §2</w:t>
             </w:r>
           </w:p>
         </w:tc>
@@ -37980,7 +37980,7 @@
         <w:pStyle w:val="Heading1"/>
       </w:pPr>
       <w:r>
-        <w:t xml:space="preserve">Annex A â€” Ninox API external contract</w:t>
+        <w:t xml:space="preserve">Annex A — Ninox API external contract</w:t>
       </w:r>
     </w:p>
     <w:p>
@@ -38116,7 +38116,7 @@
               <w:pStyle w:val="Compact"/>
             </w:pPr>
             <w:r>
-              <w:t xml:space="preserve">HTTP 200 with the identifier of the new record â€” what the attachment call and the deep link both need.</w:t>
+              <w:t xml:space="preserve">HTTP 200 with the identifier of the new record — what the attachment call and the deep link both need.</w:t>
             </w:r>
           </w:p>
         </w:tc>
@@ -38445,7 +38445,7 @@
         <w:pStyle w:val="Heading1"/>
       </w:pPr>
       <w:r>
-        <w:t xml:space="preserve">Annex B â€” Country table</w:t>
+        <w:t xml:space="preserve">Annex B — Country table</w:t>
       </w:r>
     </w:p>
     <w:p>
@@ -39043,7 +39043,7 @@
         <w:t xml:space="preserve"> </w:t>
       </w:r>
       <w:r>
-        <w:t xml:space="preserve">Common on intra-EU B2B invoices in DE; recognised by the country row and by tax lines printed at 0 with a reverse-charge notice. Not an error (Â§6.1.2, UC-06).</w:t>
+        <w:t xml:space="preserve">Common on intra-EU B2B invoices in DE; recognised by the country row and by tax lines printed at 0 with a reverse-charge notice. Not an error (§6.1.2, UC-06).</w:t>
       </w:r>
     </w:p>
     <w:bookmarkEnd w:id="231"/>
@@ -39200,7 +39200,7 @@
               <w:pStyle w:val="Compact"/>
             </w:pPr>
             <w:r>
-              <w:t xml:space="preserve">Modulo 97: move the first four characters to the end, convert letters to 10â€“35, compute the remainder; valid if it is 1. Medium strength.</w:t>
+              <w:t xml:space="preserve">Modulo 97: move the first four characters to the end, convert letters to 10–35, compute the remainder; valid if it is 1. Medium strength.</w:t>
             </w:r>
           </w:p>
         </w:tc>
@@ -39295,7 +39295,7 @@
               <w:t xml:space="preserve"> </w:t>
             </w:r>
             <w:r>
-              <w:t xml:space="preserve">â€” no reliable check digit exists.</w:t>
+              <w:t xml:space="preserve">— no reliable check digit exists.</w:t>
             </w:r>
           </w:p>
         </w:tc>
@@ -39564,7 +39564,7 @@
               <w:t xml:space="preserve">X</w:t>
             </w:r>
             <w:r>
-              <w:t xml:space="preserve">â†’0,</w:t>
+              <w:t xml:space="preserve">→0,</w:t>
             </w:r>
             <w:r>
               <w:t xml:space="preserve"> </w:t>
@@ -39576,7 +39576,7 @@
               <w:t xml:space="preserve">Y</w:t>
             </w:r>
             <w:r>
-              <w:t xml:space="preserve">â†’1,</w:t>
+              <w:t xml:space="preserve">→1,</w:t>
             </w:r>
             <w:r>
               <w:t xml:space="preserve"> </w:t>
@@ -39588,7 +39588,7 @@
               <w:t xml:space="preserve">Z</w:t>
             </w:r>
             <w:r>
-              <w:t xml:space="preserve">â†’2, then the mod-23 letter as NIF. Separate code from NIF. Medium strength.</w:t>
+              <w:t xml:space="preserve">→2, then the mod-23 letter as NIF. Separate code from NIF. Medium strength.</w:t>
             </w:r>
           </w:p>
         </w:tc>
@@ -39635,7 +39635,7 @@
               <w:rPr>
                 <w:rStyle w:val="VerbatimChar"/>
               </w:rPr>
-              <w:t xml:space="preserve">(10 âˆ’ sum mod 10) mod 10</w:t>
+              <w:t xml:space="preserve">(10 − sum mod 10) mod 10</w:t>
             </w:r>
             <w:r>
               <w:t xml:space="preserve">; for issuing letters in</w:t>
@@ -39702,7 +39702,7 @@
         <w:t xml:space="preserve"> </w:t>
       </w:r>
       <w:r>
-        <w:t xml:space="preserve">The algorithms are stated here at reference precision; each validator is accepted only when it reproduces the standard valid and invalid test vectors for its identifier type (FR-VAL-005). The three Spanish formats run as three separate implementations (FR-CTR-004) â€” the prototype’s misapplication of the NIF algorithm to a valid CIF (</w:t>
+        <w:t xml:space="preserve">The algorithms are stated here at reference precision; each validator is accepted only when it reproduces the standard valid and invalid test vectors for its identifier type (FR-VAL-005). The three Spanish formats run as three separate implementations (FR-CTR-004) — the prototype’s misapplication of the NIF algorithm to a valid CIF (</w:t>
       </w:r>
       <w:r>
         <w:rPr>
@@ -39711,7 +39711,7 @@
         <w:t xml:space="preserve">A28017895</w:t>
       </w:r>
       <w:r>
-        <w:t xml:space="preserve">, El Corte InglÃ©s) is the failure this rule exists to prevent.</w:t>
+        <w:t xml:space="preserve">, El Corte Inglés) is the failure this rule exists to prevent.</w:t>
       </w:r>
     </w:p>
     <w:p>
@@ -39753,7 +39753,7 @@
         <w:t xml:space="preserve"> </w:t>
       </w:r>
       <w:r>
-        <w:t xml:space="preserve">is normalised â€” uppercase, no spaces, dots or hyphens, with the country prefix where the number is an intra-EU VAT identifier (</w:t>
+        <w:t xml:space="preserve">is normalised — uppercase, no spaces, dots or hyphens, with the country prefix where the number is an intra-EU VAT identifier (</w:t>
       </w:r>
       <w:r>
         <w:rPr>
@@ -39773,7 +39773,7 @@
         <w:pStyle w:val="Heading1"/>
       </w:pPr>
       <w:r>
-        <w:t xml:space="preserve">Annex C â€” Keyword and negative-context dictionaries</w:t>
+        <w:t xml:space="preserve">Annex C — Keyword and negative-context dictionaries</w:t>
       </w:r>
     </w:p>
     <w:p>
@@ -39793,7 +39793,7 @@
           <w:b/>
           <w:bCs/>
         </w:rPr>
-        <w:t xml:space="preserve">Positive labels â€” totals</w:t>
+        <w:t xml:space="preserve">Positive labels — totals</w:t>
       </w:r>
     </w:p>
     <w:p>
@@ -39810,7 +39810,7 @@
         <w:t xml:space="preserve"> </w:t>
       </w:r>
       <w:r>
-        <w:t xml:space="preserve">Â·</w:t>
+        <w:t xml:space="preserve">·</w:t>
       </w:r>
       <w:r>
         <w:t xml:space="preserve"> </w:t>
@@ -39825,7 +39825,7 @@
         <w:t xml:space="preserve"> </w:t>
       </w:r>
       <w:r>
-        <w:t xml:space="preserve">Â·</w:t>
+        <w:t xml:space="preserve">·</w:t>
       </w:r>
       <w:r>
         <w:t xml:space="preserve"> </w:t>
@@ -39840,7 +39840,7 @@
         <w:t xml:space="preserve"> </w:t>
       </w:r>
       <w:r>
-        <w:t xml:space="preserve">Â·</w:t>
+        <w:t xml:space="preserve">·</w:t>
       </w:r>
       <w:r>
         <w:t xml:space="preserve"> </w:t>
@@ -39855,7 +39855,7 @@
         <w:t xml:space="preserve"> </w:t>
       </w:r>
       <w:r>
-        <w:t xml:space="preserve">Â·</w:t>
+        <w:t xml:space="preserve">·</w:t>
       </w:r>
       <w:r>
         <w:t xml:space="preserve"> </w:t>
@@ -39870,7 +39870,7 @@
         <w:t xml:space="preserve"> </w:t>
       </w:r>
       <w:r>
-        <w:t xml:space="preserve">Â·</w:t>
+        <w:t xml:space="preserve">·</w:t>
       </w:r>
       <w:r>
         <w:t xml:space="preserve"> </w:t>
@@ -39885,7 +39885,7 @@
         <w:t xml:space="preserve"> </w:t>
       </w:r>
       <w:r>
-        <w:t xml:space="preserve">Â·</w:t>
+        <w:t xml:space="preserve">·</w:t>
       </w:r>
       <w:r>
         <w:t xml:space="preserve"> </w:t>
@@ -39900,7 +39900,7 @@
         <w:t xml:space="preserve"> </w:t>
       </w:r>
       <w:r>
-        <w:t xml:space="preserve">Â·</w:t>
+        <w:t xml:space="preserve">·</w:t>
       </w:r>
       <w:r>
         <w:t xml:space="preserve"> </w:t>
@@ -39915,7 +39915,7 @@
         <w:t xml:space="preserve"> </w:t>
       </w:r>
       <w:r>
-        <w:t xml:space="preserve">Â·</w:t>
+        <w:t xml:space="preserve">·</w:t>
       </w:r>
       <w:r>
         <w:t xml:space="preserve"> </w:t>
@@ -39930,7 +39930,7 @@
         <w:t xml:space="preserve"> </w:t>
       </w:r>
       <w:r>
-        <w:t xml:space="preserve">Â·</w:t>
+        <w:t xml:space="preserve">·</w:t>
       </w:r>
       <w:r>
         <w:t xml:space="preserve"> </w:t>
@@ -39945,7 +39945,7 @@
         <w:t xml:space="preserve"> </w:t>
       </w:r>
       <w:r>
-        <w:t xml:space="preserve">Â·</w:t>
+        <w:t xml:space="preserve">·</w:t>
       </w:r>
       <w:r>
         <w:t xml:space="preserve"> </w:t>
@@ -39960,7 +39960,7 @@
         <w:t xml:space="preserve"> </w:t>
       </w:r>
       <w:r>
-        <w:t xml:space="preserve">Â·</w:t>
+        <w:t xml:space="preserve">·</w:t>
       </w:r>
       <w:r>
         <w:t xml:space="preserve"> </w:t>
@@ -39975,7 +39975,7 @@
         <w:t xml:space="preserve"> </w:t>
       </w:r>
       <w:r>
-        <w:t xml:space="preserve">Â·</w:t>
+        <w:t xml:space="preserve">·</w:t>
       </w:r>
       <w:r>
         <w:t xml:space="preserve"> </w:t>
@@ -39990,7 +39990,7 @@
         <w:t xml:space="preserve"> </w:t>
       </w:r>
       <w:r>
-        <w:t xml:space="preserve">Â·</w:t>
+        <w:t xml:space="preserve">·</w:t>
       </w:r>
       <w:r>
         <w:t xml:space="preserve"> </w:t>
@@ -40005,7 +40005,7 @@
         <w:t xml:space="preserve"> </w:t>
       </w:r>
       <w:r>
-        <w:t xml:space="preserve">Â·</w:t>
+        <w:t xml:space="preserve">·</w:t>
       </w:r>
       <w:r>
         <w:t xml:space="preserve"> </w:t>
@@ -40014,13 +40014,13 @@
         <w:rPr>
           <w:rStyle w:val="VerbatimChar"/>
         </w:rPr>
-        <w:t xml:space="preserve">Total Ã  payer</w:t>
+        <w:t xml:space="preserve">Total à payer</w:t>
       </w:r>
       <w:r>
         <w:t xml:space="preserve"> </w:t>
       </w:r>
       <w:r>
-        <w:t xml:space="preserve">Â·</w:t>
+        <w:t xml:space="preserve">·</w:t>
       </w:r>
       <w:r>
         <w:t xml:space="preserve"> </w:t>
@@ -40035,7 +40035,7 @@
         <w:t xml:space="preserve"> </w:t>
       </w:r>
       <w:r>
-        <w:t xml:space="preserve">Â·</w:t>
+        <w:t xml:space="preserve">·</w:t>
       </w:r>
       <w:r>
         <w:t xml:space="preserve"> </w:t>
@@ -40050,7 +40050,7 @@
         <w:t xml:space="preserve"> </w:t>
       </w:r>
       <w:r>
-        <w:t xml:space="preserve">Â·</w:t>
+        <w:t xml:space="preserve">·</w:t>
       </w:r>
       <w:r>
         <w:t xml:space="preserve"> </w:t>
@@ -40071,7 +40071,7 @@
           <w:b/>
           <w:bCs/>
         </w:rPr>
-        <w:t xml:space="preserve">Positive labels â€” tax</w:t>
+        <w:t xml:space="preserve">Positive labels — tax</w:t>
       </w:r>
     </w:p>
     <w:p>
@@ -40088,7 +40088,7 @@
         <w:t xml:space="preserve"> </w:t>
       </w:r>
       <w:r>
-        <w:t xml:space="preserve">Â·</w:t>
+        <w:t xml:space="preserve">·</w:t>
       </w:r>
       <w:r>
         <w:t xml:space="preserve"> </w:t>
@@ -40103,7 +40103,7 @@
         <w:t xml:space="preserve"> </w:t>
       </w:r>
       <w:r>
-        <w:t xml:space="preserve">Â·</w:t>
+        <w:t xml:space="preserve">·</w:t>
       </w:r>
       <w:r>
         <w:t xml:space="preserve"> </w:t>
@@ -40118,7 +40118,7 @@
         <w:t xml:space="preserve"> </w:t>
       </w:r>
       <w:r>
-        <w:t xml:space="preserve">Â·</w:t>
+        <w:t xml:space="preserve">·</w:t>
       </w:r>
       <w:r>
         <w:t xml:space="preserve"> </w:t>
@@ -40133,7 +40133,7 @@
         <w:t xml:space="preserve"> </w:t>
       </w:r>
       <w:r>
-        <w:t xml:space="preserve">Â·</w:t>
+        <w:t xml:space="preserve">·</w:t>
       </w:r>
       <w:r>
         <w:t xml:space="preserve"> </w:t>
@@ -40148,7 +40148,7 @@
         <w:t xml:space="preserve"> </w:t>
       </w:r>
       <w:r>
-        <w:t xml:space="preserve">Â·</w:t>
+        <w:t xml:space="preserve">·</w:t>
       </w:r>
       <w:r>
         <w:t xml:space="preserve"> </w:t>
@@ -40163,7 +40163,7 @@
         <w:t xml:space="preserve"> </w:t>
       </w:r>
       <w:r>
-        <w:t xml:space="preserve">Â·</w:t>
+        <w:t xml:space="preserve">·</w:t>
       </w:r>
       <w:r>
         <w:t xml:space="preserve"> </w:t>
@@ -40178,7 +40178,7 @@
         <w:t xml:space="preserve"> </w:t>
       </w:r>
       <w:r>
-        <w:t xml:space="preserve">Â·</w:t>
+        <w:t xml:space="preserve">·</w:t>
       </w:r>
       <w:r>
         <w:t xml:space="preserve"> </w:t>
@@ -40199,7 +40199,7 @@
           <w:b/>
           <w:bCs/>
         </w:rPr>
-        <w:t xml:space="preserve">Positive labels â€” base</w:t>
+        <w:t xml:space="preserve">Positive labels — base</w:t>
       </w:r>
     </w:p>
     <w:p>
@@ -40216,7 +40216,7 @@
         <w:t xml:space="preserve"> </w:t>
       </w:r>
       <w:r>
-        <w:t xml:space="preserve">Â·</w:t>
+        <w:t xml:space="preserve">·</w:t>
       </w:r>
       <w:r>
         <w:t xml:space="preserve"> </w:t>
@@ -40231,7 +40231,7 @@
         <w:t xml:space="preserve"> </w:t>
       </w:r>
       <w:r>
-        <w:t xml:space="preserve">Â·</w:t>
+        <w:t xml:space="preserve">·</w:t>
       </w:r>
       <w:r>
         <w:t xml:space="preserve"> </w:t>
@@ -40246,7 +40246,7 @@
         <w:t xml:space="preserve"> </w:t>
       </w:r>
       <w:r>
-        <w:t xml:space="preserve">Â·</w:t>
+        <w:t xml:space="preserve">·</w:t>
       </w:r>
       <w:r>
         <w:t xml:space="preserve"> </w:t>
@@ -40261,7 +40261,7 @@
         <w:t xml:space="preserve"> </w:t>
       </w:r>
       <w:r>
-        <w:t xml:space="preserve">Â·</w:t>
+        <w:t xml:space="preserve">·</w:t>
       </w:r>
       <w:r>
         <w:t xml:space="preserve"> </w:t>
@@ -40276,7 +40276,7 @@
         <w:t xml:space="preserve"> </w:t>
       </w:r>
       <w:r>
-        <w:t xml:space="preserve">Â·</w:t>
+        <w:t xml:space="preserve">·</w:t>
       </w:r>
       <w:r>
         <w:t xml:space="preserve"> </w:t>
@@ -40291,7 +40291,7 @@
         <w:t xml:space="preserve"> </w:t>
       </w:r>
       <w:r>
-        <w:t xml:space="preserve">Â·</w:t>
+        <w:t xml:space="preserve">·</w:t>
       </w:r>
       <w:r>
         <w:t xml:space="preserve"> </w:t>
@@ -40306,7 +40306,7 @@
         <w:t xml:space="preserve"> </w:t>
       </w:r>
       <w:r>
-        <w:t xml:space="preserve">Â·</w:t>
+        <w:t xml:space="preserve">·</w:t>
       </w:r>
       <w:r>
         <w:t xml:space="preserve"> </w:t>
@@ -40321,7 +40321,7 @@
         <w:t xml:space="preserve"> </w:t>
       </w:r>
       <w:r>
-        <w:t xml:space="preserve">Â·</w:t>
+        <w:t xml:space="preserve">·</w:t>
       </w:r>
       <w:r>
         <w:t xml:space="preserve"> </w:t>
@@ -40342,7 +40342,7 @@
           <w:b/>
           <w:bCs/>
         </w:rPr>
-        <w:t xml:space="preserve">Positive labels â€” supplier (issuer)</w:t>
+        <w:t xml:space="preserve">Positive labels — supplier (issuer)</w:t>
       </w:r>
     </w:p>
     <w:p>
@@ -40359,7 +40359,7 @@
         <w:t xml:space="preserve"> </w:t>
       </w:r>
       <w:r>
-        <w:t xml:space="preserve">Â·</w:t>
+        <w:t xml:space="preserve">·</w:t>
       </w:r>
       <w:r>
         <w:t xml:space="preserve"> </w:t>
@@ -40374,7 +40374,7 @@
         <w:t xml:space="preserve"> </w:t>
       </w:r>
       <w:r>
-        <w:t xml:space="preserve">Â·</w:t>
+        <w:t xml:space="preserve">·</w:t>
       </w:r>
       <w:r>
         <w:t xml:space="preserve"> </w:t>
@@ -40383,13 +40383,13 @@
         <w:rPr>
           <w:rStyle w:val="VerbatimChar"/>
         </w:rPr>
-        <w:t xml:space="preserve">RazÃ³n social</w:t>
+        <w:t xml:space="preserve">Razón social</w:t>
       </w:r>
       <w:r>
         <w:t xml:space="preserve"> </w:t>
       </w:r>
       <w:r>
-        <w:t xml:space="preserve">Â·</w:t>
+        <w:t xml:space="preserve">·</w:t>
       </w:r>
       <w:r>
         <w:t xml:space="preserve"> </w:t>
@@ -40398,13 +40398,13 @@
         <w:rPr>
           <w:rStyle w:val="VerbatimChar"/>
         </w:rPr>
-        <w:t xml:space="preserve">RazÃ³n Social</w:t>
+        <w:t xml:space="preserve">Razón Social</w:t>
       </w:r>
       <w:r>
         <w:t xml:space="preserve"> </w:t>
       </w:r>
       <w:r>
-        <w:t xml:space="preserve">Â·</w:t>
+        <w:t xml:space="preserve">·</w:t>
       </w:r>
       <w:r>
         <w:t xml:space="preserve"> </w:t>
@@ -40419,7 +40419,7 @@
         <w:t xml:space="preserve"> </w:t>
       </w:r>
       <w:r>
-        <w:t xml:space="preserve">Â·</w:t>
+        <w:t xml:space="preserve">·</w:t>
       </w:r>
       <w:r>
         <w:t xml:space="preserve"> </w:t>
@@ -40434,7 +40434,7 @@
         <w:t xml:space="preserve"> </w:t>
       </w:r>
       <w:r>
-        <w:t xml:space="preserve">Â·</w:t>
+        <w:t xml:space="preserve">·</w:t>
       </w:r>
       <w:r>
         <w:t xml:space="preserve"> </w:t>
@@ -40449,7 +40449,7 @@
         <w:t xml:space="preserve"> </w:t>
       </w:r>
       <w:r>
-        <w:t xml:space="preserve">Â·</w:t>
+        <w:t xml:space="preserve">·</w:t>
       </w:r>
       <w:r>
         <w:t xml:space="preserve"> </w:t>
@@ -40464,7 +40464,7 @@
         <w:t xml:space="preserve"> </w:t>
       </w:r>
       <w:r>
-        <w:t xml:space="preserve">Â·</w:t>
+        <w:t xml:space="preserve">·</w:t>
       </w:r>
       <w:r>
         <w:t xml:space="preserve"> </w:t>
@@ -40479,7 +40479,7 @@
         <w:t xml:space="preserve"> </w:t>
       </w:r>
       <w:r>
-        <w:t xml:space="preserve">Â·</w:t>
+        <w:t xml:space="preserve">·</w:t>
       </w:r>
       <w:r>
         <w:t xml:space="preserve"> </w:t>
@@ -40494,7 +40494,7 @@
         <w:t xml:space="preserve"> </w:t>
       </w:r>
       <w:r>
-        <w:t xml:space="preserve">Â·</w:t>
+        <w:t xml:space="preserve">·</w:t>
       </w:r>
       <w:r>
         <w:t xml:space="preserve"> </w:t>
@@ -40515,7 +40515,7 @@
           <w:b/>
           <w:bCs/>
         </w:rPr>
-        <w:t xml:space="preserve">Positive labels â€” date</w:t>
+        <w:t xml:space="preserve">Positive labels — date</w:t>
       </w:r>
     </w:p>
     <w:p>
@@ -40532,7 +40532,7 @@
         <w:t xml:space="preserve"> </w:t>
       </w:r>
       <w:r>
-        <w:t xml:space="preserve">Â·</w:t>
+        <w:t xml:space="preserve">·</w:t>
       </w:r>
       <w:r>
         <w:t xml:space="preserve"> </w:t>
@@ -40547,7 +40547,7 @@
         <w:t xml:space="preserve"> </w:t>
       </w:r>
       <w:r>
-        <w:t xml:space="preserve">Â·</w:t>
+        <w:t xml:space="preserve">·</w:t>
       </w:r>
       <w:r>
         <w:t xml:space="preserve"> </w:t>
@@ -40562,7 +40562,7 @@
         <w:t xml:space="preserve"> </w:t>
       </w:r>
       <w:r>
-        <w:t xml:space="preserve">Â·</w:t>
+        <w:t xml:space="preserve">·</w:t>
       </w:r>
       <w:r>
         <w:t xml:space="preserve"> </w:t>
@@ -40577,7 +40577,7 @@
         <w:t xml:space="preserve"> </w:t>
       </w:r>
       <w:r>
-        <w:t xml:space="preserve">Â·</w:t>
+        <w:t xml:space="preserve">·</w:t>
       </w:r>
       <w:r>
         <w:t xml:space="preserve"> </w:t>
@@ -40592,7 +40592,7 @@
         <w:t xml:space="preserve"> </w:t>
       </w:r>
       <w:r>
-        <w:t xml:space="preserve">Â·</w:t>
+        <w:t xml:space="preserve">·</w:t>
       </w:r>
       <w:r>
         <w:t xml:space="preserve"> </w:t>
@@ -40607,7 +40607,7 @@
         <w:t xml:space="preserve"> </w:t>
       </w:r>
       <w:r>
-        <w:t xml:space="preserve">Â·</w:t>
+        <w:t xml:space="preserve">·</w:t>
       </w:r>
       <w:r>
         <w:t xml:space="preserve"> </w:t>
@@ -40622,7 +40622,7 @@
         <w:t xml:space="preserve"> </w:t>
       </w:r>
       <w:r>
-        <w:t xml:space="preserve">Â·</w:t>
+        <w:t xml:space="preserve">·</w:t>
       </w:r>
       <w:r>
         <w:t xml:space="preserve"> </w:t>
@@ -40643,7 +40643,7 @@
           <w:b/>
           <w:bCs/>
         </w:rPr>
-        <w:t xml:space="preserve">Positive labels â€” document number</w:t>
+        <w:t xml:space="preserve">Positive labels — document number</w:t>
       </w:r>
     </w:p>
     <w:p>
@@ -40654,13 +40654,13 @@
         <w:rPr>
           <w:rStyle w:val="VerbatimChar"/>
         </w:rPr>
-        <w:t xml:space="preserve">FACTURA N.Âº</w:t>
+        <w:t xml:space="preserve">FACTURA N.º</w:t>
       </w:r>
       <w:r>
         <w:t xml:space="preserve"> </w:t>
       </w:r>
       <w:r>
-        <w:t xml:space="preserve">Â·</w:t>
+        <w:t xml:space="preserve">·</w:t>
       </w:r>
       <w:r>
         <w:t xml:space="preserve"> </w:t>
@@ -40669,13 +40669,13 @@
         <w:rPr>
           <w:rStyle w:val="VerbatimChar"/>
         </w:rPr>
-        <w:t xml:space="preserve">NÂº FACTURA</w:t>
+        <w:t xml:space="preserve">Nº FACTURA</w:t>
       </w:r>
       <w:r>
         <w:t xml:space="preserve"> </w:t>
       </w:r>
       <w:r>
-        <w:t xml:space="preserve">Â·</w:t>
+        <w:t xml:space="preserve">·</w:t>
       </w:r>
       <w:r>
         <w:t xml:space="preserve"> </w:t>
@@ -40690,7 +40690,7 @@
         <w:t xml:space="preserve"> </w:t>
       </w:r>
       <w:r>
-        <w:t xml:space="preserve">Â·</w:t>
+        <w:t xml:space="preserve">·</w:t>
       </w:r>
       <w:r>
         <w:t xml:space="preserve"> </w:t>
@@ -40705,7 +40705,7 @@
         <w:t xml:space="preserve"> </w:t>
       </w:r>
       <w:r>
-        <w:t xml:space="preserve">Â·</w:t>
+        <w:t xml:space="preserve">·</w:t>
       </w:r>
       <w:r>
         <w:t xml:space="preserve"> </w:t>
@@ -40720,7 +40720,7 @@
         <w:t xml:space="preserve"> </w:t>
       </w:r>
       <w:r>
-        <w:t xml:space="preserve">Â·</w:t>
+        <w:t xml:space="preserve">·</w:t>
       </w:r>
       <w:r>
         <w:t xml:space="preserve"> </w:t>
@@ -40735,7 +40735,7 @@
         <w:t xml:space="preserve"> </w:t>
       </w:r>
       <w:r>
-        <w:t xml:space="preserve">Â·</w:t>
+        <w:t xml:space="preserve">·</w:t>
       </w:r>
       <w:r>
         <w:t xml:space="preserve"> </w:t>
@@ -40750,7 +40750,7 @@
         <w:t xml:space="preserve"> </w:t>
       </w:r>
       <w:r>
-        <w:t xml:space="preserve">Â·</w:t>
+        <w:t xml:space="preserve">·</w:t>
       </w:r>
       <w:r>
         <w:t xml:space="preserve"> </w:t>
@@ -40759,13 +40759,13 @@
         <w:rPr>
           <w:rStyle w:val="VerbatimChar"/>
         </w:rPr>
-        <w:t xml:space="preserve">N.Âº de factura</w:t>
+        <w:t xml:space="preserve">N.º de factura</w:t>
       </w:r>
       <w:r>
         <w:t xml:space="preserve"> </w:t>
       </w:r>
       <w:r>
-        <w:t xml:space="preserve">Â·</w:t>
+        <w:t xml:space="preserve">·</w:t>
       </w:r>
       <w:r>
         <w:t xml:space="preserve"> </w:t>
@@ -40780,7 +40780,7 @@
         <w:t xml:space="preserve"> </w:t>
       </w:r>
       <w:r>
-        <w:t xml:space="preserve">Â·</w:t>
+        <w:t xml:space="preserve">·</w:t>
       </w:r>
       <w:r>
         <w:t xml:space="preserve"> </w:t>
@@ -40795,7 +40795,7 @@
         <w:t xml:space="preserve"> </w:t>
       </w:r>
       <w:r>
-        <w:t xml:space="preserve">Â·</w:t>
+        <w:t xml:space="preserve">·</w:t>
       </w:r>
       <w:r>
         <w:t xml:space="preserve"> </w:t>
@@ -40816,7 +40816,7 @@
           <w:b/>
           <w:bCs/>
         </w:rPr>
-        <w:t xml:space="preserve">Negative context â€” suppressed as tax candidates</w:t>
+        <w:t xml:space="preserve">Negative context — suppressed as tax candidates</w:t>
       </w:r>
     </w:p>
     <w:p>
@@ -40833,7 +40833,7 @@
         <w:t xml:space="preserve"> </w:t>
       </w:r>
       <w:r>
-        <w:t xml:space="preserve">Â·</w:t>
+        <w:t xml:space="preserve">·</w:t>
       </w:r>
       <w:r>
         <w:t xml:space="preserve"> </w:t>
@@ -40848,7 +40848,7 @@
         <w:t xml:space="preserve"> </w:t>
       </w:r>
       <w:r>
-        <w:t xml:space="preserve">Â·</w:t>
+        <w:t xml:space="preserve">·</w:t>
       </w:r>
       <w:r>
         <w:t xml:space="preserve"> </w:t>
@@ -40863,7 +40863,7 @@
         <w:t xml:space="preserve"> </w:t>
       </w:r>
       <w:r>
-        <w:t xml:space="preserve">Â·</w:t>
+        <w:t xml:space="preserve">·</w:t>
       </w:r>
       <w:r>
         <w:t xml:space="preserve"> </w:t>
@@ -40878,7 +40878,7 @@
         <w:t xml:space="preserve"> </w:t>
       </w:r>
       <w:r>
-        <w:t xml:space="preserve">Â·</w:t>
+        <w:t xml:space="preserve">·</w:t>
       </w:r>
       <w:r>
         <w:t xml:space="preserve"> </w:t>
@@ -40887,13 +40887,13 @@
         <w:rPr>
           <w:rStyle w:val="VerbatimChar"/>
         </w:rPr>
-        <w:t xml:space="preserve">conversiÃ³n de divisa</w:t>
+        <w:t xml:space="preserve">conversión de divisa</w:t>
       </w:r>
       <w:r>
         <w:t xml:space="preserve"> </w:t>
       </w:r>
       <w:r>
-        <w:t xml:space="preserve">Â·</w:t>
+        <w:t xml:space="preserve">·</w:t>
       </w:r>
       <w:r>
         <w:t xml:space="preserve"> </w:t>
@@ -40908,7 +40908,7 @@
         <w:t xml:space="preserve"> </w:t>
       </w:r>
       <w:r>
-        <w:t xml:space="preserve">Â·</w:t>
+        <w:t xml:space="preserve">·</w:t>
       </w:r>
       <w:r>
         <w:t xml:space="preserve"> </w:t>
@@ -40923,7 +40923,7 @@
         <w:t xml:space="preserve"> </w:t>
       </w:r>
       <w:r>
-        <w:t xml:space="preserve">Â·</w:t>
+        <w:t xml:space="preserve">·</w:t>
       </w:r>
       <w:r>
         <w:t xml:space="preserve"> </w:t>
@@ -40938,7 +40938,7 @@
         <w:t xml:space="preserve"> </w:t>
       </w:r>
       <w:r>
-        <w:t xml:space="preserve">Â·</w:t>
+        <w:t xml:space="preserve">·</w:t>
       </w:r>
       <w:r>
         <w:t xml:space="preserve"> </w:t>
@@ -40953,7 +40953,7 @@
         <w:t xml:space="preserve"> </w:t>
       </w:r>
       <w:r>
-        <w:t xml:space="preserve">Â·</w:t>
+        <w:t xml:space="preserve">·</w:t>
       </w:r>
       <w:r>
         <w:t xml:space="preserve"> </w:t>
@@ -40968,7 +40968,7 @@
         <w:t xml:space="preserve"> </w:t>
       </w:r>
       <w:r>
-        <w:t xml:space="preserve">Â·</w:t>
+        <w:t xml:space="preserve">·</w:t>
       </w:r>
       <w:r>
         <w:t xml:space="preserve"> </w:t>
@@ -40983,7 +40983,7 @@
         <w:t xml:space="preserve"> </w:t>
       </w:r>
       <w:r>
-        <w:t xml:space="preserve">Â·</w:t>
+        <w:t xml:space="preserve">·</w:t>
       </w:r>
       <w:r>
         <w:t xml:space="preserve"> </w:t>
@@ -40998,7 +40998,7 @@
         <w:t xml:space="preserve"> </w:t>
       </w:r>
       <w:r>
-        <w:t xml:space="preserve">Â·</w:t>
+        <w:t xml:space="preserve">·</w:t>
       </w:r>
       <w:r>
         <w:t xml:space="preserve"> </w:t>
@@ -41013,7 +41013,7 @@
         <w:t xml:space="preserve"> </w:t>
       </w:r>
       <w:r>
-        <w:t xml:space="preserve">Â·</w:t>
+        <w:t xml:space="preserve">·</w:t>
       </w:r>
       <w:r>
         <w:t xml:space="preserve"> </w:t>
@@ -41028,7 +41028,7 @@
         <w:t xml:space="preserve"> </w:t>
       </w:r>
       <w:r>
-        <w:t xml:space="preserve">Â·</w:t>
+        <w:t xml:space="preserve">·</w:t>
       </w:r>
       <w:r>
         <w:t xml:space="preserve"> </w:t>
@@ -41043,7 +41043,7 @@
         <w:t xml:space="preserve"> </w:t>
       </w:r>
       <w:r>
-        <w:t xml:space="preserve">Â·</w:t>
+        <w:t xml:space="preserve">·</w:t>
       </w:r>
       <w:r>
         <w:t xml:space="preserve"> </w:t>
@@ -41058,7 +41058,7 @@
         <w:t xml:space="preserve"> </w:t>
       </w:r>
       <w:r>
-        <w:t xml:space="preserve">Â·</w:t>
+        <w:t xml:space="preserve">·</w:t>
       </w:r>
       <w:r>
         <w:t xml:space="preserve"> </w:t>
@@ -41067,13 +41067,13 @@
         <w:rPr>
           <w:rStyle w:val="VerbatimChar"/>
         </w:rPr>
-        <w:t xml:space="preserve">comisiÃ³n</w:t>
+        <w:t xml:space="preserve">comisión</w:t>
       </w:r>
       <w:r>
         <w:t xml:space="preserve"> </w:t>
       </w:r>
       <w:r>
-        <w:t xml:space="preserve">Â·</w:t>
+        <w:t xml:space="preserve">·</w:t>
       </w:r>
       <w:r>
         <w:t xml:space="preserve"> </w:t>
@@ -41088,7 +41088,7 @@
         <w:t xml:space="preserve"> </w:t>
       </w:r>
       <w:r>
-        <w:t xml:space="preserve">Â·</w:t>
+        <w:t xml:space="preserve">·</w:t>
       </w:r>
       <w:r>
         <w:t xml:space="preserve"> </w:t>
@@ -41103,7 +41103,7 @@
         <w:t xml:space="preserve"> </w:t>
       </w:r>
       <w:r>
-        <w:t xml:space="preserve">Â·</w:t>
+        <w:t xml:space="preserve">·</w:t>
       </w:r>
       <w:r>
         <w:t xml:space="preserve"> </w:t>
@@ -41118,7 +41118,7 @@
         <w:t xml:space="preserve"> </w:t>
       </w:r>
       <w:r>
-        <w:t xml:space="preserve">Â·</w:t>
+        <w:t xml:space="preserve">·</w:t>
       </w:r>
       <w:r>
         <w:t xml:space="preserve"> </w:t>
@@ -41133,7 +41133,7 @@
         <w:t xml:space="preserve"> </w:t>
       </w:r>
       <w:r>
-        <w:t xml:space="preserve">Â·</w:t>
+        <w:t xml:space="preserve">·</w:t>
       </w:r>
       <w:r>
         <w:t xml:space="preserve"> </w:t>
@@ -41185,7 +41185,7 @@
         <w:pStyle w:val="Heading1"/>
       </w:pPr>
       <w:r>
-        <w:t xml:space="preserve">Annex D â€” Worked examples</w:t>
+        <w:t xml:space="preserve">Annex D — Worked examples</w:t>
       </w:r>
     </w:p>
     <w:p>
@@ -41202,7 +41202,7 @@
         <w:pStyle w:val="Heading2"/>
       </w:pPr>
       <w:r>
-        <w:t xml:space="preserve">D.1 â€” EAN-13 confirmed against its check digit</w:t>
+        <w:t xml:space="preserve">D.1 — EAN-13 confirmed against its check digit</w:t>
       </w:r>
       <w:r>
         <w:t xml:space="preserve"> </w:t>
@@ -41274,7 +41274,7 @@
         <w:t xml:space="preserve"> </w:t>
       </w:r>
       <w:r>
-        <w:t xml:space="preserve">is accepted; the competing candidate is ruled out. Strength: consistent with a check digit â€”</w:t>
+        <w:t xml:space="preserve">is accepted; the competing candidate is ruled out. Strength: consistent with a check digit —</w:t>
       </w:r>
       <w:r>
         <w:t xml:space="preserve"> </w:t>
@@ -41327,7 +41327,7 @@
         <w:pStyle w:val="Heading2"/>
       </w:pPr>
       <w:r>
-        <w:t xml:space="preserve">D.2 â€” Repair to the only consistent value</w:t>
+        <w:t xml:space="preserve">D.2 — Repair to the only consistent value</w:t>
       </w:r>
       <w:r>
         <w:t xml:space="preserve"> </w:t>
@@ -41372,7 +41372,7 @@
         <w:t xml:space="preserve"> </w:t>
       </w:r>
       <w:r>
-        <w:t xml:space="preserve">â†’</w:t>
+        <w:t xml:space="preserve">→</w:t>
       </w:r>
       <w:r>
         <w:t xml:space="preserve"> </w:t>
@@ -41414,7 +41414,7 @@
         <w:t xml:space="preserve">repaired</w:t>
       </w:r>
       <w:r>
-        <w:t xml:space="preserve">. Strength: weak â€” the repair is correct only if every other character was read correctly. Presented</w:t>
+        <w:t xml:space="preserve">. Strength: weak — the repair is correct only if every other character was read correctly. Presented</w:t>
       </w:r>
       <w:r>
         <w:t xml:space="preserve"> </w:t>
@@ -41455,7 +41455,7 @@
         <w:pStyle w:val="Heading2"/>
       </w:pPr>
       <w:r>
-        <w:t xml:space="preserve">D.3 â€” Arithmetic resolves an ambiguous total</w:t>
+        <w:t xml:space="preserve">D.3 — Arithmetic resolves an ambiguous total</w:t>
       </w:r>
       <w:r>
         <w:t xml:space="preserve"> </w:t>
@@ -41465,7 +41465,7 @@
           <w:i/>
           <w:iCs/>
         </w:rPr>
-        <w:t xml:space="preserve">(strong, green â€” and the negative variant)</w:t>
+        <w:t xml:space="preserve">(strong, green — and the negative variant)</w:t>
       </w:r>
     </w:p>
     <w:p>
@@ -41603,7 +41603,7 @@
         <w:t xml:space="preserve">green</w:t>
       </w:r>
       <w:r>
-        <w:t xml:space="preserve">, with the thumbnail highlighting all three regions. The sum of printed values is required to be exactly equal â€” no tolerance (BR-09); the prototype’s Â±0.02 tolerance, which let</w:t>
+        <w:t xml:space="preserve">, with the thumbnail highlighting all three regions. The sum of printed values is required to be exactly equal — no tolerance (BR-09); the prototype’s ±0.02 tolerance, which let</w:t>
       </w:r>
       <w:r>
         <w:t xml:space="preserve"> </w:t>
@@ -41692,7 +41692,7 @@
         <w:pStyle w:val="Heading2"/>
       </w:pPr>
       <w:r>
-        <w:t xml:space="preserve">D.4 â€” A DCC mark-up read as VAT</w:t>
+        <w:t xml:space="preserve">D.4 — A DCC mark-up read as VAT</w:t>
       </w:r>
       <w:r>
         <w:t xml:space="preserve"> </w:t>
@@ -41710,7 +41710,7 @@
         <w:pStyle w:val="FirstParagraph"/>
       </w:pPr>
       <w:r>
-        <w:t xml:space="preserve">A card charge abroad prints a currency-conversion mark-up of 4.5%. A pipeline without the negative-context dictionary reads it as a tax rate, derives a base from the total at 4.5%, and writes a breakdown that never existed on the document â€” exactly the failure the 16-document test produced (record 1428).</w:t>
+        <w:t xml:space="preserve">A card charge abroad prints a currency-conversion mark-up of 4.5%. A pipeline without the negative-context dictionary reads it as a tax rate, derives a base from the total at 4.5%, and writes a breakdown that never existed on the document — exactly the failure the 16-document test produced (record 1428).</w:t>
       </w:r>
     </w:p>
     <w:p>
@@ -41758,7 +41758,7 @@
         <w:rPr>
           <w:rStyle w:val="VerbatimChar"/>
         </w:rPr>
-        <w:t xml:space="preserve">conversiÃ³n de divisa</w:t>
+        <w:t xml:space="preserve">conversión de divisa</w:t>
       </w:r>
       <w:r>
         <w:t xml:space="preserve">) and, independently, rejected by the legal-rate check (4.5% is not a legal rate in any launch country). The amount is captured instead as</w:t>
@@ -41829,7 +41829,7 @@
         <w:pStyle w:val="Heading2"/>
       </w:pPr>
       <w:r>
-        <w:t xml:space="preserve">D.5 â€” The derived-base tautology</w:t>
+        <w:t xml:space="preserve">D.5 — The derived-base tautology</w:t>
       </w:r>
       <w:r>
         <w:t xml:space="preserve"> </w:t>
@@ -41871,7 +41871,7 @@
         <w:rPr>
           <w:rStyle w:val="VerbatimChar"/>
         </w:rPr>
-        <w:t xml:space="preserve">base = 19.98 Ã· 1.21 = 16.51</w:t>
+        <w:t xml:space="preserve">base = 19.98 ÷ 1.21 = 16.51</w:t>
       </w:r>
       <w:r>
         <w:t xml:space="preserve"> </w:t>
@@ -41886,7 +41886,7 @@
         <w:rPr>
           <w:rStyle w:val="VerbatimChar"/>
         </w:rPr>
-        <w:t xml:space="preserve">tax = 19.98 âˆ’ 16.51 = 3.47</w:t>
+        <w:t xml:space="preserve">tax = 19.98 − 16.51 = 3.47</w:t>
       </w:r>
       <w:r>
         <w:t xml:space="preserve">, then evaluates</w:t>
@@ -41988,7 +41988,7 @@
         <w:pStyle w:val="Heading1"/>
       </w:pPr>
       <w:r>
-        <w:t xml:space="preserve">Annex E â€” Numbering and status conventions</w:t>
+        <w:t xml:space="preserve">Annex E — Numbering and status conventions</w:t>
       </w:r>
     </w:p>
     <w:bookmarkStart w:id="241" w:name="e.1-requirement-identifiers"/>
@@ -42107,7 +42107,7 @@
               <w:t xml:space="preserve"> </w:t>
             </w:r>
             <w:r>
-              <w:t xml:space="preserve">capture Â·</w:t>
+              <w:t xml:space="preserve">capture ·</w:t>
             </w:r>
             <w:r>
               <w:t xml:space="preserve"> </w:t>
@@ -42122,7 +42122,7 @@
               <w:t xml:space="preserve"> </w:t>
             </w:r>
             <w:r>
-              <w:t xml:space="preserve">extraction Â·</w:t>
+              <w:t xml:space="preserve">extraction ·</w:t>
             </w:r>
             <w:r>
               <w:t xml:space="preserve"> </w:t>
@@ -42137,7 +42137,7 @@
               <w:t xml:space="preserve"> </w:t>
             </w:r>
             <w:r>
-              <w:t xml:space="preserve">validation and confidence Â·</w:t>
+              <w:t xml:space="preserve">validation and confidence ·</w:t>
             </w:r>
             <w:r>
               <w:t xml:space="preserve"> </w:t>
@@ -42152,7 +42152,7 @@
               <w:t xml:space="preserve"> </w:t>
             </w:r>
             <w:r>
-              <w:t xml:space="preserve">review Â·</w:t>
+              <w:t xml:space="preserve">review ·</w:t>
             </w:r>
             <w:r>
               <w:t xml:space="preserve"> </w:t>
@@ -42167,7 +42167,7 @@
               <w:t xml:space="preserve"> </w:t>
             </w:r>
             <w:r>
-              <w:t xml:space="preserve">destinations and mapping Â·</w:t>
+              <w:t xml:space="preserve">destinations and mapping ·</w:t>
             </w:r>
             <w:r>
               <w:t xml:space="preserve"> </w:t>
@@ -42182,7 +42182,7 @@
               <w:t xml:space="preserve"> </w:t>
             </w:r>
             <w:r>
-              <w:t xml:space="preserve">setup wizard Â·</w:t>
+              <w:t xml:space="preserve">setup wizard ·</w:t>
             </w:r>
             <w:r>
               <w:t xml:space="preserve"> </w:t>
@@ -42197,7 +42197,7 @@
               <w:t xml:space="preserve"> </w:t>
             </w:r>
             <w:r>
-              <w:t xml:space="preserve">send pipeline Â·</w:t>
+              <w:t xml:space="preserve">send pipeline ·</w:t>
             </w:r>
             <w:r>
               <w:t xml:space="preserve"> </w:t>
@@ -42212,7 +42212,7 @@
               <w:t xml:space="preserve"> </w:t>
             </w:r>
             <w:r>
-              <w:t xml:space="preserve">history Â·</w:t>
+              <w:t xml:space="preserve">history ·</w:t>
             </w:r>
             <w:r>
               <w:t xml:space="preserve"> </w:t>
@@ -42227,7 +42227,7 @@
               <w:t xml:space="preserve"> </w:t>
             </w:r>
             <w:r>
-              <w:t xml:space="preserve">supplier memory Â·</w:t>
+              <w:t xml:space="preserve">supplier memory ·</w:t>
             </w:r>
             <w:r>
               <w:t xml:space="preserve"> </w:t>
@@ -42242,7 +42242,7 @@
               <w:t xml:space="preserve"> </w:t>
             </w:r>
             <w:r>
-              <w:t xml:space="preserve">configuration and data management Â·</w:t>
+              <w:t xml:space="preserve">configuration and data management ·</w:t>
             </w:r>
             <w:r>
               <w:t xml:space="preserve"> </w:t>
@@ -42257,7 +42257,7 @@
               <w:t xml:space="preserve"> </w:t>
             </w:r>
             <w:r>
-              <w:t xml:space="preserve">countries and languages Â·</w:t>
+              <w:t xml:space="preserve">countries and languages ·</w:t>
             </w:r>
             <w:r>
               <w:t xml:space="preserve"> </w:t>
@@ -42310,7 +42310,7 @@
               <w:pStyle w:val="Compact"/>
             </w:pPr>
             <w:r>
-              <w:t xml:space="preserve">Business rule â€” cross-cutting, testable, sourced. Â§5.</w:t>
+              <w:t xml:space="preserve">Business rule — cross-cutting, testable, sourced. §5.</w:t>
             </w:r>
           </w:p>
         </w:tc>
@@ -42483,7 +42483,7 @@
               <w:t xml:space="preserve"> </w:t>
             </w:r>
             <w:r>
-              <w:t xml:space="preserve">size. Â§8.</w:t>
+              <w:t xml:space="preserve">size. §8.</w:t>
             </w:r>
           </w:p>
         </w:tc>
@@ -42521,7 +42521,7 @@
               <w:pStyle w:val="Compact"/>
             </w:pPr>
             <w:r>
-              <w:t xml:space="preserve">Use case â€” a real end-to-end journey. Â§3.</w:t>
+              <w:t xml:space="preserve">Use case — a real end-to-end journey. §3.</w:t>
             </w:r>
           </w:p>
         </w:tc>
@@ -42623,7 +42623,7 @@
               <w:pStyle w:val="Compact"/>
             </w:pPr>
             <w:r>
-              <w:t xml:space="preserve">Behaviour fixed and buildable; the acceptance test cannot run until the named open decision closes. Listed in Â§11.5.</w:t>
+              <w:t xml:space="preserve">Behaviour fixed and buildable; the acceptance test cannot run until the named open decision closes. Listed in §11.5.</w:t>
             </w:r>
           </w:p>
         </w:tc>
@@ -42838,7 +42838,7 @@
               <w:pStyle w:val="Compact"/>
             </w:pPr>
             <w:r>
-              <w:t xml:space="preserve">PDR Â§6.1 Â· ADR-019</w:t>
+              <w:t xml:space="preserve">PDR §6.1 · ADR-019</w:t>
             </w:r>
           </w:p>
         </w:tc>
@@ -42866,7 +42866,7 @@
               <w:pStyle w:val="Compact"/>
             </w:pPr>
             <w:r>
-              <w:t xml:space="preserve">Defined Â· Must</w:t>
+              <w:t xml:space="preserve">Defined · Must</w:t>
             </w:r>
           </w:p>
         </w:tc>
@@ -43031,7 +43031,7 @@
               <w:pStyle w:val="Compact"/>
             </w:pPr>
             <w:r>
-              <w:t xml:space="preserve">The app POSTs the create Â· the response is lost Â· the document enters</w:t>
+              <w:t xml:space="preserve">The app POSTs the create · the response is lost · the document enters</w:t>
             </w:r>
             <w:r>
               <w:t xml:space="preserve"> </w:t>
@@ -43046,7 +43046,7 @@
               <w:t xml:space="preserve"> </w:t>
             </w:r>
             <w:r>
-              <w:t xml:space="preserve">Â· the app reads the most recent records Â· exactly one matches within the window Â· the app adopts it and continues to the attachment step</w:t>
+              <w:t xml:space="preserve">· the app reads the most recent records · exactly one matches within the window · the app adopts it and continues to the attachment step</w:t>
             </w:r>
           </w:p>
         </w:tc>
@@ -43074,7 +43074,7 @@
               <w:pStyle w:val="Compact"/>
             </w:pPr>
             <w:r>
-              <w:t xml:space="preserve">No match â†’ the record is created. Ambiguous â†’ the app surfaces the uncertainty and the user chooses.</w:t>
+              <w:t xml:space="preserve">No match → the record is created. Ambiguous → the app surfaces the uncertainty and the user chooses.</w:t>
             </w:r>
           </w:p>
         </w:tc>
@@ -43139,7 +43139,7 @@
               <w:pStyle w:val="Compact"/>
             </w:pPr>
             <w:r>
-              <w:t xml:space="preserve">ADR-013 Â· PDR Â§9.1</w:t>
+              <w:t xml:space="preserve">ADR-013 · PDR §9.1</w:t>
             </w:r>
           </w:p>
         </w:tc>
@@ -43164,7 +43164,7 @@
         </w:numPr>
       </w:pPr>
       <w:r>
-        <w:t xml:space="preserve">It must carry a source â€” a PDR section, an ADR, a finding or test evidence. No orphan requirements.</w:t>
+        <w:t xml:space="preserve">It must carry a source — a PDR section, an ADR, a finding or test evidence. No orphan requirements.</w:t>
       </w:r>
     </w:p>
     <w:p>
@@ -43176,7 +43176,7 @@
         </w:numPr>
       </w:pPr>
       <w:r>
-        <w:t xml:space="preserve">It must pass the technical contract of Annex A / Â§2.4. That contract is the review filter.</w:t>
+        <w:t xml:space="preserve">It must pass the technical contract of Annex A / §2.4. That contract is the review filter.</w:t>
       </w:r>
     </w:p>
     <w:p>
@@ -43200,7 +43200,7 @@
         </w:numPr>
       </w:pPr>
       <w:r>
-        <w:t xml:space="preserve">It must be entered into the traceability matrix of Â§11 on the day it is added, not later.</w:t>
+        <w:t xml:space="preserve">It must be entered into the traceability matrix of §11 on the day it is added, not later.</w:t>
       </w:r>
     </w:p>
     <w:bookmarkEnd w:id="245"/>

--- a/docs/Fase 2. Define/Paperdrop_Funcional_v1.0_EN.docx
+++ b/docs/Fase 2. Define/Paperdrop_Funcional_v1.0_EN.docx
@@ -27,7 +27,7 @@
         <w:pStyle w:val="BodyText"/>
       </w:pPr>
       <w:r>
-        <w:t xml:space="preserve">Functional Specification â€” version 1.0</w:t>
+        <w:t xml:space="preserve">Functional Specification — version 1.0</w:t>
       </w:r>
     </w:p>
     <w:p>
@@ -81,7 +81,7 @@
         <w:t xml:space="preserve"> </w:t>
       </w:r>
       <w:r>
-        <w:t xml:space="preserve">FASE 2 â€” functional specification, pre-SDD</w:t>
+        <w:t xml:space="preserve">FASE 2 — functional specification, pre-SDD</w:t>
       </w:r>
     </w:p>
     <w:p>
@@ -150,7 +150,7 @@
         <w:t xml:space="preserve"> </w:t>
       </w:r>
       <w:r>
-        <w:t xml:space="preserve">Paperdrop â€” Product Design Requirements (PDR), version 0.2 Â· Paperdrop â€” Architecture Decision Records (ADR), version 0.2</w:t>
+        <w:t xml:space="preserve">Paperdrop — Product Design Requirements (PDR), version 0.2 · Paperdrop — Architecture Decision Records (ADR), version 0.2</w:t>
       </w:r>
     </w:p>
     <w:p>
@@ -293,7 +293,7 @@
               <w:pStyle w:val="Compact"/>
             </w:pPr>
             <w:r>
-              <w:t xml:space="preserve">Replaces the earlier 17-section draft skeleton of this document with the approved 12-section index. Behaviour is concentrated in Â§4 and Â§5; screen composition and navigation are separated into Â§7.</w:t>
+              <w:t xml:space="preserve">Replaces the earlier 17-section draft skeleton of this document with the approved 12-section index. Behaviour is concentrated in §4 and §5; screen composition and navigation are separated into §7.</w:t>
             </w:r>
           </w:p>
         </w:tc>
@@ -369,7 +369,7 @@
               <w:pStyle w:val="Compact"/>
             </w:pPr>
             <w:r>
-              <w:t xml:space="preserve">ADR Â§3 â€” ADR-010 and ADR-011 remain Proposed.</w:t>
+              <w:t xml:space="preserve">ADR §3 — ADR-010 and ADR-011 remain Proposed.</w:t>
             </w:r>
           </w:p>
         </w:tc>
@@ -393,18 +393,18 @@
               <w:pStyle w:val="Compact"/>
             </w:pPr>
             <w:r>
-              <w:t xml:space="preserve">Product principles re-expressed as testable business rules (BR-01 â€¦ BR-22) backed by the worked examples of Annex D.</w:t>
-            </w:r>
-          </w:p>
-        </w:tc>
-        <w:tc>
-          <w:tcPr/>
-          <w:p>
-            <w:pPr>
-              <w:pStyle w:val="Compact"/>
-            </w:pPr>
-            <w:r>
-              <w:t xml:space="preserve">PDR Â§4; the 16-document end-to-end test.</w:t>
+              <w:t xml:space="preserve">Product principles re-expressed as testable business rules (BR-01 … BR-22) backed by the worked examples of Annex D.</w:t>
+            </w:r>
+          </w:p>
+        </w:tc>
+        <w:tc>
+          <w:tcPr/>
+          <w:p>
+            <w:pPr>
+              <w:pStyle w:val="Compact"/>
+            </w:pPr>
+            <w:r>
+              <w:t xml:space="preserve">PDR §4; the 16-document end-to-end test.</w:t>
             </w:r>
           </w:p>
         </w:tc>
@@ -451,7 +451,7 @@
               <w:pStyle w:val="Compact"/>
             </w:pPr>
             <w:r>
-              <w:t xml:space="preserve">PDR Â§6.2, Â§7.2.</w:t>
+              <w:t xml:space="preserve">PDR §6.2, §7.2.</w:t>
             </w:r>
           </w:p>
         </w:tc>
@@ -604,7 +604,7 @@
         <w:pStyle w:val="FirstParagraph"/>
       </w:pPr>
       <w:r>
-        <w:t xml:space="preserve">Annex A â€” Ninox API external contract</w:t>
+        <w:t xml:space="preserve">Annex A — Ninox API external contract</w:t>
       </w:r>
     </w:p>
     <w:p>
@@ -612,7 +612,7 @@
         <w:pStyle w:val="BodyText"/>
       </w:pPr>
       <w:r>
-        <w:t xml:space="preserve">Annex B â€” Country table</w:t>
+        <w:t xml:space="preserve">Annex B — Country table</w:t>
       </w:r>
     </w:p>
     <w:p>
@@ -620,7 +620,7 @@
         <w:pStyle w:val="BodyText"/>
       </w:pPr>
       <w:r>
-        <w:t xml:space="preserve">Annex C â€” Keyword and negative-context dictionaries</w:t>
+        <w:t xml:space="preserve">Annex C — Keyword and negative-context dictionaries</w:t>
       </w:r>
     </w:p>
     <w:p>
@@ -628,7 +628,7 @@
         <w:pStyle w:val="BodyText"/>
       </w:pPr>
       <w:r>
-        <w:t xml:space="preserve">Annex D â€” Worked examples</w:t>
+        <w:t xml:space="preserve">Annex D — Worked examples</w:t>
       </w:r>
     </w:p>
     <w:p>
@@ -636,7 +636,7 @@
         <w:pStyle w:val="BodyText"/>
       </w:pPr>
       <w:r>
-        <w:t xml:space="preserve">Annex E â€” Numbering and status conventions</w:t>
+        <w:t xml:space="preserve">Annex E — Numbering and status conventions</w:t>
       </w:r>
     </w:p>
     <w:bookmarkEnd w:id="10"/>
@@ -721,7 +721,7 @@
         <w:t xml:space="preserve"> </w:t>
       </w:r>
       <w:r>
-        <w:t xml:space="preserve">â€” end-to-end flows, exact business behaviour, per-screen specification, an error taxonomy with user-visible behaviour, and an acceptance criterion for every requirement.</w:t>
+        <w:t xml:space="preserve">— end-to-end flows, exact business behaviour, per-screen specification, an error taxonomy with user-visible behaviour, and an acceptance criterion for every requirement.</w:t>
       </w:r>
     </w:p>
     <w:p>
@@ -751,7 +751,7 @@
         <w:t xml:space="preserve"> </w:t>
       </w:r>
       <w:r>
-        <w:t xml:space="preserve">Every product principle of PDR Â§4 is converted into at least one numbered business rule with an acceptance test in Â§5, rather than restated as an intention.</w:t>
+        <w:t xml:space="preserve">Every product principle of PDR §4 is converted into at least one numbered business rule with an acceptance test in §5, rather than restated as an intention.</w:t>
       </w:r>
     </w:p>
     <w:p>
@@ -884,7 +884,7 @@
         <w:pStyle w:val="FirstParagraph"/>
       </w:pPr>
       <w:r>
-        <w:t xml:space="preserve">The scope is inherited from PDR Â§3.1 without change. The non-goals of PDR Â§3.2 are re-expressed here as</w:t>
+        <w:t xml:space="preserve">The scope is inherited from PDR §3.1 without change. The non-goals of PDR §3.2 are re-expressed here as</w:t>
       </w:r>
       <w:r>
         <w:t xml:space="preserve"> </w:t>
@@ -900,19 +900,19 @@
         <w:t xml:space="preserve"> </w:t>
       </w:r>
       <w:r>
-        <w:t xml:space="preserve">â€” statements of the form</w:t>
+        <w:t xml:space="preserve">— statements of the form</w:t>
       </w:r>
       <w:r>
         <w:t xml:space="preserve"> </w:t>
       </w:r>
       <w:r>
-        <w:t xml:space="preserve">“the app neverâ€¦”</w:t>
+        <w:t xml:space="preserve">“the app never…”</w:t>
       </w:r>
       <w:r>
         <w:t xml:space="preserve"> </w:t>
       </w:r>
       <w:r>
-        <w:t xml:space="preserve">â€” so that they can be tested rather than merely agreed. They are normative: BR-15, BR-16 and BR-19 in Â§5 carry them, and the acceptance corpus of Â§10 includes a negative check for each.</w:t>
+        <w:t xml:space="preserve">— so that they can be tested rather than merely agreed. They are normative: BR-15, BR-16 and BR-19 in §5 carry them, and the acceptance corpus of §10 includes a negative check for each.</w:t>
       </w:r>
     </w:p>
     <w:p>
@@ -2077,7 +2077,7 @@
               <w:pStyle w:val="Compact"/>
             </w:pPr>
             <w:r>
-              <w:t xml:space="preserve">The local store of supplier identifierâ€“name pairs, indexed only by identifiers that passed their check digit.</w:t>
+              <w:t xml:space="preserve">The local store of supplier identifier–name pairs, indexed only by identifiers that passed their check digit.</w:t>
             </w:r>
           </w:p>
         </w:tc>
@@ -2470,7 +2470,7 @@
               <w:t xml:space="preserve"> </w:t>
             </w:r>
             <w:r>
-              <w:t xml:space="preserve">is the module code of Â§4: CAP, EXT, VAL, REV, DST, WIZ, SND, HIS, MEM, CFG, CTR, DUP.</w:t>
+              <w:t xml:space="preserve">is the module code of §4: CAP, EXT, VAL, REV, DST, WIZ, SND, HIS, MEM, CFG, CTR, DUP.</w:t>
             </w:r>
           </w:p>
         </w:tc>
@@ -2508,7 +2508,7 @@
               <w:pStyle w:val="Compact"/>
             </w:pPr>
             <w:r>
-              <w:t xml:space="preserve">Business rule. Cross-cutting, testable, sourced. Catalogued in Â§5.</w:t>
+              <w:t xml:space="preserve">Business rule. Cross-cutting, testable, sourced. Catalogued in §5.</w:t>
             </w:r>
           </w:p>
         </w:tc>
@@ -2546,7 +2546,7 @@
               <w:pStyle w:val="Compact"/>
             </w:pPr>
             <w:r>
-              <w:t xml:space="preserve">Non-functional requirement. Catalogued in Â§8.</w:t>
+              <w:t xml:space="preserve">Non-functional requirement. Catalogued in §8.</w:t>
             </w:r>
           </w:p>
         </w:tc>
@@ -2584,7 +2584,7 @@
               <w:pStyle w:val="Compact"/>
             </w:pPr>
             <w:r>
-              <w:t xml:space="preserve">Use case: a real end-to-end journey. Catalogued in Â§3.</w:t>
+              <w:t xml:space="preserve">Use case: a real end-to-end journey. Catalogued in §3.</w:t>
             </w:r>
           </w:p>
         </w:tc>
@@ -2742,7 +2742,7 @@
         <w:t xml:space="preserve"> </w:t>
       </w:r>
       <w:r>
-        <w:t xml:space="preserve">(v1) Â·</w:t>
+        <w:t xml:space="preserve">(v1) ·</w:t>
       </w:r>
       <w:r>
         <w:t xml:space="preserve"> </w:t>
@@ -2757,7 +2757,7 @@
         <w:t xml:space="preserve"> </w:t>
       </w:r>
       <w:r>
-        <w:t xml:space="preserve">(desirable, may slip a release) Â·</w:t>
+        <w:t xml:space="preserve">(desirable, may slip a release) ·</w:t>
       </w:r>
       <w:r>
         <w:t xml:space="preserve"> </w:t>
@@ -2956,7 +2956,7 @@
         <w:t xml:space="preserve"> </w:t>
       </w:r>
       <w:r>
-        <w:t xml:space="preserve">Anything that cannot be accepted is an intention, not a requirement, and has no place in Â§4 or Â§5.</w:t>
+        <w:t xml:space="preserve">Anything that cannot be accepted is an intention, not a requirement, and has no place in §4 or §5.</w:t>
       </w:r>
     </w:p>
     <w:bookmarkEnd w:id="15"/>
@@ -3008,7 +3008,7 @@
         <w:pStyle w:val="BodyText"/>
       </w:pPr>
       <w:r>
-        <w:t xml:space="preserve">It is a complement to Ninox, not a substitute for it. It puts documents in and does nothing else: reporting, reconciliation and accounting remain what the user already has Ninox for (PDR Â§1). There is no backend, no Paperdrop account, and no call to a hosted model (ADR-002). Capture works without connectivity; a send is queued until the connection returns.</w:t>
+        <w:t xml:space="preserve">It is a complement to Ninox, not a substitute for it. It puts documents in and does nothing else: reporting, reconciliation and accounting remain what the user already has Ninox for (PDR §1). There is no backend, no Paperdrop account, and no call to a hosted model (ADR-002). Capture works without connectivity; a send is queued until the connection returns.</w:t>
       </w:r>
     </w:p>
     <w:p>
@@ -3029,7 +3029,7 @@
         <w:t xml:space="preserve">deterministic layer above reading</w:t>
       </w:r>
       <w:r>
-        <w:t xml:space="preserve">: check digits, arithmetic on independently read values, legal-rate checks and negative-context suppression confirm or correct a reading instead of trusting it (PDR Â§1.1). The prototype demonstrated it â€” a barcode confirmed against its EAN-13 check digit, a tax identifier repaired to the only check letter it admits, an ambiguous total resolved by arithmetic â€” and the 16-document test sharpened the claim: a check performed on derived operands is a tautology, so provenance now governs which check may confirm anything (PDR Â§6.1, ADR-019).</w:t>
+        <w:t xml:space="preserve">: check digits, arithmetic on independently read values, legal-rate checks and negative-context suppression confirm or correct a reading instead of trusting it (PDR §1.1). The prototype demonstrated it — a barcode confirmed against its EAN-13 check digit, a tax identifier repaired to the only check letter it admits, an ambiguous total resolved by arithmetic — and the 16-document test sharpened the claim: a check performed on derived operands is a tautology, so provenance now governs which check may confirm anything (PDR §6.1, ADR-019).</w:t>
       </w:r>
     </w:p>
     <w:bookmarkEnd w:id="17"/>
@@ -3047,7 +3047,7 @@
         <w:pStyle w:val="FirstParagraph"/>
       </w:pPr>
       <w:r>
-        <w:t xml:space="preserve">The addressed user is an existing Ninox customer who records expenses in a Ninox database, concentrated in German-speaking Europe (PDR Â§2).</w:t>
+        <w:t xml:space="preserve">The addressed user is an existing Ninox customer who records expenses in a Ninox database, concentrated in German-speaking Europe (PDR §2).</w:t>
       </w:r>
     </w:p>
     <w:p>
@@ -3077,7 +3077,7 @@
         <w:t xml:space="preserve"> </w:t>
       </w:r>
       <w:r>
-        <w:t xml:space="preserve">â€” restaurant, taxi, fuel, parking, small purchases. Captured with the device camera through the platform document scanner. Recognition is hard; the validation layer earns its place here.</w:t>
+        <w:t xml:space="preserve">— restaurant, taxi, fuel, parking, small purchases. Captured with the device camera through the platform document scanner. Recognition is hard; the validation layer earns its place here.</w:t>
       </w:r>
     </w:p>
     <w:p>
@@ -3099,7 +3099,7 @@
         <w:t xml:space="preserve"> </w:t>
       </w:r>
       <w:r>
-        <w:t xml:space="preserve">â€” PDFs and structured e-invoices arriving by email, shared into the app from the mail client. Reading is near-perfect for the e-invoice case; the difficulty for plain PDFs is layout variation between issuers.</w:t>
+        <w:t xml:space="preserve">— PDFs and structured e-invoices arriving by email, shared into the app from the mail client. Reading is near-perfect for the e-invoice case; the difficulty for plain PDFs is layout variation between issuers.</w:t>
       </w:r>
     </w:p>
     <w:p>
@@ -3107,7 +3107,7 @@
         <w:pStyle w:val="FirstParagraph"/>
       </w:pPr>
       <w:r>
-        <w:t xml:space="preserve">The 16-document test skewed toward B2B invoices, bank slips and non-EUR documents. It is one user and sixteen documents, not a market conclusion, and the product owner has decided not to reweight the routes on that basis â€” but two consequences are carried into this specification: the acceptance corpus keeps two halves (Â§10.1), and the first-run experience must not assume a receipt (FR-WIZ-008, UC-01).</w:t>
+        <w:t xml:space="preserve">The 16-document test skewed toward B2B invoices, bank slips and non-EUR documents. It is one user and sixteen documents, not a market conclusion, and the product owner has decided not to reweight the routes on that basis — but two consequences are carried into this specification: the acceptance corpus keeps two halves (§10.1), and the first-run experience must not assume a receipt (FR-WIZ-008, UC-01).</w:t>
       </w:r>
     </w:p>
     <w:p>
@@ -3159,7 +3159,7 @@
         </w:numPr>
       </w:pPr>
       <w:r>
-        <w:t xml:space="preserve">Capture uses the platform document scanner â€” ML Kit Document Scanner on Android, VisionKit document camera on iOS â€” never a raw camera view (ADR-006).</w:t>
+        <w:t xml:space="preserve">Capture uses the platform document scanner — ML Kit Document Scanner on Android, VisionKit document camera on iOS — never a raw camera view (ADR-006).</w:t>
       </w:r>
     </w:p>
     <w:p>
@@ -3243,7 +3243,7 @@
         <w:t xml:space="preserve"> </w:t>
       </w:r>
       <w:r>
-        <w:t xml:space="preserve">of this document for interface-reference purposes. Its eight lines are re-expressed here as verifiable constraints; each is traced to a requirement in Â§11.</w:t>
+        <w:t xml:space="preserve">of this document for interface-reference purposes. Its eight lines are re-expressed here as verifiable constraints; each is traced to a requirement in §11.</w:t>
       </w:r>
     </w:p>
     <w:tbl>
@@ -3738,7 +3738,7 @@
         <w:t xml:space="preserve">Blocked by ADR-011</w:t>
       </w:r>
       <w:r>
-        <w:t xml:space="preserve">; Â§12 carries the closure criteria.</w:t>
+        <w:t xml:space="preserve">; §12 carries the closure criteria.</w:t>
       </w:r>
     </w:p>
     <w:bookmarkEnd w:id="21"/>
@@ -3757,7 +3757,7 @@
         <w:pStyle w:val="FirstParagraph"/>
       </w:pPr>
       <w:r>
-        <w:t xml:space="preserve">One use case per real journey. Each carries preconditions, the main flow, the alternative flows that are actually reachable, and the acceptance condition that proves the journey works. Screen composition for each is in Â§7; requirement-level behaviour is in Â§4.</w:t>
+        <w:t xml:space="preserve">One use case per real journey. Each carries preconditions, the main flow, the alternative flows that are actually reachable, and the acceptance condition that proves the journey works. Screen composition for each is in §7; requirement-level behaviour is in §4.</w:t>
       </w:r>
     </w:p>
     <w:bookmarkStart w:id="23" w:name="use-case-inventory"/>
@@ -4443,7 +4443,7 @@
         <w:pStyle w:val="Heading2"/>
       </w:pPr>
       <w:r>
-        <w:t xml:space="preserve">UC-01 â€” First run and setup wizard</w:t>
+        <w:t xml:space="preserve">UC-01 — First run and setup wizard</w:t>
       </w:r>
     </w:p>
     <w:tbl>
@@ -4536,7 +4536,7 @@
               <w:pStyle w:val="Compact"/>
             </w:pPr>
             <w:r>
-              <w:t xml:space="preserve">1. The app opens with no destination and offers the wizard; there is no built-in default destination (FR-DST-002). 2. Token step: instructions for obtaining a token, a paste-from-clipboard button, and an option to open the Ninox settings page in the platform’s own system browser (FR-WIZ-003). 3. The user returns and pastes the token; it is validated immediately, and a successful call returns the team list for the next step. 4. Team â†’ database â†’ table, each chosen from a list; a step with only one option is skipped automatically (FR-WIZ-002). The table listing returns the schema in the same call, so there is no extra round trip. 5. Mapping step: the six core fields are each shown as a pre-filled proposal over a hard type filter and a synonym ranking with a strict threshold; the user corrects only what is wrong (FR-WIZ-005, FR-WIZ-006). 6. The wizard closes with a plain-language summary of what will and will not be saved, and offers to capture the first document (FR-WIZ-008).</w:t>
+              <w:t xml:space="preserve">1. The app opens with no destination and offers the wizard; there is no built-in default destination (FR-DST-002). 2. Token step: instructions for obtaining a token, a paste-from-clipboard button, and an option to open the Ninox settings page in the platform’s own system browser (FR-WIZ-003). 3. The user returns and pastes the token; it is validated immediately, and a successful call returns the team list for the next step. 4. Team → database → table, each chosen from a list; a step with only one option is skipped automatically (FR-WIZ-002). The table listing returns the schema in the same call, so there is no extra round trip. 5. Mapping step: the six core fields are each shown as a pre-filled proposal over a hard type filter and a synonym ranking with a strict threshold; the user corrects only what is wrong (FR-WIZ-005, FR-WIZ-006). 6. The wizard closes with a plain-language summary of what will and will not be saved, and offers to capture the first document (FR-WIZ-008).</w:t>
             </w:r>
           </w:p>
         </w:tc>
@@ -4657,7 +4657,7 @@
               <w:pStyle w:val="Compact"/>
             </w:pPr>
             <w:r>
-              <w:t xml:space="preserve">PDR Â§7.3, Â§8 Â· ADR-003, ADR-017, ADR-018</w:t>
+              <w:t xml:space="preserve">PDR §7.3, §8 · ADR-003, ADR-017, ADR-018</w:t>
             </w:r>
           </w:p>
         </w:tc>
@@ -4670,7 +4670,7 @@
         <w:pStyle w:val="Heading2"/>
       </w:pPr>
       <w:r>
-        <w:t xml:space="preserve">UC-02 â€” Clean document</w:t>
+        <w:t xml:space="preserve">UC-02 — Clean document</w:t>
       </w:r>
     </w:p>
     <w:tbl>
@@ -4763,7 +4763,7 @@
               <w:pStyle w:val="Compact"/>
             </w:pPr>
             <w:r>
-              <w:t xml:space="preserve">1. The user captures or shares the document (FR-CAP-001). 2. Extraction runs to completion and the app opens directly into review. 3. The destination bar shows the last destination used. If this is the first capture of the calendar day, the bar is highlighted and the save button stays disabled until the user acknowledges it once (FR-REV-002). 4. Focus jumps to the first unread field; every core field is green and the amounts block is collapsed to one confirming line (FR-REV-004, FR-REV-005). 5. The user taps Save. The button names the destination. 6. The send pipeline runs: create â†’ attach â†’ read-back (FR-SND-001). 7. The confirmation screen shows what is actually stored and offers to open the record in Ninox by deep link (FR-SND-006).</w:t>
+              <w:t xml:space="preserve">1. The user captures or shares the document (FR-CAP-001). 2. Extraction runs to completion and the app opens directly into review. 3. The destination bar shows the last destination used. If this is the first capture of the calendar day, the bar is highlighted and the save button stays disabled until the user acknowledges it once (FR-REV-002). 4. Focus jumps to the first unread field; every core field is green and the amounts block is collapsed to one confirming line (FR-REV-004, FR-REV-005). 5. The user taps Save. The button names the destination. 6. The send pipeline runs: create → attach → read-back (FR-SND-001). 7. The confirmation screen shows what is actually stored and offers to open the record in Ninox by deep link (FR-SND-006).</w:t>
             </w:r>
           </w:p>
         </w:tc>
@@ -4869,7 +4869,7 @@
               <w:t xml:space="preserve"> </w:t>
             </w:r>
             <w:r>
-              <w:t xml:space="preserve">â€” capture, (destination confirm,) save. No field is edited (PDR Â§7.2, Â§6.2).</w:t>
+              <w:t xml:space="preserve">— capture, (destination confirm,) save. No field is edited (PDR §7.2, §6.2).</w:t>
             </w:r>
           </w:p>
         </w:tc>
@@ -4897,7 +4897,7 @@
               <w:pStyle w:val="Compact"/>
             </w:pPr>
             <w:r>
-              <w:t xml:space="preserve">PDR Â§6.2, Â§7.2, Â§9 Â· ADR-008</w:t>
+              <w:t xml:space="preserve">PDR §6.2, §7.2, §9 · ADR-008</w:t>
             </w:r>
           </w:p>
         </w:tc>
@@ -4910,7 +4910,7 @@
         <w:pStyle w:val="Heading2"/>
       </w:pPr>
       <w:r>
-        <w:t xml:space="preserve">UC-03 â€” Typical document</w:t>
+        <w:t xml:space="preserve">UC-03 — Typical document</w:t>
       </w:r>
     </w:p>
     <w:tbl>
@@ -5003,7 +5003,7 @@
               <w:pStyle w:val="Compact"/>
             </w:pPr>
             <w:r>
-              <w:t xml:space="preserve">1. Capture / share, extraction, review opens as UC-02. 2. The user glances at the amber fields; tapping one draws a box around the region it was read from (FR-REV-003). 3. The user corrects or accepts each amber field without unlocking any green field. 4. Save â†’ send â†’ confirmation as UC-02.</w:t>
+              <w:t xml:space="preserve">1. Capture / share, extraction, review opens as UC-02. 2. The user glances at the amber fields; tapping one draws a box around the region it was read from (FR-REV-003). 3. The user corrects or accepts each amber field without unlocking any green field. 4. Save → send → confirmation as UC-02.</w:t>
             </w:r>
           </w:p>
         </w:tc>
@@ -5059,7 +5059,7 @@
               <w:pStyle w:val="Compact"/>
             </w:pPr>
             <w:r>
-              <w:t xml:space="preserve">As UC-02. The untouched-rate metric counts this document as edited (Â§10.4).</w:t>
+              <w:t xml:space="preserve">As UC-02. The untouched-rate metric counts this document as edited (§10.4).</w:t>
             </w:r>
           </w:p>
         </w:tc>
@@ -5097,7 +5097,7 @@
               <w:t xml:space="preserve"> </w:t>
             </w:r>
             <w:r>
-              <w:t xml:space="preserve">for a typical document (PDR Â§6.2). This figure is a release criterion, not a disappointed reaction to a demonstration.</w:t>
+              <w:t xml:space="preserve">for a typical document (PDR §6.2). This figure is a release criterion, not a disappointed reaction to a demonstration.</w:t>
             </w:r>
           </w:p>
         </w:tc>
@@ -5125,7 +5125,7 @@
               <w:pStyle w:val="Compact"/>
             </w:pPr>
             <w:r>
-              <w:t xml:space="preserve">PDR Â§6.2, Â§7.2</w:t>
+              <w:t xml:space="preserve">PDR §6.2, §7.2</w:t>
             </w:r>
           </w:p>
         </w:tc>
@@ -5138,7 +5138,7 @@
         <w:pStyle w:val="Heading2"/>
       </w:pPr>
       <w:r>
-        <w:t xml:space="preserve">UC-04 â€” Structured e-invoice</w:t>
+        <w:t xml:space="preserve">UC-04 — Structured e-invoice</w:t>
       </w:r>
     </w:p>
     <w:tbl>
@@ -5246,7 +5246,7 @@
               <w:t xml:space="preserve"> </w:t>
             </w:r>
             <w:r>
-              <w:t xml:space="preserve">(FR-EXT-003). 4. The app opens into review. Core fields are shown as confirmed â€” the strongest form of confirmation in the product, stronger than any redundancy check, because the source is a machine-readable record (ADR-014). 5. The document is attached byte-for-byte as received (FR-CAP-005). 6. Save â†’ send â†’ confirmation.</w:t>
+              <w:t xml:space="preserve">(FR-EXT-003). 4. The app opens into review. Core fields are shown as confirmed — the strongest form of confirmation in the product, stronger than any redundancy check, because the source is a machine-readable record (ADR-014). 5. The document is attached byte-for-byte as received (FR-CAP-005). 6. Save → send → confirmation.</w:t>
             </w:r>
           </w:p>
         </w:tc>
@@ -5415,7 +5415,7 @@
               <w:pStyle w:val="Compact"/>
             </w:pPr>
             <w:r>
-              <w:t xml:space="preserve">PDR Â§3.1 Â· ADR-014, ADR-015</w:t>
+              <w:t xml:space="preserve">PDR §3.1 · ADR-014, ADR-015</w:t>
             </w:r>
           </w:p>
         </w:tc>
@@ -5428,7 +5428,7 @@
         <w:pStyle w:val="Heading2"/>
       </w:pPr>
       <w:r>
-        <w:t xml:space="preserve">UC-05 â€” Card-terminal slip</w:t>
+        <w:t xml:space="preserve">UC-05 — Card-terminal slip</w:t>
       </w:r>
     </w:p>
     <w:tbl>
@@ -5521,7 +5521,7 @@
               <w:pStyle w:val="Compact"/>
             </w:pPr>
             <w:r>
-              <w:t xml:space="preserve">1. Capture, extraction, review. 2. The total is read and shown amber â€” an amount with nothing to be redundant against is</w:t>
+              <w:t xml:space="preserve">1. Capture, extraction, review. 2. The total is read and shown amber — an amount with nothing to be redundant against is</w:t>
             </w:r>
             <w:r>
               <w:t xml:space="preserve"> </w:t>
@@ -5546,7 +5546,7 @@
               <w:t xml:space="preserve"> </w:t>
             </w:r>
             <w:r>
-              <w:t xml:space="preserve">means for the VAT column: empty (default) or zero (FR-DST-006). 5. Save â†’ send â†’ confirmation.</w:t>
+              <w:t xml:space="preserve">means for the VAT column: empty (default) or zero (FR-DST-006). 5. Save → send → confirmation.</w:t>
             </w:r>
           </w:p>
         </w:tc>
@@ -5658,7 +5658,7 @@
               <w:pStyle w:val="Compact"/>
             </w:pPr>
             <w:r>
-              <w:t xml:space="preserve">PDR Â§6, Â§7.2, Â§7.3 Â· 16-document test, record 1414 (product owner’s verdict: the record is correct).</w:t>
+              <w:t xml:space="preserve">PDR §6, §7.2, §7.3 · 16-document test, record 1414 (product owner’s verdict: the record is correct).</w:t>
             </w:r>
           </w:p>
         </w:tc>
@@ -5671,7 +5671,7 @@
         <w:pStyle w:val="Heading2"/>
       </w:pPr>
       <w:r>
-        <w:t xml:space="preserve">UC-06 â€” Multi-rate receipt</w:t>
+        <w:t xml:space="preserve">UC-06 — Multi-rate receipt</w:t>
       </w:r>
     </w:p>
     <w:tbl>
@@ -5776,7 +5776,7 @@
               <w:t xml:space="preserve">tax_total</w:t>
             </w:r>
             <w:r>
-              <w:t xml:space="preserve">, where mapped, is the sum of printed amounts, never computed from an assumed rate (PDR Â§5.3). 4. Review shows the amounts block, expanded unless a redundancy check passes across all slots. 5. Save â†’ send â†’ confirmation.</w:t>
+              <w:t xml:space="preserve">, where mapped, is the sum of printed amounts, never computed from an assumed rate (PDR §5.3). 4. Review shows the amounts block, expanded unless a redundancy check passes across all slots. 5. Save → send → confirmation.</w:t>
             </w:r>
           </w:p>
         </w:tc>
@@ -5888,7 +5888,7 @@
               <w:pStyle w:val="Compact"/>
             </w:pPr>
             <w:r>
-              <w:t xml:space="preserve">PDR Â§5.3 Â· 16-document test, record 1425 (two rates and two bases).</w:t>
+              <w:t xml:space="preserve">PDR §5.3 · 16-document test, record 1425 (two rates and two bases).</w:t>
             </w:r>
           </w:p>
         </w:tc>
@@ -5901,7 +5901,7 @@
         <w:pStyle w:val="Heading2"/>
       </w:pPr>
       <w:r>
-        <w:t xml:space="preserve">UC-07 â€” Cash withdrawal abroad (DCC)</w:t>
+        <w:t xml:space="preserve">UC-07 — Cash withdrawal abroad (DCC)</w:t>
       </w:r>
     </w:p>
     <w:tbl>
@@ -5994,7 +5994,7 @@
               <w:pStyle w:val="Compact"/>
             </w:pPr>
             <w:r>
-              <w:t xml:space="preserve">1. Share / capture, extraction. 2. Currency is detected from the document’s own evidence â€” printed ISO code, symbol, issuer country â€” and carries its own confidence state (BR-12). 3. The mark-up is not a tax: it is suppressed as a tax candidate by the negative-context dictionary and the legal-rate check, and is read into</w:t>
+              <w:t xml:space="preserve">1. Share / capture, extraction. 2. Currency is detected from the document’s own evidence — printed ISO code, symbol, issuer country — and carries its own confidence state (BR-12). 3. The mark-up is not a tax: it is suppressed as a tax candidate by the negative-context dictionary and the legal-rate check, and is read into</w:t>
             </w:r>
             <w:r>
               <w:t xml:space="preserve"> </w:t>
@@ -6024,7 +6024,7 @@
               <w:t xml:space="preserve"> </w:t>
             </w:r>
             <w:r>
-              <w:t xml:space="preserve">(FR-EXT-010). 4. The two amounts â€” document currency and card currency â€” plus the exchange rate are captured into the currency group (PDR Â§5.2). 5. Review, save, send.</w:t>
+              <w:t xml:space="preserve">(FR-EXT-010). 4. The two amounts — document currency and card currency — plus the exchange rate are captured into the currency group (PDR §5.2). 5. Review, save, send.</w:t>
             </w:r>
           </w:p>
         </w:tc>
@@ -6136,7 +6136,7 @@
               <w:pStyle w:val="Compact"/>
             </w:pPr>
             <w:r>
-              <w:t xml:space="preserve">PDR Â§5.2 Â· ADR-019 Â· 16-document test, record 1428 (product owner’s verdict: correct as produced).</w:t>
+              <w:t xml:space="preserve">PDR §5.2 · ADR-019 · 16-document test, record 1428 (product owner’s verdict: correct as produced).</w:t>
             </w:r>
           </w:p>
         </w:tc>
@@ -6149,7 +6149,7 @@
         <w:pStyle w:val="Heading2"/>
       </w:pPr>
       <w:r>
-        <w:t xml:space="preserve">UC-08 â€” Mail container with several attachments</w:t>
+        <w:t xml:space="preserve">UC-08 — Mail container with several attachments</w:t>
       </w:r>
     </w:p>
     <w:tbl>
@@ -6244,7 +6244,7 @@
               <w:t xml:space="preserve"> </w:t>
             </w:r>
             <w:r>
-              <w:t xml:space="preserve">carries more than one attachment â€” typically the document plus the sender’s signature image.</w:t>
+              <w:t xml:space="preserve">carries more than one attachment — typically the document plus the sender’s signature image.</w:t>
             </w:r>
           </w:p>
         </w:tc>
@@ -6414,7 +6414,7 @@
               <w:pStyle w:val="Compact"/>
             </w:pPr>
             <w:r>
-              <w:t xml:space="preserve">PDR Â§7.1 Â· 16-document test (containers carried a signature image alongside the document).</w:t>
+              <w:t xml:space="preserve">PDR §7.1 · 16-document test (containers carried a signature image alongside the document).</w:t>
             </w:r>
           </w:p>
         </w:tc>
@@ -6427,7 +6427,7 @@
         <w:pStyle w:val="Heading2"/>
       </w:pPr>
       <w:r>
-        <w:t xml:space="preserve">UC-09 â€” Duplicate detected</w:t>
+        <w:t xml:space="preserve">UC-09 — Duplicate detected</w:t>
       </w:r>
     </w:p>
     <w:tbl>
@@ -6632,7 +6632,7 @@
               <w:pStyle w:val="Compact"/>
             </w:pPr>
             <w:r>
-              <w:t xml:space="preserve">PDR Â§7.2</w:t>
+              <w:t xml:space="preserve">PDR §7.2</w:t>
             </w:r>
           </w:p>
         </w:tc>
@@ -6645,7 +6645,7 @@
         <w:pStyle w:val="Heading2"/>
       </w:pPr>
       <w:r>
-        <w:t xml:space="preserve">UC-10 â€” Offline capture and queued send</w:t>
+        <w:t xml:space="preserve">UC-10 — Offline capture and queued send</w:t>
       </w:r>
     </w:p>
     <w:tbl>
@@ -6738,7 +6738,7 @@
               <w:pStyle w:val="Compact"/>
             </w:pPr>
             <w:r>
-              <w:t xml:space="preserve">1. Capture and extraction work without connectivity â€” reading is entirely on the device (ADR-002). 2. Review works; the user saves. 3. The send enters the pending/queued state; the history entry shows it (FR-HIS-002). 4. Connectivity returns; the queue is sent automatically, in order, with the normal pipeline (FR-SND-004).</w:t>
+              <w:t xml:space="preserve">1. Capture and extraction work without connectivity — reading is entirely on the device (ADR-002). 2. Review works; the user saves. 3. The send enters the pending/queued state; the history entry shows it (FR-HIS-002). 4. Connectivity returns; the queue is sent automatically, in order, with the normal pipeline (FR-SND-004).</w:t>
             </w:r>
           </w:p>
         </w:tc>
@@ -6865,7 +6865,7 @@
               <w:pStyle w:val="Compact"/>
             </w:pPr>
             <w:r>
-              <w:t xml:space="preserve">PDR Â§3.1, Â§9.1 Â· ADR-002</w:t>
+              <w:t xml:space="preserve">PDR §3.1, §9.1 · ADR-002</w:t>
             </w:r>
           </w:p>
         </w:tc>
@@ -6878,7 +6878,7 @@
         <w:pStyle w:val="Heading2"/>
       </w:pPr>
       <w:r>
-        <w:t xml:space="preserve">UC-11 â€” Create with an uncertain outcome</w:t>
+        <w:t xml:space="preserve">UC-11 — Create with an uncertain outcome</w:t>
       </w:r>
     </w:p>
     <w:tbl>
@@ -7060,7 +7060,7 @@
               <w:pStyle w:val="Compact"/>
             </w:pPr>
             <w:r>
-              <w:t xml:space="preserve">a) No match: the record is created, and the flow continues. b) Ambiguous â€” more than one plausible match, or too few mapped fields to compare: the app surfaces the uncertainty and asks the user to choose; it never guesses (FR-SND-005).</w:t>
+              <w:t xml:space="preserve">a) No match: the record is created, and the flow continues. b) Ambiguous — more than one plausible match, or too few mapped fields to compare: the app surfaces the uncertainty and asks the user to choose; it never guesses (FR-SND-005).</w:t>
             </w:r>
           </w:p>
         </w:tc>
@@ -7156,7 +7156,7 @@
               <w:pStyle w:val="Compact"/>
             </w:pPr>
             <w:r>
-              <w:t xml:space="preserve">PDR Â§9.1 Â· ADR-013 Â· Finding 1</w:t>
+              <w:t xml:space="preserve">PDR §9.1 · ADR-013 · Finding 1</w:t>
             </w:r>
           </w:p>
         </w:tc>
@@ -7169,7 +7169,7 @@
         <w:pStyle w:val="Heading2"/>
       </w:pPr>
       <w:r>
-        <w:t xml:space="preserve">UC-12 â€” Correct and re-send from history</w:t>
+        <w:t xml:space="preserve">UC-12 — Correct and re-send from history</w:t>
       </w:r>
     </w:p>
     <w:tbl>
@@ -7428,7 +7428,7 @@
               <w:pStyle w:val="Compact"/>
             </w:pPr>
             <w:r>
-              <w:t xml:space="preserve">PDR Â§7.5, Â§9.1 Â· ADR-004</w:t>
+              <w:t xml:space="preserve">PDR §7.5, §9.1 · ADR-004</w:t>
             </w:r>
           </w:p>
         </w:tc>
@@ -7441,7 +7441,7 @@
         <w:pStyle w:val="Heading2"/>
       </w:pPr>
       <w:r>
-        <w:t xml:space="preserve">UC-13 â€” Device migration</w:t>
+        <w:t xml:space="preserve">UC-13 — Device migration</w:t>
       </w:r>
     </w:p>
     <w:tbl>
@@ -7618,7 +7618,7 @@
               <w:pStyle w:val="Compact"/>
             </w:pPr>
             <w:r>
-              <w:t xml:space="preserve">After export â†’ import â†’ token, a document can be sent to the same destination with no further configuration; the supplier memory recognises a previously seen supplier.</w:t>
+              <w:t xml:space="preserve">After export → import → token, a document can be sent to the same destination with no further configuration; the supplier memory recognises a previously seen supplier.</w:t>
             </w:r>
           </w:p>
         </w:tc>
@@ -7646,7 +7646,7 @@
               <w:pStyle w:val="Compact"/>
             </w:pPr>
             <w:r>
-              <w:t xml:space="preserve">PDR Â§3.2 Â· ADR-009</w:t>
+              <w:t xml:space="preserve">PDR §3.2 · ADR-009</w:t>
             </w:r>
           </w:p>
         </w:tc>
@@ -7659,7 +7659,7 @@
         <w:pStyle w:val="Heading2"/>
       </w:pPr>
       <w:r>
-        <w:t xml:space="preserve">UC-14 â€” Scanned PDF without a text layer</w:t>
+        <w:t xml:space="preserve">UC-14 — Scanned PDF without a text layer</w:t>
       </w:r>
     </w:p>
     <w:tbl>
@@ -7752,7 +7752,7 @@
               <w:pStyle w:val="Compact"/>
             </w:pPr>
             <w:r>
-              <w:t xml:space="preserve">1. The invoice route tries XML (absent), then the text layer (absent), and falls back to rendering the page and sending it through the OCR pipeline, exactly like the photo route (FR-EXT-005, ADR-014). 2. Consensus, read-before-derive and validation run as on the photo route. 3. The attachment is preserved byte-for-byte â€” rendering for OCR is a read-only operation and never re-saves the source (FR-CAP-005, ADR-015).</w:t>
+              <w:t xml:space="preserve">1. The invoice route tries XML (absent), then the text layer (absent), and falls back to rendering the page and sending it through the OCR pipeline, exactly like the photo route (FR-EXT-005, ADR-014). 2. Consensus, read-before-derive and validation run as on the photo route. 3. The attachment is preserved byte-for-byte — rendering for OCR is a read-only operation and never re-saves the source (FR-CAP-005, ADR-015).</w:t>
             </w:r>
           </w:p>
         </w:tc>
@@ -7905,7 +7905,7 @@
               <w:pStyle w:val="Compact"/>
             </w:pPr>
             <w:r>
-              <w:t xml:space="preserve">PDR Â§13 Â· ADR-010, ADR-011, ADR-014</w:t>
+              <w:t xml:space="preserve">PDR §13 · ADR-010, ADR-011, ADR-014</w:t>
             </w:r>
           </w:p>
         </w:tc>
@@ -7918,7 +7918,7 @@
         <w:pStyle w:val="Heading2"/>
       </w:pPr>
       <w:r>
-        <w:t xml:space="preserve">UC-15 â€” Supplier recognised from memory</w:t>
+        <w:t xml:space="preserve">UC-15 — Supplier recognised from memory</w:t>
       </w:r>
     </w:p>
     <w:tbl>
@@ -8011,7 +8011,7 @@
               <w:pStyle w:val="Compact"/>
             </w:pPr>
             <w:r>
-              <w:t xml:space="preserve">1. Capture, extraction; the tax identifier is read and passes its check digit (FR-VAL-005). 2. The memory lookup finds the stored name and offers it (FR-MEM-003). 3. The supplier name is presented as confirmable â€” memory is the only mechanism that can confirm a name (BR-11).</w:t>
+              <w:t xml:space="preserve">1. Capture, extraction; the tax identifier is read and passes its check digit (FR-VAL-005). 2. The memory lookup finds the stored name and offers it (FR-MEM-003). 3. The supplier name is presented as confirmable — memory is the only mechanism that can confirm a name (BR-11).</w:t>
             </w:r>
           </w:p>
         </w:tc>
@@ -8067,7 +8067,7 @@
               <w:pStyle w:val="Compact"/>
             </w:pPr>
             <w:r>
-              <w:t xml:space="preserve">The record carries the confirmed name; the memory holds the identifierâ€“name pair.</w:t>
+              <w:t xml:space="preserve">The record carries the confirmed name; the memory holds the identifier–name pair.</w:t>
             </w:r>
           </w:p>
         </w:tc>
@@ -8123,7 +8123,7 @@
               <w:pStyle w:val="Compact"/>
             </w:pPr>
             <w:r>
-              <w:t xml:space="preserve">PDR Â§6.2, Â§11 Â· ADR-009</w:t>
+              <w:t xml:space="preserve">PDR §6.2, §11 · ADR-009</w:t>
             </w:r>
           </w:p>
         </w:tc>
@@ -8172,7 +8172,7 @@
         <w:t xml:space="preserve">Blocked by ADR-011</w:t>
       </w:r>
       <w:r>
-        <w:t xml:space="preserve">; the behaviour is fixed and may be built, the decision is not reopened (Â§1.5). Screen composition for these behaviours is in Â§7.</w:t>
+        <w:t xml:space="preserve">; the behaviour is fixed and may be built, the decision is not reopened (§1.5). Screen composition for these behaviours is in §7.</w:t>
       </w:r>
     </w:p>
     <w:bookmarkStart w:id="49" w:name="fr-cap-â-capture"/>
@@ -8181,7 +8181,7 @@
         <w:pStyle w:val="Heading2"/>
       </w:pPr>
       <w:r>
-        <w:t xml:space="preserve">4.1 FR-CAP â€” Capture</w:t>
+        <w:t xml:space="preserve">4.1 FR-CAP — Capture</w:t>
       </w:r>
     </w:p>
     <w:bookmarkStart w:id="40" w:name="Xbf454140442607469d181ee004aa5a584102cce"/>
@@ -8190,7 +8190,7 @@
         <w:pStyle w:val="Heading3"/>
       </w:pPr>
       <w:r>
-        <w:t xml:space="preserve">FR-CAP-001 â€” One entry point, four input paths</w:t>
+        <w:t xml:space="preserve">FR-CAP-001 — One entry point, four input paths</w:t>
       </w:r>
     </w:p>
     <w:tbl>
@@ -8310,7 +8310,7 @@
               <w:pStyle w:val="Compact"/>
             </w:pPr>
             <w:r>
-              <w:t xml:space="preserve">PDR Â§3.1, Â§7.1</w:t>
+              <w:t xml:space="preserve">PDR §3.1, §7.1</w:t>
             </w:r>
           </w:p>
         </w:tc>
@@ -8338,7 +8338,7 @@
               <w:pStyle w:val="Compact"/>
             </w:pPr>
             <w:r>
-              <w:t xml:space="preserve">Defined Â· Must</w:t>
+              <w:t xml:space="preserve">Defined · Must</w:t>
             </w:r>
           </w:p>
         </w:tc>
@@ -8351,7 +8351,7 @@
         <w:pStyle w:val="Heading3"/>
       </w:pPr>
       <w:r>
-        <w:t xml:space="preserve">FR-CAP-002 â€” Platform document scanner for camera capture</w:t>
+        <w:t xml:space="preserve">FR-CAP-002 — Platform document scanner for camera capture</w:t>
       </w:r>
     </w:p>
     <w:tbl>
@@ -8388,7 +8388,7 @@
               <w:pStyle w:val="Compact"/>
             </w:pPr>
             <w:r>
-              <w:t xml:space="preserve">Camera capture shall use the platform’s document scanner â€” ML Kit Document Scanner on Android, VisionKit document camera on iOS â€” never a raw camera view. Edge detection, perspective correction, contrast enhancement and multi-page chaining come from the platform; the prototype’s pre-processing stage is not ported.</w:t>
+              <w:t xml:space="preserve">Camera capture shall use the platform’s document scanner — ML Kit Document Scanner on Android, VisionKit document camera on iOS — never a raw camera view. Edge detection, perspective correction, contrast enhancement and multi-page chaining come from the platform; the prototype’s pre-processing stage is not ported.</w:t>
             </w:r>
           </w:p>
         </w:tc>
@@ -8444,7 +8444,7 @@
               <w:pStyle w:val="Compact"/>
             </w:pPr>
             <w:r>
-              <w:t xml:space="preserve">PDR Â§7.1 Â· ADR-006</w:t>
+              <w:t xml:space="preserve">PDR §7.1 · ADR-006</w:t>
             </w:r>
           </w:p>
         </w:tc>
@@ -8472,7 +8472,7 @@
               <w:pStyle w:val="Compact"/>
             </w:pPr>
             <w:r>
-              <w:t xml:space="preserve">Defined Â· Must</w:t>
+              <w:t xml:space="preserve">Defined · Must</w:t>
             </w:r>
           </w:p>
         </w:tc>
@@ -8485,7 +8485,7 @@
         <w:pStyle w:val="Heading3"/>
       </w:pPr>
       <w:r>
-        <w:t xml:space="preserve">FR-CAP-003 â€” Multi-page documents are one expense</w:t>
+        <w:t xml:space="preserve">FR-CAP-003 — Multi-page documents are one expense</w:t>
       </w:r>
     </w:p>
     <w:tbl>
@@ -8578,7 +8578,7 @@
               <w:pStyle w:val="Compact"/>
             </w:pPr>
             <w:r>
-              <w:t xml:space="preserve">PDR Â§7.1, Â§5.3</w:t>
+              <w:t xml:space="preserve">PDR §7.1, §5.3</w:t>
             </w:r>
           </w:p>
         </w:tc>
@@ -8606,7 +8606,7 @@
               <w:pStyle w:val="Compact"/>
             </w:pPr>
             <w:r>
-              <w:t xml:space="preserve">Defined Â· Must</w:t>
+              <w:t xml:space="preserve">Defined · Must</w:t>
             </w:r>
           </w:p>
         </w:tc>
@@ -8619,7 +8619,7 @@
         <w:pStyle w:val="Heading3"/>
       </w:pPr>
       <w:r>
-        <w:t xml:space="preserve">FR-CAP-004 â€” Camera captures are assembled into one PDF</w:t>
+        <w:t xml:space="preserve">FR-CAP-004 — Camera captures are assembled into one PDF</w:t>
       </w:r>
     </w:p>
     <w:tbl>
@@ -8656,7 +8656,7 @@
               <w:pStyle w:val="Compact"/>
             </w:pPr>
             <w:r>
-              <w:t xml:space="preserve">A document produced by the device’s own camera capture shall be assembled into a single PDF â€” cropped, deskewed and enhanced by the platform scanner â€” and that assembled PDF is what is attached.</w:t>
+              <w:t xml:space="preserve">A document produced by the device’s own camera capture shall be assembled into a single PDF — cropped, deskewed and enhanced by the platform scanner — and that assembled PDF is what is attached.</w:t>
             </w:r>
           </w:p>
         </w:tc>
@@ -8712,7 +8712,7 @@
               <w:pStyle w:val="Compact"/>
             </w:pPr>
             <w:r>
-              <w:t xml:space="preserve">PDR Â§7.1 Â· ADR-007 Â· Contract 8</w:t>
+              <w:t xml:space="preserve">PDR §7.1 · ADR-007 · Contract 8</w:t>
             </w:r>
           </w:p>
         </w:tc>
@@ -8740,7 +8740,7 @@
               <w:pStyle w:val="Compact"/>
             </w:pPr>
             <w:r>
-              <w:t xml:space="preserve">Defined Â· Must</w:t>
+              <w:t xml:space="preserve">Defined · Must</w:t>
             </w:r>
           </w:p>
         </w:tc>
@@ -8753,7 +8753,7 @@
         <w:pStyle w:val="Heading3"/>
       </w:pPr>
       <w:r>
-        <w:t xml:space="preserve">FR-CAP-005 â€” Received files are attached byte-for-byte</w:t>
+        <w:t xml:space="preserve">FR-CAP-005 — Received files are attached byte-for-byte</w:t>
       </w:r>
     </w:p>
     <w:tbl>
@@ -8790,7 +8790,7 @@
               <w:pStyle w:val="Compact"/>
             </w:pPr>
             <w:r>
-              <w:t xml:space="preserve">A document that arrives already as a file â€” a PDF shared from another app, an e-invoice, an attachment pulled from a</w:t>
+              <w:t xml:space="preserve">A document that arrives already as a file — a PDF shared from another app, an e-invoice, an attachment pulled from a</w:t>
             </w:r>
             <w:r>
               <w:t xml:space="preserve"> </w:t>
@@ -8820,7 +8820,7 @@
               <w:t xml:space="preserve"> </w:t>
             </w:r>
             <w:r>
-              <w:t xml:space="preserve">â€” shall be attached exactly as received, byte for byte. The app shall never re-save, re-render, flatten or re-compress it. Opening a file for extraction â€” reading a text layer, extracting an embedded XML, rendering a page for OCR â€” shall be read-only by construction.</w:t>
+              <w:t xml:space="preserve">— shall be attached exactly as received, byte for byte. The app shall never re-save, re-render, flatten or re-compress it. Opening a file for extraction — reading a text layer, extracting an embedded XML, rendering a page for OCR — shall be read-only by construction.</w:t>
             </w:r>
           </w:p>
         </w:tc>
@@ -8876,7 +8876,7 @@
               <w:pStyle w:val="Compact"/>
             </w:pPr>
             <w:r>
-              <w:t xml:space="preserve">ADR-007, ADR-015 Â· Contract 8 Â· Finding 6</w:t>
+              <w:t xml:space="preserve">ADR-007, ADR-015 · Contract 8 · Finding 6</w:t>
             </w:r>
           </w:p>
         </w:tc>
@@ -8904,7 +8904,7 @@
               <w:pStyle w:val="Compact"/>
             </w:pPr>
             <w:r>
-              <w:t xml:space="preserve">Defined Â· Must</w:t>
+              <w:t xml:space="preserve">Defined · Must</w:t>
             </w:r>
           </w:p>
         </w:tc>
@@ -8917,7 +8917,7 @@
         <w:pStyle w:val="Heading3"/>
       </w:pPr>
       <w:r>
-        <w:t xml:space="preserve">FR-CAP-006 â€” Mail containers deliver attachments, never message bodies</w:t>
+        <w:t xml:space="preserve">FR-CAP-006 — Mail containers deliver attachments, never message bodies</w:t>
       </w:r>
     </w:p>
     <w:tbl>
@@ -9040,7 +9040,7 @@
               <w:pStyle w:val="Compact"/>
             </w:pPr>
             <w:r>
-              <w:t xml:space="preserve">PDR Â§3.2, Â§7.1</w:t>
+              <w:t xml:space="preserve">PDR §3.2, §7.1</w:t>
             </w:r>
           </w:p>
         </w:tc>
@@ -9068,7 +9068,7 @@
               <w:pStyle w:val="Compact"/>
             </w:pPr>
             <w:r>
-              <w:t xml:space="preserve">Defined Â· Must</w:t>
+              <w:t xml:space="preserve">Defined · Must</w:t>
             </w:r>
           </w:p>
         </w:tc>
@@ -9081,7 +9081,7 @@
         <w:pStyle w:val="Heading3"/>
       </w:pPr>
       <w:r>
-        <w:t xml:space="preserve">FR-CAP-007 â€” Attachment selection rule for multi-attachment containers</w:t>
+        <w:t xml:space="preserve">FR-CAP-007 — Attachment selection rule for multi-attachment containers</w:t>
       </w:r>
     </w:p>
     <w:tbl>
@@ -9118,7 +9118,7 @@
               <w:pStyle w:val="Compact"/>
             </w:pPr>
             <w:r>
-              <w:t xml:space="preserve">Where a mail container carries more than one attachment â€” typically the document plus the sender’s signature image â€” the app shall apply a selection rule: prefer the largest PDF or image by content, excluding common signature-image dimensions and filenames. Where more than one plausible candidate remains, the app shall offer the list and let the user choose.</w:t>
+              <w:t xml:space="preserve">Where a mail container carries more than one attachment — typically the document plus the sender’s signature image — the app shall apply a selection rule: prefer the largest PDF or image by content, excluding common signature-image dimensions and filenames. Where more than one plausible candidate remains, the app shall offer the list and let the user choose.</w:t>
             </w:r>
           </w:p>
         </w:tc>
@@ -9174,7 +9174,7 @@
               <w:pStyle w:val="Compact"/>
             </w:pPr>
             <w:r>
-              <w:t xml:space="preserve">PDR Â§7.1 Â· 16-document test</w:t>
+              <w:t xml:space="preserve">PDR §7.1 · 16-document test</w:t>
             </w:r>
           </w:p>
         </w:tc>
@@ -9202,7 +9202,7 @@
               <w:pStyle w:val="Compact"/>
             </w:pPr>
             <w:r>
-              <w:t xml:space="preserve">Defined Â· Must</w:t>
+              <w:t xml:space="preserve">Defined · Must</w:t>
             </w:r>
           </w:p>
         </w:tc>
@@ -9215,7 +9215,7 @@
         <w:pStyle w:val="Heading3"/>
       </w:pPr>
       <w:r>
-        <w:t xml:space="preserve">FR-CAP-008 â€” iOS share-in hands the document to the app</w:t>
+        <w:t xml:space="preserve">FR-CAP-008 — iOS share-in hands the document to the app</w:t>
       </w:r>
     </w:p>
     <w:tbl>
@@ -9336,7 +9336,7 @@
               <w:pStyle w:val="Compact"/>
             </w:pPr>
             <w:r>
-              <w:t xml:space="preserve">Defined Â· Must</w:t>
+              <w:t xml:space="preserve">Defined · Must</w:t>
             </w:r>
           </w:p>
         </w:tc>
@@ -9349,7 +9349,7 @@
         <w:pStyle w:val="Heading3"/>
       </w:pPr>
       <w:r>
-        <w:t xml:space="preserve">FR-CAP-009 â€” Capture without connectivity</w:t>
+        <w:t xml:space="preserve">FR-CAP-009 — Capture without connectivity</w:t>
       </w:r>
     </w:p>
     <w:tbl>
@@ -9442,7 +9442,7 @@
               <w:pStyle w:val="Compact"/>
             </w:pPr>
             <w:r>
-              <w:t xml:space="preserve">PDR Â§3.1 Â· ADR-002</w:t>
+              <w:t xml:space="preserve">PDR §3.1 · ADR-002</w:t>
             </w:r>
           </w:p>
         </w:tc>
@@ -9470,7 +9470,7 @@
               <w:pStyle w:val="Compact"/>
             </w:pPr>
             <w:r>
-              <w:t xml:space="preserve">Defined Â· Must</w:t>
+              <w:t xml:space="preserve">Defined · Must</w:t>
             </w:r>
           </w:p>
         </w:tc>
@@ -9484,7 +9484,7 @@
         <w:pStyle w:val="Heading2"/>
       </w:pPr>
       <w:r>
-        <w:t xml:space="preserve">4.2 FR-EXT â€” Extraction pipeline</w:t>
+        <w:t xml:space="preserve">4.2 FR-EXT — Extraction pipeline</w:t>
       </w:r>
     </w:p>
     <w:bookmarkStart w:id="50" w:name="fr-ext-001-â-the-pipeline-order-is-fixed"/>
@@ -9493,7 +9493,7 @@
         <w:pStyle w:val="Heading3"/>
       </w:pPr>
       <w:r>
-        <w:t xml:space="preserve">FR-EXT-001 â€” The pipeline order is fixed</w:t>
+        <w:t xml:space="preserve">FR-EXT-001 — The pipeline order is fixed</w:t>
       </w:r>
     </w:p>
     <w:tbl>
@@ -9586,7 +9586,7 @@
               <w:pStyle w:val="Compact"/>
             </w:pPr>
             <w:r>
-              <w:t xml:space="preserve">PDR Â§6.1, Â§7.4 Â· ADR-019</w:t>
+              <w:t xml:space="preserve">PDR §6.1, §7.4 · ADR-019</w:t>
             </w:r>
           </w:p>
         </w:tc>
@@ -9614,7 +9614,7 @@
               <w:pStyle w:val="Compact"/>
             </w:pPr>
             <w:r>
-              <w:t xml:space="preserve">Defined Â· Must</w:t>
+              <w:t xml:space="preserve">Defined · Must</w:t>
             </w:r>
           </w:p>
         </w:tc>
@@ -9627,7 +9627,7 @@
         <w:pStyle w:val="Heading3"/>
       </w:pPr>
       <w:r>
-        <w:t xml:space="preserve">FR-EXT-002 â€” Invoice route priority: XML, then positional text, then OCR</w:t>
+        <w:t xml:space="preserve">FR-EXT-002 — Invoice route priority: XML, then positional text, then OCR</w:t>
       </w:r>
     </w:p>
     <w:tbl>
@@ -9664,7 +9664,7 @@
               <w:pStyle w:val="Compact"/>
             </w:pPr>
             <w:r>
-              <w:t xml:space="preserve">The invoice route shall try extraction methods in a fixed order and stop at the first that succeeds: (1) embedded or attached XML â€” ZUGFeRD / Factur-X inside the PDF, or standalone XRechnung â€” read deterministically with provenance</w:t>
+              <w:t xml:space="preserve">The invoice route shall try extraction methods in a fixed order and stop at the first that succeeds: (1) embedded or attached XML — ZUGFeRD / Factur-X inside the PDF, or standalone XRechnung — read deterministically with provenance</w:t>
             </w:r>
             <w:r>
               <w:t xml:space="preserve"> </w:t>
@@ -9732,7 +9732,7 @@
               <w:pStyle w:val="Compact"/>
             </w:pPr>
             <w:r>
-              <w:t xml:space="preserve">ADR-014 Â· Finding 12</w:t>
+              <w:t xml:space="preserve">ADR-014 · Finding 12</w:t>
             </w:r>
           </w:p>
         </w:tc>
@@ -9760,7 +9760,7 @@
               <w:pStyle w:val="Compact"/>
             </w:pPr>
             <w:r>
-              <w:t xml:space="preserve">Defined Â· Must</w:t>
+              <w:t xml:space="preserve">Defined · Must</w:t>
             </w:r>
           </w:p>
         </w:tc>
@@ -9773,7 +9773,7 @@
         <w:pStyle w:val="Heading3"/>
       </w:pPr>
       <w:r>
-        <w:t xml:space="preserve">FR-EXT-003 â€” Structured XML extraction</w:t>
+        <w:t xml:space="preserve">FR-EXT-003 — Structured XML extraction</w:t>
       </w:r>
     </w:p>
     <w:tbl>
@@ -9951,7 +9951,7 @@
               <w:pStyle w:val="Compact"/>
             </w:pPr>
             <w:r>
-              <w:t xml:space="preserve">Defined Â· Must</w:t>
+              <w:t xml:space="preserve">Defined · Must</w:t>
             </w:r>
           </w:p>
         </w:tc>
@@ -9964,7 +9964,7 @@
         <w:pStyle w:val="Heading3"/>
       </w:pPr>
       <w:r>
-        <w:t xml:space="preserve">FR-EXT-004 â€” Positional PDF text extraction</w:t>
+        <w:t xml:space="preserve">FR-EXT-004 — Positional PDF text extraction</w:t>
       </w:r>
     </w:p>
     <w:tbl>
@@ -10014,7 +10014,7 @@
               <w:t xml:space="preserve">visual layout</w:t>
             </w:r>
             <w:r>
-              <w:t xml:space="preserve">, using word-level coordinates. Plain-text extraction â€” associating by extraction order alone â€” shall not be accepted as an implementation.</w:t>
+              <w:t xml:space="preserve">, using word-level coordinates. Plain-text extraction — associating by extraction order alone — shall not be accepted as an implementation.</w:t>
             </w:r>
           </w:p>
         </w:tc>
@@ -10076,7 +10076,7 @@
               <w:pStyle w:val="Compact"/>
             </w:pPr>
             <w:r>
-              <w:t xml:space="preserve">ADR-011 Â· 16-document test, PRO1013-26</w:t>
+              <w:t xml:space="preserve">ADR-011 · 16-document test, PRO1013-26</w:t>
             </w:r>
           </w:p>
         </w:tc>
@@ -10114,7 +10114,7 @@
               <w:t xml:space="preserve"> </w:t>
             </w:r>
             <w:r>
-              <w:t xml:space="preserve">(library selection) Â· Must</w:t>
+              <w:t xml:space="preserve">(library selection) · Must</w:t>
             </w:r>
           </w:p>
         </w:tc>
@@ -10127,7 +10127,7 @@
         <w:pStyle w:val="Heading3"/>
       </w:pPr>
       <w:r>
-        <w:t xml:space="preserve">FR-EXT-005 â€” Render + OCR fallback for PDFs without a text layer</w:t>
+        <w:t xml:space="preserve">FR-EXT-005 — Render + OCR fallback for PDFs without a text layer</w:t>
       </w:r>
     </w:p>
     <w:tbl>
@@ -10258,7 +10258,7 @@
               <w:t xml:space="preserve"> </w:t>
             </w:r>
             <w:r>
-              <w:t xml:space="preserve">(engine selection) Â· Must</w:t>
+              <w:t xml:space="preserve">(engine selection) · Must</w:t>
             </w:r>
           </w:p>
         </w:tc>
@@ -10271,7 +10271,7 @@
         <w:pStyle w:val="Heading3"/>
       </w:pPr>
       <w:r>
-        <w:t xml:space="preserve">FR-EXT-006 â€” Consensus by majority, never by maximum</w:t>
+        <w:t xml:space="preserve">FR-EXT-006 — Consensus by majority, never by maximum</w:t>
       </w:r>
     </w:p>
     <w:tbl>
@@ -10308,7 +10308,7 @@
               <w:pStyle w:val="Compact"/>
             </w:pPr>
             <w:r>
-              <w:t xml:space="preserve">Where a value has several candidate readings â€” multiple recognition passes or recognised variants â€” the value a</w:t>
+              <w:t xml:space="preserve">Where a value has several candidate readings — multiple recognition passes or recognised variants — the value a</w:t>
             </w:r>
             <w:r>
               <w:t xml:space="preserve"> </w:t>
@@ -10352,7 +10352,7 @@
               <w:pStyle w:val="Compact"/>
             </w:pPr>
             <w:r>
-              <w:t xml:space="preserve">Given three passes reading 19.99 and one reading 19.98, the value used is 19.99 and the arithmetic consumes 19.99. A pipeline that takes the maximum across passes fails this case â€” the failure the 16-document test produced when one noisy pass overruled three that agreed.</w:t>
+              <w:t xml:space="preserve">Given three passes reading 19.99 and one reading 19.98, the value used is 19.99 and the arithmetic consumes 19.99. A pipeline that takes the maximum across passes fails this case — the failure the 16-document test produced when one noisy pass overruled three that agreed.</w:t>
             </w:r>
           </w:p>
         </w:tc>
@@ -10380,7 +10380,7 @@
               <w:pStyle w:val="Compact"/>
             </w:pPr>
             <w:r>
-              <w:t xml:space="preserve">ADR-019 Â· 16-document test</w:t>
+              <w:t xml:space="preserve">ADR-019 · 16-document test</w:t>
             </w:r>
           </w:p>
         </w:tc>
@@ -10408,7 +10408,7 @@
               <w:pStyle w:val="Compact"/>
             </w:pPr>
             <w:r>
-              <w:t xml:space="preserve">Defined Â· Must</w:t>
+              <w:t xml:space="preserve">Defined · Must</w:t>
             </w:r>
           </w:p>
         </w:tc>
@@ -10421,7 +10421,7 @@
         <w:pStyle w:val="Heading3"/>
       </w:pPr>
       <w:r>
-        <w:t xml:space="preserve">FR-EXT-007 â€” Read all printed quantities before deriving any</w:t>
+        <w:t xml:space="preserve">FR-EXT-007 — Read all printed quantities before deriving any</w:t>
       </w:r>
     </w:p>
     <w:tbl>
@@ -10474,7 +10474,7 @@
               <w:t xml:space="preserve"> </w:t>
             </w:r>
             <w:r>
-              <w:t xml:space="preserve">operands of an amount breakdown as they are printed â€” matching independently read candidates against each other, in the approach of the prototype’s</w:t>
+              <w:t xml:space="preserve">operands of an amount breakdown as they are printed — matching independently read candidates against each other, in the approach of the prototype’s</w:t>
             </w:r>
             <w:r>
               <w:t xml:space="preserve"> </w:t>
@@ -10489,7 +10489,7 @@
               <w:t xml:space="preserve"> </w:t>
             </w:r>
             <w:r>
-              <w:t xml:space="preserve">â€” before computing any of them from the others. Where a quantity cannot be read, the pipeline shall leave it empty rather than reconstruct it.</w:t>
+              <w:t xml:space="preserve">— before computing any of them from the others. Where a quantity cannot be read, the pipeline shall leave it empty rather than reconstruct it.</w:t>
             </w:r>
           </w:p>
         </w:tc>
@@ -10557,7 +10557,7 @@
               <w:pStyle w:val="Compact"/>
             </w:pPr>
             <w:r>
-              <w:t xml:space="preserve">PDR Â§6.1 Â· ADR-019 Â· 16-document test</w:t>
+              <w:t xml:space="preserve">PDR §6.1 · ADR-019 · 16-document test</w:t>
             </w:r>
           </w:p>
         </w:tc>
@@ -10585,7 +10585,7 @@
               <w:pStyle w:val="Compact"/>
             </w:pPr>
             <w:r>
-              <w:t xml:space="preserve">Defined Â· Must</w:t>
+              <w:t xml:space="preserve">Defined · Must</w:t>
             </w:r>
           </w:p>
         </w:tc>
@@ -10598,7 +10598,7 @@
         <w:pStyle w:val="Heading3"/>
       </w:pPr>
       <w:r>
-        <w:t xml:space="preserve">FR-EXT-008 â€” Derive by identity only; never invent a rate</w:t>
+        <w:t xml:space="preserve">FR-EXT-008 — Derive by identity only; never invent a rate</w:t>
       </w:r>
     </w:p>
     <w:tbl>
@@ -10651,7 +10651,7 @@
               <w:t xml:space="preserve"> </w:t>
             </w:r>
             <w:r>
-              <w:t xml:space="preserve">â€”</w:t>
+              <w:t xml:space="preserve">—</w:t>
             </w:r>
             <w:r>
               <w:t xml:space="preserve"> </w:t>
@@ -10660,13 +10660,13 @@
               <w:rPr>
                 <w:rStyle w:val="VerbatimChar"/>
               </w:rPr>
-              <w:t xml:space="preserve">base = total âˆ’ tax</w:t>
-            </w:r>
-            <w:r>
-              <w:t xml:space="preserve"> </w:t>
-            </w:r>
-            <w:r>
-              <w:t xml:space="preserve">when both total and tax were read â€” shall be permitted, tagged</w:t>
+              <w:t xml:space="preserve">base = total − tax</w:t>
+            </w:r>
+            <w:r>
+              <w:t xml:space="preserve"> </w:t>
+            </w:r>
+            <w:r>
+              <w:t xml:space="preserve">when both total and tax were read — shall be permitted, tagged</w:t>
             </w:r>
             <w:r>
               <w:t xml:space="preserve"> </w:t>
@@ -10710,7 +10710,7 @@
               <w:t xml:space="preserve"> </w:t>
             </w:r>
             <w:r>
-              <w:t xml:space="preserve">â€”</w:t>
+              <w:t xml:space="preserve">—</w:t>
             </w:r>
             <w:r>
               <w:t xml:space="preserve"> </w:t>
@@ -10719,13 +10719,13 @@
               <w:rPr>
                 <w:rStyle w:val="VerbatimChar"/>
               </w:rPr>
-              <w:t xml:space="preserve">base = total Ã· (1 + assumed_rate)</w:t>
-            </w:r>
-            <w:r>
-              <w:t xml:space="preserve"> </w:t>
-            </w:r>
-            <w:r>
-              <w:t xml:space="preserve">â€” shall never be permitted; if the rate is not printed, the breakdown stays empty.</w:t>
+              <w:t xml:space="preserve">base = total ÷ (1 + assumed_rate)</w:t>
+            </w:r>
+            <w:r>
+              <w:t xml:space="preserve"> </w:t>
+            </w:r>
+            <w:r>
+              <w:t xml:space="preserve">— shall never be permitted; if the rate is not printed, the breakdown stays empty.</w:t>
             </w:r>
           </w:p>
         </w:tc>
@@ -10811,7 +10811,7 @@
               <w:pStyle w:val="Compact"/>
             </w:pPr>
             <w:r>
-              <w:t xml:space="preserve">ADR-019 Â· 16-document test (three invented rates: 9%, 30%, 4.5%)</w:t>
+              <w:t xml:space="preserve">ADR-019 · 16-document test (three invented rates: 9%, 30%, 4.5%)</w:t>
             </w:r>
           </w:p>
         </w:tc>
@@ -10839,7 +10839,7 @@
               <w:pStyle w:val="Compact"/>
             </w:pPr>
             <w:r>
-              <w:t xml:space="preserve">Defined Â· Must</w:t>
+              <w:t xml:space="preserve">Defined · Must</w:t>
             </w:r>
           </w:p>
         </w:tc>
@@ -10852,7 +10852,7 @@
         <w:pStyle w:val="Heading3"/>
       </w:pPr>
       <w:r>
-        <w:t xml:space="preserve">FR-EXT-009 â€” Derived rates checked against the legal set</w:t>
+        <w:t xml:space="preserve">FR-EXT-009 — Derived rates checked against the legal set</w:t>
       </w:r>
     </w:p>
     <w:tbl>
@@ -10917,7 +10917,7 @@
               <w:pStyle w:val="Compact"/>
             </w:pPr>
             <w:r>
-              <w:t xml:space="preserve">A printed or derived rate of 30% on a Spanish document is rejected and not used to derive a breakdown. The three rates the 16-document test invented â€” 9%, 30% and a 4.5% conversion mark-up â€” would all be rejected by this rule.</w:t>
+              <w:t xml:space="preserve">A printed or derived rate of 30% on a Spanish document is rejected and not used to derive a breakdown. The three rates the 16-document test invented — 9%, 30% and a 4.5% conversion mark-up — would all be rejected by this rule.</w:t>
             </w:r>
           </w:p>
         </w:tc>
@@ -10945,7 +10945,7 @@
               <w:pStyle w:val="Compact"/>
             </w:pPr>
             <w:r>
-              <w:t xml:space="preserve">ADR-005, ADR-019 Â· 16-document test</w:t>
+              <w:t xml:space="preserve">ADR-005, ADR-019 · 16-document test</w:t>
             </w:r>
           </w:p>
         </w:tc>
@@ -10973,7 +10973,7 @@
               <w:pStyle w:val="Compact"/>
             </w:pPr>
             <w:r>
-              <w:t xml:space="preserve">Defined Â· Must</w:t>
+              <w:t xml:space="preserve">Defined · Must</w:t>
             </w:r>
           </w:p>
         </w:tc>
@@ -10986,7 +10986,7 @@
         <w:pStyle w:val="Heading3"/>
       </w:pPr>
       <w:r>
-        <w:t xml:space="preserve">FR-EXT-010 â€” Negative-context dictionary suppresses non-tax figures</w:t>
+        <w:t xml:space="preserve">FR-EXT-010 — Negative-context dictionary suppresses non-tax figures</w:t>
       </w:r>
     </w:p>
     <w:tbl>
@@ -11169,7 +11169,7 @@
               <w:pStyle w:val="Compact"/>
             </w:pPr>
             <w:r>
-              <w:t xml:space="preserve">ADR-019 Â· 16-document test, PRO1013-26 and record 1428 Â· Annex C</w:t>
+              <w:t xml:space="preserve">ADR-019 · 16-document test, PRO1013-26 and record 1428 · Annex C</w:t>
             </w:r>
           </w:p>
         </w:tc>
@@ -11197,7 +11197,7 @@
               <w:pStyle w:val="Compact"/>
             </w:pPr>
             <w:r>
-              <w:t xml:space="preserve">Defined Â· Must</w:t>
+              <w:t xml:space="preserve">Defined · Must</w:t>
             </w:r>
           </w:p>
         </w:tc>
@@ -11210,7 +11210,7 @@
         <w:pStyle w:val="Heading3"/>
       </w:pPr>
       <w:r>
-        <w:t xml:space="preserve">FR-EXT-011 â€” Provenance on every value</w:t>
+        <w:t xml:space="preserve">FR-EXT-011 — Provenance on every value</w:t>
       </w:r>
     </w:p>
     <w:tbl>
@@ -11247,7 +11247,7 @@
               <w:pStyle w:val="Compact"/>
             </w:pPr>
             <w:r>
-              <w:t xml:space="preserve">Every extracted value shall carry a provenance tag â€”</w:t>
+              <w:t xml:space="preserve">Every extracted value shall carry a provenance tag —</w:t>
             </w:r>
             <w:r>
               <w:t xml:space="preserve"> </w:t>
@@ -11301,7 +11301,7 @@
               <w:t xml:space="preserve"> </w:t>
             </w:r>
             <w:r>
-              <w:t xml:space="preserve">â€” held internally alongside the confidence state. Provenance shall never be written to Ninox; it shall determine whether a consuming check may raise the confidence state (FR-VAL-002).</w:t>
+              <w:t xml:space="preserve">— held internally alongside the confidence state. Provenance shall never be written to Ninox; it shall determine whether a consuming check may raise the confidence state (FR-VAL-002).</w:t>
             </w:r>
           </w:p>
         </w:tc>
@@ -11372,7 +11372,7 @@
               <w:pStyle w:val="Compact"/>
             </w:pPr>
             <w:r>
-              <w:t xml:space="preserve">PDR Â§6.1 Â· ADR-019</w:t>
+              <w:t xml:space="preserve">PDR §6.1 · ADR-019</w:t>
             </w:r>
           </w:p>
         </w:tc>
@@ -11400,7 +11400,7 @@
               <w:pStyle w:val="Compact"/>
             </w:pPr>
             <w:r>
-              <w:t xml:space="preserve">Defined Â· Must</w:t>
+              <w:t xml:space="preserve">Defined · Must</w:t>
             </w:r>
           </w:p>
         </w:tc>
@@ -11413,7 +11413,7 @@
         <w:pStyle w:val="Heading3"/>
       </w:pPr>
       <w:r>
-        <w:t xml:space="preserve">FR-EXT-012 â€” Multi-page consolidation</w:t>
+        <w:t xml:space="preserve">FR-EXT-012 — Multi-page consolidation</w:t>
       </w:r>
     </w:p>
     <w:tbl>
@@ -11506,7 +11506,7 @@
               <w:pStyle w:val="Compact"/>
             </w:pPr>
             <w:r>
-              <w:t xml:space="preserve">PDR Â§7.1</w:t>
+              <w:t xml:space="preserve">PDR §7.1</w:t>
             </w:r>
           </w:p>
         </w:tc>
@@ -11534,7 +11534,7 @@
               <w:pStyle w:val="Compact"/>
             </w:pPr>
             <w:r>
-              <w:t xml:space="preserve">Defined Â· Must</w:t>
+              <w:t xml:space="preserve">Defined · Must</w:t>
             </w:r>
           </w:p>
         </w:tc>
@@ -11547,7 +11547,7 @@
         <w:pStyle w:val="Heading3"/>
       </w:pPr>
       <w:r>
-        <w:t xml:space="preserve">FR-EXT-013 â€” Currency is read, with its own evidence</w:t>
+        <w:t xml:space="preserve">FR-EXT-013 — Currency is read, with its own evidence</w:t>
       </w:r>
     </w:p>
     <w:tbl>
@@ -11584,7 +11584,7 @@
               <w:pStyle w:val="Compact"/>
             </w:pPr>
             <w:r>
-              <w:t xml:space="preserve">Currency shall be extracted from the document’s own evidence â€” printed ISO code, symbol, issuer country â€” and shall carry its own confidence state independent of any amount. It shall never be defaulted to the table’s currency and is not mathematically confirmable.</w:t>
+              <w:t xml:space="preserve">Currency shall be extracted from the document’s own evidence — printed ISO code, symbol, issuer country — and shall carry its own confidence state independent of any amount. It shall never be defaulted to the table’s currency and is not mathematically confirmable.</w:t>
             </w:r>
           </w:p>
         </w:tc>
@@ -11612,7 +11612,7 @@
               <w:pStyle w:val="Compact"/>
             </w:pPr>
             <w:r>
-              <w:t xml:space="preserve">A euro receipt is tagged EUR and a dollar invoice USD; a document whose currency cannot be sustained is shown as such rather than defaulted. The two mis-detections of the 16-document test â€” a euro receipt tagged USD, a dollar invoice tagged MAD â€” fail this criterion.</w:t>
+              <w:t xml:space="preserve">A euro receipt is tagged EUR and a dollar invoice USD; a document whose currency cannot be sustained is shown as such rather than defaulted. The two mis-detections of the 16-document test — a euro receipt tagged USD, a dollar invoice tagged MAD — fail this criterion.</w:t>
             </w:r>
           </w:p>
         </w:tc>
@@ -11640,7 +11640,7 @@
               <w:pStyle w:val="Compact"/>
             </w:pPr>
             <w:r>
-              <w:t xml:space="preserve">PDR Â§6 (v0.2) Â· Finding 3</w:t>
+              <w:t xml:space="preserve">PDR §6 (v0.2) · Finding 3</w:t>
             </w:r>
           </w:p>
         </w:tc>
@@ -11668,7 +11668,7 @@
               <w:pStyle w:val="Compact"/>
             </w:pPr>
             <w:r>
-              <w:t xml:space="preserve">Defined Â· Must</w:t>
+              <w:t xml:space="preserve">Defined · Must</w:t>
             </w:r>
           </w:p>
         </w:tc>
@@ -11681,7 +11681,7 @@
         <w:pStyle w:val="Heading3"/>
       </w:pPr>
       <w:r>
-        <w:t xml:space="preserve">FR-EXT-014 â€” Multilingual label dictionaries, independent of interface language</w:t>
+        <w:t xml:space="preserve">FR-EXT-014 — Multilingual label dictionaries, independent of interface language</w:t>
       </w:r>
     </w:p>
     <w:tbl>
@@ -11756,7 +11756,7 @@
                 <w:i/>
                 <w:iCs/>
               </w:rPr>
-              <w:t xml:space="preserve">Total Ã  payer</w:t>
+              <w:t xml:space="preserve">Total à payer</w:t>
             </w:r>
             <w:r>
               <w:t xml:space="preserve"> </w:t>
@@ -11806,7 +11806,7 @@
               <w:pStyle w:val="Compact"/>
             </w:pPr>
             <w:r>
-              <w:t xml:space="preserve">PDR Â§10 Â· ADR-005 Â· Annex C</w:t>
+              <w:t xml:space="preserve">PDR §10 · ADR-005 · Annex C</w:t>
             </w:r>
           </w:p>
         </w:tc>
@@ -11834,7 +11834,7 @@
               <w:pStyle w:val="Compact"/>
             </w:pPr>
             <w:r>
-              <w:t xml:space="preserve">Defined Â· Must</w:t>
+              <w:t xml:space="preserve">Defined · Must</w:t>
             </w:r>
           </w:p>
         </w:tc>
@@ -11847,7 +11847,7 @@
         <w:pStyle w:val="Heading3"/>
       </w:pPr>
       <w:r>
-        <w:t xml:space="preserve">FR-EXT-015 â€” Recognition quality of the photo route</w:t>
+        <w:t xml:space="preserve">FR-EXT-015 — Recognition quality of the photo route</w:t>
       </w:r>
     </w:p>
     <w:tbl>
@@ -11884,7 +11884,7 @@
               <w:pStyle w:val="Compact"/>
             </w:pPr>
             <w:r>
-              <w:t xml:space="preserve">The photo route shall produce candidate readings of sufficient quality that, after consensus and validation, per-field accuracy over the screening corpus meets the threshold fixed in Â§10.5.</w:t>
+              <w:t xml:space="preserve">The photo route shall produce candidate readings of sufficient quality that, after consensus and validation, per-field accuracy over the screening corpus meets the threshold fixed in §10.5.</w:t>
             </w:r>
           </w:p>
         </w:tc>
@@ -11970,7 +11970,7 @@
               <w:pStyle w:val="Compact"/>
             </w:pPr>
             <w:r>
-              <w:t xml:space="preserve">ADR-010 Â· PDR Â§12, Â§13</w:t>
+              <w:t xml:space="preserve">ADR-010 · PDR §12, §13</w:t>
             </w:r>
           </w:p>
         </w:tc>
@@ -12008,7 +12008,7 @@
               <w:t xml:space="preserve"> </w:t>
             </w:r>
             <w:r>
-              <w:t xml:space="preserve">(engine selection and corpus extension) Â· Must</w:t>
+              <w:t xml:space="preserve">(engine selection and corpus extension) · Must</w:t>
             </w:r>
           </w:p>
         </w:tc>
@@ -12022,7 +12022,7 @@
         <w:pStyle w:val="Heading2"/>
       </w:pPr>
       <w:r>
-        <w:t xml:space="preserve">4.3 FR-VAL â€” Validation and confidence</w:t>
+        <w:t xml:space="preserve">4.3 FR-VAL — Validation and confidence</w:t>
       </w:r>
     </w:p>
     <w:bookmarkStart w:id="66" w:name="X57a982321d36e54fafbf356412e936d4868b19b"/>
@@ -12031,7 +12031,7 @@
         <w:pStyle w:val="Heading3"/>
       </w:pPr>
       <w:r>
-        <w:t xml:space="preserve">FR-VAL-001 â€” Three confidence strengths; only redundancy is green</w:t>
+        <w:t xml:space="preserve">FR-VAL-001 — Three confidence strengths; only redundancy is green</w:t>
       </w:r>
     </w:p>
     <w:tbl>
@@ -12084,7 +12084,7 @@
               <w:t xml:space="preserve"> </w:t>
             </w:r>
             <w:r>
-              <w:t xml:space="preserve">(two values that were each read independently agree through an identity â€” strong);</w:t>
+              <w:t xml:space="preserve">(two values that were each read independently agree through an identity — strong);</w:t>
             </w:r>
             <w:r>
               <w:t xml:space="preserve"> </w:t>
@@ -12172,7 +12172,7 @@
               <w:pStyle w:val="Compact"/>
             </w:pPr>
             <w:r>
-              <w:t xml:space="preserve">PDR Â§6 Â· Finding 5</w:t>
+              <w:t xml:space="preserve">PDR §6 · Finding 5</w:t>
             </w:r>
           </w:p>
         </w:tc>
@@ -12200,7 +12200,7 @@
               <w:pStyle w:val="Compact"/>
             </w:pPr>
             <w:r>
-              <w:t xml:space="preserve">Defined Â· Must</w:t>
+              <w:t xml:space="preserve">Defined · Must</w:t>
             </w:r>
           </w:p>
         </w:tc>
@@ -12213,7 +12213,7 @@
         <w:pStyle w:val="Heading3"/>
       </w:pPr>
       <w:r>
-        <w:t xml:space="preserve">FR-VAL-002 â€” A check is confirmatory only if every operand was read</w:t>
+        <w:t xml:space="preserve">FR-VAL-002 — A check is confirmatory only if every operand was read</w:t>
       </w:r>
     </w:p>
     <w:tbl>
@@ -12364,7 +12364,7 @@
               <w:pStyle w:val="Compact"/>
             </w:pPr>
             <w:r>
-              <w:t xml:space="preserve">PDR Â§6.1 Â· ADR-019 Â· 16-document test</w:t>
+              <w:t xml:space="preserve">PDR §6.1 · ADR-019 · 16-document test</w:t>
             </w:r>
           </w:p>
         </w:tc>
@@ -12392,7 +12392,7 @@
               <w:pStyle w:val="Compact"/>
             </w:pPr>
             <w:r>
-              <w:t xml:space="preserve">Defined Â· Must</w:t>
+              <w:t xml:space="preserve">Defined · Must</w:t>
             </w:r>
           </w:p>
         </w:tc>
@@ -12405,7 +12405,7 @@
         <w:pStyle w:val="Heading3"/>
       </w:pPr>
       <w:r>
-        <w:t xml:space="preserve">FR-VAL-003 â€” Green is editable only after unlocking</w:t>
+        <w:t xml:space="preserve">FR-VAL-003 — Green is editable only after unlocking</w:t>
       </w:r>
     </w:p>
     <w:tbl>
@@ -12498,7 +12498,7 @@
               <w:pStyle w:val="Compact"/>
             </w:pPr>
             <w:r>
-              <w:t xml:space="preserve">PDR Â§6</w:t>
+              <w:t xml:space="preserve">PDR §6</w:t>
             </w:r>
           </w:p>
         </w:tc>
@@ -12526,7 +12526,7 @@
               <w:pStyle w:val="Compact"/>
             </w:pPr>
             <w:r>
-              <w:t xml:space="preserve">Defined Â· Must</w:t>
+              <w:t xml:space="preserve">Defined · Must</w:t>
             </w:r>
           </w:p>
         </w:tc>
@@ -12539,7 +12539,7 @@
         <w:pStyle w:val="Heading3"/>
       </w:pPr>
       <w:r>
-        <w:t xml:space="preserve">FR-VAL-004 â€” The numeric confidence score is never shown</w:t>
+        <w:t xml:space="preserve">FR-VAL-004 — The numeric confidence score is never shown</w:t>
       </w:r>
     </w:p>
     <w:tbl>
@@ -12632,7 +12632,7 @@
               <w:pStyle w:val="Compact"/>
             </w:pPr>
             <w:r>
-              <w:t xml:space="preserve">PDR Â§6</w:t>
+              <w:t xml:space="preserve">PDR §6</w:t>
             </w:r>
           </w:p>
         </w:tc>
@@ -12660,7 +12660,7 @@
               <w:pStyle w:val="Compact"/>
             </w:pPr>
             <w:r>
-              <w:t xml:space="preserve">Defined Â· Must</w:t>
+              <w:t xml:space="preserve">Defined · Must</w:t>
             </w:r>
           </w:p>
         </w:tc>
@@ -12673,7 +12673,7 @@
         <w:pStyle w:val="Heading3"/>
       </w:pPr>
       <w:r>
-        <w:t xml:space="preserve">FR-VAL-005 â€” Check-digit validators</w:t>
+        <w:t xml:space="preserve">FR-VAL-005 — Check-digit validators</w:t>
       </w:r>
     </w:p>
     <w:tbl>
@@ -12835,7 +12835,7 @@
               <w:t xml:space="preserve"> </w:t>
             </w:r>
             <w:r>
-              <w:t xml:space="preserve">â€” it has no reliable check digit.</w:t>
+              <w:t xml:space="preserve">— it has no reliable check digit.</w:t>
             </w:r>
           </w:p>
         </w:tc>
@@ -12900,7 +12900,7 @@
               <w:pStyle w:val="Compact"/>
             </w:pPr>
             <w:r>
-              <w:t xml:space="preserve">PDR Â§10 Â· ADR-005 Â· Annex B</w:t>
+              <w:t xml:space="preserve">PDR §10 · ADR-005 · Annex B</w:t>
             </w:r>
           </w:p>
         </w:tc>
@@ -12928,7 +12928,7 @@
               <w:pStyle w:val="Compact"/>
             </w:pPr>
             <w:r>
-              <w:t xml:space="preserve">Defined Â· Must</w:t>
+              <w:t xml:space="preserve">Defined · Must</w:t>
             </w:r>
           </w:p>
         </w:tc>
@@ -12941,7 +12941,7 @@
         <w:pStyle w:val="Heading3"/>
       </w:pPr>
       <w:r>
-        <w:t xml:space="preserve">FR-VAL-006 â€” Redundancy checks on amounts</w:t>
+        <w:t xml:space="preserve">FR-VAL-006 — Redundancy checks on amounts</w:t>
       </w:r>
     </w:p>
     <w:tbl>
@@ -12978,7 +12978,7 @@
               <w:pStyle w:val="Compact"/>
             </w:pPr>
             <w:r>
-              <w:t xml:space="preserve">The layer shall evaluate, in integer minor units: the sum of printed bases equals the net total; the sum of printed tax amounts equals the tax total; net + tax (+ printed rounding) equals the gross total â€”</w:t>
+              <w:t xml:space="preserve">The layer shall evaluate, in integer minor units: the sum of printed bases equals the net total; the sum of printed tax amounts equals the tax total; net + tax (+ printed rounding) equals the gross total —</w:t>
             </w:r>
             <w:r>
               <w:t xml:space="preserve"> </w:t>
@@ -13000,7 +13000,7 @@
               <w:rPr>
                 <w:rStyle w:val="VerbatimChar"/>
               </w:rPr>
-              <w:t xml:space="preserve">base Ã— rate â‰ˆ tax</w:t>
+              <w:t xml:space="preserve">base × rate ≈ tax</w:t>
             </w:r>
             <w:r>
               <w:t xml:space="preserve"> </w:t>
@@ -13034,7 +13034,7 @@
               <w:pStyle w:val="Compact"/>
             </w:pPr>
             <w:r>
-              <w:t xml:space="preserve">A document printing 16.52 + 3.47 against 19.99 confirms the total; the same figures against 19.98 do not, and no tolerance absorbs the difference. The prototype’s Â±0.02 tolerance, which let 16.51 + 3.47 pass against 19.98, fails this criterion.</w:t>
+              <w:t xml:space="preserve">A document printing 16.52 + 3.47 against 19.99 confirms the total; the same figures against 19.98 do not, and no tolerance absorbs the difference. The prototype’s ±0.02 tolerance, which let 16.51 + 3.47 pass against 19.98, fails this criterion.</w:t>
             </w:r>
           </w:p>
         </w:tc>
@@ -13062,7 +13062,7 @@
               <w:pStyle w:val="Compact"/>
             </w:pPr>
             <w:r>
-              <w:t xml:space="preserve">ADR-016 Â· PDR Â§6 Â· Annex D</w:t>
+              <w:t xml:space="preserve">ADR-016 · PDR §6 · Annex D</w:t>
             </w:r>
           </w:p>
         </w:tc>
@@ -13090,7 +13090,7 @@
               <w:pStyle w:val="Compact"/>
             </w:pPr>
             <w:r>
-              <w:t xml:space="preserve">Defined Â· Must</w:t>
+              <w:t xml:space="preserve">Defined · Must</w:t>
             </w:r>
           </w:p>
         </w:tc>
@@ -13103,7 +13103,7 @@
         <w:pStyle w:val="Heading3"/>
       </w:pPr>
       <w:r>
-        <w:t xml:space="preserve">FR-VAL-007 â€” Legal tax rate check</w:t>
+        <w:t xml:space="preserve">FR-VAL-007 — Legal tax rate check</w:t>
       </w:r>
     </w:p>
     <w:tbl>
@@ -13196,7 +13196,7 @@
               <w:pStyle w:val="Compact"/>
             </w:pPr>
             <w:r>
-              <w:t xml:space="preserve">ADR-005, ADR-019 Â· Annex B</w:t>
+              <w:t xml:space="preserve">ADR-005, ADR-019 · Annex B</w:t>
             </w:r>
           </w:p>
         </w:tc>
@@ -13224,7 +13224,7 @@
               <w:pStyle w:val="Compact"/>
             </w:pPr>
             <w:r>
-              <w:t xml:space="preserve">Defined Â· Must</w:t>
+              <w:t xml:space="preserve">Defined · Must</w:t>
             </w:r>
           </w:p>
         </w:tc>
@@ -13237,7 +13237,7 @@
         <w:pStyle w:val="Heading3"/>
       </w:pPr>
       <w:r>
-        <w:t xml:space="preserve">FR-VAL-008 â€” Repair to the only consistent value</w:t>
+        <w:t xml:space="preserve">FR-VAL-008 — Repair to the only consistent value</w:t>
       </w:r>
     </w:p>
     <w:tbl>
@@ -13286,7 +13286,7 @@
               <w:t xml:space="preserve">repaired</w:t>
             </w:r>
             <w:r>
-              <w:t xml:space="preserve">, and shall present it as amber â€” weak strength: correct only if every other character was read correctly.</w:t>
+              <w:t xml:space="preserve">, and shall present it as amber — weak strength: correct only if every other character was read correctly.</w:t>
             </w:r>
           </w:p>
         </w:tc>
@@ -13366,7 +13366,7 @@
               <w:pStyle w:val="Compact"/>
             </w:pPr>
             <w:r>
-              <w:t xml:space="preserve">PDR Â§6, Â§1.1 Â· Annex D</w:t>
+              <w:t xml:space="preserve">PDR §6, §1.1 · Annex D</w:t>
             </w:r>
           </w:p>
         </w:tc>
@@ -13394,7 +13394,7 @@
               <w:pStyle w:val="Compact"/>
             </w:pPr>
             <w:r>
-              <w:t xml:space="preserve">Defined Â· Must</w:t>
+              <w:t xml:space="preserve">Defined · Must</w:t>
             </w:r>
           </w:p>
         </w:tc>
@@ -13407,7 +13407,7 @@
         <w:pStyle w:val="Heading3"/>
       </w:pPr>
       <w:r>
-        <w:t xml:space="preserve">FR-VAL-009 â€” Currency carries its own confidence state</w:t>
+        <w:t xml:space="preserve">FR-VAL-009 — Currency carries its own confidence state</w:t>
       </w:r>
     </w:p>
     <w:tbl>
@@ -13500,7 +13500,7 @@
               <w:pStyle w:val="Compact"/>
             </w:pPr>
             <w:r>
-              <w:t xml:space="preserve">PDR Â§6 (v0.2) Â· Finding 3 Â· 16-document test</w:t>
+              <w:t xml:space="preserve">PDR §6 (v0.2) · Finding 3 · 16-document test</w:t>
             </w:r>
           </w:p>
         </w:tc>
@@ -13528,7 +13528,7 @@
               <w:pStyle w:val="Compact"/>
             </w:pPr>
             <w:r>
-              <w:t xml:space="preserve">Defined Â· Must</w:t>
+              <w:t xml:space="preserve">Defined · Must</w:t>
             </w:r>
           </w:p>
         </w:tc>
@@ -13541,7 +13541,7 @@
         <w:pStyle w:val="Heading3"/>
       </w:pPr>
       <w:r>
-        <w:t xml:space="preserve">FR-VAL-010 â€” What never reaches green</w:t>
+        <w:t xml:space="preserve">FR-VAL-010 — What never reaches green</w:t>
       </w:r>
     </w:p>
     <w:tbl>
@@ -13658,7 +13658,7 @@
               <w:pStyle w:val="Compact"/>
             </w:pPr>
             <w:r>
-              <w:t xml:space="preserve">PDR Â§6.2</w:t>
+              <w:t xml:space="preserve">PDR §6.2</w:t>
             </w:r>
           </w:p>
         </w:tc>
@@ -13686,7 +13686,7 @@
               <w:pStyle w:val="Compact"/>
             </w:pPr>
             <w:r>
-              <w:t xml:space="preserve">Defined Â· Must</w:t>
+              <w:t xml:space="preserve">Defined · Must</w:t>
             </w:r>
           </w:p>
         </w:tc>
@@ -13699,7 +13699,7 @@
         <w:pStyle w:val="Heading3"/>
       </w:pPr>
       <w:r>
-        <w:t xml:space="preserve">FR-VAL-011 â€” Tax slots</w:t>
+        <w:t xml:space="preserve">FR-VAL-011 — Tax slots</w:t>
       </w:r>
     </w:p>
     <w:tbl>
@@ -13736,7 +13736,7 @@
               <w:pStyle w:val="Compact"/>
             </w:pPr>
             <w:r>
-              <w:t xml:space="preserve">The model shall carry one slot per printed tax rate â€” a</w:t>
+              <w:t xml:space="preserve">The model shall carry one slot per printed tax rate — a</w:t>
             </w:r>
             <w:r>
               <w:t xml:space="preserve"> </w:t>
@@ -13781,7 +13781,7 @@
               <w:t xml:space="preserve"> </w:t>
             </w:r>
             <w:r>
-              <w:t xml:space="preserve">triplet â€” with the number of slots declared by the country table. Slots that do not apply stay empty. Each slot maps independently and all are optional.</w:t>
+              <w:t xml:space="preserve">triplet — with the number of slots declared by the country table. Slots that do not apply stay empty. Each slot maps independently and all are optional.</w:t>
             </w:r>
             <w:r>
               <w:t xml:space="preserve"> </w:t>
@@ -13849,7 +13849,7 @@
               <w:pStyle w:val="Compact"/>
             </w:pPr>
             <w:r>
-              <w:t xml:space="preserve">PDR Â§5.3 Â· ADR-005 Â· Annex B</w:t>
+              <w:t xml:space="preserve">PDR §5.3 · ADR-005 · Annex B</w:t>
             </w:r>
           </w:p>
         </w:tc>
@@ -13877,7 +13877,7 @@
               <w:pStyle w:val="Compact"/>
             </w:pPr>
             <w:r>
-              <w:t xml:space="preserve">Defined Â· Must</w:t>
+              <w:t xml:space="preserve">Defined · Must</w:t>
             </w:r>
           </w:p>
         </w:tc>
@@ -13890,7 +13890,7 @@
         <w:pStyle w:val="Heading3"/>
       </w:pPr>
       <w:r>
-        <w:t xml:space="preserve">FR-VAL-012 â€” Absent is not zero; the destination decides</w:t>
+        <w:t xml:space="preserve">FR-VAL-012 — Absent is not zero; the destination decides</w:t>
       </w:r>
     </w:p>
     <w:tbl>
@@ -13995,7 +13995,7 @@
               <w:pStyle w:val="Compact"/>
             </w:pPr>
             <w:r>
-              <w:t xml:space="preserve">PDR Â§7.3, Â§6 Â· 16-document test, record 1414</w:t>
+              <w:t xml:space="preserve">PDR §7.3, §6 · 16-document test, record 1414</w:t>
             </w:r>
           </w:p>
         </w:tc>
@@ -14023,7 +14023,7 @@
               <w:pStyle w:val="Compact"/>
             </w:pPr>
             <w:r>
-              <w:t xml:space="preserve">Defined Â· Must</w:t>
+              <w:t xml:space="preserve">Defined · Must</w:t>
             </w:r>
           </w:p>
         </w:tc>
@@ -14036,7 +14036,7 @@
         <w:pStyle w:val="Heading3"/>
       </w:pPr>
       <w:r>
-        <w:t xml:space="preserve">FR-VAL-013 â€” Date coherence and format inference</w:t>
+        <w:t xml:space="preserve">FR-VAL-013 — Date coherence and format inference</w:t>
       </w:r>
     </w:p>
     <w:tbl>
@@ -14073,7 +14073,7 @@
               <w:pStyle w:val="Compact"/>
             </w:pPr>
             <w:r>
-              <w:t xml:space="preserve">The universal layer shall infer date and decimal formats from the document’s own evidence â€” a day greater than twelve disambiguates date order; the thousands grouping pattern separates</w:t>
+              <w:t xml:space="preserve">The universal layer shall infer date and decimal formats from the document’s own evidence — a day greater than twelve disambiguates date order; the thousands grouping pattern separates</w:t>
             </w:r>
             <w:r>
               <w:t xml:space="preserve"> </w:t>
@@ -14103,7 +14103,7 @@
               <w:t xml:space="preserve"> </w:t>
             </w:r>
             <w:r>
-              <w:t xml:space="preserve">â€” and shall check dates for coherence.</w:t>
+              <w:t xml:space="preserve">— and shall check dates for coherence.</w:t>
             </w:r>
             <w:r>
               <w:t xml:space="preserve"> </w:t>
@@ -14204,7 +14204,7 @@
               <w:pStyle w:val="Compact"/>
             </w:pPr>
             <w:r>
-              <w:t xml:space="preserve">PDR Â§10, Â§5.1 Â· ADR-005</w:t>
+              <w:t xml:space="preserve">PDR §10, §5.1 · ADR-005</w:t>
             </w:r>
           </w:p>
         </w:tc>
@@ -14232,7 +14232,7 @@
               <w:pStyle w:val="Compact"/>
             </w:pPr>
             <w:r>
-              <w:t xml:space="preserve">Defined Â· Must</w:t>
+              <w:t xml:space="preserve">Defined · Must</w:t>
             </w:r>
           </w:p>
         </w:tc>
@@ -14245,7 +14245,7 @@
         <w:pStyle w:val="Heading3"/>
       </w:pPr>
       <w:r>
-        <w:t xml:space="preserve">FR-VAL-014 â€” Determinism over coverage</w:t>
+        <w:t xml:space="preserve">FR-VAL-014 — Determinism over coverage</w:t>
       </w:r>
     </w:p>
     <w:tbl>
@@ -14338,7 +14338,7 @@
               <w:pStyle w:val="Compact"/>
             </w:pPr>
             <w:r>
-              <w:t xml:space="preserve">PDR Â§4 Â· Contract 4</w:t>
+              <w:t xml:space="preserve">PDR §4 · Contract 4</w:t>
             </w:r>
           </w:p>
         </w:tc>
@@ -14366,7 +14366,7 @@
               <w:pStyle w:val="Compact"/>
             </w:pPr>
             <w:r>
-              <w:t xml:space="preserve">Defined Â· Must</w:t>
+              <w:t xml:space="preserve">Defined · Must</w:t>
             </w:r>
           </w:p>
         </w:tc>
@@ -14380,7 +14380,7 @@
         <w:pStyle w:val="Heading2"/>
       </w:pPr>
       <w:r>
-        <w:t xml:space="preserve">4.4 FR-REV â€” Review</w:t>
+        <w:t xml:space="preserve">4.4 FR-REV — Review</w:t>
       </w:r>
     </w:p>
     <w:bookmarkStart w:id="81" w:name="fr-rev-001-â-destination-bar"/>
@@ -14389,7 +14389,7 @@
         <w:pStyle w:val="Heading3"/>
       </w:pPr>
       <w:r>
-        <w:t xml:space="preserve">FR-REV-001 â€” Destination bar</w:t>
+        <w:t xml:space="preserve">FR-REV-001 — Destination bar</w:t>
       </w:r>
     </w:p>
     <w:tbl>
@@ -14482,7 +14482,7 @@
               <w:pStyle w:val="Compact"/>
             </w:pPr>
             <w:r>
-              <w:t xml:space="preserve">PDR Â§7.2</w:t>
+              <w:t xml:space="preserve">PDR §7.2</w:t>
             </w:r>
           </w:p>
         </w:tc>
@@ -14510,7 +14510,7 @@
               <w:pStyle w:val="Compact"/>
             </w:pPr>
             <w:r>
-              <w:t xml:space="preserve">Defined Â· Must</w:t>
+              <w:t xml:space="preserve">Defined · Must</w:t>
             </w:r>
           </w:p>
         </w:tc>
@@ -14523,7 +14523,7 @@
         <w:pStyle w:val="Heading3"/>
       </w:pPr>
       <w:r>
-        <w:t xml:space="preserve">FR-REV-002 â€” Daily destination confirmation</w:t>
+        <w:t xml:space="preserve">FR-REV-002 — Daily destination confirmation</w:t>
       </w:r>
     </w:p>
     <w:tbl>
@@ -14616,7 +14616,7 @@
               <w:pStyle w:val="Compact"/>
             </w:pPr>
             <w:r>
-              <w:t xml:space="preserve">PDR Â§7.2, Â§7.3 Â· Finding 4</w:t>
+              <w:t xml:space="preserve">PDR §7.2, §7.3 · Finding 4</w:t>
             </w:r>
           </w:p>
         </w:tc>
@@ -14644,7 +14644,7 @@
               <w:pStyle w:val="Compact"/>
             </w:pPr>
             <w:r>
-              <w:t xml:space="preserve">Defined Â· Must</w:t>
+              <w:t xml:space="preserve">Defined · Must</w:t>
             </w:r>
           </w:p>
         </w:tc>
@@ -14657,7 +14657,7 @@
         <w:pStyle w:val="Heading3"/>
       </w:pPr>
       <w:r>
-        <w:t xml:space="preserve">FR-REV-003 â€” Thumbnail with the read region</w:t>
+        <w:t xml:space="preserve">FR-REV-003 — Thumbnail with the read region</w:t>
       </w:r>
     </w:p>
     <w:tbl>
@@ -14738,7 +14738,7 @@
               <w:pStyle w:val="Compact"/>
             </w:pPr>
             <w:r>
-              <w:t xml:space="preserve">Tapping a green total highlights base, tax and total regions together â€” showing the user</w:t>
+              <w:t xml:space="preserve">Tapping a green total highlights base, tax and total regions together — showing the user</w:t>
             </w:r>
             <w:r>
               <w:t xml:space="preserve"> </w:t>
@@ -14782,7 +14782,7 @@
               <w:pStyle w:val="Compact"/>
             </w:pPr>
             <w:r>
-              <w:t xml:space="preserve">PDR Â§7.2</w:t>
+              <w:t xml:space="preserve">PDR §7.2</w:t>
             </w:r>
           </w:p>
         </w:tc>
@@ -14810,7 +14810,7 @@
               <w:pStyle w:val="Compact"/>
             </w:pPr>
             <w:r>
-              <w:t xml:space="preserve">Defined Â· Must</w:t>
+              <w:t xml:space="preserve">Defined · Must</w:t>
             </w:r>
           </w:p>
         </w:tc>
@@ -14823,7 +14823,7 @@
         <w:pStyle w:val="Heading3"/>
       </w:pPr>
       <w:r>
-        <w:t xml:space="preserve">FR-REV-004 â€” The six core fields in fixed order</w:t>
+        <w:t xml:space="preserve">FR-REV-004 — The six core fields in fixed order</w:t>
       </w:r>
     </w:p>
     <w:tbl>
@@ -14860,7 +14860,7 @@
               <w:pStyle w:val="Compact"/>
             </w:pPr>
             <w:r>
-              <w:t xml:space="preserve">The six core fields â€”</w:t>
+              <w:t xml:space="preserve">The six core fields —</w:t>
             </w:r>
             <w:r>
               <w:t xml:space="preserve"> </w:t>
@@ -14935,7 +14935,7 @@
               <w:t xml:space="preserve"> </w:t>
             </w:r>
             <w:r>
-              <w:t xml:space="preserve">â€” shall be shown in a fixed order with inline editing, large type and a colour per confidence state. On opening review, focus shall jump automatically to the first field that was not read.</w:t>
+              <w:t xml:space="preserve">— shall be shown in a fixed order with inline editing, large type and a colour per confidence state. On opening review, focus shall jump automatically to the first field that was not read.</w:t>
             </w:r>
           </w:p>
         </w:tc>
@@ -15003,7 +15003,7 @@
               <w:pStyle w:val="Compact"/>
             </w:pPr>
             <w:r>
-              <w:t xml:space="preserve">PDR Â§7.2, Â§5.1</w:t>
+              <w:t xml:space="preserve">PDR §7.2, §5.1</w:t>
             </w:r>
           </w:p>
         </w:tc>
@@ -15031,7 +15031,7 @@
               <w:pStyle w:val="Compact"/>
             </w:pPr>
             <w:r>
-              <w:t xml:space="preserve">Defined Â· Must</w:t>
+              <w:t xml:space="preserve">Defined · Must</w:t>
             </w:r>
           </w:p>
         </w:tc>
@@ -15044,7 +15044,7 @@
         <w:pStyle w:val="Heading3"/>
       </w:pPr>
       <w:r>
-        <w:t xml:space="preserve">FR-REV-005 â€” Amounts block collapse rule</w:t>
+        <w:t xml:space="preserve">FR-REV-005 — Amounts block collapse rule</w:t>
       </w:r>
     </w:p>
     <w:tbl>
@@ -15081,7 +15081,7 @@
               <w:pStyle w:val="Compact"/>
             </w:pPr>
             <w:r>
-              <w:t xml:space="preserve">The amounts block shall collapse to a single confirming line when a redundancy check passes, and shall be expanded whenever it does not â€” including whenever an amount has no breakdown to check against at all. With several tax slots the block may hold seven figures; it shall not be shown expanded by default when the check passes.</w:t>
+              <w:t xml:space="preserve">The amounts block shall collapse to a single confirming line when a redundancy check passes, and shall be expanded whenever it does not — including whenever an amount has no breakdown to check against at all. With several tax slots the block may hold seven figures; it shall not be shown expanded by default when the check passes.</w:t>
             </w:r>
           </w:p>
         </w:tc>
@@ -15137,7 +15137,7 @@
               <w:pStyle w:val="Compact"/>
             </w:pPr>
             <w:r>
-              <w:t xml:space="preserve">PDR Â§7.2, Â§5.3</w:t>
+              <w:t xml:space="preserve">PDR §7.2, §5.3</w:t>
             </w:r>
           </w:p>
         </w:tc>
@@ -15165,7 +15165,7 @@
               <w:pStyle w:val="Compact"/>
             </w:pPr>
             <w:r>
-              <w:t xml:space="preserve">Defined Â· Must</w:t>
+              <w:t xml:space="preserve">Defined · Must</w:t>
             </w:r>
           </w:p>
         </w:tc>
@@ -15178,7 +15178,7 @@
         <w:pStyle w:val="Heading3"/>
       </w:pPr>
       <w:r>
-        <w:t xml:space="preserve">FR-REV-006 â€” Advanced section collapsed</w:t>
+        <w:t xml:space="preserve">FR-REV-006 — Advanced section collapsed</w:t>
       </w:r>
     </w:p>
     <w:tbl>
@@ -15215,7 +15215,7 @@
               <w:pStyle w:val="Compact"/>
             </w:pPr>
             <w:r>
-              <w:t xml:space="preserve">The advanced section â€” remaining mapped fields,</w:t>
+              <w:t xml:space="preserve">The advanced section — remaining mapped fields,</w:t>
             </w:r>
             <w:r>
               <w:t xml:space="preserve"> </w:t>
@@ -15242,7 +15242,7 @@
               <w:t xml:space="preserve"> </w:t>
             </w:r>
             <w:r>
-              <w:t xml:space="preserve">and the other extended groups â€” shall be collapsed by default on the review screen.</w:t>
+              <w:t xml:space="preserve">and the other extended groups — shall be collapsed by default on the review screen.</w:t>
             </w:r>
           </w:p>
         </w:tc>
@@ -15298,7 +15298,7 @@
               <w:pStyle w:val="Compact"/>
             </w:pPr>
             <w:r>
-              <w:t xml:space="preserve">PDR Â§7.2, Â§5.2</w:t>
+              <w:t xml:space="preserve">PDR §7.2, §5.2</w:t>
             </w:r>
           </w:p>
         </w:tc>
@@ -15326,7 +15326,7 @@
               <w:pStyle w:val="Compact"/>
             </w:pPr>
             <w:r>
-              <w:t xml:space="preserve">Defined Â· Must</w:t>
+              <w:t xml:space="preserve">Defined · Must</w:t>
             </w:r>
           </w:p>
         </w:tc>
@@ -15339,7 +15339,7 @@
         <w:pStyle w:val="Heading3"/>
       </w:pPr>
       <w:r>
-        <w:t xml:space="preserve">FR-REV-007 â€” Duplicate notice</w:t>
+        <w:t xml:space="preserve">FR-REV-007 — Duplicate notice</w:t>
       </w:r>
     </w:p>
     <w:tbl>
@@ -15432,7 +15432,7 @@
               <w:pStyle w:val="Compact"/>
             </w:pPr>
             <w:r>
-              <w:t xml:space="preserve">PDR Â§7.2</w:t>
+              <w:t xml:space="preserve">PDR §7.2</w:t>
             </w:r>
           </w:p>
         </w:tc>
@@ -15460,7 +15460,7 @@
               <w:pStyle w:val="Compact"/>
             </w:pPr>
             <w:r>
-              <w:t xml:space="preserve">Defined Â· Must</w:t>
+              <w:t xml:space="preserve">Defined · Must</w:t>
             </w:r>
           </w:p>
         </w:tc>
@@ -15473,7 +15473,7 @@
         <w:pStyle w:val="Heading3"/>
       </w:pPr>
       <w:r>
-        <w:t xml:space="preserve">FR-REV-008 â€” Save button names the destination</w:t>
+        <w:t xml:space="preserve">FR-REV-008 — Save button names the destination</w:t>
       </w:r>
     </w:p>
     <w:tbl>
@@ -15510,7 +15510,7 @@
               <w:pStyle w:val="Compact"/>
             </w:pPr>
             <w:r>
-              <w:t xml:space="preserve">The save button shall be fixed at the bottom of the review screen and shall name the outcome â€” for example</w:t>
+              <w:t xml:space="preserve">The save button shall be fixed at the bottom of the review screen and shall name the outcome — for example</w:t>
             </w:r>
             <w:r>
               <w:t xml:space="preserve"> </w:t>
@@ -15522,7 +15522,7 @@
               <w:t xml:space="preserve"> </w:t>
             </w:r>
             <w:r>
-              <w:t xml:space="preserve">â€” rather than reading</w:t>
+              <w:t xml:space="preserve">— rather than reading</w:t>
             </w:r>
             <w:r>
               <w:t xml:space="preserve"> </w:t>
@@ -15587,7 +15587,7 @@
               <w:pStyle w:val="Compact"/>
             </w:pPr>
             <w:r>
-              <w:t xml:space="preserve">PDR Â§7.2</w:t>
+              <w:t xml:space="preserve">PDR §7.2</w:t>
             </w:r>
           </w:p>
         </w:tc>
@@ -15615,7 +15615,7 @@
               <w:pStyle w:val="Compact"/>
             </w:pPr>
             <w:r>
-              <w:t xml:space="preserve">Defined Â· Must</w:t>
+              <w:t xml:space="preserve">Defined · Must</w:t>
             </w:r>
           </w:p>
         </w:tc>
@@ -15628,7 +15628,7 @@
         <w:pStyle w:val="Heading3"/>
       </w:pPr>
       <w:r>
-        <w:t xml:space="preserve">FR-REV-009 â€” Never block a save</w:t>
+        <w:t xml:space="preserve">FR-REV-009 — Never block a save</w:t>
       </w:r>
     </w:p>
     <w:tbl>
@@ -15721,7 +15721,7 @@
               <w:pStyle w:val="Compact"/>
             </w:pPr>
             <w:r>
-              <w:t xml:space="preserve">PDR Â§4, Â§3.2 Â· BR-14</w:t>
+              <w:t xml:space="preserve">PDR §4, §3.2 · BR-14</w:t>
             </w:r>
           </w:p>
         </w:tc>
@@ -15749,7 +15749,7 @@
               <w:pStyle w:val="Compact"/>
             </w:pPr>
             <w:r>
-              <w:t xml:space="preserve">Defined Â· Must</w:t>
+              <w:t xml:space="preserve">Defined · Must</w:t>
             </w:r>
           </w:p>
         </w:tc>
@@ -15762,7 +15762,7 @@
         <w:pStyle w:val="Heading3"/>
       </w:pPr>
       <w:r>
-        <w:t xml:space="preserve">FR-REV-010 â€” User edits are authoritative</w:t>
+        <w:t xml:space="preserve">FR-REV-010 — User edits are authoritative</w:t>
       </w:r>
     </w:p>
     <w:tbl>
@@ -15855,7 +15855,7 @@
               <w:pStyle w:val="Compact"/>
             </w:pPr>
             <w:r>
-              <w:t xml:space="preserve">PDR Â§4, Â§7.2</w:t>
+              <w:t xml:space="preserve">PDR §4, §7.2</w:t>
             </w:r>
           </w:p>
         </w:tc>
@@ -15883,7 +15883,7 @@
               <w:pStyle w:val="Compact"/>
             </w:pPr>
             <w:r>
-              <w:t xml:space="preserve">Defined Â· Must</w:t>
+              <w:t xml:space="preserve">Defined · Must</w:t>
             </w:r>
           </w:p>
         </w:tc>
@@ -15896,7 +15896,7 @@
         <w:pStyle w:val="Heading3"/>
       </w:pPr>
       <w:r>
-        <w:t xml:space="preserve">FR-REV-011 â€” Discard a document</w:t>
+        <w:t xml:space="preserve">FR-REV-011 — Discard a document</w:t>
       </w:r>
     </w:p>
     <w:tbl>
@@ -15989,7 +15989,7 @@
               <w:pStyle w:val="Compact"/>
             </w:pPr>
             <w:r>
-              <w:t xml:space="preserve">PDR Â§7.2 Â· state machine Â§6.2</w:t>
+              <w:t xml:space="preserve">PDR §7.2 · state machine §6.2</w:t>
             </w:r>
           </w:p>
         </w:tc>
@@ -16017,7 +16017,7 @@
               <w:pStyle w:val="Compact"/>
             </w:pPr>
             <w:r>
-              <w:t xml:space="preserve">Defined Â· Must</w:t>
+              <w:t xml:space="preserve">Defined · Must</w:t>
             </w:r>
           </w:p>
         </w:tc>
@@ -16031,7 +16031,7 @@
         <w:pStyle w:val="Heading2"/>
       </w:pPr>
       <w:r>
-        <w:t xml:space="preserve">4.5 FR-DST â€” Destinations and mapping</w:t>
+        <w:t xml:space="preserve">4.5 FR-DST — Destinations and mapping</w:t>
       </w:r>
     </w:p>
     <w:bookmarkStart w:id="93" w:name="fr-dst-001-â-what-a-destination-is"/>
@@ -16040,7 +16040,7 @@
         <w:pStyle w:val="Heading3"/>
       </w:pPr>
       <w:r>
-        <w:t xml:space="preserve">FR-DST-001 â€” What a destination is</w:t>
+        <w:t xml:space="preserve">FR-DST-001 — What a destination is</w:t>
       </w:r>
     </w:p>
     <w:tbl>
@@ -16133,7 +16133,7 @@
               <w:pStyle w:val="Compact"/>
             </w:pPr>
             <w:r>
-              <w:t xml:space="preserve">PDR Â§7.3 Â· ADR-017</w:t>
+              <w:t xml:space="preserve">PDR §7.3 · ADR-017</w:t>
             </w:r>
           </w:p>
         </w:tc>
@@ -16161,7 +16161,7 @@
               <w:pStyle w:val="Compact"/>
             </w:pPr>
             <w:r>
-              <w:t xml:space="preserve">Defined Â· Must</w:t>
+              <w:t xml:space="preserve">Defined · Must</w:t>
             </w:r>
           </w:p>
         </w:tc>
@@ -16174,7 +16174,7 @@
         <w:pStyle w:val="Heading3"/>
       </w:pPr>
       <w:r>
-        <w:t xml:space="preserve">FR-DST-002 â€” No default destination until a first send</w:t>
+        <w:t xml:space="preserve">FR-DST-002 — No default destination until a first send</w:t>
       </w:r>
     </w:p>
     <w:tbl>
@@ -16267,7 +16267,7 @@
               <w:pStyle w:val="Compact"/>
             </w:pPr>
             <w:r>
-              <w:t xml:space="preserve">PDR Â§7.2, Â§7.3 Â· Finding 4</w:t>
+              <w:t xml:space="preserve">PDR §7.2, §7.3 · Finding 4</w:t>
             </w:r>
           </w:p>
         </w:tc>
@@ -16295,7 +16295,7 @@
               <w:pStyle w:val="Compact"/>
             </w:pPr>
             <w:r>
-              <w:t xml:space="preserve">Defined Â· Must</w:t>
+              <w:t xml:space="preserve">Defined · Must</w:t>
             </w:r>
           </w:p>
         </w:tc>
@@ -16308,7 +16308,7 @@
         <w:pStyle w:val="Heading3"/>
       </w:pPr>
       <w:r>
-        <w:t xml:space="preserve">FR-DST-003 â€” Destinations store identifiers, not names</w:t>
+        <w:t xml:space="preserve">FR-DST-003 — Destinations store identifiers, not names</w:t>
       </w:r>
     </w:p>
     <w:tbl>
@@ -16386,7 +16386,7 @@
               <w:pStyle w:val="Compact"/>
             </w:pPr>
             <w:r>
-              <w:t xml:space="preserve">Rename a mapped column in Ninox; the next send resolves the new name and writes to the same column. A destination stored by name â€” which would break silently on rename â€” fails this criterion.</w:t>
+              <w:t xml:space="preserve">Rename a mapped column in Ninox; the next send resolves the new name and writes to the same column. A destination stored by name — which would break silently on rename — fails this criterion.</w:t>
             </w:r>
           </w:p>
         </w:tc>
@@ -16414,7 +16414,7 @@
               <w:pStyle w:val="Compact"/>
             </w:pPr>
             <w:r>
-              <w:t xml:space="preserve">PDR Â§7.3 Â· ADR-004</w:t>
+              <w:t xml:space="preserve">PDR §7.3 · ADR-004</w:t>
             </w:r>
           </w:p>
         </w:tc>
@@ -16442,7 +16442,7 @@
               <w:pStyle w:val="Compact"/>
             </w:pPr>
             <w:r>
-              <w:t xml:space="preserve">Defined Â· Must</w:t>
+              <w:t xml:space="preserve">Defined · Must</w:t>
             </w:r>
           </w:p>
         </w:tc>
@@ -16455,7 +16455,7 @@
         <w:pStyle w:val="Heading3"/>
       </w:pPr>
       <w:r>
-        <w:t xml:space="preserve">FR-DST-004 â€” Formula and read-only fields are not mapping candidates</w:t>
+        <w:t xml:space="preserve">FR-DST-004 — Formula and read-only fields are not mapping candidates</w:t>
       </w:r>
     </w:p>
     <w:tbl>
@@ -16548,7 +16548,7 @@
               <w:pStyle w:val="Compact"/>
             </w:pPr>
             <w:r>
-              <w:t xml:space="preserve">PDR Â§7.4, Â§8.1 Â· ADR-004</w:t>
+              <w:t xml:space="preserve">PDR §7.4, §8.1 · ADR-004</w:t>
             </w:r>
           </w:p>
         </w:tc>
@@ -16576,7 +16576,7 @@
               <w:pStyle w:val="Compact"/>
             </w:pPr>
             <w:r>
-              <w:t xml:space="preserve">Defined Â· Must</w:t>
+              <w:t xml:space="preserve">Defined · Must</w:t>
             </w:r>
           </w:p>
         </w:tc>
@@ -16589,7 +16589,7 @@
         <w:pStyle w:val="Heading3"/>
       </w:pPr>
       <w:r>
-        <w:t xml:space="preserve">FR-DST-005 â€” Formula totals used as post-write contrast</w:t>
+        <w:t xml:space="preserve">FR-DST-005 — Formula totals used as post-write contrast</w:t>
       </w:r>
     </w:p>
     <w:tbl>
@@ -16685,7 +16685,7 @@
               <w:t xml:space="preserve"> </w:t>
             </w:r>
             <w:r>
-              <w:t xml:space="preserve">the check does not catch a total misread and then used to derive its own components â€” the formula reproduces the error. Only FR-EXT-007 / BR-05 catch that.</w:t>
+              <w:t xml:space="preserve">the check does not catch a total misread and then used to derive its own components — the formula reproduces the error. Only FR-EXT-007 / BR-05 catch that.</w:t>
             </w:r>
           </w:p>
         </w:tc>
@@ -16713,7 +16713,7 @@
               <w:pStyle w:val="Compact"/>
             </w:pPr>
             <w:r>
-              <w:t xml:space="preserve">PDR Â§7.4 Â· 16-document test (the</w:t>
+              <w:t xml:space="preserve">PDR §7.4 · 16-document test (the</w:t>
             </w:r>
             <w:r>
               <w:t xml:space="preserve"> </w:t>
@@ -16756,7 +16756,7 @@
               <w:pStyle w:val="Compact"/>
             </w:pPr>
             <w:r>
-              <w:t xml:space="preserve">Defined Â· Must</w:t>
+              <w:t xml:space="preserve">Defined · Must</w:t>
             </w:r>
           </w:p>
         </w:tc>
@@ -16769,7 +16769,7 @@
         <w:pStyle w:val="Heading3"/>
       </w:pPr>
       <w:r>
-        <w:t xml:space="preserve">FR-DST-006 â€” Per-field</w:t>
+        <w:t xml:space="preserve">FR-DST-006 — Per-field</w:t>
       </w:r>
       <w:r>
         <w:t xml:space="preserve"> </w:t>
@@ -16818,7 +16818,7 @@
               <w:pStyle w:val="Compact"/>
             </w:pPr>
             <w:r>
-              <w:t xml:space="preserve">Each mapped field shall carry one additional setting: what to write when the source value is absent from the document â€” leave the Ninox field empty (the default) or write zero. This is a property of the destination field, not of the canonical model.</w:t>
+              <w:t xml:space="preserve">Each mapped field shall carry one additional setting: what to write when the source value is absent from the document — leave the Ninox field empty (the default) or write zero. This is a property of the destination field, not of the canonical model.</w:t>
             </w:r>
           </w:p>
         </w:tc>
@@ -16874,7 +16874,7 @@
               <w:pStyle w:val="Compact"/>
             </w:pPr>
             <w:r>
-              <w:t xml:space="preserve">PDR Â§7.3 Â· 16-document test, record 1414</w:t>
+              <w:t xml:space="preserve">PDR §7.3 · 16-document test, record 1414</w:t>
             </w:r>
           </w:p>
         </w:tc>
@@ -16902,7 +16902,7 @@
               <w:pStyle w:val="Compact"/>
             </w:pPr>
             <w:r>
-              <w:t xml:space="preserve">Defined Â· Must</w:t>
+              <w:t xml:space="preserve">Defined · Must</w:t>
             </w:r>
           </w:p>
         </w:tc>
@@ -16915,7 +16915,7 @@
         <w:pStyle w:val="Heading3"/>
       </w:pPr>
       <w:r>
-        <w:t xml:space="preserve">FR-DST-007 â€” Choice fields offer the existing options</w:t>
+        <w:t xml:space="preserve">FR-DST-007 — Choice fields offer the existing options</w:t>
       </w:r>
     </w:p>
     <w:tbl>
@@ -17051,7 +17051,7 @@
               <w:pStyle w:val="Compact"/>
             </w:pPr>
             <w:r>
-              <w:t xml:space="preserve">Defined Â· Must</w:t>
+              <w:t xml:space="preserve">Defined · Must</w:t>
             </w:r>
           </w:p>
         </w:tc>
@@ -17064,7 +17064,7 @@
         <w:pStyle w:val="Heading3"/>
       </w:pPr>
       <w:r>
-        <w:t xml:space="preserve">FR-DST-008 â€” Configurable Ninox host</w:t>
+        <w:t xml:space="preserve">FR-DST-008 — Configurable Ninox host</w:t>
       </w:r>
     </w:p>
     <w:tbl>
@@ -17172,7 +17172,7 @@
               <w:pStyle w:val="Compact"/>
             </w:pPr>
             <w:r>
-              <w:t xml:space="preserve">ADR-017 Â· Finding 14</w:t>
+              <w:t xml:space="preserve">ADR-017 · Finding 14</w:t>
             </w:r>
           </w:p>
         </w:tc>
@@ -17200,7 +17200,7 @@
               <w:pStyle w:val="Compact"/>
             </w:pPr>
             <w:r>
-              <w:t xml:space="preserve">Defined Â· Must</w:t>
+              <w:t xml:space="preserve">Defined · Must</w:t>
             </w:r>
           </w:p>
         </w:tc>
@@ -17213,7 +17213,7 @@
         <w:pStyle w:val="Heading3"/>
       </w:pPr>
       <w:r>
-        <w:t xml:space="preserve">FR-DST-009 â€” Never write an unmapped field</w:t>
+        <w:t xml:space="preserve">FR-DST-009 — Never write an unmapped field</w:t>
       </w:r>
     </w:p>
     <w:tbl>
@@ -17306,7 +17306,7 @@
               <w:pStyle w:val="Compact"/>
             </w:pPr>
             <w:r>
-              <w:t xml:space="preserve">Contract 6 Â· ADR-013 Â· PDR Â§8.2</w:t>
+              <w:t xml:space="preserve">Contract 6 · ADR-013 · PDR §8.2</w:t>
             </w:r>
           </w:p>
         </w:tc>
@@ -17334,7 +17334,7 @@
               <w:pStyle w:val="Compact"/>
             </w:pPr>
             <w:r>
-              <w:t xml:space="preserve">Defined Â· Must</w:t>
+              <w:t xml:space="preserve">Defined · Must</w:t>
             </w:r>
           </w:p>
         </w:tc>
@@ -17348,7 +17348,7 @@
         <w:pStyle w:val="Heading2"/>
       </w:pPr>
       <w:r>
-        <w:t xml:space="preserve">4.6 FR-WIZ â€” Setup wizard</w:t>
+        <w:t xml:space="preserve">4.6 FR-WIZ — Setup wizard</w:t>
       </w:r>
     </w:p>
     <w:bookmarkStart w:id="103" w:name="fr-wiz-001-â-five-screens-at-most"/>
@@ -17357,7 +17357,7 @@
         <w:pStyle w:val="Heading3"/>
       </w:pPr>
       <w:r>
-        <w:t xml:space="preserve">FR-WIZ-001 â€” Five screens at most</w:t>
+        <w:t xml:space="preserve">FR-WIZ-001 — Five screens at most</w:t>
       </w:r>
     </w:p>
     <w:tbl>
@@ -17450,7 +17450,7 @@
               <w:pStyle w:val="Compact"/>
             </w:pPr>
             <w:r>
-              <w:t xml:space="preserve">PDR Â§8</w:t>
+              <w:t xml:space="preserve">PDR §8</w:t>
             </w:r>
           </w:p>
         </w:tc>
@@ -17478,7 +17478,7 @@
               <w:pStyle w:val="Compact"/>
             </w:pPr>
             <w:r>
-              <w:t xml:space="preserve">Defined Â· Must</w:t>
+              <w:t xml:space="preserve">Defined · Must</w:t>
             </w:r>
           </w:p>
         </w:tc>
@@ -17491,7 +17491,7 @@
         <w:pStyle w:val="Heading3"/>
       </w:pPr>
       <w:r>
-        <w:t xml:space="preserve">FR-WIZ-002 â€” Steps auto-omit when there is nothing to choose</w:t>
+        <w:t xml:space="preserve">FR-WIZ-002 — Steps auto-omit when there is nothing to choose</w:t>
       </w:r>
     </w:p>
     <w:tbl>
@@ -17584,7 +17584,7 @@
               <w:pStyle w:val="Compact"/>
             </w:pPr>
             <w:r>
-              <w:t xml:space="preserve">PDR Â§8</w:t>
+              <w:t xml:space="preserve">PDR §8</w:t>
             </w:r>
           </w:p>
         </w:tc>
@@ -17612,7 +17612,7 @@
               <w:pStyle w:val="Compact"/>
             </w:pPr>
             <w:r>
-              <w:t xml:space="preserve">Defined Â· Must</w:t>
+              <w:t xml:space="preserve">Defined · Must</w:t>
             </w:r>
           </w:p>
         </w:tc>
@@ -17625,7 +17625,7 @@
         <w:pStyle w:val="Heading3"/>
       </w:pPr>
       <w:r>
-        <w:t xml:space="preserve">FR-WIZ-003 â€” Token step via the system browser</w:t>
+        <w:t xml:space="preserve">FR-WIZ-003 — Token step via the system browser</w:t>
       </w:r>
     </w:p>
     <w:tbl>
@@ -17662,7 +17662,7 @@
               <w:pStyle w:val="Compact"/>
             </w:pPr>
             <w:r>
-              <w:t xml:space="preserve">The token step shall offer instructions for obtaining a Ninox API token, a paste-from-clipboard button, and an option to open the Ninox settings page in the platform’s own system browser â€” Custom Tabs on Android, SFSafariViewController on iOS. The app shall never render Ninox’s login inside a WebView it controls. The token shall be validated immediately, and a successful call shall also return the list needed for the next step.</w:t>
+              <w:t xml:space="preserve">The token step shall offer instructions for obtaining a Ninox API token, a paste-from-clipboard button, and an option to open the Ninox settings page in the platform’s own system browser — Custom Tabs on Android, SFSafariViewController on iOS. The app shall never render Ninox’s login inside a WebView it controls. The token shall be validated immediately, and a successful call shall also return the list needed for the next step.</w:t>
             </w:r>
           </w:p>
         </w:tc>
@@ -17718,7 +17718,7 @@
               <w:pStyle w:val="Compact"/>
             </w:pPr>
             <w:r>
-              <w:t xml:space="preserve">PDR Â§8 Â· ADR-018 Â· Finding 7 Â· Contract 3</w:t>
+              <w:t xml:space="preserve">PDR §8 · ADR-018 · Finding 7 · Contract 3</w:t>
             </w:r>
           </w:p>
         </w:tc>
@@ -17746,7 +17746,7 @@
               <w:pStyle w:val="Compact"/>
             </w:pPr>
             <w:r>
-              <w:t xml:space="preserve">Defined Â· Must</w:t>
+              <w:t xml:space="preserve">Defined · Must</w:t>
             </w:r>
           </w:p>
         </w:tc>
@@ -17759,7 +17759,7 @@
         <w:pStyle w:val="Heading3"/>
       </w:pPr>
       <w:r>
-        <w:t xml:space="preserve">FR-WIZ-004 â€” Table listing returns the schema</w:t>
+        <w:t xml:space="preserve">FR-WIZ-004 — Table listing returns the schema</w:t>
       </w:r>
     </w:p>
     <w:tbl>
@@ -17852,7 +17852,7 @@
               <w:pStyle w:val="Compact"/>
             </w:pPr>
             <w:r>
-              <w:t xml:space="preserve">PDR Â§8 Â· ADR-004</w:t>
+              <w:t xml:space="preserve">PDR §8 · ADR-004</w:t>
             </w:r>
           </w:p>
         </w:tc>
@@ -17880,7 +17880,7 @@
               <w:pStyle w:val="Compact"/>
             </w:pPr>
             <w:r>
-              <w:t xml:space="preserve">Defined Â· Must</w:t>
+              <w:t xml:space="preserve">Defined · Must</w:t>
             </w:r>
           </w:p>
         </w:tc>
@@ -17893,7 +17893,7 @@
         <w:pStyle w:val="Heading3"/>
       </w:pPr>
       <w:r>
-        <w:t xml:space="preserve">FR-WIZ-005 â€” Pre-filled proposals, not empty selectors</w:t>
+        <w:t xml:space="preserve">FR-WIZ-005 — Pre-filled proposals, not empty selectors</w:t>
       </w:r>
     </w:p>
     <w:tbl>
@@ -17986,7 +17986,7 @@
               <w:pStyle w:val="Compact"/>
             </w:pPr>
             <w:r>
-              <w:t xml:space="preserve">PDR Â§8</w:t>
+              <w:t xml:space="preserve">PDR §8</w:t>
             </w:r>
           </w:p>
         </w:tc>
@@ -18014,7 +18014,7 @@
               <w:pStyle w:val="Compact"/>
             </w:pPr>
             <w:r>
-              <w:t xml:space="preserve">Defined Â· Must</w:t>
+              <w:t xml:space="preserve">Defined · Must</w:t>
             </w:r>
           </w:p>
         </w:tc>
@@ -18027,7 +18027,7 @@
         <w:pStyle w:val="Heading3"/>
       </w:pPr>
       <w:r>
-        <w:t xml:space="preserve">FR-WIZ-006 â€” Two-stage matching with a strict threshold</w:t>
+        <w:t xml:space="preserve">FR-WIZ-006 — Two-stage matching with a strict threshold</w:t>
       </w:r>
     </w:p>
     <w:tbl>
@@ -18064,7 +18064,7 @@
               <w:pStyle w:val="Compact"/>
             </w:pPr>
             <w:r>
-              <w:t xml:space="preserve">Field matching shall run in two stages: a hard type filter first â€” a date is only ever proposed against a date field, an amount only against a number field, and any formula or read-only field removed before matching starts â€” then string similarity against a multilingual synonym dictionary. The threshold shall be deliberately strict: below it, the field is left unmapped rather than proposed.</w:t>
+              <w:t xml:space="preserve">Field matching shall run in two stages: a hard type filter first — a date is only ever proposed against a date field, an amount only against a number field, and any formula or read-only field removed before matching starts — then string similarity against a multilingual synonym dictionary. The threshold shall be deliberately strict: below it, the field is left unmapped rather than proposed.</w:t>
             </w:r>
           </w:p>
         </w:tc>
@@ -18177,7 +18177,7 @@
               <w:pStyle w:val="Compact"/>
             </w:pPr>
             <w:r>
-              <w:t xml:space="preserve">PDR Â§8.1 Â· Annex C</w:t>
+              <w:t xml:space="preserve">PDR §8.1 · Annex C</w:t>
             </w:r>
           </w:p>
         </w:tc>
@@ -18205,7 +18205,7 @@
               <w:pStyle w:val="Compact"/>
             </w:pPr>
             <w:r>
-              <w:t xml:space="preserve">Defined Â· Must</w:t>
+              <w:t xml:space="preserve">Defined · Must</w:t>
             </w:r>
           </w:p>
         </w:tc>
@@ -18218,7 +18218,7 @@
         <w:pStyle w:val="Heading3"/>
       </w:pPr>
       <w:r>
-        <w:t xml:space="preserve">FR-WIZ-007 â€” No mapping is mandatory</w:t>
+        <w:t xml:space="preserve">FR-WIZ-007 — No mapping is mandatory</w:t>
       </w:r>
     </w:p>
     <w:tbl>
@@ -18255,7 +18255,7 @@
               <w:pStyle w:val="Compact"/>
             </w:pPr>
             <w:r>
-              <w:t xml:space="preserve">No mapping shall be mandatory. A user may map everything, one field, or nothing â€” in which case Paperdrop attaches the document to an otherwise empty record.</w:t>
+              <w:t xml:space="preserve">No mapping shall be mandatory. A user may map everything, one field, or nothing — in which case Paperdrop attaches the document to an otherwise empty record.</w:t>
             </w:r>
           </w:p>
         </w:tc>
@@ -18311,7 +18311,7 @@
               <w:pStyle w:val="Compact"/>
             </w:pPr>
             <w:r>
-              <w:t xml:space="preserve">PDR Â§8.2</w:t>
+              <w:t xml:space="preserve">PDR §8.2</w:t>
             </w:r>
           </w:p>
         </w:tc>
@@ -18339,7 +18339,7 @@
               <w:pStyle w:val="Compact"/>
             </w:pPr>
             <w:r>
-              <w:t xml:space="preserve">Defined Â· Must</w:t>
+              <w:t xml:space="preserve">Defined · Must</w:t>
             </w:r>
           </w:p>
         </w:tc>
@@ -18352,7 +18352,7 @@
         <w:pStyle w:val="Heading3"/>
       </w:pPr>
       <w:r>
-        <w:t xml:space="preserve">FR-WIZ-008 â€” Plain-language summary and first-document offer</w:t>
+        <w:t xml:space="preserve">FR-WIZ-008 — Plain-language summary and first-document offer</w:t>
       </w:r>
     </w:p>
     <w:tbl>
@@ -18389,7 +18389,7 @@
               <w:pStyle w:val="Compact"/>
             </w:pPr>
             <w:r>
-              <w:t xml:space="preserve">The wizard shall close with a plain-language summary of the consequence â€”</w:t>
+              <w:t xml:space="preserve">The wizard shall close with a plain-language summary of the consequence —</w:t>
             </w:r>
             <w:r>
               <w:t xml:space="preserve"> </w:t>
@@ -18410,7 +18410,7 @@
               <w:t xml:space="preserve"> </w:t>
             </w:r>
             <w:r>
-              <w:t xml:space="preserve">â€” and the final screen shall offer to capture the first document rather than returning the user to an empty application.</w:t>
+              <w:t xml:space="preserve">— and the final screen shall offer to capture the first document rather than returning the user to an empty application.</w:t>
             </w:r>
           </w:p>
         </w:tc>
@@ -18466,7 +18466,7 @@
               <w:pStyle w:val="Compact"/>
             </w:pPr>
             <w:r>
-              <w:t xml:space="preserve">PDR Â§8.2, Â§2</w:t>
+              <w:t xml:space="preserve">PDR §8.2, §2</w:t>
             </w:r>
           </w:p>
         </w:tc>
@@ -18494,7 +18494,7 @@
               <w:pStyle w:val="Compact"/>
             </w:pPr>
             <w:r>
-              <w:t xml:space="preserve">Defined Â· Must</w:t>
+              <w:t xml:space="preserve">Defined · Must</w:t>
             </w:r>
           </w:p>
         </w:tc>
@@ -18508,7 +18508,7 @@
         <w:pStyle w:val="Heading2"/>
       </w:pPr>
       <w:r>
-        <w:t xml:space="preserve">4.7 FR-SND â€” Send pipeline</w:t>
+        <w:t xml:space="preserve">4.7 FR-SND — Send pipeline</w:t>
       </w:r>
     </w:p>
     <w:bookmarkStart w:id="112" w:name="fr-snd-001-â-create-attach-read-back"/>
@@ -18517,7 +18517,7 @@
         <w:pStyle w:val="Heading3"/>
       </w:pPr>
       <w:r>
-        <w:t xml:space="preserve">FR-SND-001 â€” Create, attach, read back</w:t>
+        <w:t xml:space="preserve">FR-SND-001 — Create, attach, read back</w:t>
       </w:r>
     </w:p>
     <w:tbl>
@@ -18610,7 +18610,7 @@
               <w:pStyle w:val="Compact"/>
             </w:pPr>
             <w:r>
-              <w:t xml:space="preserve">PDR Â§9 Â· ADR-004</w:t>
+              <w:t xml:space="preserve">PDR §9 · ADR-004</w:t>
             </w:r>
           </w:p>
         </w:tc>
@@ -18638,7 +18638,7 @@
               <w:pStyle w:val="Compact"/>
             </w:pPr>
             <w:r>
-              <w:t xml:space="preserve">Defined Â· Must</w:t>
+              <w:t xml:space="preserve">Defined · Must</w:t>
             </w:r>
           </w:p>
         </w:tc>
@@ -18651,7 +18651,7 @@
         <w:pStyle w:val="Heading3"/>
       </w:pPr>
       <w:r>
-        <w:t xml:space="preserve">FR-SND-002 â€” Payload shape</w:t>
+        <w:t xml:space="preserve">FR-SND-002 — Payload shape</w:t>
       </w:r>
     </w:p>
     <w:tbl>
@@ -18815,7 +18815,7 @@
               <w:pStyle w:val="Compact"/>
             </w:pPr>
             <w:r>
-              <w:t xml:space="preserve">Defined Â· Must</w:t>
+              <w:t xml:space="preserve">Defined · Must</w:t>
             </w:r>
           </w:p>
         </w:tc>
@@ -18828,7 +18828,7 @@
         <w:pStyle w:val="Heading3"/>
       </w:pPr>
       <w:r>
-        <w:t xml:space="preserve">FR-SND-003 â€” Attachment upload</w:t>
+        <w:t xml:space="preserve">FR-SND-003 — Attachment upload</w:t>
       </w:r>
     </w:p>
     <w:tbl>
@@ -18865,7 +18865,7 @@
               <w:pStyle w:val="Compact"/>
             </w:pPr>
             <w:r>
-              <w:t xml:space="preserve">The document shall be attached with a single multipart call to the record’s files endpoint, which returns HTTP 200. The app shall be able to read the attachment back â€” name, size, content type.</w:t>
+              <w:t xml:space="preserve">The document shall be attached with a single multipart call to the record’s files endpoint, which returns HTTP 200. The app shall be able to read the attachment back — name, size, content type.</w:t>
             </w:r>
           </w:p>
         </w:tc>
@@ -18936,7 +18936,7 @@
               <w:pStyle w:val="Compact"/>
             </w:pPr>
             <w:r>
-              <w:t xml:space="preserve">ADR-004 Â· Annex A</w:t>
+              <w:t xml:space="preserve">ADR-004 · Annex A</w:t>
             </w:r>
           </w:p>
         </w:tc>
@@ -18964,7 +18964,7 @@
               <w:pStyle w:val="Compact"/>
             </w:pPr>
             <w:r>
-              <w:t xml:space="preserve">Defined Â· Must</w:t>
+              <w:t xml:space="preserve">Defined · Must</w:t>
             </w:r>
           </w:p>
         </w:tc>
@@ -18977,7 +18977,7 @@
         <w:pStyle w:val="Heading3"/>
       </w:pPr>
       <w:r>
-        <w:t xml:space="preserve">FR-SND-004 â€” The retry matrix</w:t>
+        <w:t xml:space="preserve">FR-SND-004 — The retry matrix</w:t>
       </w:r>
     </w:p>
     <w:tbl>
@@ -19030,7 +19030,7 @@
               <w:t xml:space="preserve"> </w:t>
             </w:r>
             <w:r>
-              <w:t xml:space="preserve">â†’ queued and sent automatically on return;</w:t>
+              <w:t xml:space="preserve">→ queued and sent automatically on return;</w:t>
             </w:r>
             <w:r>
               <w:t xml:space="preserve"> </w:t>
@@ -19046,7 +19046,7 @@
               <w:t xml:space="preserve"> </w:t>
             </w:r>
             <w:r>
-              <w:t xml:space="preserve">â†’ uncertain outcome, reconciliation per FR-SND-005, never a blind retry;</w:t>
+              <w:t xml:space="preserve">→ uncertain outcome, reconciliation per FR-SND-005, never a blind retry;</w:t>
             </w:r>
             <w:r>
               <w:t xml:space="preserve"> </w:t>
@@ -19062,7 +19062,7 @@
               <w:t xml:space="preserve"> </w:t>
             </w:r>
             <w:r>
-              <w:t xml:space="preserve">â†’ bounded exponential backoff, since these cannot duplicate a record;</w:t>
+              <w:t xml:space="preserve">→ bounded exponential backoff, since these cannot duplicate a record;</w:t>
             </w:r>
             <w:r>
               <w:t xml:space="preserve"> </w:t>
@@ -19078,7 +19078,7 @@
               <w:t xml:space="preserve"> </w:t>
             </w:r>
             <w:r>
-              <w:t xml:space="preserve">â†’ authentication problem, the user re-enters the token, no retry;</w:t>
+              <w:t xml:space="preserve">→ authentication problem, the user re-enters the token, no retry;</w:t>
             </w:r>
             <w:r>
               <w:t xml:space="preserve"> </w:t>
@@ -19094,7 +19094,7 @@
               <w:t xml:space="preserve"> </w:t>
             </w:r>
             <w:r>
-              <w:t xml:space="preserve">â†’ the database or table no longer exists, the user is sent to the destination, no retry;</w:t>
+              <w:t xml:space="preserve">→ the database or table no longer exists, the user is sent to the destination, no retry;</w:t>
             </w:r>
             <w:r>
               <w:t xml:space="preserve"> </w:t>
@@ -19110,7 +19110,7 @@
               <w:t xml:space="preserve"> </w:t>
             </w:r>
             <w:r>
-              <w:t xml:space="preserve">â†’ refresh the schema and retry exactly once, then report a mapping error rather than a server outage;</w:t>
+              <w:t xml:space="preserve">→ refresh the schema and retry exactly once, then report a mapping error rather than a server outage;</w:t>
             </w:r>
             <w:r>
               <w:t xml:space="preserve"> </w:t>
@@ -19126,7 +19126,7 @@
               <w:t xml:space="preserve"> </w:t>
             </w:r>
             <w:r>
-              <w:t xml:space="preserve">â†’ retry the attachment only.</w:t>
+              <w:t xml:space="preserve">→ retry the attachment only.</w:t>
             </w:r>
           </w:p>
         </w:tc>
@@ -19182,7 +19182,7 @@
               <w:pStyle w:val="Compact"/>
             </w:pPr>
             <w:r>
-              <w:t xml:space="preserve">PDR Â§9.1 Â· ADR-013, ADR-004 Â· Â§9 of this document</w:t>
+              <w:t xml:space="preserve">PDR §9.1 · ADR-013, ADR-004 · §9 of this document</w:t>
             </w:r>
           </w:p>
         </w:tc>
@@ -19210,7 +19210,7 @@
               <w:pStyle w:val="Compact"/>
             </w:pPr>
             <w:r>
-              <w:t xml:space="preserve">Defined Â· Must</w:t>
+              <w:t xml:space="preserve">Defined · Must</w:t>
             </w:r>
           </w:p>
         </w:tc>
@@ -19223,7 +19223,7 @@
         <w:pStyle w:val="Heading3"/>
       </w:pPr>
       <w:r>
-        <w:t xml:space="preserve">FR-SND-005 â€” Reconciliation of an uncertain create</w:t>
+        <w:t xml:space="preserve">FR-SND-005 — Reconciliation of an uncertain create</w:t>
       </w:r>
     </w:p>
     <w:tbl>
@@ -19275,7 +19275,7 @@
               <w:t xml:space="preserve"> </w:t>
             </w:r>
             <w:r>
-              <w:t xml:space="preserve">state and trigger a read-side reconciliation: the app reads the destination table’s most recently created records â€”</w:t>
+              <w:t xml:space="preserve">state and trigger a read-side reconciliation: the app reads the destination table’s most recently created records —</w:t>
             </w:r>
             <w:r>
               <w:t xml:space="preserve"> </w:t>
@@ -19305,7 +19305,7 @@
               <w:t xml:space="preserve"> </w:t>
             </w:r>
             <w:r>
-              <w:t xml:space="preserve">are available regardless of mapping â€” and looks for a match against the mapped fields within a short time window. On exactly one match, that record is adopted and the flow continues to the attachment step. On no match, the record is created. On ambiguity â€” more than one plausible match, or too few mapped fields to compare â€” the app shall surface the uncertainty to the user and let them choose; it never guesses.</w:t>
+              <w:t xml:space="preserve">are available regardless of mapping — and looks for a match against the mapped fields within a short time window. On exactly one match, that record is adopted and the flow continues to the attachment step. On no match, the record is created. On ambiguity — more than one plausible match, or too few mapped fields to compare — the app shall surface the uncertainty to the user and let them choose; it never guesses.</w:t>
             </w:r>
           </w:p>
         </w:tc>
@@ -19361,7 +19361,7 @@
               <w:pStyle w:val="Compact"/>
             </w:pPr>
             <w:r>
-              <w:t xml:space="preserve">ADR-013 Â· PDR Â§9.1 Â· Finding 1</w:t>
+              <w:t xml:space="preserve">ADR-013 · PDR §9.1 · Finding 1</w:t>
             </w:r>
           </w:p>
         </w:tc>
@@ -19389,7 +19389,7 @@
               <w:pStyle w:val="Compact"/>
             </w:pPr>
             <w:r>
-              <w:t xml:space="preserve">Defined Â· Must</w:t>
+              <w:t xml:space="preserve">Defined · Must</w:t>
             </w:r>
           </w:p>
         </w:tc>
@@ -19402,7 +19402,7 @@
         <w:pStyle w:val="Heading3"/>
       </w:pPr>
       <w:r>
-        <w:t xml:space="preserve">FR-SND-006 â€” Deep link back to the record</w:t>
+        <w:t xml:space="preserve">FR-SND-006 — Deep link back to the record</w:t>
       </w:r>
     </w:p>
     <w:tbl>
@@ -19439,7 +19439,7 @@
               <w:pStyle w:val="Compact"/>
             </w:pPr>
             <w:r>
-              <w:t xml:space="preserve">After a successful send the confirmation screen shall offer a link to open the record in Ninox, built entirely from data the app already holds â€” team and database from the destination, table identifier from the destination, record identifier from the create response â€” with no additional API call and no credentials. If the URL structure no longer resolves, the button shall degrade to opening the database rather than fail.</w:t>
+              <w:t xml:space="preserve">After a successful send the confirmation screen shall offer a link to open the record in Ninox, built entirely from data the app already holds — team and database from the destination, table identifier from the destination, record identifier from the create response — with no additional API call and no credentials. If the URL structure no longer resolves, the button shall degrade to opening the database rather than fail.</w:t>
             </w:r>
           </w:p>
         </w:tc>
@@ -19495,7 +19495,7 @@
               <w:pStyle w:val="Compact"/>
             </w:pPr>
             <w:r>
-              <w:t xml:space="preserve">PDR Â§9.2 Â· ADR-008 Â· Contract 3</w:t>
+              <w:t xml:space="preserve">PDR §9.2 · ADR-008 · Contract 3</w:t>
             </w:r>
           </w:p>
         </w:tc>
@@ -19523,7 +19523,7 @@
               <w:pStyle w:val="Compact"/>
             </w:pPr>
             <w:r>
-              <w:t xml:space="preserve">Defined Â· Must</w:t>
+              <w:t xml:space="preserve">Defined · Must</w:t>
             </w:r>
           </w:p>
         </w:tc>
@@ -19536,7 +19536,7 @@
         <w:pStyle w:val="Heading3"/>
       </w:pPr>
       <w:r>
-        <w:t xml:space="preserve">FR-SND-007 â€” Automations may run; the read-back is the visibility</w:t>
+        <w:t xml:space="preserve">FR-SND-007 — Automations may run; the read-back is the visibility</w:t>
       </w:r>
     </w:p>
     <w:tbl>
@@ -19657,7 +19657,7 @@
               <w:pStyle w:val="Compact"/>
             </w:pPr>
             <w:r>
-              <w:t xml:space="preserve">Defined Â· Must</w:t>
+              <w:t xml:space="preserve">Defined · Must</w:t>
             </w:r>
           </w:p>
         </w:tc>
@@ -19670,7 +19670,7 @@
         <w:pStyle w:val="Heading3"/>
       </w:pPr>
       <w:r>
-        <w:t xml:space="preserve">FR-SND-008 â€” Updates are merges</w:t>
+        <w:t xml:space="preserve">FR-SND-008 — Updates are merges</w:t>
       </w:r>
     </w:p>
     <w:tbl>
@@ -19763,7 +19763,7 @@
               <w:pStyle w:val="Compact"/>
             </w:pPr>
             <w:r>
-              <w:t xml:space="preserve">ADR-004 Â· PDR Â§9.1</w:t>
+              <w:t xml:space="preserve">ADR-004 · PDR §9.1</w:t>
             </w:r>
           </w:p>
         </w:tc>
@@ -19791,7 +19791,7 @@
               <w:pStyle w:val="Compact"/>
             </w:pPr>
             <w:r>
-              <w:t xml:space="preserve">Defined Â· Must</w:t>
+              <w:t xml:space="preserve">Defined · Must</w:t>
             </w:r>
           </w:p>
         </w:tc>
@@ -19805,7 +19805,7 @@
         <w:pStyle w:val="Heading2"/>
       </w:pPr>
       <w:r>
-        <w:t xml:space="preserve">4.8 FR-HIS â€” History</w:t>
+        <w:t xml:space="preserve">4.8 FR-HIS — History</w:t>
       </w:r>
     </w:p>
     <w:bookmarkStart w:id="121" w:name="fr-his-001-â-content-of-a-history-entry"/>
@@ -19814,7 +19814,7 @@
         <w:pStyle w:val="Heading3"/>
       </w:pPr>
       <w:r>
-        <w:t xml:space="preserve">FR-HIS-001 â€” Content of a history entry</w:t>
+        <w:t xml:space="preserve">FR-HIS-001 — Content of a history entry</w:t>
       </w:r>
     </w:p>
     <w:tbl>
@@ -19920,7 +19920,7 @@
               <w:pStyle w:val="Compact"/>
             </w:pPr>
             <w:r>
-              <w:t xml:space="preserve">PDR Â§7.5</w:t>
+              <w:t xml:space="preserve">PDR §7.5</w:t>
             </w:r>
           </w:p>
         </w:tc>
@@ -19948,7 +19948,7 @@
               <w:pStyle w:val="Compact"/>
             </w:pPr>
             <w:r>
-              <w:t xml:space="preserve">Defined Â· Must</w:t>
+              <w:t xml:space="preserve">Defined · Must</w:t>
             </w:r>
           </w:p>
         </w:tc>
@@ -19961,7 +19961,7 @@
         <w:pStyle w:val="Heading3"/>
       </w:pPr>
       <w:r>
-        <w:t xml:space="preserve">FR-HIS-002 â€” Document states</w:t>
+        <w:t xml:space="preserve">FR-HIS-002 — Document states</w:t>
       </w:r>
     </w:p>
     <w:tbl>
@@ -20106,7 +20106,7 @@
               <w:t xml:space="preserve">duplicate-flagged</w:t>
             </w:r>
             <w:r>
-              <w:t xml:space="preserve">. Transitions shall be those of the state machine in Â§6.2.</w:t>
+              <w:t xml:space="preserve">. Transitions shall be those of the state machine in §6.2.</w:t>
             </w:r>
           </w:p>
         </w:tc>
@@ -20213,7 +20213,7 @@
               <w:pStyle w:val="Compact"/>
             </w:pPr>
             <w:r>
-              <w:t xml:space="preserve">PDR Â§7.5 Â· Â§6.2 of this document</w:t>
+              <w:t xml:space="preserve">PDR §7.5 · §6.2 of this document</w:t>
             </w:r>
           </w:p>
         </w:tc>
@@ -20241,7 +20241,7 @@
               <w:pStyle w:val="Compact"/>
             </w:pPr>
             <w:r>
-              <w:t xml:space="preserve">Defined Â· Must</w:t>
+              <w:t xml:space="preserve">Defined · Must</w:t>
             </w:r>
           </w:p>
         </w:tc>
@@ -20254,7 +20254,7 @@
         <w:pStyle w:val="Heading3"/>
       </w:pPr>
       <w:r>
-        <w:t xml:space="preserve">FR-HIS-003 â€” Correction and re-send</w:t>
+        <w:t xml:space="preserve">FR-HIS-003 — Correction and re-send</w:t>
       </w:r>
     </w:p>
     <w:tbl>
@@ -20347,7 +20347,7 @@
               <w:pStyle w:val="Compact"/>
             </w:pPr>
             <w:r>
-              <w:t xml:space="preserve">PDR Â§7.5, Â§9.1</w:t>
+              <w:t xml:space="preserve">PDR §7.5, §9.1</w:t>
             </w:r>
           </w:p>
         </w:tc>
@@ -20375,7 +20375,7 @@
               <w:pStyle w:val="Compact"/>
             </w:pPr>
             <w:r>
-              <w:t xml:space="preserve">Defined Â· Must</w:t>
+              <w:t xml:space="preserve">Defined · Must</w:t>
             </w:r>
           </w:p>
         </w:tc>
@@ -20388,7 +20388,7 @@
         <w:pStyle w:val="Heading3"/>
       </w:pPr>
       <w:r>
-        <w:t xml:space="preserve">FR-HIS-004 â€” File retention</w:t>
+        <w:t xml:space="preserve">FR-HIS-004 — File retention</w:t>
       </w:r>
     </w:p>
     <w:tbl>
@@ -20425,7 +20425,7 @@
               <w:pStyle w:val="Compact"/>
             </w:pPr>
             <w:r>
-              <w:t xml:space="preserve">Local document images shall be deleted once a send is confirmed â€” the document is in Ninox by then. Only pending and failed items shall keep their files.</w:t>
+              <w:t xml:space="preserve">Local document images shall be deleted once a send is confirmed — the document is in Ninox by then. Only pending and failed items shall keep their files.</w:t>
             </w:r>
           </w:p>
         </w:tc>
@@ -20511,7 +20511,7 @@
               <w:pStyle w:val="Compact"/>
             </w:pPr>
             <w:r>
-              <w:t xml:space="preserve">PDR Â§7.5</w:t>
+              <w:t xml:space="preserve">PDR §7.5</w:t>
             </w:r>
           </w:p>
         </w:tc>
@@ -20539,7 +20539,7 @@
               <w:pStyle w:val="Compact"/>
             </w:pPr>
             <w:r>
-              <w:t xml:space="preserve">Defined Â· Must</w:t>
+              <w:t xml:space="preserve">Defined · Must</w:t>
             </w:r>
           </w:p>
         </w:tc>
@@ -20552,7 +20552,7 @@
         <w:pStyle w:val="Heading3"/>
       </w:pPr>
       <w:r>
-        <w:t xml:space="preserve">FR-HIS-005 â€” History is the uncertainty trace</w:t>
+        <w:t xml:space="preserve">FR-HIS-005 — History is the uncertainty trace</w:t>
       </w:r>
     </w:p>
     <w:tbl>
@@ -20645,7 +20645,7 @@
               <w:pStyle w:val="Compact"/>
             </w:pPr>
             <w:r>
-              <w:t xml:space="preserve">PDR Â§7.5</w:t>
+              <w:t xml:space="preserve">PDR §7.5</w:t>
             </w:r>
           </w:p>
         </w:tc>
@@ -20673,7 +20673,7 @@
               <w:pStyle w:val="Compact"/>
             </w:pPr>
             <w:r>
-              <w:t xml:space="preserve">Defined Â· Must</w:t>
+              <w:t xml:space="preserve">Defined · Must</w:t>
             </w:r>
           </w:p>
         </w:tc>
@@ -20687,7 +20687,7 @@
         <w:pStyle w:val="Heading2"/>
       </w:pPr>
       <w:r>
-        <w:t xml:space="preserve">4.9 FR-MEM â€” Supplier memory</w:t>
+        <w:t xml:space="preserve">4.9 FR-MEM — Supplier memory</w:t>
       </w:r>
     </w:p>
     <w:bookmarkStart w:id="127" w:name="Xebe67fd28e5468bdde0a786a23145e9f2a93cf6"/>
@@ -20696,7 +20696,7 @@
         <w:pStyle w:val="Heading3"/>
       </w:pPr>
       <w:r>
-        <w:t xml:space="preserve">FR-MEM-001 â€” The memory learns supplier pairs</w:t>
+        <w:t xml:space="preserve">FR-MEM-001 — The memory learns supplier pairs</w:t>
       </w:r>
     </w:p>
     <w:tbl>
@@ -20733,7 +20733,7 @@
               <w:pStyle w:val="Compact"/>
             </w:pPr>
             <w:r>
-              <w:t xml:space="preserve">The app shall maintain a local store of supplier identifierâ€“name pairs, learned from documents the user has confirmed.</w:t>
+              <w:t xml:space="preserve">The app shall maintain a local store of supplier identifier–name pairs, learned from documents the user has confirmed.</w:t>
             </w:r>
           </w:p>
         </w:tc>
@@ -20789,7 +20789,7 @@
               <w:pStyle w:val="Compact"/>
             </w:pPr>
             <w:r>
-              <w:t xml:space="preserve">PDR Â§11 Â· ADR-009</w:t>
+              <w:t xml:space="preserve">PDR §11 · ADR-009</w:t>
             </w:r>
           </w:p>
         </w:tc>
@@ -20817,7 +20817,7 @@
               <w:pStyle w:val="Compact"/>
             </w:pPr>
             <w:r>
-              <w:t xml:space="preserve">Defined Â· Must</w:t>
+              <w:t xml:space="preserve">Defined · Must</w:t>
             </w:r>
           </w:p>
         </w:tc>
@@ -20830,7 +20830,7 @@
         <w:pStyle w:val="Heading3"/>
       </w:pPr>
       <w:r>
-        <w:t xml:space="preserve">FR-MEM-002 â€” Indexed only by identifiers that passed their check digit</w:t>
+        <w:t xml:space="preserve">FR-MEM-002 — Indexed only by identifiers that passed their check digit</w:t>
       </w:r>
     </w:p>
     <w:tbl>
@@ -20923,7 +20923,7 @@
               <w:pStyle w:val="Compact"/>
             </w:pPr>
             <w:r>
-              <w:t xml:space="preserve">ADR-009 Â· PDR Â§11</w:t>
+              <w:t xml:space="preserve">ADR-009 · PDR §11</w:t>
             </w:r>
           </w:p>
         </w:tc>
@@ -20951,7 +20951,7 @@
               <w:pStyle w:val="Compact"/>
             </w:pPr>
             <w:r>
-              <w:t xml:space="preserve">Defined Â· Must</w:t>
+              <w:t xml:space="preserve">Defined · Must</w:t>
             </w:r>
           </w:p>
         </w:tc>
@@ -20964,7 +20964,7 @@
         <w:pStyle w:val="Heading3"/>
       </w:pPr>
       <w:r>
-        <w:t xml:space="preserve">FR-MEM-003 â€” Presentation in review</w:t>
+        <w:t xml:space="preserve">FR-MEM-003 — Presentation in review</w:t>
       </w:r>
     </w:p>
     <w:tbl>
@@ -21057,7 +21057,7 @@
               <w:pStyle w:val="Compact"/>
             </w:pPr>
             <w:r>
-              <w:t xml:space="preserve">PDR Â§6.2, Â§11</w:t>
+              <w:t xml:space="preserve">PDR §6.2, §11</w:t>
             </w:r>
           </w:p>
         </w:tc>
@@ -21085,7 +21085,7 @@
               <w:pStyle w:val="Compact"/>
             </w:pPr>
             <w:r>
-              <w:t xml:space="preserve">Defined Â· Must</w:t>
+              <w:t xml:space="preserve">Defined · Must</w:t>
             </w:r>
           </w:p>
         </w:tc>
@@ -21098,7 +21098,7 @@
         <w:pStyle w:val="Heading3"/>
       </w:pPr>
       <w:r>
-        <w:t xml:space="preserve">FR-MEM-004 â€” Real deletion</w:t>
+        <w:t xml:space="preserve">FR-MEM-004 — Real deletion</w:t>
       </w:r>
     </w:p>
     <w:tbl>
@@ -21163,7 +21163,7 @@
               <w:pStyle w:val="Compact"/>
             </w:pPr>
             <w:r>
-              <w:t xml:space="preserve">After the action, no identifierâ€“name pair can be matched; a previously recognised supplier is offered no longer.</w:t>
+              <w:t xml:space="preserve">After the action, no identifier–name pair can be matched; a previously recognised supplier is offered no longer.</w:t>
             </w:r>
           </w:p>
         </w:tc>
@@ -21219,7 +21219,7 @@
               <w:pStyle w:val="Compact"/>
             </w:pPr>
             <w:r>
-              <w:t xml:space="preserve">Defined Â· Must</w:t>
+              <w:t xml:space="preserve">Defined · Must</w:t>
             </w:r>
           </w:p>
         </w:tc>
@@ -21233,7 +21233,7 @@
         <w:pStyle w:val="Heading2"/>
       </w:pPr>
       <w:r>
-        <w:t xml:space="preserve">4.10 FR-CFG â€” Configuration and data management</w:t>
+        <w:t xml:space="preserve">4.10 FR-CFG — Configuration and data management</w:t>
       </w:r>
     </w:p>
     <w:bookmarkStart w:id="132" w:name="X92242e514545fe0b5c9f444a310057b93bca7f1"/>
@@ -21242,7 +21242,7 @@
         <w:pStyle w:val="Heading3"/>
       </w:pPr>
       <w:r>
-        <w:t xml:space="preserve">FR-CFG-001 â€” Export and import of configuration</w:t>
+        <w:t xml:space="preserve">FR-CFG-001 — Export and import of configuration</w:t>
       </w:r>
     </w:p>
     <w:tbl>
@@ -21279,7 +21279,7 @@
               <w:pStyle w:val="Compact"/>
             </w:pPr>
             <w:r>
-              <w:t xml:space="preserve">Configuration â€” destinations, mappings and supplier memory â€” shall be exportable to and importable from a file the user keeps wherever they like. The API token shall never be included in the export.</w:t>
+              <w:t xml:space="preserve">Configuration — destinations, mappings and supplier memory — shall be exportable to and importable from a file the user keeps wherever they like. The API token shall never be included in the export.</w:t>
             </w:r>
           </w:p>
         </w:tc>
@@ -21335,7 +21335,7 @@
               <w:pStyle w:val="Compact"/>
             </w:pPr>
             <w:r>
-              <w:t xml:space="preserve">ADR-009 Â· PDR Â§3.2, Â§11</w:t>
+              <w:t xml:space="preserve">ADR-009 · PDR §3.2, §11</w:t>
             </w:r>
           </w:p>
         </w:tc>
@@ -21363,7 +21363,7 @@
               <w:pStyle w:val="Compact"/>
             </w:pPr>
             <w:r>
-              <w:t xml:space="preserve">Defined Â· Must</w:t>
+              <w:t xml:space="preserve">Defined · Must</w:t>
             </w:r>
           </w:p>
         </w:tc>
@@ -21376,7 +21376,7 @@
         <w:pStyle w:val="Heading3"/>
       </w:pPr>
       <w:r>
-        <w:t xml:space="preserve">FR-CFG-002 â€” Device migration</w:t>
+        <w:t xml:space="preserve">FR-CFG-002 — Device migration</w:t>
       </w:r>
     </w:p>
     <w:tbl>
@@ -21497,7 +21497,7 @@
               <w:pStyle w:val="Compact"/>
             </w:pPr>
             <w:r>
-              <w:t xml:space="preserve">Defined Â· Must</w:t>
+              <w:t xml:space="preserve">Defined · Must</w:t>
             </w:r>
           </w:p>
         </w:tc>
@@ -21510,7 +21510,7 @@
         <w:pStyle w:val="Heading3"/>
       </w:pPr>
       <w:r>
-        <w:t xml:space="preserve">FR-CFG-003 â€” Local data clearing</w:t>
+        <w:t xml:space="preserve">FR-CFG-003 — Local data clearing</w:t>
       </w:r>
     </w:p>
     <w:tbl>
@@ -21547,7 +21547,7 @@
               <w:pStyle w:val="Compact"/>
             </w:pPr>
             <w:r>
-              <w:t xml:space="preserve">The app shall provide an action that clears local data â€” history, supplier memory, destinations and retained document files â€” genuinely and irreversibly.</w:t>
+              <w:t xml:space="preserve">The app shall provide an action that clears local data — history, supplier memory, destinations and retained document files — genuinely and irreversibly.</w:t>
             </w:r>
           </w:p>
         </w:tc>
@@ -21603,7 +21603,7 @@
               <w:pStyle w:val="Compact"/>
             </w:pPr>
             <w:r>
-              <w:t xml:space="preserve">ADR-009 Â· PDR Â§11</w:t>
+              <w:t xml:space="preserve">ADR-009 · PDR §11</w:t>
             </w:r>
           </w:p>
         </w:tc>
@@ -21631,7 +21631,7 @@
               <w:pStyle w:val="Compact"/>
             </w:pPr>
             <w:r>
-              <w:t xml:space="preserve">Defined Â· Must</w:t>
+              <w:t xml:space="preserve">Defined · Must</w:t>
             </w:r>
           </w:p>
         </w:tc>
@@ -21644,7 +21644,7 @@
         <w:pStyle w:val="Heading3"/>
       </w:pPr>
       <w:r>
-        <w:t xml:space="preserve">FR-CFG-004 â€” Token storage</w:t>
+        <w:t xml:space="preserve">FR-CFG-004 — Token storage</w:t>
       </w:r>
     </w:p>
     <w:tbl>
@@ -21737,7 +21737,7 @@
               <w:pStyle w:val="Compact"/>
             </w:pPr>
             <w:r>
-              <w:t xml:space="preserve">PDR Â§11 Â· Contract 3</w:t>
+              <w:t xml:space="preserve">PDR §11 · Contract 3</w:t>
             </w:r>
           </w:p>
         </w:tc>
@@ -21765,7 +21765,7 @@
               <w:pStyle w:val="Compact"/>
             </w:pPr>
             <w:r>
-              <w:t xml:space="preserve">Defined (biometrics Deferred) Â· Must</w:t>
+              <w:t xml:space="preserve">Defined (biometrics Deferred) · Must</w:t>
             </w:r>
           </w:p>
         </w:tc>
@@ -21779,7 +21779,7 @@
         <w:pStyle w:val="Heading2"/>
       </w:pPr>
       <w:r>
-        <w:t xml:space="preserve">4.11 FR-CTR â€” Countries and languages</w:t>
+        <w:t xml:space="preserve">4.11 FR-CTR — Countries and languages</w:t>
       </w:r>
     </w:p>
     <w:bookmarkStart w:id="137" w:name="X7ceb35be661c8742c50b8b00d03cfe942122d9d"/>
@@ -21788,7 +21788,7 @@
         <w:pStyle w:val="Heading3"/>
       </w:pPr>
       <w:r>
-        <w:t xml:space="preserve">FR-CTR-001 â€” Deterministic country detection, no user setting</w:t>
+        <w:t xml:space="preserve">FR-CTR-001 — Deterministic country detection, no user setting</w:t>
       </w:r>
     </w:p>
     <w:tbl>
@@ -21825,7 +21825,7 @@
               <w:pStyle w:val="Compact"/>
             </w:pPr>
             <w:r>
-              <w:t xml:space="preserve">The app shall detect the document’s country from its own evidence â€” VAT identifier format, currency, address, language â€” and apply that row of the country table. There shall be no user-facing country setting and nothing to activate.</w:t>
+              <w:t xml:space="preserve">The app shall detect the document’s country from its own evidence — VAT identifier format, currency, address, language — and apply that row of the country table. There shall be no user-facing country setting and nothing to activate.</w:t>
             </w:r>
           </w:p>
         </w:tc>
@@ -21911,7 +21911,7 @@
               <w:pStyle w:val="Compact"/>
             </w:pPr>
             <w:r>
-              <w:t xml:space="preserve">PDR Â§10 Â· ADR-005 Â· Finding 13</w:t>
+              <w:t xml:space="preserve">PDR §10 · ADR-005 · Finding 13</w:t>
             </w:r>
           </w:p>
         </w:tc>
@@ -21939,7 +21939,7 @@
               <w:pStyle w:val="Compact"/>
             </w:pPr>
             <w:r>
-              <w:t xml:space="preserve">Defined Â· Must</w:t>
+              <w:t xml:space="preserve">Defined · Must</w:t>
             </w:r>
           </w:p>
         </w:tc>
@@ -21952,7 +21952,7 @@
         <w:pStyle w:val="Heading3"/>
       </w:pPr>
       <w:r>
-        <w:t xml:space="preserve">FR-CTR-002 â€” Universal core</w:t>
+        <w:t xml:space="preserve">FR-CTR-002 — Universal core</w:t>
       </w:r>
     </w:p>
     <w:tbl>
@@ -22045,7 +22045,7 @@
               <w:pStyle w:val="Compact"/>
             </w:pPr>
             <w:r>
-              <w:t xml:space="preserve">ADR-005 Â· PDR Â§10</w:t>
+              <w:t xml:space="preserve">ADR-005 · PDR §10</w:t>
             </w:r>
           </w:p>
         </w:tc>
@@ -22073,7 +22073,7 @@
               <w:pStyle w:val="Compact"/>
             </w:pPr>
             <w:r>
-              <w:t xml:space="preserve">Defined Â· Must</w:t>
+              <w:t xml:space="preserve">Defined · Must</w:t>
             </w:r>
           </w:p>
         </w:tc>
@@ -22086,7 +22086,7 @@
         <w:pStyle w:val="Heading3"/>
       </w:pPr>
       <w:r>
-        <w:t xml:space="preserve">FR-CTR-003 â€” Country table contents</w:t>
+        <w:t xml:space="preserve">FR-CTR-003 — Country table contents</w:t>
       </w:r>
     </w:p>
     <w:tbl>
@@ -22179,7 +22179,7 @@
               <w:pStyle w:val="Compact"/>
             </w:pPr>
             <w:r>
-              <w:t xml:space="preserve">ADR-005 Â· PDR Â§10 Â· Annex B</w:t>
+              <w:t xml:space="preserve">ADR-005 · PDR §10 · Annex B</w:t>
             </w:r>
           </w:p>
         </w:tc>
@@ -22207,7 +22207,7 @@
               <w:pStyle w:val="Compact"/>
             </w:pPr>
             <w:r>
-              <w:t xml:space="preserve">Defined Â· Must</w:t>
+              <w:t xml:space="preserve">Defined · Must</w:t>
             </w:r>
           </w:p>
         </w:tc>
@@ -22220,7 +22220,7 @@
         <w:pStyle w:val="Heading3"/>
       </w:pPr>
       <w:r>
-        <w:t xml:space="preserve">FR-CTR-004 â€” Four launch rows; the three Spanish formats never share code</w:t>
+        <w:t xml:space="preserve">FR-CTR-004 — Four launch rows; the three Spanish formats never share code</w:t>
       </w:r>
     </w:p>
     <w:tbl>
@@ -22257,7 +22257,7 @@
               <w:pStyle w:val="Compact"/>
             </w:pPr>
             <w:r>
-              <w:t xml:space="preserve">Germany, Austria, Switzerland and Spain shall be the four launch rows; none is the reference case. The three Spanish identifier formats â€”</w:t>
+              <w:t xml:space="preserve">Germany, Austria, Switzerland and Spain shall be the four launch rows; none is the reference case. The three Spanish identifier formats —</w:t>
             </w:r>
             <w:r>
               <w:t xml:space="preserve"> </w:t>
@@ -22302,7 +22302,7 @@
               <w:t xml:space="preserve"> </w:t>
             </w:r>
             <w:r>
-              <w:t xml:space="preserve">(legal person) â€” shall be implemented as three distinct algorithms that never share code. Switzerland is included from the start because DACH is the primary market, not as an extension of it.</w:t>
+              <w:t xml:space="preserve">(legal person) — shall be implemented as three distinct algorithms that never share code. Switzerland is included from the start because DACH is the primary market, not as an extension of it.</w:t>
             </w:r>
           </w:p>
         </w:tc>
@@ -22345,7 +22345,7 @@
               <w:t xml:space="preserve"> </w:t>
             </w:r>
             <w:r>
-              <w:t xml:space="preserve">passes its own algorithm and is not checked against the NIF algorithm â€” the prototype’s false doubt on</w:t>
+              <w:t xml:space="preserve">passes its own algorithm and is not checked against the NIF algorithm — the prototype’s false doubt on</w:t>
             </w:r>
             <w:r>
               <w:t xml:space="preserve"> </w:t>
@@ -22388,7 +22388,7 @@
               <w:pStyle w:val="Compact"/>
             </w:pPr>
             <w:r>
-              <w:t xml:space="preserve">PDR Â§10 Â· Finding 13 Â· 16-document test</w:t>
+              <w:t xml:space="preserve">PDR §10 · Finding 13 · 16-document test</w:t>
             </w:r>
           </w:p>
         </w:tc>
@@ -22416,7 +22416,7 @@
               <w:pStyle w:val="Compact"/>
             </w:pPr>
             <w:r>
-              <w:t xml:space="preserve">Defined Â· Must</w:t>
+              <w:t xml:space="preserve">Defined · Must</w:t>
             </w:r>
           </w:p>
         </w:tc>
@@ -22429,7 +22429,7 @@
         <w:pStyle w:val="Heading3"/>
       </w:pPr>
       <w:r>
-        <w:t xml:space="preserve">FR-CTR-005 â€” Format inference is a real algorithm</w:t>
+        <w:t xml:space="preserve">FR-CTR-005 — Format inference is a real algorithm</w:t>
       </w:r>
     </w:p>
     <w:tbl>
@@ -22579,7 +22579,7 @@
               <w:pStyle w:val="Compact"/>
             </w:pPr>
             <w:r>
-              <w:t xml:space="preserve">PDR Â§10 Â· ADR-005</w:t>
+              <w:t xml:space="preserve">PDR §10 · ADR-005</w:t>
             </w:r>
           </w:p>
         </w:tc>
@@ -22607,7 +22607,7 @@
               <w:pStyle w:val="Compact"/>
             </w:pPr>
             <w:r>
-              <w:t xml:space="preserve">Defined Â· Must</w:t>
+              <w:t xml:space="preserve">Defined · Must</w:t>
             </w:r>
           </w:p>
         </w:tc>
@@ -22620,7 +22620,7 @@
         <w:pStyle w:val="Heading3"/>
       </w:pPr>
       <w:r>
-        <w:t xml:space="preserve">FR-CTR-006 â€” Interface languages; document dictionaries are separate</w:t>
+        <w:t xml:space="preserve">FR-CTR-006 — Interface languages; document dictionaries are separate</w:t>
       </w:r>
     </w:p>
     <w:tbl>
@@ -22657,7 +22657,7 @@
               <w:pStyle w:val="Compact"/>
             </w:pPr>
             <w:r>
-              <w:t xml:space="preserve">The interface shall ship in English and German. Document keyword dictionaries â€” including the negative-context terms â€” shall be a separate matter from interface language and shall cover several languages from the start.</w:t>
+              <w:t xml:space="preserve">The interface shall ship in English and German. Document keyword dictionaries — including the negative-context terms — shall be a separate matter from interface language and shall cover several languages from the start.</w:t>
             </w:r>
           </w:p>
         </w:tc>
@@ -22713,7 +22713,7 @@
               <w:pStyle w:val="Compact"/>
             </w:pPr>
             <w:r>
-              <w:t xml:space="preserve">PDR Â§10 Â· ADR-005 Â· Annex C</w:t>
+              <w:t xml:space="preserve">PDR §10 · ADR-005 · Annex C</w:t>
             </w:r>
           </w:p>
         </w:tc>
@@ -22741,7 +22741,7 @@
               <w:pStyle w:val="Compact"/>
             </w:pPr>
             <w:r>
-              <w:t xml:space="preserve">Defined Â· Must</w:t>
+              <w:t xml:space="preserve">Defined · Must</w:t>
             </w:r>
           </w:p>
         </w:tc>
@@ -22754,7 +22754,7 @@
         <w:pStyle w:val="Heading3"/>
       </w:pPr>
       <w:r>
-        <w:t xml:space="preserve">FR-CTR-007 â€” Swiss rounding is captured, never recalculated</w:t>
+        <w:t xml:space="preserve">FR-CTR-007 — Swiss rounding is captured, never recalculated</w:t>
       </w:r>
     </w:p>
     <w:tbl>
@@ -22877,7 +22877,7 @@
               <w:pStyle w:val="Compact"/>
             </w:pPr>
             <w:r>
-              <w:t xml:space="preserve">PDR Â§10 Â· ADR-016 Â· Annex B</w:t>
+              <w:t xml:space="preserve">PDR §10 · ADR-016 · Annex B</w:t>
             </w:r>
           </w:p>
         </w:tc>
@@ -22905,7 +22905,7 @@
               <w:pStyle w:val="Compact"/>
             </w:pPr>
             <w:r>
-              <w:t xml:space="preserve">Defined Â· Must</w:t>
+              <w:t xml:space="preserve">Defined · Must</w:t>
             </w:r>
           </w:p>
         </w:tc>
@@ -22919,7 +22919,7 @@
         <w:pStyle w:val="Heading2"/>
       </w:pPr>
       <w:r>
-        <w:t xml:space="preserve">4.12 FR-DUP â€” Duplicate detection</w:t>
+        <w:t xml:space="preserve">4.12 FR-DUP — Duplicate detection</w:t>
       </w:r>
     </w:p>
     <w:bookmarkStart w:id="145" w:name="fr-dup-001-â-duplicate-criteria"/>
@@ -22928,7 +22928,7 @@
         <w:pStyle w:val="Heading3"/>
       </w:pPr>
       <w:r>
-        <w:t xml:space="preserve">FR-DUP-001 â€” Duplicate criteria</w:t>
+        <w:t xml:space="preserve">FR-DUP-001 — Duplicate criteria</w:t>
       </w:r>
     </w:p>
     <w:tbl>
@@ -23021,7 +23021,7 @@
               <w:pStyle w:val="Compact"/>
             </w:pPr>
             <w:r>
-              <w:t xml:space="preserve">PDR Â§7.2</w:t>
+              <w:t xml:space="preserve">PDR §7.2</w:t>
             </w:r>
           </w:p>
         </w:tc>
@@ -23049,7 +23049,7 @@
               <w:pStyle w:val="Compact"/>
             </w:pPr>
             <w:r>
-              <w:t xml:space="preserve">Defined Â· Must</w:t>
+              <w:t xml:space="preserve">Defined · Must</w:t>
             </w:r>
           </w:p>
         </w:tc>
@@ -23062,7 +23062,7 @@
         <w:pStyle w:val="Heading3"/>
       </w:pPr>
       <w:r>
-        <w:t xml:space="preserve">FR-DUP-002 â€” Notice, link, proceed</w:t>
+        <w:t xml:space="preserve">FR-DUP-002 — Notice, link, proceed</w:t>
       </w:r>
     </w:p>
     <w:tbl>
@@ -23155,7 +23155,7 @@
               <w:pStyle w:val="Compact"/>
             </w:pPr>
             <w:r>
-              <w:t xml:space="preserve">PDR Â§7.2</w:t>
+              <w:t xml:space="preserve">PDR §7.2</w:t>
             </w:r>
           </w:p>
         </w:tc>
@@ -23183,7 +23183,7 @@
               <w:pStyle w:val="Compact"/>
             </w:pPr>
             <w:r>
-              <w:t xml:space="preserve">Defined Â· Must</w:t>
+              <w:t xml:space="preserve">Defined · Must</w:t>
             </w:r>
           </w:p>
         </w:tc>
@@ -23215,7 +23215,7 @@
         <w:pStyle w:val="Heading2"/>
       </w:pPr>
       <w:r>
-        <w:t xml:space="preserve">BR-01 â€” Determinism over coverage</w:t>
+        <w:t xml:space="preserve">BR-01 — Determinism over coverage</w:t>
       </w:r>
     </w:p>
     <w:tbl>
@@ -23280,7 +23280,7 @@
               <w:pStyle w:val="Compact"/>
             </w:pPr>
             <w:r>
-              <w:t xml:space="preserve">PDR Â§4 Â· Contract 4</w:t>
+              <w:t xml:space="preserve">PDR §4 · Contract 4</w:t>
             </w:r>
           </w:p>
         </w:tc>
@@ -23321,7 +23321,7 @@
         <w:pStyle w:val="Heading2"/>
       </w:pPr>
       <w:r>
-        <w:t xml:space="preserve">BR-02 â€” A check confirms only if every operand was read</w:t>
+        <w:t xml:space="preserve">BR-02 — A check confirms only if every operand was read</w:t>
       </w:r>
     </w:p>
     <w:tbl>
@@ -23413,7 +23413,7 @@
               <w:pStyle w:val="Compact"/>
             </w:pPr>
             <w:r>
-              <w:t xml:space="preserve">PDR Â§6.1 Â· ADR-019 Â· 16-document test (nine of ten</w:t>
+              <w:t xml:space="preserve">PDR §6.1 · ADR-019 · 16-document test (nine of ten</w:t>
             </w:r>
             <w:r>
               <w:t xml:space="preserve"> </w:t>
@@ -23453,7 +23453,7 @@
               <w:pStyle w:val="Compact"/>
             </w:pPr>
             <w:r>
-              <w:t xml:space="preserve">Annex D, example 5 â€” a document whose base and tax were both derived from the total does not turn the total green.</w:t>
+              <w:t xml:space="preserve">Annex D, example 5 — a document whose base and tax were both derived from the total does not turn the total green.</w:t>
             </w:r>
           </w:p>
         </w:tc>
@@ -23466,7 +23466,7 @@
         <w:pStyle w:val="Heading2"/>
       </w:pPr>
       <w:r>
-        <w:t xml:space="preserve">BR-03 â€” Empty over false</w:t>
+        <w:t xml:space="preserve">BR-03 — Empty over false</w:t>
       </w:r>
     </w:p>
     <w:tbl>
@@ -23531,7 +23531,7 @@
               <w:pStyle w:val="Compact"/>
             </w:pPr>
             <w:r>
-              <w:t xml:space="preserve">PDR Â§4 Â· 16-document test (every one of its six failure patterns produced a plausible-looking wrong number, not a visible gap)</w:t>
+              <w:t xml:space="preserve">PDR §4 · 16-document test (every one of its six failure patterns produced a plausible-looking wrong number, not a visible gap)</w:t>
             </w:r>
           </w:p>
         </w:tc>
@@ -23572,7 +23572,7 @@
         <w:pStyle w:val="Heading2"/>
       </w:pPr>
       <w:r>
-        <w:t xml:space="preserve">BR-04 â€” Never green without redundancy</w:t>
+        <w:t xml:space="preserve">BR-04 — Never green without redundancy</w:t>
       </w:r>
     </w:p>
     <w:tbl>
@@ -23637,7 +23637,7 @@
               <w:pStyle w:val="Compact"/>
             </w:pPr>
             <w:r>
-              <w:t xml:space="preserve">PDR Â§6 Â· Finding 5</w:t>
+              <w:t xml:space="preserve">PDR §6 · Finding 5</w:t>
             </w:r>
           </w:p>
         </w:tc>
@@ -23678,7 +23678,7 @@
         <w:pStyle w:val="Heading2"/>
       </w:pPr>
       <w:r>
-        <w:t xml:space="preserve">BR-05 â€” Derived values never raise confidence</w:t>
+        <w:t xml:space="preserve">BR-05 — Derived values never raise confidence</w:t>
       </w:r>
     </w:p>
     <w:tbl>
@@ -23715,7 +23715,7 @@
               <w:pStyle w:val="Compact"/>
             </w:pPr>
             <w:r>
-              <w:t xml:space="preserve">A value computed from other values â€”</w:t>
+              <w:t xml:space="preserve">A value computed from other values —</w:t>
             </w:r>
             <w:r>
               <w:t xml:space="preserve"> </w:t>
@@ -23724,13 +23724,13 @@
               <w:rPr>
                 <w:rStyle w:val="VerbatimChar"/>
               </w:rPr>
-              <w:t xml:space="preserve">base = total âˆ’ tax</w:t>
-            </w:r>
-            <w:r>
-              <w:t xml:space="preserve"> </w:t>
-            </w:r>
-            <w:r>
-              <w:t xml:space="preserve">â€” is tagged</w:t>
+              <w:t xml:space="preserve">base = total − tax</w:t>
+            </w:r>
+            <w:r>
+              <w:t xml:space="preserve"> </w:t>
+            </w:r>
+            <w:r>
+              <w:t xml:space="preserve">— is tagged</w:t>
             </w:r>
             <w:r>
               <w:t xml:space="preserve"> </w:t>
@@ -23773,7 +23773,7 @@
               <w:pStyle w:val="Compact"/>
             </w:pPr>
             <w:r>
-              <w:t xml:space="preserve">ADR-019 Â· PDR Â§6.1</w:t>
+              <w:t xml:space="preserve">ADR-019 · PDR §6.1</w:t>
             </w:r>
           </w:p>
         </w:tc>
@@ -23814,7 +23814,7 @@
         <w:pStyle w:val="Heading2"/>
       </w:pPr>
       <w:r>
-        <w:t xml:space="preserve">BR-06 â€” Consensus by majority, never by maximum</w:t>
+        <w:t xml:space="preserve">BR-06 — Consensus by majority, never by maximum</w:t>
       </w:r>
     </w:p>
     <w:tbl>
@@ -23879,7 +23879,7 @@
               <w:pStyle w:val="Compact"/>
             </w:pPr>
             <w:r>
-              <w:t xml:space="preserve">ADR-019 Â· 16-document test</w:t>
+              <w:t xml:space="preserve">ADR-019 · 16-document test</w:t>
             </w:r>
           </w:p>
         </w:tc>
@@ -23920,7 +23920,7 @@
         <w:pStyle w:val="Heading2"/>
       </w:pPr>
       <w:r>
-        <w:t xml:space="preserve">BR-07 â€” Derive by identity; never invent a rate</w:t>
+        <w:t xml:space="preserve">BR-07 — Derive by identity; never invent a rate</w:t>
       </w:r>
     </w:p>
     <w:tbl>
@@ -23985,7 +23985,7 @@
               <w:pStyle w:val="Compact"/>
             </w:pPr>
             <w:r>
-              <w:t xml:space="preserve">ADR-019 Â· 16-document test (invented rates of 9%, 30% and a 4.5% conversion mark-up)</w:t>
+              <w:t xml:space="preserve">ADR-019 · 16-document test (invented rates of 9%, 30% and a 4.5% conversion mark-up)</w:t>
             </w:r>
           </w:p>
         </w:tc>
@@ -24026,7 +24026,7 @@
         <w:pStyle w:val="Heading2"/>
       </w:pPr>
       <w:r>
-        <w:t xml:space="preserve">BR-08 â€” Legal rates and negative context gate tax candidates</w:t>
+        <w:t xml:space="preserve">BR-08 — Legal rates and negative context gate tax candidates</w:t>
       </w:r>
     </w:p>
     <w:tbl>
@@ -24091,7 +24091,7 @@
               <w:pStyle w:val="Compact"/>
             </w:pPr>
             <w:r>
-              <w:t xml:space="preserve">ADR-019, ADR-005 Â· Annex C</w:t>
+              <w:t xml:space="preserve">ADR-019, ADR-005 · Annex C</w:t>
             </w:r>
           </w:p>
         </w:tc>
@@ -24144,7 +24144,7 @@
         <w:pStyle w:val="Heading2"/>
       </w:pPr>
       <w:r>
-        <w:t xml:space="preserve">BR-09 â€” Integer minor units; one tolerance only</w:t>
+        <w:t xml:space="preserve">BR-09 — Integer minor units; one tolerance only</w:t>
       </w:r>
     </w:p>
     <w:tbl>
@@ -24206,7 +24206,7 @@
               <w:rPr>
                 <w:rStyle w:val="VerbatimChar"/>
               </w:rPr>
-              <w:t xml:space="preserve">base Ã— rate â‰ˆ tax</w:t>
+              <w:t xml:space="preserve">base × rate ≈ tax</w:t>
             </w:r>
             <w:r>
               <w:t xml:space="preserve">, with at most one minor unit per tax line.</w:t>
@@ -24237,7 +24237,7 @@
               <w:pStyle w:val="Compact"/>
             </w:pPr>
             <w:r>
-              <w:t xml:space="preserve">ADR-016 Â· 16-document test (the prototype’s Â±0.02 let 16.51 + 3.47 pass against 19.98)</w:t>
+              <w:t xml:space="preserve">ADR-016 · 16-document test (the prototype’s ±0.02 let 16.51 + 3.47 pass against 19.98)</w:t>
             </w:r>
           </w:p>
         </w:tc>
@@ -24278,7 +24278,7 @@
         <w:pStyle w:val="Heading2"/>
       </w:pPr>
       <w:r>
-        <w:t xml:space="preserve">BR-10 â€” The document number never reaches green</w:t>
+        <w:t xml:space="preserve">BR-10 — The document number never reaches green</w:t>
       </w:r>
     </w:p>
     <w:tbl>
@@ -24352,7 +24352,7 @@
               <w:pStyle w:val="Compact"/>
             </w:pPr>
             <w:r>
-              <w:t xml:space="preserve">PDR Â§6.2</w:t>
+              <w:t xml:space="preserve">PDR §6.2</w:t>
             </w:r>
           </w:p>
         </w:tc>
@@ -24393,7 +24393,7 @@
         <w:pStyle w:val="Heading2"/>
       </w:pPr>
       <w:r>
-        <w:t xml:space="preserve">BR-11 â€” A supplier name is confirmable only via memory</w:t>
+        <w:t xml:space="preserve">BR-11 — A supplier name is confirmable only via memory</w:t>
       </w:r>
     </w:p>
     <w:tbl>
@@ -24467,7 +24467,7 @@
               <w:pStyle w:val="Compact"/>
             </w:pPr>
             <w:r>
-              <w:t xml:space="preserve">PDR Â§6.2, Â§11 Â· ADR-009</w:t>
+              <w:t xml:space="preserve">PDR §6.2, §11 · ADR-009</w:t>
             </w:r>
           </w:p>
         </w:tc>
@@ -24508,7 +24508,7 @@
         <w:pStyle w:val="Heading2"/>
       </w:pPr>
       <w:r>
-        <w:t xml:space="preserve">BR-12 â€” Currency carries its own evidence</w:t>
+        <w:t xml:space="preserve">BR-12 — Currency carries its own evidence</w:t>
       </w:r>
     </w:p>
     <w:tbl>
@@ -24545,7 +24545,7 @@
               <w:pStyle w:val="Compact"/>
             </w:pPr>
             <w:r>
-              <w:t xml:space="preserve">Currency is read from the document’s own evidence â€” printed ISO code, symbol, issuer country â€” with its own confidence state, and is never defaulted to the table’s currency. Where the currency cannot be sustained, amounts are not written.</w:t>
+              <w:t xml:space="preserve">Currency is read from the document’s own evidence — printed ISO code, symbol, issuer country — with its own confidence state, and is never defaulted to the table’s currency. Where the currency cannot be sustained, amounts are not written.</w:t>
             </w:r>
           </w:p>
         </w:tc>
@@ -24573,7 +24573,7 @@
               <w:pStyle w:val="Compact"/>
             </w:pPr>
             <w:r>
-              <w:t xml:space="preserve">PDR Â§6 (v0.2) Â· Finding 3 Â· 16-document test (a euro receipt tagged USD; a dollar invoice tagged MAD)</w:t>
+              <w:t xml:space="preserve">PDR §6 (v0.2) · Finding 3 · 16-document test (a euro receipt tagged USD; a dollar invoice tagged MAD)</w:t>
             </w:r>
           </w:p>
         </w:tc>
@@ -24614,7 +24614,7 @@
         <w:pStyle w:val="Heading2"/>
       </w:pPr>
       <w:r>
-        <w:t xml:space="preserve">BR-13 â€” Absent is not zero; the destination decides</w:t>
+        <w:t xml:space="preserve">BR-13 — Absent is not zero; the destination decides</w:t>
       </w:r>
     </w:p>
     <w:tbl>
@@ -24703,7 +24703,7 @@
               <w:pStyle w:val="Compact"/>
             </w:pPr>
             <w:r>
-              <w:t xml:space="preserve">PDR Â§7.3, Â§6 Â· ADR-014 Â· 16-document test, record 1414</w:t>
+              <w:t xml:space="preserve">PDR §7.3, §6 · ADR-014 · 16-document test, record 1414</w:t>
             </w:r>
           </w:p>
         </w:tc>
@@ -24771,7 +24771,7 @@
         <w:pStyle w:val="Heading2"/>
       </w:pPr>
       <w:r>
-        <w:t xml:space="preserve">BR-14 â€” Never block a save</w:t>
+        <w:t xml:space="preserve">BR-14 — Never block a save</w:t>
       </w:r>
     </w:p>
     <w:tbl>
@@ -24836,7 +24836,7 @@
               <w:pStyle w:val="Compact"/>
             </w:pPr>
             <w:r>
-              <w:t xml:space="preserve">PDR Â§4</w:t>
+              <w:t xml:space="preserve">PDR §4</w:t>
             </w:r>
           </w:p>
         </w:tc>
@@ -24877,7 +24877,7 @@
         <w:pStyle w:val="Heading2"/>
       </w:pPr>
       <w:r>
-        <w:t xml:space="preserve">BR-15 â€” Never write an unmapped field</w:t>
+        <w:t xml:space="preserve">BR-15 — Never write an unmapped field</w:t>
       </w:r>
     </w:p>
     <w:tbl>
@@ -24942,7 +24942,7 @@
               <w:pStyle w:val="Compact"/>
             </w:pPr>
             <w:r>
-              <w:t xml:space="preserve">Contract 6 Â· ADR-013 Â· PDR Â§8.2</w:t>
+              <w:t xml:space="preserve">Contract 6 · ADR-013 · PDR §8.2</w:t>
             </w:r>
           </w:p>
         </w:tc>
@@ -24983,7 +24983,7 @@
         <w:pStyle w:val="Heading2"/>
       </w:pPr>
       <w:r>
-        <w:t xml:space="preserve">BR-16 â€” Never touch schema or records the app did not create</w:t>
+        <w:t xml:space="preserve">BR-16 — Never touch schema or records the app did not create</w:t>
       </w:r>
     </w:p>
     <w:tbl>
@@ -25048,7 +25048,7 @@
               <w:pStyle w:val="Compact"/>
             </w:pPr>
             <w:r>
-              <w:t xml:space="preserve">PDR Â§3.2 Â· Contract 6</w:t>
+              <w:t xml:space="preserve">PDR §3.2 · Contract 6</w:t>
             </w:r>
           </w:p>
         </w:tc>
@@ -25089,7 +25089,7 @@
         <w:pStyle w:val="Heading2"/>
       </w:pPr>
       <w:r>
-        <w:t xml:space="preserve">BR-17 â€” Byte-integrity of received files</w:t>
+        <w:t xml:space="preserve">BR-17 — Byte-integrity of received files</w:t>
       </w:r>
     </w:p>
     <w:tbl>
@@ -25154,7 +25154,7 @@
               <w:pStyle w:val="Compact"/>
             </w:pPr>
             <w:r>
-              <w:t xml:space="preserve">ADR-007, ADR-015 Â· Finding 6 Â· Contract 8</w:t>
+              <w:t xml:space="preserve">ADR-007, ADR-015 · Finding 6 · Contract 8</w:t>
             </w:r>
           </w:p>
         </w:tc>
@@ -25195,7 +25195,7 @@
         <w:pStyle w:val="Heading2"/>
       </w:pPr>
       <w:r>
-        <w:t xml:space="preserve">BR-18 â€” The record is always read back</w:t>
+        <w:t xml:space="preserve">BR-18 — The record is always read back</w:t>
       </w:r>
     </w:p>
     <w:tbl>
@@ -25260,7 +25260,7 @@
               <w:pStyle w:val="Compact"/>
             </w:pPr>
             <w:r>
-              <w:t xml:space="preserve">PDR Â§9 Â· ADR-004</w:t>
+              <w:t xml:space="preserve">PDR §9 · ADR-004</w:t>
             </w:r>
           </w:p>
         </w:tc>
@@ -25301,7 +25301,7 @@
         <w:pStyle w:val="Heading2"/>
       </w:pPr>
       <w:r>
-        <w:t xml:space="preserve">BR-19 â€” The token is the only credential</w:t>
+        <w:t xml:space="preserve">BR-19 — The token is the only credential</w:t>
       </w:r>
     </w:p>
     <w:tbl>
@@ -25366,7 +25366,7 @@
               <w:pStyle w:val="Compact"/>
             </w:pPr>
             <w:r>
-              <w:t xml:space="preserve">PDR Â§3.2, Â§11 Â· ADR-018 Â· Contract 3</w:t>
+              <w:t xml:space="preserve">PDR §3.2, §11 · ADR-018 · Contract 3</w:t>
             </w:r>
           </w:p>
         </w:tc>
@@ -25407,7 +25407,7 @@
         <w:pStyle w:val="Heading2"/>
       </w:pPr>
       <w:r>
-        <w:t xml:space="preserve">BR-20 â€” Dates come only from the document</w:t>
+        <w:t xml:space="preserve">BR-20 — Dates come only from the document</w:t>
       </w:r>
     </w:p>
     <w:tbl>
@@ -25481,7 +25481,7 @@
               <w:pStyle w:val="Compact"/>
             </w:pPr>
             <w:r>
-              <w:t xml:space="preserve">PDR Â§5.1, Â§10</w:t>
+              <w:t xml:space="preserve">PDR §5.1, §10</w:t>
             </w:r>
           </w:p>
         </w:tc>
@@ -25537,7 +25537,7 @@
         <w:pStyle w:val="Heading2"/>
       </w:pPr>
       <w:r>
-        <w:t xml:space="preserve">BR-21 â€” Never blindly retry a create</w:t>
+        <w:t xml:space="preserve">BR-21 — Never blindly retry a create</w:t>
       </w:r>
     </w:p>
     <w:tbl>
@@ -25602,7 +25602,7 @@
               <w:pStyle w:val="Compact"/>
             </w:pPr>
             <w:r>
-              <w:t xml:space="preserve">ADR-013 Â· Finding 1 Â· PDR Â§9.1</w:t>
+              <w:t xml:space="preserve">ADR-013 · Finding 1 · PDR §9.1</w:t>
             </w:r>
           </w:p>
         </w:tc>
@@ -25643,7 +25643,7 @@
         <w:pStyle w:val="Heading2"/>
       </w:pPr>
       <w:r>
-        <w:t xml:space="preserve">BR-22 â€” The attachment is never a mapping target</w:t>
+        <w:t xml:space="preserve">BR-22 — The attachment is never a mapping target</w:t>
       </w:r>
     </w:p>
     <w:tbl>
@@ -25708,7 +25708,7 @@
               <w:pStyle w:val="Compact"/>
             </w:pPr>
             <w:r>
-              <w:t xml:space="preserve">PDR Â§5.2 Â· ADR-007</w:t>
+              <w:t xml:space="preserve">PDR §5.2 · ADR-007</w:t>
             </w:r>
           </w:p>
         </w:tc>
@@ -25780,7 +25780,7 @@
         <w:t xml:space="preserve">from</w:t>
       </w:r>
       <w:r>
-        <w:t xml:space="preserve">; it does not constrain the user’s schema in any way (PDR Â§5). Every value carries provenance (Â§6.2).</w:t>
+        <w:t xml:space="preserve">; it does not constrain the user’s schema in any way (PDR §5). Every value carries provenance (§6.2).</w:t>
       </w:r>
       <w:r>
         <w:t xml:space="preserve"> </w:t>
@@ -25976,7 +25976,7 @@
               <w:pStyle w:val="Compact"/>
             </w:pPr>
             <w:r>
-              <w:t xml:space="preserve">Yes Â· date fields only</w:t>
+              <w:t xml:space="preserve">Yes · date fields only</w:t>
             </w:r>
           </w:p>
         </w:tc>
@@ -26014,7 +26014,7 @@
               <w:pStyle w:val="Compact"/>
             </w:pPr>
             <w:r>
-              <w:t xml:space="preserve">â€”</w:t>
+              <w:t xml:space="preserve">—</w:t>
             </w:r>
           </w:p>
         </w:tc>
@@ -26054,7 +26054,7 @@
               <w:pStyle w:val="Compact"/>
             </w:pPr>
             <w:r>
-              <w:t xml:space="preserve">Yes Â· text fields</w:t>
+              <w:t xml:space="preserve">Yes · text fields</w:t>
             </w:r>
           </w:p>
         </w:tc>
@@ -26141,7 +26141,7 @@
               <w:pStyle w:val="Compact"/>
             </w:pPr>
             <w:r>
-              <w:t xml:space="preserve">Yes Â· text fields</w:t>
+              <w:t xml:space="preserve">Yes · text fields</w:t>
             </w:r>
           </w:p>
         </w:tc>
@@ -26179,7 +26179,7 @@
               <w:pStyle w:val="Compact"/>
             </w:pPr>
             <w:r>
-              <w:t xml:space="preserve">â€”</w:t>
+              <w:t xml:space="preserve">—</w:t>
             </w:r>
           </w:p>
         </w:tc>
@@ -26216,7 +26216,7 @@
               <w:pStyle w:val="Compact"/>
             </w:pPr>
             <w:r>
-              <w:t xml:space="preserve">Yes Â· text fields</w:t>
+              <w:t xml:space="preserve">Yes · text fields</w:t>
             </w:r>
           </w:p>
         </w:tc>
@@ -26303,7 +26303,7 @@
               <w:pStyle w:val="Compact"/>
             </w:pPr>
             <w:r>
-              <w:t xml:space="preserve">Yes Â· number fields</w:t>
+              <w:t xml:space="preserve">Yes · number fields</w:t>
             </w:r>
           </w:p>
         </w:tc>
@@ -26378,7 +26378,7 @@
               <w:pStyle w:val="Compact"/>
             </w:pPr>
             <w:r>
-              <w:t xml:space="preserve">Yes Â· text fields</w:t>
+              <w:t xml:space="preserve">Yes · text fields</w:t>
             </w:r>
           </w:p>
         </w:tc>
@@ -26622,7 +26622,7 @@
               <w:pStyle w:val="Compact"/>
             </w:pPr>
             <w:r>
-              <w:t xml:space="preserve">â€”</w:t>
+              <w:t xml:space="preserve">—</w:t>
             </w:r>
           </w:p>
         </w:tc>
@@ -26769,7 +26769,7 @@
               <w:pStyle w:val="Compact"/>
             </w:pPr>
             <w:r>
-              <w:t xml:space="preserve">â€”</w:t>
+              <w:t xml:space="preserve">—</w:t>
             </w:r>
           </w:p>
         </w:tc>
@@ -26818,7 +26818,7 @@
               <w:pStyle w:val="Compact"/>
             </w:pPr>
             <w:r>
-              <w:t xml:space="preserve">â€”</w:t>
+              <w:t xml:space="preserve">—</w:t>
             </w:r>
           </w:p>
         </w:tc>
@@ -27014,7 +27014,7 @@
               <w:pStyle w:val="Compact"/>
             </w:pPr>
             <w:r>
-              <w:t xml:space="preserve">â€”</w:t>
+              <w:t xml:space="preserve">—</w:t>
             </w:r>
           </w:p>
         </w:tc>
@@ -27259,7 +27259,7 @@
               <w:pStyle w:val="Compact"/>
             </w:pPr>
             <w:r>
-              <w:t xml:space="preserve">â€”</w:t>
+              <w:t xml:space="preserve">—</w:t>
             </w:r>
           </w:p>
         </w:tc>
@@ -27308,7 +27308,7 @@
               <w:pStyle w:val="Compact"/>
             </w:pPr>
             <w:r>
-              <w:t xml:space="preserve">â€”</w:t>
+              <w:t xml:space="preserve">—</w:t>
             </w:r>
           </w:p>
         </w:tc>
@@ -27357,7 +27357,7 @@
               <w:pStyle w:val="Compact"/>
             </w:pPr>
             <w:r>
-              <w:t xml:space="preserve">â€”</w:t>
+              <w:t xml:space="preserve">—</w:t>
             </w:r>
           </w:p>
         </w:tc>
@@ -27406,7 +27406,7 @@
               <w:pStyle w:val="Compact"/>
             </w:pPr>
             <w:r>
-              <w:t xml:space="preserve">â€”</w:t>
+              <w:t xml:space="preserve">—</w:t>
             </w:r>
           </w:p>
         </w:tc>
@@ -27504,7 +27504,7 @@
               <w:pStyle w:val="Compact"/>
             </w:pPr>
             <w:r>
-              <w:t xml:space="preserve">â€”</w:t>
+              <w:t xml:space="preserve">—</w:t>
             </w:r>
           </w:p>
         </w:tc>
@@ -27620,7 +27620,7 @@
               <w:t xml:space="preserve"> </w:t>
             </w:r>
             <w:r>
-              <w:t xml:space="preserve">âˆˆ dcc_markup, service_charge, tip, rounding_adjustment, other. A conversion mark-up or a tip is never a tax line.</w:t>
+              <w:t xml:space="preserve">∈ dcc_markup, service_charge, tip, rounding_adjustment, other. A conversion mark-up or a tip is never a tax line.</w:t>
             </w:r>
           </w:p>
         </w:tc>
@@ -27669,7 +27669,7 @@
               <w:pStyle w:val="Compact"/>
             </w:pPr>
             <w:r>
-              <w:t xml:space="preserve">â€”</w:t>
+              <w:t xml:space="preserve">—</w:t>
             </w:r>
           </w:p>
         </w:tc>
@@ -27718,7 +27718,7 @@
               <w:pStyle w:val="Compact"/>
             </w:pPr>
             <w:r>
-              <w:t xml:space="preserve">â€”</w:t>
+              <w:t xml:space="preserve">—</w:t>
             </w:r>
           </w:p>
         </w:tc>
@@ -27779,7 +27779,7 @@
               <w:pStyle w:val="Compact"/>
             </w:pPr>
             <w:r>
-              <w:t xml:space="preserve">â€”</w:t>
+              <w:t xml:space="preserve">—</w:t>
             </w:r>
           </w:p>
         </w:tc>
@@ -27828,7 +27828,7 @@
               <w:pStyle w:val="Compact"/>
             </w:pPr>
             <w:r>
-              <w:t xml:space="preserve">â€”</w:t>
+              <w:t xml:space="preserve">—</w:t>
             </w:r>
           </w:p>
         </w:tc>
@@ -27877,7 +27877,7 @@
               <w:pStyle w:val="Compact"/>
             </w:pPr>
             <w:r>
-              <w:t xml:space="preserve">â€”</w:t>
+              <w:t xml:space="preserve">—</w:t>
             </w:r>
           </w:p>
         </w:tc>
@@ -27975,7 +27975,7 @@
               <w:pStyle w:val="Compact"/>
             </w:pPr>
             <w:r>
-              <w:t xml:space="preserve">â€”</w:t>
+              <w:t xml:space="preserve">—</w:t>
             </w:r>
           </w:p>
         </w:tc>
@@ -28226,7 +28226,7 @@
               <w:pStyle w:val="Compact"/>
             </w:pPr>
             <w:r>
-              <w:t xml:space="preserve">Taken from a structured e-invoice’s embedded or attached XML â€” deterministic by construction.</w:t>
+              <w:t xml:space="preserve">Taken from a structured e-invoice’s embedded or attached XML — deterministic by construction.</w:t>
             </w:r>
           </w:p>
         </w:tc>
@@ -28552,7 +28552,7 @@
         <w:rPr>
           <w:rStyle w:val="VerbatimChar"/>
         </w:rPr>
-        <w:t xml:space="preserve">capturing â†’ ingested â†’ extracting â†’ reviewing â†’ queued â†’ sending â†’ attaching â†’ reading-back â†’ sent</w:t>
+        <w:t xml:space="preserve">capturing → ingested → extracting → reviewing → queued → sending → attaching → reading-back → sent</w:t>
       </w:r>
       <w:r>
         <w:br/>
@@ -28570,7 +28570,7 @@
         <w:rPr>
           <w:rStyle w:val="VerbatimChar"/>
         </w:rPr>
-        <w:t xml:space="preserve">                |           â†“              |             â†“          â†“</w:t>
+        <w:t xml:space="preserve">                |           ↓              |             ↓          ↓</w:t>
       </w:r>
       <w:r>
         <w:br/>
@@ -28606,7 +28606,7 @@
         <w:rPr>
           <w:rStyle w:val="VerbatimChar"/>
         </w:rPr>
-        <w:t xml:space="preserve">                                     â†“</w:t>
+        <w:t xml:space="preserve">                                     ↓</w:t>
       </w:r>
       <w:r>
         <w:br/>
@@ -28615,7 +28615,7 @@
         <w:rPr>
           <w:rStyle w:val="VerbatimChar"/>
         </w:rPr>
-        <w:t xml:space="preserve">                                reconciling â†’ (adopt | create | ask the user)</w:t>
+        <w:t xml:space="preserve">                                reconciling → (adopt | create | ask the user)</w:t>
       </w:r>
     </w:p>
     <w:tbl>
@@ -29203,7 +29203,7 @@
               <w:pStyle w:val="Compact"/>
             </w:pPr>
             <w:r>
-              <w:t xml:space="preserve">Identifierâ€“name pairs, indexed only by check-digit-passing identifiers.</w:t>
+              <w:t xml:space="preserve">Identifier–name pairs, indexed only by check-digit-passing identifiers.</w:t>
             </w:r>
           </w:p>
         </w:tc>
@@ -29645,7 +29645,7 @@
               <w:pStyle w:val="Compact"/>
             </w:pPr>
             <w:r>
-              <w:t xml:space="preserve">Merges â€” a correction sends only what changed (FR-SND-008).</w:t>
+              <w:t xml:space="preserve">Merges — a correction sends only what changed (FR-SND-008).</w:t>
             </w:r>
           </w:p>
         </w:tc>
@@ -29667,7 +29667,7 @@
         <w:pStyle w:val="FirstParagraph"/>
       </w:pPr>
       <w:r>
-        <w:t xml:space="preserve">Composition and navigation only. The behaviour of every element below is specified in Â§4; this section fixes what is on each screen, where it sits, and what the user can reach from it.</w:t>
+        <w:t xml:space="preserve">Composition and navigation only. The behaviour of every element below is specified in §4; this section fixes what is on each screen, where it sits, and what the user can reach from it.</w:t>
       </w:r>
     </w:p>
     <w:bookmarkStart w:id="183" w:name="screen-inventory-and-navigation-map"/>
@@ -29837,7 +29837,7 @@
               <w:pStyle w:val="Compact"/>
             </w:pPr>
             <w:r>
-              <w:t xml:space="preserve">First run; settings â†’ add destination</w:t>
+              <w:t xml:space="preserve">First run; settings → add destination</w:t>
             </w:r>
           </w:p>
         </w:tc>
@@ -29998,7 +29998,7 @@
         <w:rPr>
           <w:rStyle w:val="VerbatimChar"/>
         </w:rPr>
-        <w:t xml:space="preserve">                                          â”‚</w:t>
+        <w:t xml:space="preserve">                                          │</w:t>
       </w:r>
       <w:r>
         <w:br/>
@@ -30007,7 +30007,7 @@
         <w:rPr>
           <w:rStyle w:val="VerbatimChar"/>
         </w:rPr>
-        <w:t xml:space="preserve">   first run â”€â”€â–º Wizard â”€â”€â”€â”€â”€â”€â”€â”€â”€â”€â”€â”€â”€â”€â”€â”€â”€â”€â”â”‚</w:t>
+        <w:t xml:space="preserve">   first run ──► Wizard ──────────────────┐│</w:t>
       </w:r>
       <w:r>
         <w:br/>
@@ -30016,7 +30016,7 @@
         <w:rPr>
           <w:rStyle w:val="VerbatimChar"/>
         </w:rPr>
-        <w:t xml:space="preserve">                   â”‚                     â”‚â–¼</w:t>
+        <w:t xml:space="preserve">                   │                     │▼</w:t>
       </w:r>
       <w:r>
         <w:br/>
@@ -30025,7 +30025,7 @@
         <w:rPr>
           <w:rStyle w:val="VerbatimChar"/>
         </w:rPr>
-        <w:t xml:space="preserve">                   â–¼                  â”Œâ”€â”€â”€â”€â”€â”€â”€â”€â”€â”        â”Œâ”€â”€â”€â”€â”€â”€â”€â”€â”€â”€â”€â”€â”€â”€â”€â”</w:t>
+        <w:t xml:space="preserve">                   ▼                  ┌─────────┐        ┌───────────────┐</w:t>
       </w:r>
       <w:r>
         <w:br/>
@@ -30034,7 +30034,7 @@
         <w:rPr>
           <w:rStyle w:val="VerbatimChar"/>
         </w:rPr>
-        <w:t xml:space="preserve">              Destination list â—„â”€â”€â”€â”€â”€â”€â”¤ Review  â”‚â”€â”€â”€â”€â”€â”€â–º â”‚ Confirmation  â”‚</w:t>
+        <w:t xml:space="preserve">              Destination list ◄──────┤ Review  │──────► │ Confirmation  │</w:t>
       </w:r>
       <w:r>
         <w:br/>
@@ -30043,7 +30043,7 @@
         <w:rPr>
           <w:rStyle w:val="VerbatimChar"/>
         </w:rPr>
-        <w:t xml:space="preserve">                   â”‚                  â””â”€â”€â”€â”€â”€â”€â”€â”€â”€â”˜        â””â”€â”€â”€â”€â”€â”€â”€â”¬â”€â”€â”€â”€â”€â”€â”€â”˜</w:t>
+        <w:t xml:space="preserve">                   │                  └─────────┘        └───────┬───────┘</w:t>
       </w:r>
       <w:r>
         <w:br/>
@@ -30052,7 +30052,7 @@
         <w:rPr>
           <w:rStyle w:val="VerbatimChar"/>
         </w:rPr>
-        <w:t xml:space="preserve">                   â–¼                       â”‚ â–²                    â”‚</w:t>
+        <w:t xml:space="preserve">                   ▼                       │ ▲                    │</w:t>
       </w:r>
       <w:r>
         <w:br/>
@@ -30061,7 +30061,7 @@
         <w:rPr>
           <w:rStyle w:val="VerbatimChar"/>
         </w:rPr>
-        <w:t xml:space="preserve">              Mapping editor              â”‚ â”‚                    â”‚ deep link</w:t>
+        <w:t xml:space="preserve">              Mapping editor              │ │                    │ deep link</w:t>
       </w:r>
       <w:r>
         <w:br/>
@@ -30070,7 +30070,7 @@
         <w:rPr>
           <w:rStyle w:val="VerbatimChar"/>
         </w:rPr>
-        <w:t xml:space="preserve">                   â”‚                      â”‚ â”‚                    â–¼</w:t>
+        <w:t xml:space="preserve">                   │                      │ │                    ▼</w:t>
       </w:r>
       <w:r>
         <w:br/>
@@ -30079,7 +30079,7 @@
         <w:rPr>
           <w:rStyle w:val="VerbatimChar"/>
         </w:rPr>
-        <w:t xml:space="preserve">                   â””â”€â”€â”€ destination bar â”€â”€â”˜ â”‚              [Ninox record]</w:t>
+        <w:t xml:space="preserve">                   └─── destination bar ──┘ │              [Ninox record]</w:t>
       </w:r>
       <w:r>
         <w:br/>
@@ -30088,7 +30088,7 @@
         <w:rPr>
           <w:rStyle w:val="VerbatimChar"/>
         </w:rPr>
-        <w:t xml:space="preserve">                                          â”‚</w:t>
+        <w:t xml:space="preserve">                                          │</w:t>
       </w:r>
       <w:r>
         <w:br/>
@@ -30097,7 +30097,7 @@
         <w:rPr>
           <w:rStyle w:val="VerbatimChar"/>
         </w:rPr>
-        <w:t xml:space="preserve">                                          â”‚ discard</w:t>
+        <w:t xml:space="preserve">                                          │ discard</w:t>
       </w:r>
       <w:r>
         <w:br/>
@@ -30106,7 +30106,7 @@
         <w:rPr>
           <w:rStyle w:val="VerbatimChar"/>
         </w:rPr>
-        <w:t xml:space="preserve">                                          â–¼</w:t>
+        <w:t xml:space="preserve">                                          ▼</w:t>
       </w:r>
       <w:r>
         <w:br/>
@@ -30124,7 +30124,7 @@
         <w:rPr>
           <w:rStyle w:val="VerbatimChar"/>
         </w:rPr>
-        <w:t xml:space="preserve">   History list â”€â”€â–º History detail â”€â”€â–º (correct) â”€â”€â–º Review â”€â”€â–º â€¦</w:t>
+        <w:t xml:space="preserve">   History list ──► History detail ──► (correct) ──► Review ──► …</w:t>
       </w:r>
       <w:r>
         <w:br/>
@@ -30133,7 +30133,7 @@
         <w:rPr>
           <w:rStyle w:val="VerbatimChar"/>
         </w:rPr>
-        <w:t xml:space="preserve">        â”‚                â”‚</w:t>
+        <w:t xml:space="preserve">        │                │</w:t>
       </w:r>
       <w:r>
         <w:br/>
@@ -30142,7 +30142,7 @@
         <w:rPr>
           <w:rStyle w:val="VerbatimChar"/>
         </w:rPr>
-        <w:t xml:space="preserve">        â””â”€â”€ settings â”€â”€â”€â”€â”´â”€â”€â–º Settings â”€â”€â–º Wizard (add destination)</w:t>
+        <w:t xml:space="preserve">        └── settings ────┴──► Settings ──► Wizard (add destination)</w:t>
       </w:r>
       <w:r>
         <w:br/>
@@ -30151,7 +30151,7 @@
         <w:rPr>
           <w:rStyle w:val="VerbatimChar"/>
         </w:rPr>
-        <w:t xml:space="preserve">                                  â”‚</w:t>
+        <w:t xml:space="preserve">                                  │</w:t>
       </w:r>
       <w:r>
         <w:br/>
@@ -30160,7 +30160,7 @@
         <w:rPr>
           <w:rStyle w:val="VerbatimChar"/>
         </w:rPr>
-        <w:t xml:space="preserve">                                  â””â”€â”€â–º export / import / clear data</w:t>
+        <w:t xml:space="preserve">                                  └──► export / import / clear data</w:t>
       </w:r>
     </w:p>
     <w:bookmarkEnd w:id="183"/>
@@ -30178,7 +30178,7 @@
         <w:pStyle w:val="FirstParagraph"/>
       </w:pPr>
       <w:r>
-        <w:t xml:space="preserve">A single entry point with four paths in (FR-CAP-001). The camera path uses the platform document scanner’s own interface â€” edge detection, perspective correction, contrast enhancement and page chaining â€” which the user already knows from their notes application (FR-CAP-002). Multi-page chaining stays one expense (FR-CAP-003). From share-in and from the iOS extension the app opens</w:t>
+        <w:t xml:space="preserve">A single entry point with four paths in (FR-CAP-001). The camera path uses the platform document scanner’s own interface — edge detection, perspective correction, contrast enhancement and page chaining — which the user already knows from their notes application (FR-CAP-002). Multi-page chaining stays one expense (FR-CAP-003). From share-in and from the iOS extension the app opens</w:t>
       </w:r>
       <w:r>
         <w:t xml:space="preserve"> </w:t>
@@ -30212,7 +30212,7 @@
         <w:t xml:space="preserve"> </w:t>
       </w:r>
       <w:r>
-        <w:t xml:space="preserve">normal capture Â· page added (multi-page) Â· capture cancelled Â· no camera permission (with a path to system settings) Â· storage full.</w:t>
+        <w:t xml:space="preserve">normal capture · page added (multi-page) · capture cancelled · no camera permission (with a path to system settings) · storage full.</w:t>
       </w:r>
     </w:p>
     <w:bookmarkEnd w:id="184"/>
@@ -30252,7 +30252,7 @@
         <w:t xml:space="preserve"> </w:t>
       </w:r>
       <w:r>
-        <w:t xml:space="preserve">â€” full width, persistent, showing team, database and table; tappable. Pre-loaded with the last destination used; highlighted once per day with the save button disabled until acknowledged (FR-REV-001, FR-REV-002).</w:t>
+        <w:t xml:space="preserve">— full width, persistent, showing team, database and table; tappable. Pre-loaded with the last destination used; highlighted once per day with the save button disabled until acknowledged (FR-REV-001, FR-REV-002).</w:t>
       </w:r>
     </w:p>
     <w:p>
@@ -30274,7 +30274,7 @@
         <w:t xml:space="preserve"> </w:t>
       </w:r>
       <w:r>
-        <w:t xml:space="preserve">â€” tapping a field draws a box around the read region and zooms; a redundancy-checked value highlights every operand’s region (FR-REV-003).</w:t>
+        <w:t xml:space="preserve">— tapping a field draws a box around the read region and zooms; a redundancy-checked value highlights every operand’s region (FR-REV-003).</w:t>
       </w:r>
     </w:p>
     <w:p>
@@ -30296,7 +30296,7 @@
         <w:t xml:space="preserve"> </w:t>
       </w:r>
       <w:r>
-        <w:t xml:space="preserve">â€” fixed order, inline editing, large type, colour per confidence; focus jumps to the first unread field (FR-REV-004).</w:t>
+        <w:t xml:space="preserve">— fixed order, inline editing, large type, colour per confidence; focus jumps to the first unread field (FR-REV-004).</w:t>
       </w:r>
     </w:p>
     <w:p>
@@ -30318,7 +30318,7 @@
         <w:t xml:space="preserve"> </w:t>
       </w:r>
       <w:r>
-        <w:t xml:space="preserve">â€” one confirming line when redundancy passes; expanded when it does not, including when there is no breakdown to check against (FR-REV-005).</w:t>
+        <w:t xml:space="preserve">— one confirming line when redundancy passes; expanded when it does not, including when there is no breakdown to check against (FR-REV-005).</w:t>
       </w:r>
     </w:p>
     <w:p>
@@ -30340,7 +30340,7 @@
         <w:t xml:space="preserve"> </w:t>
       </w:r>
       <w:r>
-        <w:t xml:space="preserve">â€” collapsed by default; the remaining mapped fields,</w:t>
+        <w:t xml:space="preserve">— collapsed by default; the remaining mapped fields,</w:t>
       </w:r>
       <w:r>
         <w:t xml:space="preserve"> </w:t>
@@ -30389,7 +30389,7 @@
         <w:t xml:space="preserve"> </w:t>
       </w:r>
       <w:r>
-        <w:t xml:space="preserve">â€” when the check matches, with a link to the existing record and a</w:t>
+        <w:t xml:space="preserve">— when the check matches, with a link to the existing record and a</w:t>
       </w:r>
       <w:r>
         <w:t xml:space="preserve"> </w:t>
@@ -30423,7 +30423,7 @@
         <w:t xml:space="preserve"> </w:t>
       </w:r>
       <w:r>
-        <w:t xml:space="preserve">â€” fixed at the bottom, naming the destination (FR-REV-008).</w:t>
+        <w:t xml:space="preserve">— fixed at the bottom, naming the destination (FR-REV-008).</w:t>
       </w:r>
     </w:p>
     <w:p>
@@ -30441,7 +30441,7 @@
         <w:t xml:space="preserve"> </w:t>
       </w:r>
       <w:r>
-        <w:t xml:space="preserve">all six core fields green, amounts collapsed (clean document) Â· amber fields present, amounts expanded (typical document) Â· red fields present (partial document â€” still saveable) Â· duplicate notice shown Â· destination confirmation pending Â· offline save (queued) Â· extraction in progress Â· extraction failed.</w:t>
+        <w:t xml:space="preserve">all six core fields green, amounts collapsed (clean document) · amber fields present, amounts expanded (typical document) · red fields present (partial document — still saveable) · duplicate notice shown · destination confirmation pending · offline save (queued) · extraction in progress · extraction failed.</w:t>
       </w:r>
     </w:p>
     <w:bookmarkEnd w:id="185"/>
@@ -30504,7 +30504,7 @@
         <w:t xml:space="preserve"> </w:t>
       </w:r>
       <w:r>
-        <w:t xml:space="preserve">no destination yet Â· one destination Â· several destinations Â· schema unreadable (offline at configuration time) Â· mapping with unmapped fields (shown visibly, not hidden).</w:t>
+        <w:t xml:space="preserve">no destination yet · one destination · several destinations · schema unreadable (offline at configuration time) · mapping with unmapped fields (shown visibly, not hidden).</w:t>
       </w:r>
     </w:p>
     <w:bookmarkEnd w:id="186"/>
@@ -30592,7 +30592,7 @@
               <w:pStyle w:val="Compact"/>
             </w:pPr>
             <w:r>
-              <w:t xml:space="preserve">1 Â· Token</w:t>
+              <w:t xml:space="preserve">1 · Token</w:t>
             </w:r>
           </w:p>
         </w:tc>
@@ -30639,7 +30639,7 @@
               <w:pStyle w:val="Compact"/>
             </w:pPr>
             <w:r>
-              <w:t xml:space="preserve">2 Â· Team</w:t>
+              <w:t xml:space="preserve">2 · Team</w:t>
             </w:r>
           </w:p>
         </w:tc>
@@ -30674,7 +30674,7 @@
               <w:pStyle w:val="Compact"/>
             </w:pPr>
             <w:r>
-              <w:t xml:space="preserve">3 Â· Database</w:t>
+              <w:t xml:space="preserve">3 · Database</w:t>
             </w:r>
           </w:p>
         </w:tc>
@@ -30709,7 +30709,7 @@
               <w:pStyle w:val="Compact"/>
             </w:pPr>
             <w:r>
-              <w:t xml:space="preserve">4 Â· Table</w:t>
+              <w:t xml:space="preserve">4 · Table</w:t>
             </w:r>
           </w:p>
         </w:tc>
@@ -30744,7 +30744,7 @@
               <w:pStyle w:val="Compact"/>
             </w:pPr>
             <w:r>
-              <w:t xml:space="preserve">5 Â· Mapping</w:t>
+              <w:t xml:space="preserve">5 · Mapping</w:t>
             </w:r>
           </w:p>
         </w:tc>
@@ -30805,7 +30805,7 @@
         <w:pStyle w:val="FirstParagraph"/>
       </w:pPr>
       <w:r>
-        <w:t xml:space="preserve">The history list shows every capture with its state (FR-HIS-002), grouped so that pending, failed and uncertain items surface first â€” those are the ones that need the user. The detail view shows the thumbnail, the values with their provenance, the destination, the state, the confidence, the document hash and the Ninox record identifier once sent (FR-HIS-001), with a path to correct and re-send (FR-HIS-003).</w:t>
+        <w:t xml:space="preserve">The history list shows every capture with its state (FR-HIS-002), grouped so that pending, failed and uncertain items surface first — those are the ones that need the user. The detail view shows the thumbnail, the values with their provenance, the destination, the state, the confidence, the document hash and the Ninox record identifier once sent (FR-HIS-001), with a path to correct and re-send (FR-HIS-003).</w:t>
       </w:r>
     </w:p>
     <w:p>
@@ -30823,7 +30823,7 @@
         <w:t xml:space="preserve"> </w:t>
       </w:r>
       <w:r>
-        <w:t xml:space="preserve">empty history Â· pending / queued Â· sent Â· failed (file retained) Â· uncertain Â· duplicate-flagged.</w:t>
+        <w:t xml:space="preserve">empty history · pending / queued · sent · failed (file retained) · uncertain · duplicate-flagged.</w:t>
       </w:r>
     </w:p>
     <w:bookmarkEnd w:id="188"/>
@@ -30857,7 +30857,7 @@
         <w:t xml:space="preserve"> </w:t>
       </w:r>
       <w:r>
-        <w:t xml:space="preserve">â€” the read-back â€” and offers the deep link to the record in Ninox (FR-SND-006, BR-18). Where a formula field’s total disagrees with the extracted total, the mismatch is surfaced here as a question about the mapping, not as an extraction verdict (FR-DST-005). If the URL structure no longer resolves, the button degrades to opening the database.</w:t>
+        <w:t xml:space="preserve">— the read-back — and offers the deep link to the record in Ninox (FR-SND-006, BR-18). Where a formula field’s total disagrees with the extracted total, the mismatch is surfaced here as a question about the mapping, not as an extraction verdict (FR-DST-005). If the URL structure no longer resolves, the button degrades to opening the database.</w:t>
       </w:r>
     </w:p>
     <w:p>
@@ -30875,7 +30875,7 @@
         <w:t xml:space="preserve"> </w:t>
       </w:r>
       <w:r>
-        <w:t xml:space="preserve">sent, read-back matches Â· sent, read-back differs (mapping question) Â· sent, attachment still uploading or retried Â· deep link unavailable (degraded).</w:t>
+        <w:t xml:space="preserve">sent, read-back matches · sent, read-back differs (mapping question) · sent, attachment still uploading or retried · deep link unavailable (degraded).</w:t>
       </w:r>
     </w:p>
     <w:bookmarkEnd w:id="189"/>
@@ -31070,7 +31070,7 @@
               <w:pStyle w:val="Compact"/>
             </w:pPr>
             <w:r>
-              <w:t xml:space="preserve">Per the matrix in Â§9; every error names the operation that failed and the next action, never a bare status code.</w:t>
+              <w:t xml:space="preserve">Per the matrix in §9; every error names the operation that failed and the next action, never a bare status code.</w:t>
             </w:r>
           </w:p>
         </w:tc>
@@ -31093,7 +31093,7 @@
         <w:pStyle w:val="Heading3"/>
       </w:pPr>
       <w:r>
-        <w:t xml:space="preserve">NFR-PRV-001 â€” No backend, ever</w:t>
+        <w:t xml:space="preserve">NFR-PRV-001 — No backend, ever</w:t>
       </w:r>
     </w:p>
     <w:tbl>
@@ -31186,7 +31186,7 @@
               <w:pStyle w:val="Compact"/>
             </w:pPr>
             <w:r>
-              <w:t xml:space="preserve">ADR-002 Â· Contract 1</w:t>
+              <w:t xml:space="preserve">ADR-002 · Contract 1</w:t>
             </w:r>
           </w:p>
         </w:tc>
@@ -31199,7 +31199,7 @@
         <w:pStyle w:val="Heading3"/>
       </w:pPr>
       <w:r>
-        <w:t xml:space="preserve">NFR-PRV-002 â€” The precise privacy claim</w:t>
+        <w:t xml:space="preserve">NFR-PRV-002 — The precise privacy claim</w:t>
       </w:r>
     </w:p>
     <w:tbl>
@@ -31313,7 +31313,7 @@
               <w:pStyle w:val="Compact"/>
             </w:pPr>
             <w:r>
-              <w:t xml:space="preserve">PDR Â§11 Â· Finding 9</w:t>
+              <w:t xml:space="preserve">PDR §11 · Finding 9</w:t>
             </w:r>
           </w:p>
         </w:tc>
@@ -31326,7 +31326,7 @@
         <w:pStyle w:val="Heading3"/>
       </w:pPr>
       <w:r>
-        <w:t xml:space="preserve">NFR-PRV-003 â€” Platform diagnostics are distinguished from document content</w:t>
+        <w:t xml:space="preserve">NFR-PRV-003 — Platform diagnostics are distinguished from document content</w:t>
       </w:r>
     </w:p>
     <w:tbl>
@@ -31363,7 +31363,7 @@
               <w:pStyle w:val="Compact"/>
             </w:pPr>
             <w:r>
-              <w:t xml:space="preserve">Google’s and Apple’s own disclosures for the scanner and recognition components state that operational diagnostics â€” device model, OS version, API latency, error codes â€” are sent to the vendor, encrypted, but that the image and the recognised text are not. The privacy notice shall state exactly this distinction, and document content shall never be part of any diagnostic.</w:t>
+              <w:t xml:space="preserve">Google’s and Apple’s own disclosures for the scanner and recognition components state that operational diagnostics — device model, OS version, API latency, error codes — are sent to the vendor, encrypted, but that the image and the recognised text are not. The privacy notice shall state exactly this distinction, and document content shall never be part of any diagnostic.</w:t>
             </w:r>
           </w:p>
         </w:tc>
@@ -31419,7 +31419,7 @@
               <w:pStyle w:val="Compact"/>
             </w:pPr>
             <w:r>
-              <w:t xml:space="preserve">PDR Â§11 Â· Finding 9 Â· verified against Google’s ML Kit data disclosure</w:t>
+              <w:t xml:space="preserve">PDR §11 · Finding 9 · verified against Google’s ML Kit data disclosure</w:t>
             </w:r>
           </w:p>
         </w:tc>
@@ -31432,7 +31432,7 @@
         <w:pStyle w:val="Heading3"/>
       </w:pPr>
       <w:r>
-        <w:t xml:space="preserve">NFR-PRV-004 â€” Both local stores are declared</w:t>
+        <w:t xml:space="preserve">NFR-PRV-004 — Both local stores are declared</w:t>
       </w:r>
     </w:p>
     <w:tbl>
@@ -31525,7 +31525,7 @@
               <w:pStyle w:val="Compact"/>
             </w:pPr>
             <w:r>
-              <w:t xml:space="preserve">PDR Â§11 Â· ADR-009</w:t>
+              <w:t xml:space="preserve">PDR §11 · ADR-009</w:t>
             </w:r>
           </w:p>
         </w:tc>
@@ -31538,7 +31538,7 @@
         <w:pStyle w:val="Heading3"/>
       </w:pPr>
       <w:r>
-        <w:t xml:space="preserve">NFR-PRV-005 â€” Data clearing is real</w:t>
+        <w:t xml:space="preserve">NFR-PRV-005 — Data clearing is real</w:t>
       </w:r>
     </w:p>
     <w:tbl>
@@ -31631,7 +31631,7 @@
               <w:pStyle w:val="Compact"/>
             </w:pPr>
             <w:r>
-              <w:t xml:space="preserve">ADR-009 Â· PDR Â§11</w:t>
+              <w:t xml:space="preserve">ADR-009 · PDR §11</w:t>
             </w:r>
           </w:p>
         </w:tc>
@@ -31644,7 +31644,7 @@
         <w:pStyle w:val="Heading3"/>
       </w:pPr>
       <w:r>
-        <w:t xml:space="preserve">NFR-PRV-006 â€” No telemetry in public builds</w:t>
+        <w:t xml:space="preserve">NFR-PRV-006 — No telemetry in public builds</w:t>
       </w:r>
     </w:p>
     <w:tbl>
@@ -31681,7 +31681,7 @@
               <w:pStyle w:val="Compact"/>
             </w:pPr>
             <w:r>
-              <w:t xml:space="preserve">No telemetry shall be collected in public builds. Product metrics shall be gathered by supervised measurement before each release instead (Â§10.4).</w:t>
+              <w:t xml:space="preserve">No telemetry shall be collected in public builds. Product metrics shall be gathered by supervised measurement before each release instead (§10.4).</w:t>
             </w:r>
           </w:p>
         </w:tc>
@@ -31737,7 +31737,7 @@
               <w:pStyle w:val="Compact"/>
             </w:pPr>
             <w:r>
-              <w:t xml:space="preserve">ADR-012 Â· Contract 7</w:t>
+              <w:t xml:space="preserve">ADR-012 · Contract 7</w:t>
             </w:r>
           </w:p>
         </w:tc>
@@ -31750,7 +31750,7 @@
         <w:pStyle w:val="Heading3"/>
       </w:pPr>
       <w:r>
-        <w:t xml:space="preserve">NFR-SEC-001 â€” Token in the platform keystore</w:t>
+        <w:t xml:space="preserve">NFR-SEC-001 — Token in the platform keystore</w:t>
       </w:r>
     </w:p>
     <w:tbl>
@@ -31843,7 +31843,7 @@
               <w:pStyle w:val="Compact"/>
             </w:pPr>
             <w:r>
-              <w:t xml:space="preserve">PDR Â§11 Â· ADR-009, ADR-018</w:t>
+              <w:t xml:space="preserve">PDR §11 · ADR-009, ADR-018</w:t>
             </w:r>
           </w:p>
         </w:tc>
@@ -31856,7 +31856,7 @@
         <w:pStyle w:val="Heading3"/>
       </w:pPr>
       <w:r>
-        <w:t xml:space="preserve">NFR-SEC-002 â€” No app-controlled WebView for Ninox authentication</w:t>
+        <w:t xml:space="preserve">NFR-SEC-002 — No app-controlled WebView for Ninox authentication</w:t>
       </w:r>
     </w:p>
     <w:tbl>
@@ -31949,7 +31949,7 @@
               <w:pStyle w:val="Compact"/>
             </w:pPr>
             <w:r>
-              <w:t xml:space="preserve">ADR-018 Â· Contract 3</w:t>
+              <w:t xml:space="preserve">ADR-018 · Contract 3</w:t>
             </w:r>
           </w:p>
         </w:tc>
@@ -31962,7 +31962,7 @@
         <w:pStyle w:val="Heading3"/>
       </w:pPr>
       <w:r>
-        <w:t xml:space="preserve">NFR-SEC-003 â€” No credentials beyond the token</w:t>
+        <w:t xml:space="preserve">NFR-SEC-003 — No credentials beyond the token</w:t>
       </w:r>
     </w:p>
     <w:tbl>
@@ -32055,7 +32055,7 @@
               <w:pStyle w:val="Compact"/>
             </w:pPr>
             <w:r>
-              <w:t xml:space="preserve">PDR Â§3.2 Â· Contract 3</w:t>
+              <w:t xml:space="preserve">PDR §3.2 · Contract 3</w:t>
             </w:r>
           </w:p>
         </w:tc>
@@ -32068,7 +32068,7 @@
         <w:pStyle w:val="Heading3"/>
       </w:pPr>
       <w:r>
-        <w:t xml:space="preserve">NFR-PRF-001 â€” Time per document</w:t>
+        <w:t xml:space="preserve">NFR-PRF-001 — Time per document</w:t>
       </w:r>
     </w:p>
     <w:tbl>
@@ -32121,7 +32121,7 @@
               <w:t xml:space="preserve"> </w:t>
             </w:r>
             <w:r>
-              <w:t xml:space="preserve">until the first corpus screening shows what is achievable (PDR Â§12). A threshold written today would be invented.</w:t>
+              <w:t xml:space="preserve">until the first corpus screening shows what is achievable (PDR §12). A threshold written today would be invented.</w:t>
             </w:r>
           </w:p>
         </w:tc>
@@ -32149,7 +32149,7 @@
               <w:pStyle w:val="Compact"/>
             </w:pPr>
             <w:r>
-              <w:t xml:space="preserve">Measured by the supervised protocol of Â§10.4 against the threshold fixed after the first screening.</w:t>
+              <w:t xml:space="preserve">Measured by the supervised protocol of §10.4 against the threshold fixed after the first screening.</w:t>
             </w:r>
           </w:p>
         </w:tc>
@@ -32177,7 +32177,7 @@
               <w:pStyle w:val="Compact"/>
             </w:pPr>
             <w:r>
-              <w:t xml:space="preserve">PDR Â§12 Â· ADR-012</w:t>
+              <w:t xml:space="preserve">PDR §12 · ADR-012</w:t>
             </w:r>
           </w:p>
         </w:tc>
@@ -32218,7 +32218,7 @@
         <w:pStyle w:val="Heading3"/>
       </w:pPr>
       <w:r>
-        <w:t xml:space="preserve">NFR-PRF-002 â€” Reading requires no network</w:t>
+        <w:t xml:space="preserve">NFR-PRF-002 — Reading requires no network</w:t>
       </w:r>
     </w:p>
     <w:tbl>
@@ -32311,7 +32311,7 @@
               <w:pStyle w:val="Compact"/>
             </w:pPr>
             <w:r>
-              <w:t xml:space="preserve">ADR-002 Â· PDR Â§3.1</w:t>
+              <w:t xml:space="preserve">ADR-002 · PDR §3.1</w:t>
             </w:r>
           </w:p>
         </w:tc>
@@ -32324,7 +32324,7 @@
         <w:pStyle w:val="Heading3"/>
       </w:pPr>
       <w:r>
-        <w:t xml:space="preserve">NFR-OFL-001 â€” Offline behaviour</w:t>
+        <w:t xml:space="preserve">NFR-OFL-001 — Offline behaviour</w:t>
       </w:r>
     </w:p>
     <w:tbl>
@@ -32417,7 +32417,7 @@
               <w:pStyle w:val="Compact"/>
             </w:pPr>
             <w:r>
-              <w:t xml:space="preserve">PDR Â§3.1, Â§9.1</w:t>
+              <w:t xml:space="preserve">PDR §3.1, §9.1</w:t>
             </w:r>
           </w:p>
         </w:tc>
@@ -32430,7 +32430,7 @@
         <w:pStyle w:val="Heading3"/>
       </w:pPr>
       <w:r>
-        <w:t xml:space="preserve">NFR-PRF-003 â€” Tap count</w:t>
+        <w:t xml:space="preserve">NFR-PRF-003 — Tap count</w:t>
       </w:r>
     </w:p>
     <w:tbl>
@@ -32495,7 +32495,7 @@
               <w:pStyle w:val="Compact"/>
             </w:pPr>
             <w:r>
-              <w:t xml:space="preserve">UC-02, UC-03; Â§10.4.</w:t>
+              <w:t xml:space="preserve">UC-02, UC-03; §10.4.</w:t>
             </w:r>
           </w:p>
         </w:tc>
@@ -32523,7 +32523,7 @@
               <w:pStyle w:val="Compact"/>
             </w:pPr>
             <w:r>
-              <w:t xml:space="preserve">PDR Â§6.2, Â§7.2</w:t>
+              <w:t xml:space="preserve">PDR §6.2, §7.2</w:t>
             </w:r>
           </w:p>
         </w:tc>
@@ -32536,7 +32536,7 @@
         <w:pStyle w:val="Heading3"/>
       </w:pPr>
       <w:r>
-        <w:t xml:space="preserve">NFR-ACC-001 â€” Accessibility</w:t>
+        <w:t xml:space="preserve">NFR-ACC-001 — Accessibility</w:t>
       </w:r>
     </w:p>
     <w:tbl>
@@ -32629,7 +32629,7 @@
               <w:pStyle w:val="Compact"/>
             </w:pPr>
             <w:r>
-              <w:t xml:space="preserve">PDR Â§4 (light and simple)</w:t>
+              <w:t xml:space="preserve">PDR §4 (light and simple)</w:t>
             </w:r>
           </w:p>
         </w:tc>
@@ -32642,7 +32642,7 @@
         <w:pStyle w:val="Heading3"/>
       </w:pPr>
       <w:r>
-        <w:t xml:space="preserve">NFR-I18N-001 â€” Interface languages</w:t>
+        <w:t xml:space="preserve">NFR-I18N-001 — Interface languages</w:t>
       </w:r>
     </w:p>
     <w:tbl>
@@ -32735,7 +32735,7 @@
               <w:pStyle w:val="Compact"/>
             </w:pPr>
             <w:r>
-              <w:t xml:space="preserve">PDR Â§3.1, Â§10</w:t>
+              <w:t xml:space="preserve">PDR §3.1, §10</w:t>
             </w:r>
           </w:p>
         </w:tc>
@@ -32748,7 +32748,7 @@
         <w:pStyle w:val="Heading3"/>
       </w:pPr>
       <w:r>
-        <w:t xml:space="preserve">NFR-LIC-001 â€” Declared dependencies</w:t>
+        <w:t xml:space="preserve">NFR-LIC-001 — Declared dependencies</w:t>
       </w:r>
     </w:p>
     <w:tbl>
@@ -32841,7 +32841,7 @@
               <w:pStyle w:val="Compact"/>
             </w:pPr>
             <w:r>
-              <w:t xml:space="preserve">Contract 5 Â· ADR-011</w:t>
+              <w:t xml:space="preserve">Contract 5 · ADR-011</w:t>
             </w:r>
           </w:p>
         </w:tc>
@@ -32854,7 +32854,7 @@
         <w:pStyle w:val="Heading3"/>
       </w:pPr>
       <w:r>
-        <w:t xml:space="preserve">NFR-PLT-001 â€” Platforms</w:t>
+        <w:t xml:space="preserve">NFR-PLT-001 — Platforms</w:t>
       </w:r>
     </w:p>
     <w:tbl>
@@ -32947,7 +32947,7 @@
               <w:pStyle w:val="Compact"/>
             </w:pPr>
             <w:r>
-              <w:t xml:space="preserve">PDR Â§3.1</w:t>
+              <w:t xml:space="preserve">PDR §3.1</w:t>
             </w:r>
           </w:p>
         </w:tc>
@@ -32960,7 +32960,7 @@
         <w:pStyle w:val="Heading3"/>
       </w:pPr>
       <w:r>
-        <w:t xml:space="preserve">NFR-SIZ-001 â€” Application size</w:t>
+        <w:t xml:space="preserve">NFR-SIZ-001 — Application size</w:t>
       </w:r>
     </w:p>
     <w:tbl>
@@ -33243,7 +33243,7 @@
               <w:t xml:space="preserve"> </w:t>
             </w:r>
             <w:r>
-              <w:t xml:space="preserve">“Das API-Token wurde nicht akzeptiert. PrÃ¼fen Sie es in den Ninox-Einstellungen und fÃ¼gen Sie es erneut ein.”</w:t>
+              <w:t xml:space="preserve">“Das API-Token wurde nicht akzeptiert. Prüfen Sie es in den Ninox-Einstellungen und fügen Sie es erneut ein.”</w:t>
             </w:r>
           </w:p>
         </w:tc>
@@ -33301,7 +33301,7 @@
               <w:t xml:space="preserve"> </w:t>
             </w:r>
             <w:r>
-              <w:t xml:space="preserve">“Ihr Token ist nicht mehr gÃ¼ltig. Geben Sie es erneut ein, um weiter zu senden.”</w:t>
+              <w:t xml:space="preserve">“Ihr Token ist nicht mehr gültig. Geben Sie es erneut ein, um weiter zu senden.”</w:t>
             </w:r>
           </w:p>
         </w:tc>
@@ -33359,7 +33359,7 @@
               <w:t xml:space="preserve"> </w:t>
             </w:r>
             <w:r>
-              <w:t xml:space="preserve">“Die Zielliste konnte nicht gelesen werden. PrÃ¼fen Sie Ihre Verbindung.”</w:t>
+              <w:t xml:space="preserve">“Die Zielliste konnte nicht gelesen werden. Prüfen Sie Ihre Verbindung.”</w:t>
             </w:r>
           </w:p>
         </w:tc>
@@ -33417,7 +33417,7 @@
               <w:t xml:space="preserve"> </w:t>
             </w:r>
             <w:r>
-              <w:t xml:space="preserve">“Datenbank oder Tabelle existiert nicht mehr. WÃ¤hlen Sie ein anderes Ziel.”</w:t>
+              <w:t xml:space="preserve">“Datenbank oder Tabelle existiert nicht mehr. Wählen Sie ein anderes Ziel.”</w:t>
             </w:r>
           </w:p>
         </w:tc>
@@ -33452,18 +33452,18 @@
               <w:pStyle w:val="Compact"/>
             </w:pPr>
             <w:r>
-              <w:t xml:space="preserve">Uncertain state â†’ reconciliation â†’ ask if ambiguous (FR-SND-005)</w:t>
-            </w:r>
-          </w:p>
-        </w:tc>
-        <w:tc>
-          <w:tcPr/>
-          <w:p>
-            <w:pPr>
-              <w:pStyle w:val="Compact"/>
-            </w:pPr>
-            <w:r>
-              <w:t xml:space="preserve">“The send could not be confirmed. Checking whether the record was createdâ€¦”</w:t>
+              <w:t xml:space="preserve">Uncertain state → reconciliation → ask if ambiguous (FR-SND-005)</w:t>
+            </w:r>
+          </w:p>
+        </w:tc>
+        <w:tc>
+          <w:tcPr/>
+          <w:p>
+            <w:pPr>
+              <w:pStyle w:val="Compact"/>
+            </w:pPr>
+            <w:r>
+              <w:t xml:space="preserve">“The send could not be confirmed. Checking whether the record was created…”</w:t>
             </w:r>
             <w:r>
               <w:t xml:space="preserve"> </w:t>
@@ -33475,7 +33475,7 @@
               <w:t xml:space="preserve"> </w:t>
             </w:r>
             <w:r>
-              <w:t xml:space="preserve">“Der Versand konnte nicht bestÃ¤tigt werden. PrÃ¼fung, ob der Datensatz erstellt wurdeâ€¦”</w:t>
+              <w:t xml:space="preserve">“Der Versand konnte nicht bestätigt werden. Prüfung, ob der Datensatz erstellt wurde…”</w:t>
             </w:r>
             <w:r>
               <w:t xml:space="preserve"> </w:t>
@@ -33487,7 +33487,7 @@
               <w:t xml:space="preserve"> </w:t>
             </w:r>
             <w:r>
-              <w:t xml:space="preserve">“One similar record was found â€” use it?”</w:t>
+              <w:t xml:space="preserve">“One similar record was found — use it?”</w:t>
             </w:r>
             <w:r>
               <w:t xml:space="preserve"> </w:t>
@@ -33499,7 +33499,7 @@
               <w:t xml:space="preserve"> </w:t>
             </w:r>
             <w:r>
-              <w:t xml:space="preserve">“Ein Ã¤hnlicher Datensatz wurde gefunden â€” verwenden?”</w:t>
+              <w:t xml:space="preserve">“Ein ähnlicher Datensatz wurde gefunden — verwenden?”</w:t>
             </w:r>
           </w:p>
         </w:tc>
@@ -33550,7 +33550,7 @@
               <w:t xml:space="preserve"> </w:t>
             </w:r>
             <w:r>
-              <w:t xml:space="preserve">error (Â§9.3)</w:t>
+              <w:t xml:space="preserve">error (§9.3)</w:t>
             </w:r>
           </w:p>
         </w:tc>
@@ -33573,7 +33573,7 @@
               <w:t xml:space="preserve"> </w:t>
             </w:r>
             <w:r>
-              <w:t xml:space="preserve">“Ein Feld konnte nicht gespeichert werden. MÃ¶glicherweise muss das Mapping korrigiert werden.”</w:t>
+              <w:t xml:space="preserve">“Ein Feld konnte nicht gespeichert werden. Möglicherweise muss das Mapping korrigiert werden.”</w:t>
             </w:r>
           </w:p>
         </w:tc>
@@ -33677,7 +33677,7 @@
               <w:pStyle w:val="Compact"/>
             </w:pPr>
             <w:r>
-              <w:t xml:space="preserve">“Reading the stored recordâ€¦”</w:t>
+              <w:t xml:space="preserve">“Reading the stored record…”</w:t>
             </w:r>
             <w:r>
               <w:t xml:space="preserve"> </w:t>
@@ -33689,7 +33689,7 @@
               <w:t xml:space="preserve"> </w:t>
             </w:r>
             <w:r>
-              <w:t xml:space="preserve">“Gespeicherten Datensatz wird gelesenâ€¦”</w:t>
+              <w:t xml:space="preserve">“Gespeicherten Datensatz wird gelesen…”</w:t>
             </w:r>
           </w:p>
         </w:tc>
@@ -33985,7 +33985,7 @@
               <w:pStyle w:val="Compact"/>
             </w:pPr>
             <w:r>
-              <w:t xml:space="preserve">No blind retry â€” reconciliation first</w:t>
+              <w:t xml:space="preserve">No blind retry — reconciliation first</w:t>
             </w:r>
           </w:p>
         </w:tc>
@@ -34152,7 +34152,7 @@
               <w:pStyle w:val="Compact"/>
             </w:pPr>
             <w:r>
-              <w:t xml:space="preserve">Schema refresh; a second failure is a mapping error, and the message says so â€” never</w:t>
+              <w:t xml:space="preserve">Schema refresh; a second failure is a mapping error, and the message says so — never</w:t>
             </w:r>
             <w:r>
               <w:t xml:space="preserve"> </w:t>
@@ -34209,7 +34209,7 @@
         <w:pStyle w:val="Heading2"/>
       </w:pPr>
       <w:r>
-        <w:t xml:space="preserve">9.3 Mapping error versus server error â€” the semantics of 500</w:t>
+        <w:t xml:space="preserve">9.3 Mapping error versus server error — the semantics of 500</w:t>
       </w:r>
     </w:p>
     <w:p>
@@ -34396,7 +34396,7 @@
         <w:pStyle w:val="FirstParagraph"/>
       </w:pPr>
       <w:r>
-        <w:t xml:space="preserve">Two routes carry equal weight, so the corpus has two halves and they are gathered differently (PDR Â§13).</w:t>
+        <w:t xml:space="preserve">Two routes carry equal weight, so the corpus has two halves and they are gathered differently (PDR §13).</w:t>
       </w:r>
     </w:p>
     <w:tbl>
@@ -34461,7 +34461,7 @@
               <w:pStyle w:val="Compact"/>
             </w:pPr>
             <w:r>
-              <w:t xml:space="preserve">Real receipts, photographed: thermal paper, faded ink, shadows, skew. Different merchants, deliberately including difficult cases. Language is irrelevant here â€” this route measures paper degradation, not vocabulary.</w:t>
+              <w:t xml:space="preserve">Real receipts, photographed: thermal paper, faded ink, shadows, skew. Different merchants, deliberately including difficult cases. Language is irrelevant here — this route measures paper degradation, not vocabulary.</w:t>
             </w:r>
           </w:p>
         </w:tc>
@@ -34485,7 +34485,7 @@
               <w:pStyle w:val="Compact"/>
             </w:pPr>
             <w:r>
-              <w:t xml:space="preserve">Supplier invoices â€” plain PDF and structured e-invoices (ZUGFeRD / Factur-X, XRechnung) across as many issuers, profiles and countries as possible.</w:t>
+              <w:t xml:space="preserve">Supplier invoices — plain PDF and structured e-invoices (ZUGFeRD / Factur-X, XRechnung) across as many issuers, profiles and countries as possible.</w:t>
             </w:r>
           </w:p>
         </w:tc>
@@ -34496,7 +34496,7 @@
         <w:pStyle w:val="BodyText"/>
       </w:pPr>
       <w:r>
-        <w:t xml:space="preserve">The 16-document test skewed toward B2B invoices and non-EUR documents; the corpus keeps both halves equal and is not reweighted on sixteen documents (PDR Â§2).</w:t>
+        <w:t xml:space="preserve">The 16-document test skewed toward B2B invoices and non-EUR documents; the corpus keeps both halves equal and is not reweighted on sixteen documents (PDR §2).</w:t>
       </w:r>
     </w:p>
     <w:bookmarkEnd w:id="216"/>
@@ -34527,7 +34527,7 @@
         <w:t xml:space="preserve">filter</w:t>
       </w:r>
       <w:r>
-        <w:t xml:space="preserve">. If one engine clearly loses, the decision is made; if the candidates tie, the corpus is extended before deciding (PDR Â§13).</w:t>
+        <w:t xml:space="preserve">. If one engine clearly loses, the decision is made; if the candidates tie, the corpus is extended before deciding (PDR §13).</w:t>
       </w:r>
     </w:p>
     <w:p>
@@ -34551,7 +34551,7 @@
         <w:t xml:space="preserve"> </w:t>
       </w:r>
       <w:r>
-        <w:t xml:space="preserve">â€” a scanned-PDF sample, and photographed paper from hospitality and fuel receipts, where thermal degradation is worst â€” never toward a round number of documents (ADR Â§3.1).</w:t>
+        <w:t xml:space="preserve">— a scanned-PDF sample, and photographed paper from hospitality and fuel receipts, where thermal degradation is worst — never toward a round number of documents (ADR §3.1).</w:t>
       </w:r>
     </w:p>
     <w:bookmarkEnd w:id="217"/>
@@ -34654,7 +34654,7 @@
         </w:numPr>
       </w:pPr>
       <w:r>
-        <w:t xml:space="preserve">An engine that reads worse may well tie on validated fields, because the check digits recover what the recognition lost â€” which is the point of the product (PDR Â§1.1).</w:t>
+        <w:t xml:space="preserve">An engine that reads worse may well tie on validated fields, because the check digits recover what the recognition lost — which is the point of the product (PDR §1.1).</w:t>
       </w:r>
     </w:p>
     <w:p>
@@ -35007,7 +35007,7 @@
               <w:pStyle w:val="Compact"/>
             </w:pPr>
             <w:r>
-              <w:t xml:space="preserve">3 + 1 daily confirmation for a clean document; 5â€“6 typical.</w:t>
+              <w:t xml:space="preserve">3 + 1 daily confirmation for a clean document; 5–6 typical.</w:t>
             </w:r>
           </w:p>
         </w:tc>
@@ -35066,7 +35066,7 @@
               <w:pStyle w:val="Compact"/>
             </w:pPr>
             <w:r>
-              <w:t xml:space="preserve">Share of core fields confirmed by redundancy â€” not merely check-digit-consistent.</w:t>
+              <w:t xml:space="preserve">Share of core fields confirmed by redundancy — not merely check-digit-consistent.</w:t>
             </w:r>
           </w:p>
         </w:tc>
@@ -35190,7 +35190,7 @@
         <w:t xml:space="preserve"> </w:t>
       </w:r>
       <w:r>
-        <w:t xml:space="preserve">Any number written today would be invented; they are set once the first corpus screening shows what is achievable (PDR Â§12).</w:t>
+        <w:t xml:space="preserve">Any number written today would be invented; they are set once the first corpus screening shows what is achievable (PDR §12).</w:t>
       </w:r>
     </w:p>
     <w:bookmarkEnd w:id="220"/>
@@ -35212,7 +35212,7 @@
         </w:numPr>
       </w:pPr>
       <w:r>
-        <w:t xml:space="preserve">Every FR, BR and NFR in this document carries its own acceptance condition; a requirement without one is an intention and was not admitted (Â§1.5).</w:t>
+        <w:t xml:space="preserve">Every FR, BR and NFR in this document carries its own acceptance condition; a requirement without one is an intention and was not admitted (§1.5).</w:t>
       </w:r>
     </w:p>
     <w:p>
@@ -35224,7 +35224,7 @@
         </w:numPr>
       </w:pPr>
       <w:r>
-        <w:t xml:space="preserve">Every non-goal of Â§1.2 has a negative test in the release checklist: no backend call, no schema mutation, no credential beyond the token, no unmapped write, no telemetry artefact, no mail-body byte.</w:t>
+        <w:t xml:space="preserve">Every non-goal of §1.2 has a negative test in the release checklist: no backend call, no schema mutation, no credential beyond the token, no unmapped write, no telemetry artefact, no mail-body byte.</w:t>
       </w:r>
     </w:p>
     <w:p>
@@ -35248,7 +35248,7 @@
         </w:numPr>
       </w:pPr>
       <w:r>
-        <w:t xml:space="preserve">Blocked requirements (Â§11.5) are excluded from the release checklist until their ADR closes; their acceptance tests are written now and run then.</w:t>
+        <w:t xml:space="preserve">Blocked requirements (§11.5) are excluded from the release checklist until their ADR closes; their acceptance tests are written now and run then.</w:t>
       </w:r>
     </w:p>
     <w:bookmarkEnd w:id="221"/>
@@ -35267,7 +35267,7 @@
         <w:pStyle w:val="FirstParagraph"/>
       </w:pPr>
       <w:r>
-        <w:t xml:space="preserve">The matrix in both directions, so that no decision stays without a requirement and no requirement appears without a source. Blocked requirements are listed in Â§11.5.</w:t>
+        <w:t xml:space="preserve">The matrix in both directions, so that no decision stays without a requirement and no requirement appears without a source. Blocked requirements are listed in §11.5.</w:t>
       </w:r>
     </w:p>
     <w:bookmarkStart w:id="223" w:name="adr-â-requirements"/>
@@ -35276,7 +35276,7 @@
         <w:pStyle w:val="Heading2"/>
       </w:pPr>
       <w:r>
-        <w:t xml:space="preserve">11.1 ADR â†’ requirements</w:t>
+        <w:t xml:space="preserve">11.1 ADR → requirements</w:t>
       </w:r>
     </w:p>
     <w:tbl>
@@ -35389,7 +35389,7 @@
               <w:pStyle w:val="Compact"/>
             </w:pPr>
             <w:r>
-              <w:t xml:space="preserve">FR-WIZ-003, FR-DST-001, Â§2.5 dependency</w:t>
+              <w:t xml:space="preserve">FR-WIZ-003, FR-DST-001, §2.5 dependency</w:t>
             </w:r>
           </w:p>
         </w:tc>
@@ -35437,7 +35437,7 @@
               <w:pStyle w:val="Compact"/>
             </w:pPr>
             <w:r>
-              <w:t xml:space="preserve">FR-CTR-001 â€¦ FR-CTR-007, FR-VAL-005, FR-VAL-007, FR-VAL-011, Annex B</w:t>
+              <w:t xml:space="preserve">FR-CTR-001 … FR-CTR-007, FR-VAL-005, FR-VAL-007, FR-VAL-011, Annex B</w:t>
             </w:r>
           </w:p>
         </w:tc>
@@ -35461,7 +35461,7 @@
               <w:pStyle w:val="Compact"/>
             </w:pPr>
             <w:r>
-              <w:t xml:space="preserve">FR-CAP-002, Â§2.3 dependency</w:t>
+              <w:t xml:space="preserve">FR-CAP-002, §2.3 dependency</w:t>
             </w:r>
           </w:p>
         </w:tc>
@@ -35533,7 +35533,7 @@
               <w:pStyle w:val="Compact"/>
             </w:pPr>
             <w:r>
-              <w:t xml:space="preserve">FR-CFG-001 â€¦ FR-CFG-004, FR-MEM-001 â€¦ FR-MEM-004, FR-HIS-004, UC-13, NFR-PRV-004</w:t>
+              <w:t xml:space="preserve">FR-CFG-001 … FR-CFG-004, FR-MEM-001 … FR-MEM-004, FR-HIS-004, UC-13, NFR-PRV-004</w:t>
             </w:r>
           </w:p>
         </w:tc>
@@ -35557,7 +35557,7 @@
               <w:pStyle w:val="Compact"/>
             </w:pPr>
             <w:r>
-              <w:t xml:space="preserve">FR-EXT-015, FR-EXT-005, UC-14 â€” blocked</w:t>
+              <w:t xml:space="preserve">FR-EXT-015, FR-EXT-005, UC-14 — blocked</w:t>
             </w:r>
           </w:p>
         </w:tc>
@@ -35581,7 +35581,7 @@
               <w:pStyle w:val="Compact"/>
             </w:pPr>
             <w:r>
-              <w:t xml:space="preserve">FR-EXT-004, NFR-SIZ-001 â€” blocked</w:t>
+              <w:t xml:space="preserve">FR-EXT-004, NFR-SIZ-001 — blocked</w:t>
             </w:r>
           </w:p>
         </w:tc>
@@ -35605,7 +35605,7 @@
               <w:pStyle w:val="Compact"/>
             </w:pPr>
             <w:r>
-              <w:t xml:space="preserve">NFR-PRV-006, Â§10.4</w:t>
+              <w:t xml:space="preserve">NFR-PRV-006, §10.4</w:t>
             </w:r>
           </w:p>
         </w:tc>
@@ -35701,7 +35701,7 @@
               <w:pStyle w:val="Compact"/>
             </w:pPr>
             <w:r>
-              <w:t xml:space="preserve">FR-SND-002, FR-VAL-006, BR-09, FR-CTR-007, Â§6.1</w:t>
+              <w:t xml:space="preserve">FR-SND-002, FR-VAL-006, BR-09, FR-CTR-007, §6.1</w:t>
             </w:r>
           </w:p>
         </w:tc>
@@ -35773,7 +35773,7 @@
               <w:pStyle w:val="Compact"/>
             </w:pPr>
             <w:r>
-              <w:t xml:space="preserve">FR-EXT-001, FR-EXT-006 â€¦ FR-EXT-011, FR-VAL-002, BR-02, BR-05, BR-06, BR-07, BR-08, Annex D</w:t>
+              <w:t xml:space="preserve">FR-EXT-001, FR-EXT-006 … FR-EXT-011, FR-VAL-002, BR-02, BR-05, BR-06, BR-07, BR-08, Annex D</w:t>
             </w:r>
           </w:p>
         </w:tc>
@@ -35786,7 +35786,7 @@
         <w:pStyle w:val="Heading2"/>
       </w:pPr>
       <w:r>
-        <w:t xml:space="preserve">11.2 PDR section â†’ requirements</w:t>
+        <w:t xml:space="preserve">11.2 PDR section → requirements</w:t>
       </w:r>
     </w:p>
     <w:tbl>
@@ -35840,55 +35840,55 @@
               <w:pStyle w:val="Compact"/>
             </w:pPr>
             <w:r>
-              <w:t xml:space="preserve">Â§1 Purpose, Â§1.1 differentiation</w:t>
-            </w:r>
-          </w:p>
-        </w:tc>
-        <w:tc>
-          <w:tcPr/>
-          <w:p>
-            <w:pPr>
-              <w:pStyle w:val="Compact"/>
-            </w:pPr>
-            <w:r>
-              <w:t xml:space="preserve">Â§2.1, FR-VAL-001, FR-VAL-006, FR-VAL-008</w:t>
-            </w:r>
-          </w:p>
-        </w:tc>
-      </w:tr>
-      <w:tr>
-        <w:tc>
-          <w:tcPr/>
-          <w:p>
-            <w:pPr>
-              <w:pStyle w:val="Compact"/>
-            </w:pPr>
-            <w:r>
-              <w:t xml:space="preserve">Â§2 Users and market</w:t>
-            </w:r>
-          </w:p>
-        </w:tc>
-        <w:tc>
-          <w:tcPr/>
-          <w:p>
-            <w:pPr>
-              <w:pStyle w:val="Compact"/>
-            </w:pPr>
-            <w:r>
-              <w:t xml:space="preserve">UC-01 â€¦ UC-15, Â§2.2, Â§10.1</w:t>
-            </w:r>
-          </w:p>
-        </w:tc>
-      </w:tr>
-      <w:tr>
-        <w:tc>
-          <w:tcPr/>
-          <w:p>
-            <w:pPr>
-              <w:pStyle w:val="Compact"/>
-            </w:pPr>
-            <w:r>
-              <w:t xml:space="preserve">Â§3.1 Scope</w:t>
+              <w:t xml:space="preserve">§1 Purpose, §1.1 differentiation</w:t>
+            </w:r>
+          </w:p>
+        </w:tc>
+        <w:tc>
+          <w:tcPr/>
+          <w:p>
+            <w:pPr>
+              <w:pStyle w:val="Compact"/>
+            </w:pPr>
+            <w:r>
+              <w:t xml:space="preserve">§2.1, FR-VAL-001, FR-VAL-006, FR-VAL-008</w:t>
+            </w:r>
+          </w:p>
+        </w:tc>
+      </w:tr>
+      <w:tr>
+        <w:tc>
+          <w:tcPr/>
+          <w:p>
+            <w:pPr>
+              <w:pStyle w:val="Compact"/>
+            </w:pPr>
+            <w:r>
+              <w:t xml:space="preserve">§2 Users and market</w:t>
+            </w:r>
+          </w:p>
+        </w:tc>
+        <w:tc>
+          <w:tcPr/>
+          <w:p>
+            <w:pPr>
+              <w:pStyle w:val="Compact"/>
+            </w:pPr>
+            <w:r>
+              <w:t xml:space="preserve">UC-01 … UC-15, §2.2, §10.1</w:t>
+            </w:r>
+          </w:p>
+        </w:tc>
+      </w:tr>
+      <w:tr>
+        <w:tc>
+          <w:tcPr/>
+          <w:p>
+            <w:pPr>
+              <w:pStyle w:val="Compact"/>
+            </w:pPr>
+            <w:r>
+              <w:t xml:space="preserve">§3.1 Scope</w:t>
             </w:r>
           </w:p>
         </w:tc>
@@ -35912,31 +35912,31 @@
               <w:pStyle w:val="Compact"/>
             </w:pPr>
             <w:r>
-              <w:t xml:space="preserve">Â§3.2 Non-goals</w:t>
-            </w:r>
-          </w:p>
-        </w:tc>
-        <w:tc>
-          <w:tcPr/>
-          <w:p>
-            <w:pPr>
-              <w:pStyle w:val="Compact"/>
-            </w:pPr>
-            <w:r>
-              <w:t xml:space="preserve">Â§1.2 negative requirements, BR-14 â€¦ BR-19, Â§10.6</w:t>
-            </w:r>
-          </w:p>
-        </w:tc>
-      </w:tr>
-      <w:tr>
-        <w:tc>
-          <w:tcPr/>
-          <w:p>
-            <w:pPr>
-              <w:pStyle w:val="Compact"/>
-            </w:pPr>
-            <w:r>
-              <w:t xml:space="preserve">Â§4 Principles</w:t>
+              <w:t xml:space="preserve">§3.2 Non-goals</w:t>
+            </w:r>
+          </w:p>
+        </w:tc>
+        <w:tc>
+          <w:tcPr/>
+          <w:p>
+            <w:pPr>
+              <w:pStyle w:val="Compact"/>
+            </w:pPr>
+            <w:r>
+              <w:t xml:space="preserve">§1.2 negative requirements, BR-14 … BR-19, §10.6</w:t>
+            </w:r>
+          </w:p>
+        </w:tc>
+      </w:tr>
+      <w:tr>
+        <w:tc>
+          <w:tcPr/>
+          <w:p>
+            <w:pPr>
+              <w:pStyle w:val="Compact"/>
+            </w:pPr>
+            <w:r>
+              <w:t xml:space="preserve">§4 Principles</w:t>
             </w:r>
           </w:p>
         </w:tc>
@@ -35960,55 +35960,55 @@
               <w:pStyle w:val="Compact"/>
             </w:pPr>
             <w:r>
-              <w:t xml:space="preserve">Â§5.1 Core fields</w:t>
-            </w:r>
-          </w:p>
-        </w:tc>
-        <w:tc>
-          <w:tcPr/>
-          <w:p>
-            <w:pPr>
-              <w:pStyle w:val="Compact"/>
-            </w:pPr>
-            <w:r>
-              <w:t xml:space="preserve">Â§6.1.1, FR-REV-004, FR-WIZ-005</w:t>
-            </w:r>
-          </w:p>
-        </w:tc>
-      </w:tr>
-      <w:tr>
-        <w:tc>
-          <w:tcPr/>
-          <w:p>
-            <w:pPr>
-              <w:pStyle w:val="Compact"/>
-            </w:pPr>
-            <w:r>
-              <w:t xml:space="preserve">Â§5.2 Extended fields</w:t>
-            </w:r>
-          </w:p>
-        </w:tc>
-        <w:tc>
-          <w:tcPr/>
-          <w:p>
-            <w:pPr>
-              <w:pStyle w:val="Compact"/>
-            </w:pPr>
-            <w:r>
-              <w:t xml:space="preserve">Â§6.1.2, FR-REV-006, FR-SND-002</w:t>
-            </w:r>
-          </w:p>
-        </w:tc>
-      </w:tr>
-      <w:tr>
-        <w:tc>
-          <w:tcPr/>
-          <w:p>
-            <w:pPr>
-              <w:pStyle w:val="Compact"/>
-            </w:pPr>
-            <w:r>
-              <w:t xml:space="preserve">Â§5.3 Multiple tax rates</w:t>
+              <w:t xml:space="preserve">§5.1 Core fields</w:t>
+            </w:r>
+          </w:p>
+        </w:tc>
+        <w:tc>
+          <w:tcPr/>
+          <w:p>
+            <w:pPr>
+              <w:pStyle w:val="Compact"/>
+            </w:pPr>
+            <w:r>
+              <w:t xml:space="preserve">§6.1.1, FR-REV-004, FR-WIZ-005</w:t>
+            </w:r>
+          </w:p>
+        </w:tc>
+      </w:tr>
+      <w:tr>
+        <w:tc>
+          <w:tcPr/>
+          <w:p>
+            <w:pPr>
+              <w:pStyle w:val="Compact"/>
+            </w:pPr>
+            <w:r>
+              <w:t xml:space="preserve">§5.2 Extended fields</w:t>
+            </w:r>
+          </w:p>
+        </w:tc>
+        <w:tc>
+          <w:tcPr/>
+          <w:p>
+            <w:pPr>
+              <w:pStyle w:val="Compact"/>
+            </w:pPr>
+            <w:r>
+              <w:t xml:space="preserve">§6.1.2, FR-REV-006, FR-SND-002</w:t>
+            </w:r>
+          </w:p>
+        </w:tc>
+      </w:tr>
+      <w:tr>
+        <w:tc>
+          <w:tcPr/>
+          <w:p>
+            <w:pPr>
+              <w:pStyle w:val="Compact"/>
+            </w:pPr>
+            <w:r>
+              <w:t xml:space="preserve">§5.3 Multiple tax rates</w:t>
             </w:r>
           </w:p>
         </w:tc>
@@ -36032,31 +36032,31 @@
               <w:pStyle w:val="Compact"/>
             </w:pPr>
             <w:r>
-              <w:t xml:space="preserve">Â§6 Confidence model</w:t>
-            </w:r>
-          </w:p>
-        </w:tc>
-        <w:tc>
-          <w:tcPr/>
-          <w:p>
-            <w:pPr>
-              <w:pStyle w:val="Compact"/>
-            </w:pPr>
-            <w:r>
-              <w:t xml:space="preserve">FR-VAL-001 â€¦ FR-VAL-004, FR-VAL-009, FR-VAL-010, Â§6.2</w:t>
-            </w:r>
-          </w:p>
-        </w:tc>
-      </w:tr>
-      <w:tr>
-        <w:tc>
-          <w:tcPr/>
-          <w:p>
-            <w:pPr>
-              <w:pStyle w:val="Compact"/>
-            </w:pPr>
-            <w:r>
-              <w:t xml:space="preserve">Â§6.1 Provenance and derived values</w:t>
+              <w:t xml:space="preserve">§6 Confidence model</w:t>
+            </w:r>
+          </w:p>
+        </w:tc>
+        <w:tc>
+          <w:tcPr/>
+          <w:p>
+            <w:pPr>
+              <w:pStyle w:val="Compact"/>
+            </w:pPr>
+            <w:r>
+              <w:t xml:space="preserve">FR-VAL-001 … FR-VAL-004, FR-VAL-009, FR-VAL-010, §6.2</w:t>
+            </w:r>
+          </w:p>
+        </w:tc>
+      </w:tr>
+      <w:tr>
+        <w:tc>
+          <w:tcPr/>
+          <w:p>
+            <w:pPr>
+              <w:pStyle w:val="Compact"/>
+            </w:pPr>
+            <w:r>
+              <w:t xml:space="preserve">§6.1 Provenance and derived values</w:t>
             </w:r>
           </w:p>
         </w:tc>
@@ -36080,103 +36080,103 @@
               <w:pStyle w:val="Compact"/>
             </w:pPr>
             <w:r>
-              <w:t xml:space="preserve">Â§6.2 An honest expectation</w:t>
-            </w:r>
-          </w:p>
-        </w:tc>
-        <w:tc>
-          <w:tcPr/>
-          <w:p>
-            <w:pPr>
-              <w:pStyle w:val="Compact"/>
-            </w:pPr>
-            <w:r>
-              <w:t xml:space="preserve">FR-VAL-010, NFR-PRF-003, Â§10.4, UC-03</w:t>
-            </w:r>
-          </w:p>
-        </w:tc>
-      </w:tr>
-      <w:tr>
-        <w:tc>
-          <w:tcPr/>
-          <w:p>
-            <w:pPr>
-              <w:pStyle w:val="Compact"/>
-            </w:pPr>
-            <w:r>
-              <w:t xml:space="preserve">Â§7.1 Capture</w:t>
-            </w:r>
-          </w:p>
-        </w:tc>
-        <w:tc>
-          <w:tcPr/>
-          <w:p>
-            <w:pPr>
-              <w:pStyle w:val="Compact"/>
-            </w:pPr>
-            <w:r>
-              <w:t xml:space="preserve">FR-CAP-001 â€¦ FR-CAP-008, Â§7.2</w:t>
-            </w:r>
-          </w:p>
-        </w:tc>
-      </w:tr>
-      <w:tr>
-        <w:tc>
-          <w:tcPr/>
-          <w:p>
-            <w:pPr>
-              <w:pStyle w:val="Compact"/>
-            </w:pPr>
-            <w:r>
-              <w:t xml:space="preserve">Â§7.2 Review</w:t>
-            </w:r>
-          </w:p>
-        </w:tc>
-        <w:tc>
-          <w:tcPr/>
-          <w:p>
-            <w:pPr>
-              <w:pStyle w:val="Compact"/>
-            </w:pPr>
-            <w:r>
-              <w:t xml:space="preserve">FR-REV-001 â€¦ FR-REV-011, Â§7.3</w:t>
-            </w:r>
-          </w:p>
-        </w:tc>
-      </w:tr>
-      <w:tr>
-        <w:tc>
-          <w:tcPr/>
-          <w:p>
-            <w:pPr>
-              <w:pStyle w:val="Compact"/>
-            </w:pPr>
-            <w:r>
-              <w:t xml:space="preserve">Â§7.3 Destinations</w:t>
-            </w:r>
-          </w:p>
-        </w:tc>
-        <w:tc>
-          <w:tcPr/>
-          <w:p>
-            <w:pPr>
-              <w:pStyle w:val="Compact"/>
-            </w:pPr>
-            <w:r>
-              <w:t xml:space="preserve">FR-DST-001 â€¦ FR-DST-003, FR-DST-006, FR-REV-002</w:t>
-            </w:r>
-          </w:p>
-        </w:tc>
-      </w:tr>
-      <w:tr>
-        <w:tc>
-          <w:tcPr/>
-          <w:p>
-            <w:pPr>
-              <w:pStyle w:val="Compact"/>
-            </w:pPr>
-            <w:r>
-              <w:t xml:space="preserve">Â§7.4 Formula fields</w:t>
+              <w:t xml:space="preserve">§6.2 An honest expectation</w:t>
+            </w:r>
+          </w:p>
+        </w:tc>
+        <w:tc>
+          <w:tcPr/>
+          <w:p>
+            <w:pPr>
+              <w:pStyle w:val="Compact"/>
+            </w:pPr>
+            <w:r>
+              <w:t xml:space="preserve">FR-VAL-010, NFR-PRF-003, §10.4, UC-03</w:t>
+            </w:r>
+          </w:p>
+        </w:tc>
+      </w:tr>
+      <w:tr>
+        <w:tc>
+          <w:tcPr/>
+          <w:p>
+            <w:pPr>
+              <w:pStyle w:val="Compact"/>
+            </w:pPr>
+            <w:r>
+              <w:t xml:space="preserve">§7.1 Capture</w:t>
+            </w:r>
+          </w:p>
+        </w:tc>
+        <w:tc>
+          <w:tcPr/>
+          <w:p>
+            <w:pPr>
+              <w:pStyle w:val="Compact"/>
+            </w:pPr>
+            <w:r>
+              <w:t xml:space="preserve">FR-CAP-001 … FR-CAP-008, §7.2</w:t>
+            </w:r>
+          </w:p>
+        </w:tc>
+      </w:tr>
+      <w:tr>
+        <w:tc>
+          <w:tcPr/>
+          <w:p>
+            <w:pPr>
+              <w:pStyle w:val="Compact"/>
+            </w:pPr>
+            <w:r>
+              <w:t xml:space="preserve">§7.2 Review</w:t>
+            </w:r>
+          </w:p>
+        </w:tc>
+        <w:tc>
+          <w:tcPr/>
+          <w:p>
+            <w:pPr>
+              <w:pStyle w:val="Compact"/>
+            </w:pPr>
+            <w:r>
+              <w:t xml:space="preserve">FR-REV-001 … FR-REV-011, §7.3</w:t>
+            </w:r>
+          </w:p>
+        </w:tc>
+      </w:tr>
+      <w:tr>
+        <w:tc>
+          <w:tcPr/>
+          <w:p>
+            <w:pPr>
+              <w:pStyle w:val="Compact"/>
+            </w:pPr>
+            <w:r>
+              <w:t xml:space="preserve">§7.3 Destinations</w:t>
+            </w:r>
+          </w:p>
+        </w:tc>
+        <w:tc>
+          <w:tcPr/>
+          <w:p>
+            <w:pPr>
+              <w:pStyle w:val="Compact"/>
+            </w:pPr>
+            <w:r>
+              <w:t xml:space="preserve">FR-DST-001 … FR-DST-003, FR-DST-006, FR-REV-002</w:t>
+            </w:r>
+          </w:p>
+        </w:tc>
+      </w:tr>
+      <w:tr>
+        <w:tc>
+          <w:tcPr/>
+          <w:p>
+            <w:pPr>
+              <w:pStyle w:val="Compact"/>
+            </w:pPr>
+            <w:r>
+              <w:t xml:space="preserve">§7.4 Formula fields</w:t>
             </w:r>
           </w:p>
         </w:tc>
@@ -36200,55 +36200,55 @@
               <w:pStyle w:val="Compact"/>
             </w:pPr>
             <w:r>
-              <w:t xml:space="preserve">Â§7.5 History</w:t>
-            </w:r>
-          </w:p>
-        </w:tc>
-        <w:tc>
-          <w:tcPr/>
-          <w:p>
-            <w:pPr>
-              <w:pStyle w:val="Compact"/>
-            </w:pPr>
-            <w:r>
-              <w:t xml:space="preserve">FR-HIS-001 â€¦ FR-HIS-005, Â§7.6</w:t>
-            </w:r>
-          </w:p>
-        </w:tc>
-      </w:tr>
-      <w:tr>
-        <w:tc>
-          <w:tcPr/>
-          <w:p>
-            <w:pPr>
-              <w:pStyle w:val="Compact"/>
-            </w:pPr>
-            <w:r>
-              <w:t xml:space="preserve">Â§8 Wizard</w:t>
-            </w:r>
-          </w:p>
-        </w:tc>
-        <w:tc>
-          <w:tcPr/>
-          <w:p>
-            <w:pPr>
-              <w:pStyle w:val="Compact"/>
-            </w:pPr>
-            <w:r>
-              <w:t xml:space="preserve">FR-WIZ-001 â€¦ FR-WIZ-008, Â§7.5</w:t>
-            </w:r>
-          </w:p>
-        </w:tc>
-      </w:tr>
-      <w:tr>
-        <w:tc>
-          <w:tcPr/>
-          <w:p>
-            <w:pPr>
-              <w:pStyle w:val="Compact"/>
-            </w:pPr>
-            <w:r>
-              <w:t xml:space="preserve">Â§8.1 Field matching</w:t>
+              <w:t xml:space="preserve">§7.5 History</w:t>
+            </w:r>
+          </w:p>
+        </w:tc>
+        <w:tc>
+          <w:tcPr/>
+          <w:p>
+            <w:pPr>
+              <w:pStyle w:val="Compact"/>
+            </w:pPr>
+            <w:r>
+              <w:t xml:space="preserve">FR-HIS-001 … FR-HIS-005, §7.6</w:t>
+            </w:r>
+          </w:p>
+        </w:tc>
+      </w:tr>
+      <w:tr>
+        <w:tc>
+          <w:tcPr/>
+          <w:p>
+            <w:pPr>
+              <w:pStyle w:val="Compact"/>
+            </w:pPr>
+            <w:r>
+              <w:t xml:space="preserve">§8 Wizard</w:t>
+            </w:r>
+          </w:p>
+        </w:tc>
+        <w:tc>
+          <w:tcPr/>
+          <w:p>
+            <w:pPr>
+              <w:pStyle w:val="Compact"/>
+            </w:pPr>
+            <w:r>
+              <w:t xml:space="preserve">FR-WIZ-001 … FR-WIZ-008, §7.5</w:t>
+            </w:r>
+          </w:p>
+        </w:tc>
+      </w:tr>
+      <w:tr>
+        <w:tc>
+          <w:tcPr/>
+          <w:p>
+            <w:pPr>
+              <w:pStyle w:val="Compact"/>
+            </w:pPr>
+            <w:r>
+              <w:t xml:space="preserve">§8.1 Field matching</w:t>
             </w:r>
           </w:p>
         </w:tc>
@@ -36272,7 +36272,7 @@
               <w:pStyle w:val="Compact"/>
             </w:pPr>
             <w:r>
-              <w:t xml:space="preserve">Â§8.2 Completing the wizard</w:t>
+              <w:t xml:space="preserve">§8.2 Completing the wizard</w:t>
             </w:r>
           </w:p>
         </w:tc>
@@ -36296,7 +36296,7 @@
               <w:pStyle w:val="Compact"/>
             </w:pPr>
             <w:r>
-              <w:t xml:space="preserve">Â§9 Sending</w:t>
+              <w:t xml:space="preserve">§9 Sending</w:t>
             </w:r>
           </w:p>
         </w:tc>
@@ -36320,162 +36320,162 @@
               <w:pStyle w:val="Compact"/>
             </w:pPr>
             <w:r>
-              <w:t xml:space="preserve">Â§9.1 Retry policy</w:t>
-            </w:r>
-          </w:p>
-        </w:tc>
-        <w:tc>
-          <w:tcPr/>
-          <w:p>
-            <w:pPr>
-              <w:pStyle w:val="Compact"/>
-            </w:pPr>
-            <w:r>
-              <w:t xml:space="preserve">FR-SND-004, FR-SND-005, Â§9.2</w:t>
-            </w:r>
-          </w:p>
-        </w:tc>
-      </w:tr>
-      <w:tr>
-        <w:tc>
-          <w:tcPr/>
-          <w:p>
-            <w:pPr>
-              <w:pStyle w:val="Compact"/>
-            </w:pPr>
-            <w:r>
-              <w:t xml:space="preserve">Â§9.2 Returning to Ninox</w:t>
-            </w:r>
-          </w:p>
-        </w:tc>
-        <w:tc>
-          <w:tcPr/>
-          <w:p>
-            <w:pPr>
-              <w:pStyle w:val="Compact"/>
-            </w:pPr>
-            <w:r>
-              <w:t xml:space="preserve">FR-SND-006, Â§7.7</w:t>
-            </w:r>
-          </w:p>
-        </w:tc>
-      </w:tr>
-      <w:tr>
-        <w:tc>
-          <w:tcPr/>
-          <w:p>
-            <w:pPr>
-              <w:pStyle w:val="Compact"/>
-            </w:pPr>
-            <w:r>
-              <w:t xml:space="preserve">Â§10 Countries and languages</w:t>
-            </w:r>
-          </w:p>
-        </w:tc>
-        <w:tc>
-          <w:tcPr/>
-          <w:p>
-            <w:pPr>
-              <w:pStyle w:val="Compact"/>
-            </w:pPr>
-            <w:r>
-              <w:t xml:space="preserve">FR-CTR-001 â€¦ FR-CTR-007, Annex B, Annex C</w:t>
-            </w:r>
-          </w:p>
-        </w:tc>
-      </w:tr>
-      <w:tr>
-        <w:tc>
-          <w:tcPr/>
-          <w:p>
-            <w:pPr>
-              <w:pStyle w:val="Compact"/>
-            </w:pPr>
-            <w:r>
-              <w:t xml:space="preserve">Â§11 Privacy and data</w:t>
-            </w:r>
-          </w:p>
-        </w:tc>
-        <w:tc>
-          <w:tcPr/>
-          <w:p>
-            <w:pPr>
-              <w:pStyle w:val="Compact"/>
-            </w:pPr>
-            <w:r>
-              <w:t xml:space="preserve">NFR-PRV-001 â€¦ NFR-PRV-005, FR-MEM-002, FR-CFG-001, FR-CFG-004</w:t>
-            </w:r>
-          </w:p>
-        </w:tc>
-      </w:tr>
-      <w:tr>
-        <w:tc>
-          <w:tcPr/>
-          <w:p>
-            <w:pPr>
-              <w:pStyle w:val="Compact"/>
-            </w:pPr>
-            <w:r>
-              <w:t xml:space="preserve">Â§12 Success metrics</w:t>
-            </w:r>
-          </w:p>
-        </w:tc>
-        <w:tc>
-          <w:tcPr/>
-          <w:p>
-            <w:pPr>
-              <w:pStyle w:val="Compact"/>
-            </w:pPr>
-            <w:r>
-              <w:t xml:space="preserve">Â§10.4, Â§10.5, NFR-PRF-001, NFR-PRF-003</w:t>
-            </w:r>
-          </w:p>
-        </w:tc>
-      </w:tr>
-      <w:tr>
-        <w:tc>
-          <w:tcPr/>
-          <w:p>
-            <w:pPr>
-              <w:pStyle w:val="Compact"/>
-            </w:pPr>
-            <w:r>
-              <w:t xml:space="preserve">Â§13 Test corpus</w:t>
-            </w:r>
-          </w:p>
-        </w:tc>
-        <w:tc>
-          <w:tcPr/>
-          <w:p>
-            <w:pPr>
-              <w:pStyle w:val="Compact"/>
-            </w:pPr>
-            <w:r>
-              <w:t xml:space="preserve">Â§10.1, Â§10.2, Â§10.3, FR-EXT-015</w:t>
-            </w:r>
-          </w:p>
-        </w:tc>
-      </w:tr>
-      <w:tr>
-        <w:tc>
-          <w:tcPr/>
-          <w:p>
-            <w:pPr>
-              <w:pStyle w:val="Compact"/>
-            </w:pPr>
-            <w:r>
-              <w:t xml:space="preserve">Â§14 Open items</w:t>
-            </w:r>
-          </w:p>
-        </w:tc>
-        <w:tc>
-          <w:tcPr/>
-          <w:p>
-            <w:pPr>
-              <w:pStyle w:val="Compact"/>
-            </w:pPr>
-            <w:r>
-              <w:t xml:space="preserve">Â§12</w:t>
+              <w:t xml:space="preserve">§9.1 Retry policy</w:t>
+            </w:r>
+          </w:p>
+        </w:tc>
+        <w:tc>
+          <w:tcPr/>
+          <w:p>
+            <w:pPr>
+              <w:pStyle w:val="Compact"/>
+            </w:pPr>
+            <w:r>
+              <w:t xml:space="preserve">FR-SND-004, FR-SND-005, §9.2</w:t>
+            </w:r>
+          </w:p>
+        </w:tc>
+      </w:tr>
+      <w:tr>
+        <w:tc>
+          <w:tcPr/>
+          <w:p>
+            <w:pPr>
+              <w:pStyle w:val="Compact"/>
+            </w:pPr>
+            <w:r>
+              <w:t xml:space="preserve">§9.2 Returning to Ninox</w:t>
+            </w:r>
+          </w:p>
+        </w:tc>
+        <w:tc>
+          <w:tcPr/>
+          <w:p>
+            <w:pPr>
+              <w:pStyle w:val="Compact"/>
+            </w:pPr>
+            <w:r>
+              <w:t xml:space="preserve">FR-SND-006, §7.7</w:t>
+            </w:r>
+          </w:p>
+        </w:tc>
+      </w:tr>
+      <w:tr>
+        <w:tc>
+          <w:tcPr/>
+          <w:p>
+            <w:pPr>
+              <w:pStyle w:val="Compact"/>
+            </w:pPr>
+            <w:r>
+              <w:t xml:space="preserve">§10 Countries and languages</w:t>
+            </w:r>
+          </w:p>
+        </w:tc>
+        <w:tc>
+          <w:tcPr/>
+          <w:p>
+            <w:pPr>
+              <w:pStyle w:val="Compact"/>
+            </w:pPr>
+            <w:r>
+              <w:t xml:space="preserve">FR-CTR-001 … FR-CTR-007, Annex B, Annex C</w:t>
+            </w:r>
+          </w:p>
+        </w:tc>
+      </w:tr>
+      <w:tr>
+        <w:tc>
+          <w:tcPr/>
+          <w:p>
+            <w:pPr>
+              <w:pStyle w:val="Compact"/>
+            </w:pPr>
+            <w:r>
+              <w:t xml:space="preserve">§11 Privacy and data</w:t>
+            </w:r>
+          </w:p>
+        </w:tc>
+        <w:tc>
+          <w:tcPr/>
+          <w:p>
+            <w:pPr>
+              <w:pStyle w:val="Compact"/>
+            </w:pPr>
+            <w:r>
+              <w:t xml:space="preserve">NFR-PRV-001 … NFR-PRV-005, FR-MEM-002, FR-CFG-001, FR-CFG-004</w:t>
+            </w:r>
+          </w:p>
+        </w:tc>
+      </w:tr>
+      <w:tr>
+        <w:tc>
+          <w:tcPr/>
+          <w:p>
+            <w:pPr>
+              <w:pStyle w:val="Compact"/>
+            </w:pPr>
+            <w:r>
+              <w:t xml:space="preserve">§12 Success metrics</w:t>
+            </w:r>
+          </w:p>
+        </w:tc>
+        <w:tc>
+          <w:tcPr/>
+          <w:p>
+            <w:pPr>
+              <w:pStyle w:val="Compact"/>
+            </w:pPr>
+            <w:r>
+              <w:t xml:space="preserve">§10.4, §10.5, NFR-PRF-001, NFR-PRF-003</w:t>
+            </w:r>
+          </w:p>
+        </w:tc>
+      </w:tr>
+      <w:tr>
+        <w:tc>
+          <w:tcPr/>
+          <w:p>
+            <w:pPr>
+              <w:pStyle w:val="Compact"/>
+            </w:pPr>
+            <w:r>
+              <w:t xml:space="preserve">§13 Test corpus</w:t>
+            </w:r>
+          </w:p>
+        </w:tc>
+        <w:tc>
+          <w:tcPr/>
+          <w:p>
+            <w:pPr>
+              <w:pStyle w:val="Compact"/>
+            </w:pPr>
+            <w:r>
+              <w:t xml:space="preserve">§10.1, §10.2, §10.3, FR-EXT-015</w:t>
+            </w:r>
+          </w:p>
+        </w:tc>
+      </w:tr>
+      <w:tr>
+        <w:tc>
+          <w:tcPr/>
+          <w:p>
+            <w:pPr>
+              <w:pStyle w:val="Compact"/>
+            </w:pPr>
+            <w:r>
+              <w:t xml:space="preserve">§14 Open items</w:t>
+            </w:r>
+          </w:p>
+        </w:tc>
+        <w:tc>
+          <w:tcPr/>
+          <w:p>
+            <w:pPr>
+              <w:pStyle w:val="Compact"/>
+            </w:pPr>
+            <w:r>
+              <w:t xml:space="preserve">§12</w:t>
             </w:r>
           </w:p>
         </w:tc>
@@ -36499,7 +36499,7 @@
               <w:pStyle w:val="Compact"/>
             </w:pPr>
             <w:r>
-              <w:t xml:space="preserve">Â§2.4, Annex A</w:t>
+              <w:t xml:space="preserve">§2.4, Annex A</w:t>
             </w:r>
           </w:p>
         </w:tc>
@@ -36512,7 +36512,7 @@
         <w:pStyle w:val="Heading2"/>
       </w:pPr>
       <w:r>
-        <w:t xml:space="preserve">11.3 Findings â†’ requirements</w:t>
+        <w:t xml:space="preserve">11.3 Findings → requirements</w:t>
       </w:r>
     </w:p>
     <w:p>
@@ -36574,7 +36574,7 @@
               <w:pStyle w:val="Compact"/>
             </w:pPr>
             <w:r>
-              <w:t xml:space="preserve">1 â€” blind retry duplicates records</w:t>
+              <w:t xml:space="preserve">1 — blind retry duplicates records</w:t>
             </w:r>
           </w:p>
         </w:tc>
@@ -36598,7 +36598,7 @@
               <w:pStyle w:val="Compact"/>
             </w:pPr>
             <w:r>
-              <w:t xml:space="preserve">3 â€” currency treated as confirmable</w:t>
+              <w:t xml:space="preserve">3 — currency treated as confirmable</w:t>
             </w:r>
           </w:p>
         </w:tc>
@@ -36622,7 +36622,7 @@
               <w:pStyle w:val="Compact"/>
             </w:pPr>
             <w:r>
-              <w:t xml:space="preserve">4 â€” destination default contradicted pre-load</w:t>
+              <w:t xml:space="preserve">4 — destination default contradicted pre-load</w:t>
             </w:r>
           </w:p>
         </w:tc>
@@ -36646,7 +36646,7 @@
               <w:pStyle w:val="Compact"/>
             </w:pPr>
             <w:r>
-              <w:t xml:space="preserve">5 â€”</w:t>
+              <w:t xml:space="preserve">5 —</w:t>
             </w:r>
             <w:r>
               <w:t xml:space="preserve"> </w:t>
@@ -36682,7 +36682,7 @@
               <w:pStyle w:val="Compact"/>
             </w:pPr>
             <w:r>
-              <w:t xml:space="preserve">6 â€” VisionKit returns images; re-saving destroys XML</w:t>
+              <w:t xml:space="preserve">6 — VisionKit returns images; re-saving destroys XML</w:t>
             </w:r>
           </w:p>
         </w:tc>
@@ -36706,7 +36706,7 @@
               <w:pStyle w:val="Compact"/>
             </w:pPr>
             <w:r>
-              <w:t xml:space="preserve">7 â€” in-app browser for the token</w:t>
+              <w:t xml:space="preserve">7 — in-app browser for the token</w:t>
             </w:r>
           </w:p>
         </w:tc>
@@ -36730,7 +36730,7 @@
               <w:pStyle w:val="Compact"/>
             </w:pPr>
             <w:r>
-              <w:t xml:space="preserve">8 â€”</w:t>
+              <w:t xml:space="preserve">8 —</w:t>
             </w:r>
             <w:r>
               <w:t xml:space="preserve"> </w:t>
@@ -36756,20 +36756,20 @@
               <w:pStyle w:val="Compact"/>
             </w:pPr>
             <w:r>
-              <w:t xml:space="preserve">Â§1.4 (team), throughout</w:t>
-            </w:r>
-          </w:p>
-        </w:tc>
-      </w:tr>
-      <w:tr>
-        <w:tc>
-          <w:tcPr/>
-          <w:p>
-            <w:pPr>
-              <w:pStyle w:val="Compact"/>
-            </w:pPr>
-            <w:r>
-              <w:t xml:space="preserve">9 â€” privacy claim imprecise</w:t>
+              <w:t xml:space="preserve">§1.4 (team), throughout</w:t>
+            </w:r>
+          </w:p>
+        </w:tc>
+      </w:tr>
+      <w:tr>
+        <w:tc>
+          <w:tcPr/>
+          <w:p>
+            <w:pPr>
+              <w:pStyle w:val="Compact"/>
+            </w:pPr>
+            <w:r>
+              <w:t xml:space="preserve">9 — privacy claim imprecise</w:t>
             </w:r>
           </w:p>
         </w:tc>
@@ -36793,18 +36793,18 @@
               <w:pStyle w:val="Compact"/>
             </w:pPr>
             <w:r>
-              <w:t xml:space="preserve">10 â€” no field for tax_total</w:t>
-            </w:r>
-          </w:p>
-        </w:tc>
-        <w:tc>
-          <w:tcPr/>
-          <w:p>
-            <w:pPr>
-              <w:pStyle w:val="Compact"/>
-            </w:pPr>
-            <w:r>
-              <w:t xml:space="preserve">Â§6.1.2 (</w:t>
+              <w:t xml:space="preserve">10 — no field for tax_total</w:t>
+            </w:r>
+          </w:p>
+        </w:tc>
+        <w:tc>
+          <w:tcPr/>
+          <w:p>
+            <w:pPr>
+              <w:pStyle w:val="Compact"/>
+            </w:pPr>
+            <w:r>
+              <w:t xml:space="preserve">§6.1.2 (</w:t>
             </w:r>
             <w:r>
               <w:rPr>
@@ -36829,7 +36829,7 @@
               <w:pStyle w:val="Compact"/>
             </w:pPr>
             <w:r>
-              <w:t xml:space="preserve">12 â€” extraction priority on the invoice route</w:t>
+              <w:t xml:space="preserve">12 — extraction priority on the invoice route</w:t>
             </w:r>
           </w:p>
         </w:tc>
@@ -36853,7 +36853,7 @@
               <w:pStyle w:val="Compact"/>
             </w:pPr>
             <w:r>
-              <w:t xml:space="preserve">13 â€” Switzerland not a first-class row</w:t>
+              <w:t xml:space="preserve">13 — Switzerland not a first-class row</w:t>
             </w:r>
           </w:p>
         </w:tc>
@@ -36877,7 +36877,7 @@
               <w:pStyle w:val="Compact"/>
             </w:pPr>
             <w:r>
-              <w:t xml:space="preserve">14 â€” hard-coded host</w:t>
+              <w:t xml:space="preserve">14 — hard-coded host</w:t>
             </w:r>
           </w:p>
         </w:tc>
@@ -36909,7 +36909,7 @@
         <w:pStyle w:val="Heading2"/>
       </w:pPr>
       <w:r>
-        <w:t xml:space="preserve">11.4 16-document test â†’ requirements</w:t>
+        <w:t xml:space="preserve">11.4 16-document test → requirements</w:t>
       </w:r>
     </w:p>
     <w:tbl>
@@ -36975,7 +36975,7 @@
               <w:t xml:space="preserve"> </w:t>
             </w:r>
             <w:r>
-              <w:t xml:space="preserve">records derived the base from the total â€” the check was a tautology</w:t>
+              <w:t xml:space="preserve">records derived the base from the total — the check was a tautology</w:t>
             </w:r>
           </w:p>
         </w:tc>
@@ -37241,7 +37241,7 @@
               <w:pStyle w:val="Compact"/>
             </w:pPr>
             <w:r>
-              <w:t xml:space="preserve">Â§6.1.2 (doc_subtype, surcharges, card-currency amounts), UC-07</w:t>
+              <w:t xml:space="preserve">§6.1.2 (doc_subtype, surcharges, card-currency amounts), UC-07</w:t>
             </w:r>
           </w:p>
         </w:tc>
@@ -37316,7 +37316,7 @@
               <w:pStyle w:val="Compact"/>
             </w:pPr>
             <w:r>
-              <w:t xml:space="preserve">FR-EXT-004 â€” positional PDF text extraction</w:t>
+              <w:t xml:space="preserve">FR-EXT-004 — positional PDF text extraction</w:t>
             </w:r>
           </w:p>
         </w:tc>
@@ -37340,7 +37340,7 @@
               <w:pStyle w:val="Compact"/>
             </w:pPr>
             <w:r>
-              <w:t xml:space="preserve">FR-EXT-005 â€” render + OCR fallback</w:t>
+              <w:t xml:space="preserve">FR-EXT-005 — render + OCR fallback</w:t>
             </w:r>
           </w:p>
         </w:tc>
@@ -37364,7 +37364,7 @@
               <w:pStyle w:val="Compact"/>
             </w:pPr>
             <w:r>
-              <w:t xml:space="preserve">FR-EXT-015 â€” photo-route recognition quality</w:t>
+              <w:t xml:space="preserve">FR-EXT-015 — photo-route recognition quality</w:t>
             </w:r>
           </w:p>
         </w:tc>
@@ -37388,7 +37388,7 @@
               <w:pStyle w:val="Compact"/>
             </w:pPr>
             <w:r>
-              <w:t xml:space="preserve">NFR-SIZ-001 â€” application size contribution of the PDF library</w:t>
+              <w:t xml:space="preserve">NFR-SIZ-001 — application size contribution of the PDF library</w:t>
             </w:r>
           </w:p>
         </w:tc>
@@ -37412,7 +37412,7 @@
               <w:pStyle w:val="Compact"/>
             </w:pPr>
             <w:r>
-              <w:t xml:space="preserve">UC-14 â€” scanned-PDF route (quality)</w:t>
+              <w:t xml:space="preserve">UC-14 — scanned-PDF route (quality)</w:t>
             </w:r>
           </w:p>
         </w:tc>
@@ -37445,7 +37445,7 @@
         <w:pStyle w:val="FirstParagraph"/>
       </w:pPr>
       <w:r>
-        <w:t xml:space="preserve">Inherited from PDR Â§14 and ADR Â§3.1, plus what surfaced while specifying.</w:t>
+        <w:t xml:space="preserve">Inherited from PDR §14 and ADR §3.1, plus what surfaced while specifying.</w:t>
       </w:r>
     </w:p>
     <w:tbl>
@@ -37567,7 +37567,7 @@
               <w:pStyle w:val="Compact"/>
             </w:pPr>
             <w:r>
-              <w:t xml:space="preserve">ADR Â§3</w:t>
+              <w:t xml:space="preserve">ADR §3</w:t>
             </w:r>
           </w:p>
         </w:tc>
@@ -37602,7 +37602,7 @@
               <w:pStyle w:val="Compact"/>
             </w:pPr>
             <w:r>
-              <w:t xml:space="preserve">ADR Â§3</w:t>
+              <w:t xml:space="preserve">ADR §3</w:t>
             </w:r>
           </w:p>
         </w:tc>
@@ -37626,18 +37626,18 @@
               <w:pStyle w:val="Compact"/>
             </w:pPr>
             <w:r>
-              <w:t xml:space="preserve">Deferred until the first corpus screening (Â§10.5).</w:t>
-            </w:r>
-          </w:p>
-        </w:tc>
-        <w:tc>
-          <w:tcPr/>
-          <w:p>
-            <w:pPr>
-              <w:pStyle w:val="Compact"/>
-            </w:pPr>
-            <w:r>
-              <w:t xml:space="preserve">PDR Â§12</w:t>
+              <w:t xml:space="preserve">Deferred until the first corpus screening (§10.5).</w:t>
+            </w:r>
+          </w:p>
+        </w:tc>
+        <w:tc>
+          <w:tcPr/>
+          <w:p>
+            <w:pPr>
+              <w:pStyle w:val="Compact"/>
+            </w:pPr>
+            <w:r>
+              <w:t xml:space="preserve">PDR §12</w:t>
             </w:r>
           </w:p>
         </w:tc>
@@ -37672,7 +37672,7 @@
               <w:pStyle w:val="Compact"/>
             </w:pPr>
             <w:r>
-              <w:t xml:space="preserve">PDR Â§14, ADR-004</w:t>
+              <w:t xml:space="preserve">PDR §14, ADR-004</w:t>
             </w:r>
           </w:p>
         </w:tc>
@@ -37707,7 +37707,7 @@
               <w:pStyle w:val="Compact"/>
             </w:pPr>
             <w:r>
-              <w:t xml:space="preserve">ADR Â§3.1</w:t>
+              <w:t xml:space="preserve">ADR §3.1</w:t>
             </w:r>
           </w:p>
         </w:tc>
@@ -37783,7 +37783,7 @@
               <w:pStyle w:val="Compact"/>
             </w:pPr>
             <w:r>
-              <w:t xml:space="preserve">PDR Â§14</w:t>
+              <w:t xml:space="preserve">PDR §14</w:t>
             </w:r>
           </w:p>
         </w:tc>
@@ -37888,7 +37888,7 @@
               <w:pStyle w:val="Compact"/>
             </w:pPr>
             <w:r>
-              <w:t xml:space="preserve">PDR Â§7.4</w:t>
+              <w:t xml:space="preserve">PDR §7.4</w:t>
             </w:r>
           </w:p>
         </w:tc>
@@ -37923,7 +37923,7 @@
               <w:pStyle w:val="Compact"/>
             </w:pPr>
             <w:r>
-              <w:t xml:space="preserve">PDR Â§2</w:t>
+              <w:t xml:space="preserve">PDR §2</w:t>
             </w:r>
           </w:p>
         </w:tc>
@@ -37980,7 +37980,7 @@
         <w:pStyle w:val="Heading1"/>
       </w:pPr>
       <w:r>
-        <w:t xml:space="preserve">Annex A â€” Ninox API external contract</w:t>
+        <w:t xml:space="preserve">Annex A — Ninox API external contract</w:t>
       </w:r>
     </w:p>
     <w:p>
@@ -38116,7 +38116,7 @@
               <w:pStyle w:val="Compact"/>
             </w:pPr>
             <w:r>
-              <w:t xml:space="preserve">HTTP 200 with the identifier of the new record â€” what the attachment call and the deep link both need.</w:t>
+              <w:t xml:space="preserve">HTTP 200 with the identifier of the new record — what the attachment call and the deep link both need.</w:t>
             </w:r>
           </w:p>
         </w:tc>
@@ -38445,7 +38445,7 @@
         <w:pStyle w:val="Heading1"/>
       </w:pPr>
       <w:r>
-        <w:t xml:space="preserve">Annex B â€” Country table</w:t>
+        <w:t xml:space="preserve">Annex B — Country table</w:t>
       </w:r>
     </w:p>
     <w:p>
@@ -39043,7 +39043,7 @@
         <w:t xml:space="preserve"> </w:t>
       </w:r>
       <w:r>
-        <w:t xml:space="preserve">Common on intra-EU B2B invoices in DE; recognised by the country row and by tax lines printed at 0 with a reverse-charge notice. Not an error (Â§6.1.2, UC-06).</w:t>
+        <w:t xml:space="preserve">Common on intra-EU B2B invoices in DE; recognised by the country row and by tax lines printed at 0 with a reverse-charge notice. Not an error (§6.1.2, UC-06).</w:t>
       </w:r>
     </w:p>
     <w:bookmarkEnd w:id="231"/>
@@ -39200,7 +39200,7 @@
               <w:pStyle w:val="Compact"/>
             </w:pPr>
             <w:r>
-              <w:t xml:space="preserve">Modulo 97: move the first four characters to the end, convert letters to 10â€“35, compute the remainder; valid if it is 1. Medium strength.</w:t>
+              <w:t xml:space="preserve">Modulo 97: move the first four characters to the end, convert letters to 10–35, compute the remainder; valid if it is 1. Medium strength.</w:t>
             </w:r>
           </w:p>
         </w:tc>
@@ -39295,7 +39295,7 @@
               <w:t xml:space="preserve"> </w:t>
             </w:r>
             <w:r>
-              <w:t xml:space="preserve">â€” no reliable check digit exists.</w:t>
+              <w:t xml:space="preserve">— no reliable check digit exists.</w:t>
             </w:r>
           </w:p>
         </w:tc>
@@ -39564,7 +39564,7 @@
               <w:t xml:space="preserve">X</w:t>
             </w:r>
             <w:r>
-              <w:t xml:space="preserve">â†’0,</w:t>
+              <w:t xml:space="preserve">→0,</w:t>
             </w:r>
             <w:r>
               <w:t xml:space="preserve"> </w:t>
@@ -39576,7 +39576,7 @@
               <w:t xml:space="preserve">Y</w:t>
             </w:r>
             <w:r>
-              <w:t xml:space="preserve">â†’1,</w:t>
+              <w:t xml:space="preserve">→1,</w:t>
             </w:r>
             <w:r>
               <w:t xml:space="preserve"> </w:t>
@@ -39588,7 +39588,7 @@
               <w:t xml:space="preserve">Z</w:t>
             </w:r>
             <w:r>
-              <w:t xml:space="preserve">â†’2, then the mod-23 letter as NIF. Separate code from NIF. Medium strength.</w:t>
+              <w:t xml:space="preserve">→2, then the mod-23 letter as NIF. Separate code from NIF. Medium strength.</w:t>
             </w:r>
           </w:p>
         </w:tc>
@@ -39635,7 +39635,7 @@
               <w:rPr>
                 <w:rStyle w:val="VerbatimChar"/>
               </w:rPr>
-              <w:t xml:space="preserve">(10 âˆ’ sum mod 10) mod 10</w:t>
+              <w:t xml:space="preserve">(10 − sum mod 10) mod 10</w:t>
             </w:r>
             <w:r>
               <w:t xml:space="preserve">; for issuing letters in</w:t>
@@ -39702,7 +39702,7 @@
         <w:t xml:space="preserve"> </w:t>
       </w:r>
       <w:r>
-        <w:t xml:space="preserve">The algorithms are stated here at reference precision; each validator is accepted only when it reproduces the standard valid and invalid test vectors for its identifier type (FR-VAL-005). The three Spanish formats run as three separate implementations (FR-CTR-004) â€” the prototype’s misapplication of the NIF algorithm to a valid CIF (</w:t>
+        <w:t xml:space="preserve">The algorithms are stated here at reference precision; each validator is accepted only when it reproduces the standard valid and invalid test vectors for its identifier type (FR-VAL-005). The three Spanish formats run as three separate implementations (FR-CTR-004) — the prototype’s misapplication of the NIF algorithm to a valid CIF (</w:t>
       </w:r>
       <w:r>
         <w:rPr>
@@ -39753,7 +39753,7 @@
         <w:t xml:space="preserve"> </w:t>
       </w:r>
       <w:r>
-        <w:t xml:space="preserve">is normalised â€” uppercase, no spaces, dots or hyphens, with the country prefix where the number is an intra-EU VAT identifier (</w:t>
+        <w:t xml:space="preserve">is normalised — uppercase, no spaces, dots or hyphens, with the country prefix where the number is an intra-EU VAT identifier (</w:t>
       </w:r>
       <w:r>
         <w:rPr>
@@ -39773,7 +39773,7 @@
         <w:pStyle w:val="Heading1"/>
       </w:pPr>
       <w:r>
-        <w:t xml:space="preserve">Annex C â€” Keyword and negative-context dictionaries</w:t>
+        <w:t xml:space="preserve">Annex C — Keyword and negative-context dictionaries</w:t>
       </w:r>
     </w:p>
     <w:p>
@@ -39793,7 +39793,7 @@
           <w:b/>
           <w:bCs/>
         </w:rPr>
-        <w:t xml:space="preserve">Positive labels â€” totals</w:t>
+        <w:t xml:space="preserve">Positive labels — totals</w:t>
       </w:r>
     </w:p>
     <w:p>
@@ -39810,7 +39810,7 @@
         <w:t xml:space="preserve"> </w:t>
       </w:r>
       <w:r>
-        <w:t xml:space="preserve">Â·</w:t>
+        <w:t xml:space="preserve">·</w:t>
       </w:r>
       <w:r>
         <w:t xml:space="preserve"> </w:t>
@@ -39825,7 +39825,7 @@
         <w:t xml:space="preserve"> </w:t>
       </w:r>
       <w:r>
-        <w:t xml:space="preserve">Â·</w:t>
+        <w:t xml:space="preserve">·</w:t>
       </w:r>
       <w:r>
         <w:t xml:space="preserve"> </w:t>
@@ -39840,7 +39840,7 @@
         <w:t xml:space="preserve"> </w:t>
       </w:r>
       <w:r>
-        <w:t xml:space="preserve">Â·</w:t>
+        <w:t xml:space="preserve">·</w:t>
       </w:r>
       <w:r>
         <w:t xml:space="preserve"> </w:t>
@@ -39855,7 +39855,7 @@
         <w:t xml:space="preserve"> </w:t>
       </w:r>
       <w:r>
-        <w:t xml:space="preserve">Â·</w:t>
+        <w:t xml:space="preserve">·</w:t>
       </w:r>
       <w:r>
         <w:t xml:space="preserve"> </w:t>
@@ -39870,7 +39870,7 @@
         <w:t xml:space="preserve"> </w:t>
       </w:r>
       <w:r>
-        <w:t xml:space="preserve">Â·</w:t>
+        <w:t xml:space="preserve">·</w:t>
       </w:r>
       <w:r>
         <w:t xml:space="preserve"> </w:t>
@@ -39885,7 +39885,7 @@
         <w:t xml:space="preserve"> </w:t>
       </w:r>
       <w:r>
-        <w:t xml:space="preserve">Â·</w:t>
+        <w:t xml:space="preserve">·</w:t>
       </w:r>
       <w:r>
         <w:t xml:space="preserve"> </w:t>
@@ -39900,7 +39900,7 @@
         <w:t xml:space="preserve"> </w:t>
       </w:r>
       <w:r>
-        <w:t xml:space="preserve">Â·</w:t>
+        <w:t xml:space="preserve">·</w:t>
       </w:r>
       <w:r>
         <w:t xml:space="preserve"> </w:t>
@@ -39915,7 +39915,7 @@
         <w:t xml:space="preserve"> </w:t>
       </w:r>
       <w:r>
-        <w:t xml:space="preserve">Â·</w:t>
+        <w:t xml:space="preserve">·</w:t>
       </w:r>
       <w:r>
         <w:t xml:space="preserve"> </w:t>
@@ -39930,7 +39930,7 @@
         <w:t xml:space="preserve"> </w:t>
       </w:r>
       <w:r>
-        <w:t xml:space="preserve">Â·</w:t>
+        <w:t xml:space="preserve">·</w:t>
       </w:r>
       <w:r>
         <w:t xml:space="preserve"> </w:t>
@@ -39945,7 +39945,7 @@
         <w:t xml:space="preserve"> </w:t>
       </w:r>
       <w:r>
-        <w:t xml:space="preserve">Â·</w:t>
+        <w:t xml:space="preserve">·</w:t>
       </w:r>
       <w:r>
         <w:t xml:space="preserve"> </w:t>
@@ -39960,7 +39960,7 @@
         <w:t xml:space="preserve"> </w:t>
       </w:r>
       <w:r>
-        <w:t xml:space="preserve">Â·</w:t>
+        <w:t xml:space="preserve">·</w:t>
       </w:r>
       <w:r>
         <w:t xml:space="preserve"> </w:t>
@@ -39975,7 +39975,7 @@
         <w:t xml:space="preserve"> </w:t>
       </w:r>
       <w:r>
-        <w:t xml:space="preserve">Â·</w:t>
+        <w:t xml:space="preserve">·</w:t>
       </w:r>
       <w:r>
         <w:t xml:space="preserve"> </w:t>
@@ -39990,7 +39990,7 @@
         <w:t xml:space="preserve"> </w:t>
       </w:r>
       <w:r>
-        <w:t xml:space="preserve">Â·</w:t>
+        <w:t xml:space="preserve">·</w:t>
       </w:r>
       <w:r>
         <w:t xml:space="preserve"> </w:t>
@@ -40005,7 +40005,7 @@
         <w:t xml:space="preserve"> </w:t>
       </w:r>
       <w:r>
-        <w:t xml:space="preserve">Â·</w:t>
+        <w:t xml:space="preserve">·</w:t>
       </w:r>
       <w:r>
         <w:t xml:space="preserve"> </w:t>
@@ -40014,13 +40014,13 @@
         <w:rPr>
           <w:rStyle w:val="VerbatimChar"/>
         </w:rPr>
-        <w:t xml:space="preserve">Total Ã  payer</w:t>
+        <w:t xml:space="preserve">Total à payer</w:t>
       </w:r>
       <w:r>
         <w:t xml:space="preserve"> </w:t>
       </w:r>
       <w:r>
-        <w:t xml:space="preserve">Â·</w:t>
+        <w:t xml:space="preserve">·</w:t>
       </w:r>
       <w:r>
         <w:t xml:space="preserve"> </w:t>
@@ -40035,7 +40035,7 @@
         <w:t xml:space="preserve"> </w:t>
       </w:r>
       <w:r>
-        <w:t xml:space="preserve">Â·</w:t>
+        <w:t xml:space="preserve">·</w:t>
       </w:r>
       <w:r>
         <w:t xml:space="preserve"> </w:t>
@@ -40050,7 +40050,7 @@
         <w:t xml:space="preserve"> </w:t>
       </w:r>
       <w:r>
-        <w:t xml:space="preserve">Â·</w:t>
+        <w:t xml:space="preserve">·</w:t>
       </w:r>
       <w:r>
         <w:t xml:space="preserve"> </w:t>
@@ -40071,7 +40071,7 @@
           <w:b/>
           <w:bCs/>
         </w:rPr>
-        <w:t xml:space="preserve">Positive labels â€” tax</w:t>
+        <w:t xml:space="preserve">Positive labels — tax</w:t>
       </w:r>
     </w:p>
     <w:p>
@@ -40088,7 +40088,7 @@
         <w:t xml:space="preserve"> </w:t>
       </w:r>
       <w:r>
-        <w:t xml:space="preserve">Â·</w:t>
+        <w:t xml:space="preserve">·</w:t>
       </w:r>
       <w:r>
         <w:t xml:space="preserve"> </w:t>
@@ -40103,7 +40103,7 @@
         <w:t xml:space="preserve"> </w:t>
       </w:r>
       <w:r>
-        <w:t xml:space="preserve">Â·</w:t>
+        <w:t xml:space="preserve">·</w:t>
       </w:r>
       <w:r>
         <w:t xml:space="preserve"> </w:t>
@@ -40118,7 +40118,7 @@
         <w:t xml:space="preserve"> </w:t>
       </w:r>
       <w:r>
-        <w:t xml:space="preserve">Â·</w:t>
+        <w:t xml:space="preserve">·</w:t>
       </w:r>
       <w:r>
         <w:t xml:space="preserve"> </w:t>
@@ -40133,7 +40133,7 @@
         <w:t xml:space="preserve"> </w:t>
       </w:r>
       <w:r>
-        <w:t xml:space="preserve">Â·</w:t>
+        <w:t xml:space="preserve">·</w:t>
       </w:r>
       <w:r>
         <w:t xml:space="preserve"> </w:t>
@@ -40148,7 +40148,7 @@
         <w:t xml:space="preserve"> </w:t>
       </w:r>
       <w:r>
-        <w:t xml:space="preserve">Â·</w:t>
+        <w:t xml:space="preserve">·</w:t>
       </w:r>
       <w:r>
         <w:t xml:space="preserve"> </w:t>
@@ -40163,7 +40163,7 @@
         <w:t xml:space="preserve"> </w:t>
       </w:r>
       <w:r>
-        <w:t xml:space="preserve">Â·</w:t>
+        <w:t xml:space="preserve">·</w:t>
       </w:r>
       <w:r>
         <w:t xml:space="preserve"> </w:t>
@@ -40178,7 +40178,7 @@
         <w:t xml:space="preserve"> </w:t>
       </w:r>
       <w:r>
-        <w:t xml:space="preserve">Â·</w:t>
+        <w:t xml:space="preserve">·</w:t>
       </w:r>
       <w:r>
         <w:t xml:space="preserve"> </w:t>
@@ -40199,7 +40199,7 @@
           <w:b/>
           <w:bCs/>
         </w:rPr>
-        <w:t xml:space="preserve">Positive labels â€” base</w:t>
+        <w:t xml:space="preserve">Positive labels — base</w:t>
       </w:r>
     </w:p>
     <w:p>
@@ -40216,7 +40216,7 @@
         <w:t xml:space="preserve"> </w:t>
       </w:r>
       <w:r>
-        <w:t xml:space="preserve">Â·</w:t>
+        <w:t xml:space="preserve">·</w:t>
       </w:r>
       <w:r>
         <w:t xml:space="preserve"> </w:t>
@@ -40231,7 +40231,7 @@
         <w:t xml:space="preserve"> </w:t>
       </w:r>
       <w:r>
-        <w:t xml:space="preserve">Â·</w:t>
+        <w:t xml:space="preserve">·</w:t>
       </w:r>
       <w:r>
         <w:t xml:space="preserve"> </w:t>
@@ -40246,7 +40246,7 @@
         <w:t xml:space="preserve"> </w:t>
       </w:r>
       <w:r>
-        <w:t xml:space="preserve">Â·</w:t>
+        <w:t xml:space="preserve">·</w:t>
       </w:r>
       <w:r>
         <w:t xml:space="preserve"> </w:t>
@@ -40261,7 +40261,7 @@
         <w:t xml:space="preserve"> </w:t>
       </w:r>
       <w:r>
-        <w:t xml:space="preserve">Â·</w:t>
+        <w:t xml:space="preserve">·</w:t>
       </w:r>
       <w:r>
         <w:t xml:space="preserve"> </w:t>
@@ -40276,7 +40276,7 @@
         <w:t xml:space="preserve"> </w:t>
       </w:r>
       <w:r>
-        <w:t xml:space="preserve">Â·</w:t>
+        <w:t xml:space="preserve">·</w:t>
       </w:r>
       <w:r>
         <w:t xml:space="preserve"> </w:t>
@@ -40291,7 +40291,7 @@
         <w:t xml:space="preserve"> </w:t>
       </w:r>
       <w:r>
-        <w:t xml:space="preserve">Â·</w:t>
+        <w:t xml:space="preserve">·</w:t>
       </w:r>
       <w:r>
         <w:t xml:space="preserve"> </w:t>
@@ -40306,7 +40306,7 @@
         <w:t xml:space="preserve"> </w:t>
       </w:r>
       <w:r>
-        <w:t xml:space="preserve">Â·</w:t>
+        <w:t xml:space="preserve">·</w:t>
       </w:r>
       <w:r>
         <w:t xml:space="preserve"> </w:t>
@@ -40321,7 +40321,7 @@
         <w:t xml:space="preserve"> </w:t>
       </w:r>
       <w:r>
-        <w:t xml:space="preserve">Â·</w:t>
+        <w:t xml:space="preserve">·</w:t>
       </w:r>
       <w:r>
         <w:t xml:space="preserve"> </w:t>
@@ -40342,7 +40342,7 @@
           <w:b/>
           <w:bCs/>
         </w:rPr>
-        <w:t xml:space="preserve">Positive labels â€” supplier (issuer)</w:t>
+        <w:t xml:space="preserve">Positive labels — supplier (issuer)</w:t>
       </w:r>
     </w:p>
     <w:p>
@@ -40359,7 +40359,7 @@
         <w:t xml:space="preserve"> </w:t>
       </w:r>
       <w:r>
-        <w:t xml:space="preserve">Â·</w:t>
+        <w:t xml:space="preserve">·</w:t>
       </w:r>
       <w:r>
         <w:t xml:space="preserve"> </w:t>
@@ -40374,7 +40374,7 @@
         <w:t xml:space="preserve"> </w:t>
       </w:r>
       <w:r>
-        <w:t xml:space="preserve">Â·</w:t>
+        <w:t xml:space="preserve">·</w:t>
       </w:r>
       <w:r>
         <w:t xml:space="preserve"> </w:t>
@@ -40383,13 +40383,13 @@
         <w:rPr>
           <w:rStyle w:val="VerbatimChar"/>
         </w:rPr>
-        <w:t xml:space="preserve">RazÃ³n social</w:t>
+        <w:t xml:space="preserve">Razón social</w:t>
       </w:r>
       <w:r>
         <w:t xml:space="preserve"> </w:t>
       </w:r>
       <w:r>
-        <w:t xml:space="preserve">Â·</w:t>
+        <w:t xml:space="preserve">·</w:t>
       </w:r>
       <w:r>
         <w:t xml:space="preserve"> </w:t>
@@ -40398,13 +40398,13 @@
         <w:rPr>
           <w:rStyle w:val="VerbatimChar"/>
         </w:rPr>
-        <w:t xml:space="preserve">RazÃ³n Social</w:t>
+        <w:t xml:space="preserve">Razón Social</w:t>
       </w:r>
       <w:r>
         <w:t xml:space="preserve"> </w:t>
       </w:r>
       <w:r>
-        <w:t xml:space="preserve">Â·</w:t>
+        <w:t xml:space="preserve">·</w:t>
       </w:r>
       <w:r>
         <w:t xml:space="preserve"> </w:t>
@@ -40419,7 +40419,7 @@
         <w:t xml:space="preserve"> </w:t>
       </w:r>
       <w:r>
-        <w:t xml:space="preserve">Â·</w:t>
+        <w:t xml:space="preserve">·</w:t>
       </w:r>
       <w:r>
         <w:t xml:space="preserve"> </w:t>
@@ -40434,7 +40434,7 @@
         <w:t xml:space="preserve"> </w:t>
       </w:r>
       <w:r>
-        <w:t xml:space="preserve">Â·</w:t>
+        <w:t xml:space="preserve">·</w:t>
       </w:r>
       <w:r>
         <w:t xml:space="preserve"> </w:t>
@@ -40449,7 +40449,7 @@
         <w:t xml:space="preserve"> </w:t>
       </w:r>
       <w:r>
-        <w:t xml:space="preserve">Â·</w:t>
+        <w:t xml:space="preserve">·</w:t>
       </w:r>
       <w:r>
         <w:t xml:space="preserve"> </w:t>
@@ -40464,7 +40464,7 @@
         <w:t xml:space="preserve"> </w:t>
       </w:r>
       <w:r>
-        <w:t xml:space="preserve">Â·</w:t>
+        <w:t xml:space="preserve">·</w:t>
       </w:r>
       <w:r>
         <w:t xml:space="preserve"> </w:t>
@@ -40479,7 +40479,7 @@
         <w:t xml:space="preserve"> </w:t>
       </w:r>
       <w:r>
-        <w:t xml:space="preserve">Â·</w:t>
+        <w:t xml:space="preserve">·</w:t>
       </w:r>
       <w:r>
         <w:t xml:space="preserve"> </w:t>
@@ -40494,7 +40494,7 @@
         <w:t xml:space="preserve"> </w:t>
       </w:r>
       <w:r>
-        <w:t xml:space="preserve">Â·</w:t>
+        <w:t xml:space="preserve">·</w:t>
       </w:r>
       <w:r>
         <w:t xml:space="preserve"> </w:t>
@@ -40515,7 +40515,7 @@
           <w:b/>
           <w:bCs/>
         </w:rPr>
-        <w:t xml:space="preserve">Positive labels â€” date</w:t>
+        <w:t xml:space="preserve">Positive labels — date</w:t>
       </w:r>
     </w:p>
     <w:p>
@@ -40532,7 +40532,7 @@
         <w:t xml:space="preserve"> </w:t>
       </w:r>
       <w:r>
-        <w:t xml:space="preserve">Â·</w:t>
+        <w:t xml:space="preserve">·</w:t>
       </w:r>
       <w:r>
         <w:t xml:space="preserve"> </w:t>
@@ -40547,7 +40547,7 @@
         <w:t xml:space="preserve"> </w:t>
       </w:r>
       <w:r>
-        <w:t xml:space="preserve">Â·</w:t>
+        <w:t xml:space="preserve">·</w:t>
       </w:r>
       <w:r>
         <w:t xml:space="preserve"> </w:t>
@@ -40562,7 +40562,7 @@
         <w:t xml:space="preserve"> </w:t>
       </w:r>
       <w:r>
-        <w:t xml:space="preserve">Â·</w:t>
+        <w:t xml:space="preserve">·</w:t>
       </w:r>
       <w:r>
         <w:t xml:space="preserve"> </w:t>
@@ -40577,7 +40577,7 @@
         <w:t xml:space="preserve"> </w:t>
       </w:r>
       <w:r>
-        <w:t xml:space="preserve">Â·</w:t>
+        <w:t xml:space="preserve">·</w:t>
       </w:r>
       <w:r>
         <w:t xml:space="preserve"> </w:t>
@@ -40592,7 +40592,7 @@
         <w:t xml:space="preserve"> </w:t>
       </w:r>
       <w:r>
-        <w:t xml:space="preserve">Â·</w:t>
+        <w:t xml:space="preserve">·</w:t>
       </w:r>
       <w:r>
         <w:t xml:space="preserve"> </w:t>
@@ -40607,7 +40607,7 @@
         <w:t xml:space="preserve"> </w:t>
       </w:r>
       <w:r>
-        <w:t xml:space="preserve">Â·</w:t>
+        <w:t xml:space="preserve">·</w:t>
       </w:r>
       <w:r>
         <w:t xml:space="preserve"> </w:t>
@@ -40622,7 +40622,7 @@
         <w:t xml:space="preserve"> </w:t>
       </w:r>
       <w:r>
-        <w:t xml:space="preserve">Â·</w:t>
+        <w:t xml:space="preserve">·</w:t>
       </w:r>
       <w:r>
         <w:t xml:space="preserve"> </w:t>
@@ -40643,7 +40643,7 @@
           <w:b/>
           <w:bCs/>
         </w:rPr>
-        <w:t xml:space="preserve">Positive labels â€” document number</w:t>
+        <w:t xml:space="preserve">Positive labels — document number</w:t>
       </w:r>
     </w:p>
     <w:p>
@@ -40654,13 +40654,13 @@
         <w:rPr>
           <w:rStyle w:val="VerbatimChar"/>
         </w:rPr>
-        <w:t xml:space="preserve">FACTURA N.Âº</w:t>
+        <w:t xml:space="preserve">FACTURA N.º</w:t>
       </w:r>
       <w:r>
         <w:t xml:space="preserve"> </w:t>
       </w:r>
       <w:r>
-        <w:t xml:space="preserve">Â·</w:t>
+        <w:t xml:space="preserve">·</w:t>
       </w:r>
       <w:r>
         <w:t xml:space="preserve"> </w:t>
@@ -40669,13 +40669,13 @@
         <w:rPr>
           <w:rStyle w:val="VerbatimChar"/>
         </w:rPr>
-        <w:t xml:space="preserve">NÂº FACTURA</w:t>
+        <w:t xml:space="preserve">Nº FACTURA</w:t>
       </w:r>
       <w:r>
         <w:t xml:space="preserve"> </w:t>
       </w:r>
       <w:r>
-        <w:t xml:space="preserve">Â·</w:t>
+        <w:t xml:space="preserve">·</w:t>
       </w:r>
       <w:r>
         <w:t xml:space="preserve"> </w:t>
@@ -40690,7 +40690,7 @@
         <w:t xml:space="preserve"> </w:t>
       </w:r>
       <w:r>
-        <w:t xml:space="preserve">Â·</w:t>
+        <w:t xml:space="preserve">·</w:t>
       </w:r>
       <w:r>
         <w:t xml:space="preserve"> </w:t>
@@ -40705,7 +40705,7 @@
         <w:t xml:space="preserve"> </w:t>
       </w:r>
       <w:r>
-        <w:t xml:space="preserve">Â·</w:t>
+        <w:t xml:space="preserve">·</w:t>
       </w:r>
       <w:r>
         <w:t xml:space="preserve"> </w:t>
@@ -40720,7 +40720,7 @@
         <w:t xml:space="preserve"> </w:t>
       </w:r>
       <w:r>
-        <w:t xml:space="preserve">Â·</w:t>
+        <w:t xml:space="preserve">·</w:t>
       </w:r>
       <w:r>
         <w:t xml:space="preserve"> </w:t>
@@ -40735,7 +40735,7 @@
         <w:t xml:space="preserve"> </w:t>
       </w:r>
       <w:r>
-        <w:t xml:space="preserve">Â·</w:t>
+        <w:t xml:space="preserve">·</w:t>
       </w:r>
       <w:r>
         <w:t xml:space="preserve"> </w:t>
@@ -40750,7 +40750,7 @@
         <w:t xml:space="preserve"> </w:t>
       </w:r>
       <w:r>
-        <w:t xml:space="preserve">Â·</w:t>
+        <w:t xml:space="preserve">·</w:t>
       </w:r>
       <w:r>
         <w:t xml:space="preserve"> </w:t>
@@ -40759,13 +40759,13 @@
         <w:rPr>
           <w:rStyle w:val="VerbatimChar"/>
         </w:rPr>
-        <w:t xml:space="preserve">N.Âº de factura</w:t>
+        <w:t xml:space="preserve">N.º de factura</w:t>
       </w:r>
       <w:r>
         <w:t xml:space="preserve"> </w:t>
       </w:r>
       <w:r>
-        <w:t xml:space="preserve">Â·</w:t>
+        <w:t xml:space="preserve">·</w:t>
       </w:r>
       <w:r>
         <w:t xml:space="preserve"> </w:t>
@@ -40780,7 +40780,7 @@
         <w:t xml:space="preserve"> </w:t>
       </w:r>
       <w:r>
-        <w:t xml:space="preserve">Â·</w:t>
+        <w:t xml:space="preserve">·</w:t>
       </w:r>
       <w:r>
         <w:t xml:space="preserve"> </w:t>
@@ -40795,7 +40795,7 @@
         <w:t xml:space="preserve"> </w:t>
       </w:r>
       <w:r>
-        <w:t xml:space="preserve">Â·</w:t>
+        <w:t xml:space="preserve">·</w:t>
       </w:r>
       <w:r>
         <w:t xml:space="preserve"> </w:t>
@@ -40816,7 +40816,7 @@
           <w:b/>
           <w:bCs/>
         </w:rPr>
-        <w:t xml:space="preserve">Negative context â€” suppressed as tax candidates</w:t>
+        <w:t xml:space="preserve">Negative context — suppressed as tax candidates</w:t>
       </w:r>
     </w:p>
     <w:p>
@@ -40833,7 +40833,7 @@
         <w:t xml:space="preserve"> </w:t>
       </w:r>
       <w:r>
-        <w:t xml:space="preserve">Â·</w:t>
+        <w:t xml:space="preserve">·</w:t>
       </w:r>
       <w:r>
         <w:t xml:space="preserve"> </w:t>
@@ -40848,7 +40848,7 @@
         <w:t xml:space="preserve"> </w:t>
       </w:r>
       <w:r>
-        <w:t xml:space="preserve">Â·</w:t>
+        <w:t xml:space="preserve">·</w:t>
       </w:r>
       <w:r>
         <w:t xml:space="preserve"> </w:t>
@@ -40863,7 +40863,7 @@
         <w:t xml:space="preserve"> </w:t>
       </w:r>
       <w:r>
-        <w:t xml:space="preserve">Â·</w:t>
+        <w:t xml:space="preserve">·</w:t>
       </w:r>
       <w:r>
         <w:t xml:space="preserve"> </w:t>
@@ -40878,7 +40878,7 @@
         <w:t xml:space="preserve"> </w:t>
       </w:r>
       <w:r>
-        <w:t xml:space="preserve">Â·</w:t>
+        <w:t xml:space="preserve">·</w:t>
       </w:r>
       <w:r>
         <w:t xml:space="preserve"> </w:t>
@@ -40887,13 +40887,13 @@
         <w:rPr>
           <w:rStyle w:val="VerbatimChar"/>
         </w:rPr>
-        <w:t xml:space="preserve">conversiÃ³n de divisa</w:t>
+        <w:t xml:space="preserve">conversión de divisa</w:t>
       </w:r>
       <w:r>
         <w:t xml:space="preserve"> </w:t>
       </w:r>
       <w:r>
-        <w:t xml:space="preserve">Â·</w:t>
+        <w:t xml:space="preserve">·</w:t>
       </w:r>
       <w:r>
         <w:t xml:space="preserve"> </w:t>
@@ -40908,7 +40908,7 @@
         <w:t xml:space="preserve"> </w:t>
       </w:r>
       <w:r>
-        <w:t xml:space="preserve">Â·</w:t>
+        <w:t xml:space="preserve">·</w:t>
       </w:r>
       <w:r>
         <w:t xml:space="preserve"> </w:t>
@@ -40923,7 +40923,7 @@
         <w:t xml:space="preserve"> </w:t>
       </w:r>
       <w:r>
-        <w:t xml:space="preserve">Â·</w:t>
+        <w:t xml:space="preserve">·</w:t>
       </w:r>
       <w:r>
         <w:t xml:space="preserve"> </w:t>
@@ -40938,7 +40938,7 @@
         <w:t xml:space="preserve"> </w:t>
       </w:r>
       <w:r>
-        <w:t xml:space="preserve">Â·</w:t>
+        <w:t xml:space="preserve">·</w:t>
       </w:r>
       <w:r>
         <w:t xml:space="preserve"> </w:t>
@@ -40953,7 +40953,7 @@
         <w:t xml:space="preserve"> </w:t>
       </w:r>
       <w:r>
-        <w:t xml:space="preserve">Â·</w:t>
+        <w:t xml:space="preserve">·</w:t>
       </w:r>
       <w:r>
         <w:t xml:space="preserve"> </w:t>
@@ -40968,7 +40968,7 @@
         <w:t xml:space="preserve"> </w:t>
       </w:r>
       <w:r>
-        <w:t xml:space="preserve">Â·</w:t>
+        <w:t xml:space="preserve">·</w:t>
       </w:r>
       <w:r>
         <w:t xml:space="preserve"> </w:t>
@@ -40983,7 +40983,7 @@
         <w:t xml:space="preserve"> </w:t>
       </w:r>
       <w:r>
-        <w:t xml:space="preserve">Â·</w:t>
+        <w:t xml:space="preserve">·</w:t>
       </w:r>
       <w:r>
         <w:t xml:space="preserve"> </w:t>
@@ -40998,7 +40998,7 @@
         <w:t xml:space="preserve"> </w:t>
       </w:r>
       <w:r>
-        <w:t xml:space="preserve">Â·</w:t>
+        <w:t xml:space="preserve">·</w:t>
       </w:r>
       <w:r>
         <w:t xml:space="preserve"> </w:t>
@@ -41013,7 +41013,7 @@
         <w:t xml:space="preserve"> </w:t>
       </w:r>
       <w:r>
-        <w:t xml:space="preserve">Â·</w:t>
+        <w:t xml:space="preserve">·</w:t>
       </w:r>
       <w:r>
         <w:t xml:space="preserve"> </w:t>
@@ -41028,7 +41028,7 @@
         <w:t xml:space="preserve"> </w:t>
       </w:r>
       <w:r>
-        <w:t xml:space="preserve">Â·</w:t>
+        <w:t xml:space="preserve">·</w:t>
       </w:r>
       <w:r>
         <w:t xml:space="preserve"> </w:t>
@@ -41043,7 +41043,7 @@
         <w:t xml:space="preserve"> </w:t>
       </w:r>
       <w:r>
-        <w:t xml:space="preserve">Â·</w:t>
+        <w:t xml:space="preserve">·</w:t>
       </w:r>
       <w:r>
         <w:t xml:space="preserve"> </w:t>
@@ -41058,7 +41058,7 @@
         <w:t xml:space="preserve"> </w:t>
       </w:r>
       <w:r>
-        <w:t xml:space="preserve">Â·</w:t>
+        <w:t xml:space="preserve">·</w:t>
       </w:r>
       <w:r>
         <w:t xml:space="preserve"> </w:t>
@@ -41067,13 +41067,13 @@
         <w:rPr>
           <w:rStyle w:val="VerbatimChar"/>
         </w:rPr>
-        <w:t xml:space="preserve">comisiÃ³n</w:t>
+        <w:t xml:space="preserve">comisión</w:t>
       </w:r>
       <w:r>
         <w:t xml:space="preserve"> </w:t>
       </w:r>
       <w:r>
-        <w:t xml:space="preserve">Â·</w:t>
+        <w:t xml:space="preserve">·</w:t>
       </w:r>
       <w:r>
         <w:t xml:space="preserve"> </w:t>
@@ -41088,7 +41088,7 @@
         <w:t xml:space="preserve"> </w:t>
       </w:r>
       <w:r>
-        <w:t xml:space="preserve">Â·</w:t>
+        <w:t xml:space="preserve">·</w:t>
       </w:r>
       <w:r>
         <w:t xml:space="preserve"> </w:t>
@@ -41103,7 +41103,7 @@
         <w:t xml:space="preserve"> </w:t>
       </w:r>
       <w:r>
-        <w:t xml:space="preserve">Â·</w:t>
+        <w:t xml:space="preserve">·</w:t>
       </w:r>
       <w:r>
         <w:t xml:space="preserve"> </w:t>
@@ -41118,7 +41118,7 @@
         <w:t xml:space="preserve"> </w:t>
       </w:r>
       <w:r>
-        <w:t xml:space="preserve">Â·</w:t>
+        <w:t xml:space="preserve">·</w:t>
       </w:r>
       <w:r>
         <w:t xml:space="preserve"> </w:t>
@@ -41133,7 +41133,7 @@
         <w:t xml:space="preserve"> </w:t>
       </w:r>
       <w:r>
-        <w:t xml:space="preserve">Â·</w:t>
+        <w:t xml:space="preserve">·</w:t>
       </w:r>
       <w:r>
         <w:t xml:space="preserve"> </w:t>
@@ -41185,7 +41185,7 @@
         <w:pStyle w:val="Heading1"/>
       </w:pPr>
       <w:r>
-        <w:t xml:space="preserve">Annex D â€” Worked examples</w:t>
+        <w:t xml:space="preserve">Annex D — Worked examples</w:t>
       </w:r>
     </w:p>
     <w:p>
@@ -41202,7 +41202,7 @@
         <w:pStyle w:val="Heading2"/>
       </w:pPr>
       <w:r>
-        <w:t xml:space="preserve">D.1 â€” EAN-13 confirmed against its check digit</w:t>
+        <w:t xml:space="preserve">D.1 — EAN-13 confirmed against its check digit</w:t>
       </w:r>
       <w:r>
         <w:t xml:space="preserve"> </w:t>
@@ -41274,7 +41274,7 @@
         <w:t xml:space="preserve"> </w:t>
       </w:r>
       <w:r>
-        <w:t xml:space="preserve">is accepted; the competing candidate is ruled out. Strength: consistent with a check digit â€”</w:t>
+        <w:t xml:space="preserve">is accepted; the competing candidate is ruled out. Strength: consistent with a check digit —</w:t>
       </w:r>
       <w:r>
         <w:t xml:space="preserve"> </w:t>
@@ -41327,7 +41327,7 @@
         <w:pStyle w:val="Heading2"/>
       </w:pPr>
       <w:r>
-        <w:t xml:space="preserve">D.2 â€” Repair to the only consistent value</w:t>
+        <w:t xml:space="preserve">D.2 — Repair to the only consistent value</w:t>
       </w:r>
       <w:r>
         <w:t xml:space="preserve"> </w:t>
@@ -41372,7 +41372,7 @@
         <w:t xml:space="preserve"> </w:t>
       </w:r>
       <w:r>
-        <w:t xml:space="preserve">â†’</w:t>
+        <w:t xml:space="preserve">→</w:t>
       </w:r>
       <w:r>
         <w:t xml:space="preserve"> </w:t>
@@ -41414,7 +41414,7 @@
         <w:t xml:space="preserve">repaired</w:t>
       </w:r>
       <w:r>
-        <w:t xml:space="preserve">. Strength: weak â€” the repair is correct only if every other character was read correctly. Presented</w:t>
+        <w:t xml:space="preserve">. Strength: weak — the repair is correct only if every other character was read correctly. Presented</w:t>
       </w:r>
       <w:r>
         <w:t xml:space="preserve"> </w:t>
@@ -41455,7 +41455,7 @@
         <w:pStyle w:val="Heading2"/>
       </w:pPr>
       <w:r>
-        <w:t xml:space="preserve">D.3 â€” Arithmetic resolves an ambiguous total</w:t>
+        <w:t xml:space="preserve">D.3 — Arithmetic resolves an ambiguous total</w:t>
       </w:r>
       <w:r>
         <w:t xml:space="preserve"> </w:t>
@@ -41465,7 +41465,7 @@
           <w:i/>
           <w:iCs/>
         </w:rPr>
-        <w:t xml:space="preserve">(strong, green â€” and the negative variant)</w:t>
+        <w:t xml:space="preserve">(strong, green — and the negative variant)</w:t>
       </w:r>
     </w:p>
     <w:p>
@@ -41603,7 +41603,7 @@
         <w:t xml:space="preserve">green</w:t>
       </w:r>
       <w:r>
-        <w:t xml:space="preserve">, with the thumbnail highlighting all three regions. The sum of printed values is required to be exactly equal â€” no tolerance (BR-09); the prototype’s Â±0.02 tolerance, which let</w:t>
+        <w:t xml:space="preserve">, with the thumbnail highlighting all three regions. The sum of printed values is required to be exactly equal — no tolerance (BR-09); the prototype’s ±0.02 tolerance, which let</w:t>
       </w:r>
       <w:r>
         <w:t xml:space="preserve"> </w:t>
@@ -41692,7 +41692,7 @@
         <w:pStyle w:val="Heading2"/>
       </w:pPr>
       <w:r>
-        <w:t xml:space="preserve">D.4 â€” A DCC mark-up read as VAT</w:t>
+        <w:t xml:space="preserve">D.4 — A DCC mark-up read as VAT</w:t>
       </w:r>
       <w:r>
         <w:t xml:space="preserve"> </w:t>
@@ -41710,7 +41710,7 @@
         <w:pStyle w:val="FirstParagraph"/>
       </w:pPr>
       <w:r>
-        <w:t xml:space="preserve">A card charge abroad prints a currency-conversion mark-up of 4.5%. A pipeline without the negative-context dictionary reads it as a tax rate, derives a base from the total at 4.5%, and writes a breakdown that never existed on the document â€” exactly the failure the 16-document test produced (record 1428).</w:t>
+        <w:t xml:space="preserve">A card charge abroad prints a currency-conversion mark-up of 4.5%. A pipeline without the negative-context dictionary reads it as a tax rate, derives a base from the total at 4.5%, and writes a breakdown that never existed on the document — exactly the failure the 16-document test produced (record 1428).</w:t>
       </w:r>
     </w:p>
     <w:p>
@@ -41758,7 +41758,7 @@
         <w:rPr>
           <w:rStyle w:val="VerbatimChar"/>
         </w:rPr>
-        <w:t xml:space="preserve">conversiÃ³n de divisa</w:t>
+        <w:t xml:space="preserve">conversión de divisa</w:t>
       </w:r>
       <w:r>
         <w:t xml:space="preserve">) and, independently, rejected by the legal-rate check (4.5% is not a legal rate in any launch country). The amount is captured instead as</w:t>
@@ -41829,7 +41829,7 @@
         <w:pStyle w:val="Heading2"/>
       </w:pPr>
       <w:r>
-        <w:t xml:space="preserve">D.5 â€” The derived-base tautology</w:t>
+        <w:t xml:space="preserve">D.5 — The derived-base tautology</w:t>
       </w:r>
       <w:r>
         <w:t xml:space="preserve"> </w:t>
@@ -41871,7 +41871,7 @@
         <w:rPr>
           <w:rStyle w:val="VerbatimChar"/>
         </w:rPr>
-        <w:t xml:space="preserve">base = 19.98 Ã· 1.21 = 16.51</w:t>
+        <w:t xml:space="preserve">base = 19.98 ÷ 1.21 = 16.51</w:t>
       </w:r>
       <w:r>
         <w:t xml:space="preserve"> </w:t>
@@ -41886,7 +41886,7 @@
         <w:rPr>
           <w:rStyle w:val="VerbatimChar"/>
         </w:rPr>
-        <w:t xml:space="preserve">tax = 19.98 âˆ’ 16.51 = 3.47</w:t>
+        <w:t xml:space="preserve">tax = 19.98 − 16.51 = 3.47</w:t>
       </w:r>
       <w:r>
         <w:t xml:space="preserve">, then evaluates</w:t>
@@ -41988,7 +41988,7 @@
         <w:pStyle w:val="Heading1"/>
       </w:pPr>
       <w:r>
-        <w:t xml:space="preserve">Annex E â€” Numbering and status conventions</w:t>
+        <w:t xml:space="preserve">Annex E — Numbering and status conventions</w:t>
       </w:r>
     </w:p>
     <w:bookmarkStart w:id="241" w:name="e.1-requirement-identifiers"/>
@@ -42107,7 +42107,7 @@
               <w:t xml:space="preserve"> </w:t>
             </w:r>
             <w:r>
-              <w:t xml:space="preserve">capture Â·</w:t>
+              <w:t xml:space="preserve">capture ·</w:t>
             </w:r>
             <w:r>
               <w:t xml:space="preserve"> </w:t>
@@ -42122,7 +42122,7 @@
               <w:t xml:space="preserve"> </w:t>
             </w:r>
             <w:r>
-              <w:t xml:space="preserve">extraction Â·</w:t>
+              <w:t xml:space="preserve">extraction ·</w:t>
             </w:r>
             <w:r>
               <w:t xml:space="preserve"> </w:t>
@@ -42137,7 +42137,7 @@
               <w:t xml:space="preserve"> </w:t>
             </w:r>
             <w:r>
-              <w:t xml:space="preserve">validation and confidence Â·</w:t>
+              <w:t xml:space="preserve">validation and confidence ·</w:t>
             </w:r>
             <w:r>
               <w:t xml:space="preserve"> </w:t>
@@ -42152,7 +42152,7 @@
               <w:t xml:space="preserve"> </w:t>
             </w:r>
             <w:r>
-              <w:t xml:space="preserve">review Â·</w:t>
+              <w:t xml:space="preserve">review ·</w:t>
             </w:r>
             <w:r>
               <w:t xml:space="preserve"> </w:t>
@@ -42167,7 +42167,7 @@
               <w:t xml:space="preserve"> </w:t>
             </w:r>
             <w:r>
-              <w:t xml:space="preserve">destinations and mapping Â·</w:t>
+              <w:t xml:space="preserve">destinations and mapping ·</w:t>
             </w:r>
             <w:r>
               <w:t xml:space="preserve"> </w:t>
@@ -42182,7 +42182,7 @@
               <w:t xml:space="preserve"> </w:t>
             </w:r>
             <w:r>
-              <w:t xml:space="preserve">setup wizard Â·</w:t>
+              <w:t xml:space="preserve">setup wizard ·</w:t>
             </w:r>
             <w:r>
               <w:t xml:space="preserve"> </w:t>
@@ -42197,7 +42197,7 @@
               <w:t xml:space="preserve"> </w:t>
             </w:r>
             <w:r>
-              <w:t xml:space="preserve">send pipeline Â·</w:t>
+              <w:t xml:space="preserve">send pipeline ·</w:t>
             </w:r>
             <w:r>
               <w:t xml:space="preserve"> </w:t>
@@ -42212,7 +42212,7 @@
               <w:t xml:space="preserve"> </w:t>
             </w:r>
             <w:r>
-              <w:t xml:space="preserve">history Â·</w:t>
+              <w:t xml:space="preserve">history ·</w:t>
             </w:r>
             <w:r>
               <w:t xml:space="preserve"> </w:t>
@@ -42227,7 +42227,7 @@
               <w:t xml:space="preserve"> </w:t>
             </w:r>
             <w:r>
-              <w:t xml:space="preserve">supplier memory Â·</w:t>
+              <w:t xml:space="preserve">supplier memory ·</w:t>
             </w:r>
             <w:r>
               <w:t xml:space="preserve"> </w:t>
@@ -42242,7 +42242,7 @@
               <w:t xml:space="preserve"> </w:t>
             </w:r>
             <w:r>
-              <w:t xml:space="preserve">configuration and data management Â·</w:t>
+              <w:t xml:space="preserve">configuration and data management ·</w:t>
             </w:r>
             <w:r>
               <w:t xml:space="preserve"> </w:t>
@@ -42257,7 +42257,7 @@
               <w:t xml:space="preserve"> </w:t>
             </w:r>
             <w:r>
-              <w:t xml:space="preserve">countries and languages Â·</w:t>
+              <w:t xml:space="preserve">countries and languages ·</w:t>
             </w:r>
             <w:r>
               <w:t xml:space="preserve"> </w:t>
@@ -42310,7 +42310,7 @@
               <w:pStyle w:val="Compact"/>
             </w:pPr>
             <w:r>
-              <w:t xml:space="preserve">Business rule â€” cross-cutting, testable, sourced. Â§5.</w:t>
+              <w:t xml:space="preserve">Business rule — cross-cutting, testable, sourced. §5.</w:t>
             </w:r>
           </w:p>
         </w:tc>
@@ -42483,7 +42483,7 @@
               <w:t xml:space="preserve"> </w:t>
             </w:r>
             <w:r>
-              <w:t xml:space="preserve">size. Â§8.</w:t>
+              <w:t xml:space="preserve">size. §8.</w:t>
             </w:r>
           </w:p>
         </w:tc>
@@ -42521,7 +42521,7 @@
               <w:pStyle w:val="Compact"/>
             </w:pPr>
             <w:r>
-              <w:t xml:space="preserve">Use case â€” a real end-to-end journey. Â§3.</w:t>
+              <w:t xml:space="preserve">Use case — a real end-to-end journey. §3.</w:t>
             </w:r>
           </w:p>
         </w:tc>
@@ -42623,7 +42623,7 @@
               <w:pStyle w:val="Compact"/>
             </w:pPr>
             <w:r>
-              <w:t xml:space="preserve">Behaviour fixed and buildable; the acceptance test cannot run until the named open decision closes. Listed in Â§11.5.</w:t>
+              <w:t xml:space="preserve">Behaviour fixed and buildable; the acceptance test cannot run until the named open decision closes. Listed in §11.5.</w:t>
             </w:r>
           </w:p>
         </w:tc>
@@ -42838,7 +42838,7 @@
               <w:pStyle w:val="Compact"/>
             </w:pPr>
             <w:r>
-              <w:t xml:space="preserve">PDR Â§6.1 Â· ADR-019</w:t>
+              <w:t xml:space="preserve">PDR §6.1 · ADR-019</w:t>
             </w:r>
           </w:p>
         </w:tc>
@@ -42866,7 +42866,7 @@
               <w:pStyle w:val="Compact"/>
             </w:pPr>
             <w:r>
-              <w:t xml:space="preserve">Defined Â· Must</w:t>
+              <w:t xml:space="preserve">Defined · Must</w:t>
             </w:r>
           </w:p>
         </w:tc>
@@ -43031,7 +43031,7 @@
               <w:pStyle w:val="Compact"/>
             </w:pPr>
             <w:r>
-              <w:t xml:space="preserve">The app POSTs the create Â· the response is lost Â· the document enters</w:t>
+              <w:t xml:space="preserve">The app POSTs the create · the response is lost · the document enters</w:t>
             </w:r>
             <w:r>
               <w:t xml:space="preserve"> </w:t>
@@ -43046,7 +43046,7 @@
               <w:t xml:space="preserve"> </w:t>
             </w:r>
             <w:r>
-              <w:t xml:space="preserve">Â· the app reads the most recent records Â· exactly one matches within the window Â· the app adopts it and continues to the attachment step</w:t>
+              <w:t xml:space="preserve">· the app reads the most recent records · exactly one matches within the window · the app adopts it and continues to the attachment step</w:t>
             </w:r>
           </w:p>
         </w:tc>
@@ -43074,7 +43074,7 @@
               <w:pStyle w:val="Compact"/>
             </w:pPr>
             <w:r>
-              <w:t xml:space="preserve">No match â†’ the record is created. Ambiguous â†’ the app surfaces the uncertainty and the user chooses.</w:t>
+              <w:t xml:space="preserve">No match → the record is created. Ambiguous → the app surfaces the uncertainty and the user chooses.</w:t>
             </w:r>
           </w:p>
         </w:tc>
@@ -43139,7 +43139,7 @@
               <w:pStyle w:val="Compact"/>
             </w:pPr>
             <w:r>
-              <w:t xml:space="preserve">ADR-013 Â· PDR Â§9.1</w:t>
+              <w:t xml:space="preserve">ADR-013 · PDR §9.1</w:t>
             </w:r>
           </w:p>
         </w:tc>
@@ -43164,7 +43164,7 @@
         </w:numPr>
       </w:pPr>
       <w:r>
-        <w:t xml:space="preserve">It must carry a source â€” a PDR section, an ADR, a finding or test evidence. No orphan requirements.</w:t>
+        <w:t xml:space="preserve">It must carry a source — a PDR section, an ADR, a finding or test evidence. No orphan requirements.</w:t>
       </w:r>
     </w:p>
     <w:p>
@@ -43176,7 +43176,7 @@
         </w:numPr>
       </w:pPr>
       <w:r>
-        <w:t xml:space="preserve">It must pass the technical contract of Annex A / Â§2.4. That contract is the review filter.</w:t>
+        <w:t xml:space="preserve">It must pass the technical contract of Annex A / §2.4. That contract is the review filter.</w:t>
       </w:r>
     </w:p>
     <w:p>
@@ -43200,7 +43200,7 @@
         </w:numPr>
       </w:pPr>
       <w:r>
-        <w:t xml:space="preserve">It must be entered into the traceability matrix of Â§11 on the day it is added, not later.</w:t>
+        <w:t xml:space="preserve">It must be entered into the traceability matrix of §11 on the day it is added, not later.</w:t>
       </w:r>
     </w:p>
     <w:bookmarkEnd w:id="245"/>
